--- a/Insurminds/Desafio 2/agente_chatbotseguro/Relatório de Implementação.docx
+++ b/Insurminds/Desafio 2/agente_chatbotseguro/Relatório de Implementação.docx
@@ -62,24 +62,8 @@
       <w:r>
         <w:t xml:space="preserve"> </w:t>
       </w:r>
-      <w:r>
-        <w:rPr>
-          <w:b/>
-          <w:bCs/>
-        </w:rPr>
-        <w:t>Data:</w:t>
-      </w:r>
-      <w:r>
-        <w:t xml:space="preserve"> 24 de </w:t>
-      </w:r>
-      <w:proofErr w:type="gramStart"/>
-      <w:r>
-        <w:t>Maio</w:t>
-      </w:r>
-      <w:proofErr w:type="gramEnd"/>
-      <w:r>
-        <w:t xml:space="preserve"> de 2024 </w:t>
-      </w:r>
+    </w:p>
+    <w:p>
       <w:r>
         <w:rPr>
           <w:b/>
@@ -114,11 +98,7 @@
         <w:t xml:space="preserve"> de alta performance.</w:t>
       </w:r>
     </w:p>
-    <w:p>
-      <w:r>
-        <w:t xml:space="preserve">-------------------------------------------------------------------------------- </w:t>
-      </w:r>
-    </w:p>
+    <w:p/>
     <w:p>
       <w:pPr>
         <w:rPr>
@@ -141,7 +121,7 @@
           <w:numId w:val="1"/>
         </w:numPr>
       </w:pPr>
-      <w:hyperlink r:id="rId5" w:anchor="3-resumo-executivo" w:history="1">
+      <w:hyperlink r:id="rId7" w:anchor="3-resumo-executivo" w:history="1">
         <w:r>
           <w:rPr>
             <w:rStyle w:val="Hyperlink"/>
@@ -157,7 +137,7 @@
           <w:numId w:val="1"/>
         </w:numPr>
       </w:pPr>
-      <w:hyperlink r:id="rId6" w:anchor="4-objetivo" w:history="1">
+      <w:hyperlink r:id="rId8" w:anchor="4-objetivo" w:history="1">
         <w:r>
           <w:rPr>
             <w:rStyle w:val="Hyperlink"/>
@@ -185,7 +165,7 @@
           <w:numId w:val="1"/>
         </w:numPr>
       </w:pPr>
-      <w:hyperlink r:id="rId7" w:anchor="5-descri%C3%A7%C3%A3o-da-solu%C3%A7%C3%A3o" w:history="1">
+      <w:hyperlink r:id="rId9" w:anchor="5-descri%C3%A7%C3%A3o-da-solu%C3%A7%C3%A3o" w:history="1">
         <w:r>
           <w:rPr>
             <w:rStyle w:val="Hyperlink"/>
@@ -201,7 +181,7 @@
           <w:numId w:val="1"/>
         </w:numPr>
       </w:pPr>
-      <w:hyperlink r:id="rId8" w:anchor="6-arquitetura-da-solu%C3%A7%C3%A3o" w:history="1">
+      <w:hyperlink r:id="rId10" w:anchor="6-arquitetura-da-solu%C3%A7%C3%A3o" w:history="1">
         <w:r>
           <w:rPr>
             <w:rStyle w:val="Hyperlink"/>
@@ -217,7 +197,7 @@
           <w:numId w:val="1"/>
         </w:numPr>
       </w:pPr>
-      <w:hyperlink r:id="rId9" w:anchor="7-tecnologias-utilizadas" w:history="1">
+      <w:hyperlink r:id="rId11" w:anchor="7-tecnologias-utilizadas" w:history="1">
         <w:r>
           <w:rPr>
             <w:rStyle w:val="Hyperlink"/>
@@ -233,7 +213,7 @@
           <w:numId w:val="1"/>
         </w:numPr>
       </w:pPr>
-      <w:hyperlink r:id="rId10" w:anchor="8-especifica%C3%A7%C3%A3o-t%C3%A9cnica" w:history="1">
+      <w:hyperlink r:id="rId12" w:anchor="8-especifica%C3%A7%C3%A3o-t%C3%A9cnica" w:history="1">
         <w:r>
           <w:rPr>
             <w:rStyle w:val="Hyperlink"/>
@@ -249,7 +229,7 @@
           <w:numId w:val="1"/>
         </w:numPr>
       </w:pPr>
-      <w:hyperlink r:id="rId11" w:anchor="9-intelig%C3%AAncia-artificial" w:history="1">
+      <w:hyperlink r:id="rId13" w:anchor="9-intelig%C3%AAncia-artificial" w:history="1">
         <w:r>
           <w:rPr>
             <w:rStyle w:val="Hyperlink"/>
@@ -265,7 +245,7 @@
           <w:numId w:val="1"/>
         </w:numPr>
       </w:pPr>
-      <w:hyperlink r:id="rId12" w:anchor="10-fluxo-de-atividades" w:history="1">
+      <w:hyperlink r:id="rId14" w:anchor="10-fluxo-de-atividades" w:history="1">
         <w:r>
           <w:rPr>
             <w:rStyle w:val="Hyperlink"/>
@@ -281,7 +261,7 @@
           <w:numId w:val="1"/>
         </w:numPr>
       </w:pPr>
-      <w:hyperlink r:id="rId13" w:anchor="11-resultados-obtidos" w:history="1">
+      <w:hyperlink r:id="rId15" w:anchor="11-resultados-obtidos" w:history="1">
         <w:r>
           <w:rPr>
             <w:rStyle w:val="Hyperlink"/>
@@ -297,7 +277,7 @@
           <w:numId w:val="1"/>
         </w:numPr>
       </w:pPr>
-      <w:hyperlink r:id="rId14" w:anchor="12-grupo-e-contatos-sintoni-ia" w:history="1">
+      <w:hyperlink r:id="rId16" w:anchor="12-grupo-e-contatos-sintoni-ia" w:history="1">
         <w:r>
           <w:rPr>
             <w:rStyle w:val="Hyperlink"/>
@@ -320,23 +300,33 @@
         </w:r>
       </w:hyperlink>
     </w:p>
-    <w:p>
-      <w:r>
-        <w:t xml:space="preserve">-------------------------------------------------------------------------------- </w:t>
-      </w:r>
-    </w:p>
-    <w:p>
-      <w:pPr>
-        <w:rPr>
-          <w:b/>
-          <w:bCs/>
-        </w:rPr>
-      </w:pPr>
-      <w:r>
-        <w:rPr>
-          <w:b/>
-          <w:bCs/>
-        </w:rPr>
+    <w:p/>
+    <w:p/>
+    <w:p/>
+    <w:p/>
+    <w:p/>
+    <w:p/>
+    <w:p/>
+    <w:p/>
+    <w:p/>
+    <w:p/>
+    <w:p/>
+    <w:p/>
+    <w:p/>
+    <w:p/>
+    <w:p>
+      <w:pPr>
+        <w:rPr>
+          <w:b/>
+          <w:bCs/>
+        </w:rPr>
+      </w:pPr>
+      <w:r>
+        <w:rPr>
+          <w:b/>
+          <w:bCs/>
+        </w:rPr>
+        <w:lastRenderedPageBreak/>
         <w:t>3. RESUMO EXECUTIVO</w:t>
       </w:r>
     </w:p>
@@ -393,11 +383,7 @@
         <w:t>Esta base sólida de inovação tecnológica serve como alicerce para os objetivos estratégicos detalhados a seguir.</w:t>
       </w:r>
     </w:p>
-    <w:p>
-      <w:r>
-        <w:t xml:space="preserve">-------------------------------------------------------------------------------- </w:t>
-      </w:r>
-    </w:p>
+    <w:p/>
     <w:p>
       <w:pPr>
         <w:rPr>
@@ -415,7 +401,6 @@
     </w:p>
     <w:p>
       <w:r>
-        <w:lastRenderedPageBreak/>
         <w:t xml:space="preserve">Este documento visa descrever a implementação técnica e funcional do Agente Inteligente </w:t>
       </w:r>
       <w:proofErr w:type="spellStart"/>
@@ -465,13 +450,24 @@
         <w:t>Inteligência Contextual (RAG):</w:t>
       </w:r>
       <w:r>
-        <w:t xml:space="preserve"> Utilização da pasta /</w:t>
-      </w:r>
-      <w:proofErr w:type="spellStart"/>
-      <w:r>
-        <w:t>rag_docs</w:t>
-      </w:r>
-      <w:proofErr w:type="spellEnd"/>
+        <w:t xml:space="preserve"> Utilização da pasta </w:t>
+      </w:r>
+      <w:hyperlink r:id="rId17" w:history="1">
+        <w:r>
+          <w:rPr>
+            <w:rStyle w:val="Hyperlink"/>
+          </w:rPr>
+          <w:t>/</w:t>
+        </w:r>
+        <w:proofErr w:type="spellStart"/>
+        <w:r>
+          <w:rPr>
+            <w:rStyle w:val="Hyperlink"/>
+          </w:rPr>
+          <w:t>rag_docs</w:t>
+        </w:r>
+        <w:proofErr w:type="spellEnd"/>
+      </w:hyperlink>
       <w:r>
         <w:t xml:space="preserve"> como fonte da verdade, permitindo que a IA extraia informações de manuais de segurados e termos de apólices em tempo real.</w:t>
       </w:r>
@@ -499,11 +495,7 @@
         <w:t>Para viabilizar esses pilares, projetamos uma infraestrutura baseada em nuvem que será detalhada na próxima seção.</w:t>
       </w:r>
     </w:p>
-    <w:p>
-      <w:r>
-        <w:t xml:space="preserve">-------------------------------------------------------------------------------- </w:t>
-      </w:r>
-    </w:p>
+    <w:p/>
     <w:p>
       <w:pPr>
         <w:rPr>
@@ -586,7 +578,11 @@
       </w:r>
       <w:proofErr w:type="spellEnd"/>
       <w:r>
-        <w:t>. Quando o usuário faz uma pergunta, o agente busca trechos relevantes nestes manuais para compor a resposta. Isso garante que a informação fornecida seja baseada estritamente nos termos vigentes da seguradora, minimizando erros e garantindo a conformidade técnica exigida pelo setor.</w:t>
+        <w:t xml:space="preserve">. Quando o usuário faz uma pergunta, o </w:t>
+      </w:r>
+      <w:r>
+        <w:lastRenderedPageBreak/>
+        <w:t>agente busca trechos relevantes nestes manuais para compor a resposta. Isso garante que a informação fornecida seja baseada estritamente nos termos vigentes da seguradora, minimizando erros e garantindo a conformidade técnica exigida pelo setor.</w:t>
       </w:r>
     </w:p>
     <w:p>
@@ -594,11 +590,7 @@
         <w:t>Com a inteligência definida, passamos para a estrutura de engenharia que sustenta a operação.</w:t>
       </w:r>
     </w:p>
-    <w:p>
-      <w:r>
-        <w:t xml:space="preserve">-------------------------------------------------------------------------------- </w:t>
-      </w:r>
-    </w:p>
+    <w:p/>
     <w:p>
       <w:pPr>
         <w:rPr>
@@ -829,7 +821,6 @@
           <w:b/>
           <w:bCs/>
         </w:rPr>
-        <w:lastRenderedPageBreak/>
         <w:t xml:space="preserve">[GCP Cloud </w:t>
       </w:r>
       <w:proofErr w:type="spellStart"/>
@@ -851,6 +842,36 @@
       <w:r>
         <w:t xml:space="preserve"> ↔ Execução do container em ambiente escalável.</w:t>
       </w:r>
+    </w:p>
+    <w:p>
+      <w:pPr>
+        <w:ind w:left="720"/>
+        <w:jc w:val="center"/>
+        <w:rPr>
+          <w:b/>
+          <w:bCs/>
+          <w:color w:val="FF0000"/>
+        </w:rPr>
+      </w:pPr>
+      <w:r>
+        <w:rPr>
+          <w:b/>
+          <w:bCs/>
+          <w:color w:val="FF0000"/>
+        </w:rPr>
+        <w:t>INCLUIR DIAGRAMA GRÁFICO</w:t>
+      </w:r>
+    </w:p>
+    <w:p>
+      <w:pPr>
+        <w:ind w:left="720"/>
+        <w:jc w:val="center"/>
+        <w:rPr>
+          <w:b/>
+          <w:bCs/>
+          <w:color w:val="FF0000"/>
+        </w:rPr>
+      </w:pPr>
     </w:p>
     <w:p>
       <w:pPr>
@@ -964,11 +985,7 @@
         <w:t xml:space="preserve"> tecnológica rigorosamente selecionada.</w:t>
       </w:r>
     </w:p>
-    <w:p>
-      <w:r>
-        <w:t xml:space="preserve">-------------------------------------------------------------------------------- </w:t>
-      </w:r>
-    </w:p>
+    <w:p/>
     <w:p>
       <w:pPr>
         <w:rPr>
@@ -1090,7 +1107,14 @@
                 <w:b/>
                 <w:bCs/>
               </w:rPr>
-              <w:t>Python 3.13-slim</w:t>
+              <w:t>Python 3.13-sl</w:t>
+            </w:r>
+            <w:r>
+              <w:rPr>
+                <w:b/>
+                <w:bCs/>
+              </w:rPr>
+              <w:t>im</w:t>
             </w:r>
           </w:p>
         </w:tc>
@@ -1209,11 +1233,20 @@
           <w:bCs/>
         </w:rPr>
       </w:pPr>
-      <w:r>
-        <w:rPr>
-          <w:b/>
-          <w:bCs/>
-        </w:rPr>
+    </w:p>
+    <w:p>
+      <w:pPr>
+        <w:rPr>
+          <w:b/>
+          <w:bCs/>
+        </w:rPr>
+      </w:pPr>
+      <w:r>
+        <w:rPr>
+          <w:b/>
+          <w:bCs/>
+        </w:rPr>
+        <w:lastRenderedPageBreak/>
         <w:t xml:space="preserve">Infraestrutura e </w:t>
       </w:r>
       <w:proofErr w:type="spellStart"/>
@@ -1511,6 +1544,14 @@
           <w:bCs/>
         </w:rPr>
       </w:pPr>
+    </w:p>
+    <w:p>
+      <w:pPr>
+        <w:rPr>
+          <w:b/>
+          <w:bCs/>
+        </w:rPr>
+      </w:pPr>
       <w:proofErr w:type="spellStart"/>
       <w:r>
         <w:rPr>
@@ -1636,10 +1677,614 @@
         <w:t>Esta engenharia permite a execução das especificações detalhadas a seguir.</w:t>
       </w:r>
     </w:p>
-    <w:p>
-      <w:r>
-        <w:t xml:space="preserve">-------------------------------------------------------------------------------- </w:t>
-      </w:r>
+    <w:p/>
+    <w:p>
+      <w:pPr>
+        <w:rPr>
+          <w:b/>
+          <w:bCs/>
+        </w:rPr>
+      </w:pPr>
+      <w:r>
+        <w:rPr>
+          <w:b/>
+          <w:bCs/>
+        </w:rPr>
+        <w:t>8. ESPECIFICAÇÃO TÉCNICA</w:t>
+      </w:r>
+    </w:p>
+    <w:p>
+      <w:r>
+        <w:t>O código foi desenvolvido visando modularidade e eficiência no carregamento de recursos.</w:t>
+      </w:r>
+    </w:p>
+    <w:p>
+      <w:pPr>
+        <w:rPr>
+          <w:b/>
+          <w:bCs/>
+        </w:rPr>
+      </w:pPr>
+      <w:r>
+        <w:rPr>
+          <w:b/>
+          <w:bCs/>
+        </w:rPr>
+        <w:t>Núcleo do Agente (agente_chatbotseguro.py)</w:t>
+      </w:r>
+    </w:p>
+    <w:p>
+      <w:r>
+        <w:t xml:space="preserve">O sistema utiliza classes para separar responsabilidades: </w:t>
+      </w:r>
+      <w:proofErr w:type="spellStart"/>
+      <w:r>
+        <w:t>Loader</w:t>
+      </w:r>
+      <w:proofErr w:type="spellEnd"/>
+      <w:r>
+        <w:t xml:space="preserve"> para ingestão de arquivos, </w:t>
+      </w:r>
+      <w:proofErr w:type="spellStart"/>
+      <w:r>
+        <w:t>SearchIndex</w:t>
+      </w:r>
+      <w:proofErr w:type="spellEnd"/>
+      <w:r>
+        <w:t xml:space="preserve"> para o </w:t>
+      </w:r>
+      <w:proofErr w:type="spellStart"/>
+      <w:r>
+        <w:t>splitter</w:t>
+      </w:r>
+      <w:proofErr w:type="spellEnd"/>
+      <w:r>
+        <w:t xml:space="preserve"> de textos e </w:t>
+      </w:r>
+      <w:proofErr w:type="spellStart"/>
+      <w:r>
+        <w:t>VectorDB</w:t>
+      </w:r>
+      <w:proofErr w:type="spellEnd"/>
+      <w:r>
+        <w:t xml:space="preserve"> para persistência em memória. A orquestração utiliza </w:t>
+      </w:r>
+      <w:proofErr w:type="spellStart"/>
+      <w:r>
+        <w:t>InMemoryCache</w:t>
+      </w:r>
+      <w:proofErr w:type="spellEnd"/>
+      <w:r>
+        <w:t xml:space="preserve"> para acelerar respostas repetitivas.</w:t>
+      </w:r>
+    </w:p>
+    <w:p>
+      <w:r>
+        <w:t xml:space="preserve"># Trecho da lógica de orquestração (Baseado no </w:t>
+      </w:r>
+      <w:proofErr w:type="spellStart"/>
+      <w:r>
+        <w:t>Source</w:t>
+      </w:r>
+      <w:proofErr w:type="spellEnd"/>
+      <w:r>
+        <w:t>)</w:t>
+      </w:r>
+    </w:p>
+    <w:p>
+      <w:pPr>
+        <w:rPr>
+          <w:rFonts w:ascii="Courier New" w:hAnsi="Courier New" w:cs="Courier New"/>
+          <w:sz w:val="18"/>
+          <w:szCs w:val="18"/>
+        </w:rPr>
+      </w:pPr>
+      <w:proofErr w:type="spellStart"/>
+      <w:r>
+        <w:rPr>
+          <w:rFonts w:ascii="Courier New" w:hAnsi="Courier New" w:cs="Courier New"/>
+          <w:sz w:val="18"/>
+          <w:szCs w:val="18"/>
+        </w:rPr>
+        <w:t>from</w:t>
+      </w:r>
+      <w:proofErr w:type="spellEnd"/>
+      <w:r>
+        <w:rPr>
+          <w:rFonts w:ascii="Courier New" w:hAnsi="Courier New" w:cs="Courier New"/>
+          <w:sz w:val="18"/>
+          <w:szCs w:val="18"/>
+        </w:rPr>
+        <w:t xml:space="preserve"> </w:t>
+      </w:r>
+      <w:proofErr w:type="spellStart"/>
+      <w:r>
+        <w:rPr>
+          <w:rFonts w:ascii="Courier New" w:hAnsi="Courier New" w:cs="Courier New"/>
+          <w:sz w:val="18"/>
+          <w:szCs w:val="18"/>
+        </w:rPr>
+        <w:t>langchain_</w:t>
+      </w:r>
+      <w:proofErr w:type="gramStart"/>
+      <w:r>
+        <w:rPr>
+          <w:rFonts w:ascii="Courier New" w:hAnsi="Courier New" w:cs="Courier New"/>
+          <w:sz w:val="18"/>
+          <w:szCs w:val="18"/>
+        </w:rPr>
+        <w:t>core.caches</w:t>
+      </w:r>
+      <w:proofErr w:type="spellEnd"/>
+      <w:proofErr w:type="gramEnd"/>
+      <w:r>
+        <w:rPr>
+          <w:rFonts w:ascii="Courier New" w:hAnsi="Courier New" w:cs="Courier New"/>
+          <w:sz w:val="18"/>
+          <w:szCs w:val="18"/>
+        </w:rPr>
+        <w:t xml:space="preserve"> </w:t>
+      </w:r>
+      <w:proofErr w:type="spellStart"/>
+      <w:r>
+        <w:rPr>
+          <w:rFonts w:ascii="Courier New" w:hAnsi="Courier New" w:cs="Courier New"/>
+          <w:sz w:val="18"/>
+          <w:szCs w:val="18"/>
+        </w:rPr>
+        <w:t>import</w:t>
+      </w:r>
+      <w:proofErr w:type="spellEnd"/>
+      <w:r>
+        <w:rPr>
+          <w:rFonts w:ascii="Courier New" w:hAnsi="Courier New" w:cs="Courier New"/>
+          <w:sz w:val="18"/>
+          <w:szCs w:val="18"/>
+        </w:rPr>
+        <w:t xml:space="preserve"> </w:t>
+      </w:r>
+      <w:proofErr w:type="spellStart"/>
+      <w:r>
+        <w:rPr>
+          <w:rFonts w:ascii="Courier New" w:hAnsi="Courier New" w:cs="Courier New"/>
+          <w:sz w:val="18"/>
+          <w:szCs w:val="18"/>
+        </w:rPr>
+        <w:t>InMemoryCache</w:t>
+      </w:r>
+      <w:proofErr w:type="spellEnd"/>
+    </w:p>
+    <w:p>
+      <w:pPr>
+        <w:rPr>
+          <w:rFonts w:ascii="Courier New" w:hAnsi="Courier New" w:cs="Courier New"/>
+          <w:sz w:val="18"/>
+          <w:szCs w:val="18"/>
+        </w:rPr>
+      </w:pPr>
+      <w:proofErr w:type="spellStart"/>
+      <w:r>
+        <w:rPr>
+          <w:rFonts w:ascii="Courier New" w:hAnsi="Courier New" w:cs="Courier New"/>
+          <w:sz w:val="18"/>
+          <w:szCs w:val="18"/>
+        </w:rPr>
+        <w:t>set_llm_</w:t>
+      </w:r>
+      <w:proofErr w:type="gramStart"/>
+      <w:r>
+        <w:rPr>
+          <w:rFonts w:ascii="Courier New" w:hAnsi="Courier New" w:cs="Courier New"/>
+          <w:sz w:val="18"/>
+          <w:szCs w:val="18"/>
+        </w:rPr>
+        <w:t>cache</w:t>
+      </w:r>
+      <w:proofErr w:type="spellEnd"/>
+      <w:r>
+        <w:rPr>
+          <w:rFonts w:ascii="Courier New" w:hAnsi="Courier New" w:cs="Courier New"/>
+          <w:sz w:val="18"/>
+          <w:szCs w:val="18"/>
+        </w:rPr>
+        <w:t>(</w:t>
+      </w:r>
+      <w:proofErr w:type="spellStart"/>
+      <w:proofErr w:type="gramEnd"/>
+      <w:r>
+        <w:rPr>
+          <w:rFonts w:ascii="Courier New" w:hAnsi="Courier New" w:cs="Courier New"/>
+          <w:sz w:val="18"/>
+          <w:szCs w:val="18"/>
+        </w:rPr>
+        <w:t>InMemoryCache</w:t>
+      </w:r>
+      <w:proofErr w:type="spellEnd"/>
+      <w:r>
+        <w:rPr>
+          <w:rFonts w:ascii="Courier New" w:hAnsi="Courier New" w:cs="Courier New"/>
+          <w:sz w:val="18"/>
+          <w:szCs w:val="18"/>
+        </w:rPr>
+        <w:t>())</w:t>
+      </w:r>
+    </w:p>
+    <w:p>
+      <w:pPr>
+        <w:rPr>
+          <w:rFonts w:ascii="Courier New" w:hAnsi="Courier New" w:cs="Courier New"/>
+          <w:sz w:val="18"/>
+          <w:szCs w:val="18"/>
+        </w:rPr>
+      </w:pPr>
+      <w:proofErr w:type="spellStart"/>
+      <w:r>
+        <w:rPr>
+          <w:rFonts w:ascii="Courier New" w:hAnsi="Courier New" w:cs="Courier New"/>
+          <w:sz w:val="18"/>
+          <w:szCs w:val="18"/>
+        </w:rPr>
+        <w:t>def</w:t>
+      </w:r>
+      <w:proofErr w:type="spellEnd"/>
+      <w:r>
+        <w:rPr>
+          <w:rFonts w:ascii="Courier New" w:hAnsi="Courier New" w:cs="Courier New"/>
+          <w:sz w:val="18"/>
+          <w:szCs w:val="18"/>
+        </w:rPr>
+        <w:t xml:space="preserve"> </w:t>
+      </w:r>
+      <w:proofErr w:type="gramStart"/>
+      <w:r>
+        <w:rPr>
+          <w:rFonts w:ascii="Courier New" w:hAnsi="Courier New" w:cs="Courier New"/>
+          <w:sz w:val="18"/>
+          <w:szCs w:val="18"/>
+        </w:rPr>
+        <w:t>query(</w:t>
+      </w:r>
+      <w:proofErr w:type="gramEnd"/>
+      <w:r>
+        <w:rPr>
+          <w:rFonts w:ascii="Courier New" w:hAnsi="Courier New" w:cs="Courier New"/>
+          <w:sz w:val="18"/>
+          <w:szCs w:val="18"/>
+        </w:rPr>
+        <w:t xml:space="preserve">self, </w:t>
+      </w:r>
+      <w:proofErr w:type="spellStart"/>
+      <w:r>
+        <w:rPr>
+          <w:rFonts w:ascii="Courier New" w:hAnsi="Courier New" w:cs="Courier New"/>
+          <w:sz w:val="18"/>
+          <w:szCs w:val="18"/>
+        </w:rPr>
+        <w:t>question</w:t>
+      </w:r>
+      <w:proofErr w:type="spellEnd"/>
+      <w:r>
+        <w:rPr>
+          <w:rFonts w:ascii="Courier New" w:hAnsi="Courier New" w:cs="Courier New"/>
+          <w:sz w:val="18"/>
+          <w:szCs w:val="18"/>
+        </w:rPr>
+        <w:t xml:space="preserve">: </w:t>
+      </w:r>
+      <w:proofErr w:type="spellStart"/>
+      <w:r>
+        <w:rPr>
+          <w:rFonts w:ascii="Courier New" w:hAnsi="Courier New" w:cs="Courier New"/>
+          <w:sz w:val="18"/>
+          <w:szCs w:val="18"/>
+        </w:rPr>
+        <w:t>str</w:t>
+      </w:r>
+      <w:proofErr w:type="spellEnd"/>
+      <w:r>
+        <w:rPr>
+          <w:rFonts w:ascii="Courier New" w:hAnsi="Courier New" w:cs="Courier New"/>
+          <w:sz w:val="18"/>
+          <w:szCs w:val="18"/>
+        </w:rPr>
+        <w:t xml:space="preserve">) -&gt; </w:t>
+      </w:r>
+      <w:proofErr w:type="spellStart"/>
+      <w:r>
+        <w:rPr>
+          <w:rFonts w:ascii="Courier New" w:hAnsi="Courier New" w:cs="Courier New"/>
+          <w:sz w:val="18"/>
+          <w:szCs w:val="18"/>
+        </w:rPr>
+        <w:t>str</w:t>
+      </w:r>
+      <w:proofErr w:type="spellEnd"/>
+      <w:r>
+        <w:rPr>
+          <w:rFonts w:ascii="Courier New" w:hAnsi="Courier New" w:cs="Courier New"/>
+          <w:sz w:val="18"/>
+          <w:szCs w:val="18"/>
+        </w:rPr>
+        <w:t>:</w:t>
+      </w:r>
+    </w:p>
+    <w:p>
+      <w:pPr>
+        <w:rPr>
+          <w:rFonts w:ascii="Courier New" w:hAnsi="Courier New" w:cs="Courier New"/>
+          <w:sz w:val="18"/>
+          <w:szCs w:val="18"/>
+        </w:rPr>
+      </w:pPr>
+      <w:r>
+        <w:rPr>
+          <w:rFonts w:ascii="Courier New" w:hAnsi="Courier New" w:cs="Courier New"/>
+          <w:sz w:val="18"/>
+          <w:szCs w:val="18"/>
+        </w:rPr>
+        <w:t xml:space="preserve">    # O motor busca no </w:t>
+      </w:r>
+      <w:proofErr w:type="spellStart"/>
+      <w:r>
+        <w:rPr>
+          <w:rFonts w:ascii="Courier New" w:hAnsi="Courier New" w:cs="Courier New"/>
+          <w:sz w:val="18"/>
+          <w:szCs w:val="18"/>
+        </w:rPr>
+        <w:t>VectorDB</w:t>
+      </w:r>
+      <w:proofErr w:type="spellEnd"/>
+      <w:r>
+        <w:rPr>
+          <w:rFonts w:ascii="Courier New" w:hAnsi="Courier New" w:cs="Courier New"/>
+          <w:sz w:val="18"/>
+          <w:szCs w:val="18"/>
+        </w:rPr>
+        <w:t xml:space="preserve"> os trechos de documentos em /</w:t>
+      </w:r>
+      <w:proofErr w:type="spellStart"/>
+      <w:r>
+        <w:rPr>
+          <w:rFonts w:ascii="Courier New" w:hAnsi="Courier New" w:cs="Courier New"/>
+          <w:sz w:val="18"/>
+          <w:szCs w:val="18"/>
+        </w:rPr>
+        <w:t>rag_docs</w:t>
+      </w:r>
+      <w:proofErr w:type="spellEnd"/>
+    </w:p>
+    <w:p>
+      <w:pPr>
+        <w:rPr>
+          <w:rFonts w:ascii="Courier New" w:hAnsi="Courier New" w:cs="Courier New"/>
+          <w:sz w:val="18"/>
+          <w:szCs w:val="18"/>
+        </w:rPr>
+      </w:pPr>
+      <w:r>
+        <w:rPr>
+          <w:rFonts w:ascii="Courier New" w:hAnsi="Courier New" w:cs="Courier New"/>
+          <w:sz w:val="18"/>
+          <w:szCs w:val="18"/>
+        </w:rPr>
+        <w:t xml:space="preserve">    contexto = </w:t>
+      </w:r>
+      <w:proofErr w:type="spellStart"/>
+      <w:proofErr w:type="gramStart"/>
+      <w:r>
+        <w:rPr>
+          <w:rFonts w:ascii="Courier New" w:hAnsi="Courier New" w:cs="Courier New"/>
+          <w:sz w:val="18"/>
+          <w:szCs w:val="18"/>
+        </w:rPr>
+        <w:t>self.vector</w:t>
+      </w:r>
+      <w:proofErr w:type="gramEnd"/>
+      <w:r>
+        <w:rPr>
+          <w:rFonts w:ascii="Courier New" w:hAnsi="Courier New" w:cs="Courier New"/>
+          <w:sz w:val="18"/>
+          <w:szCs w:val="18"/>
+        </w:rPr>
+        <w:t>_db.search</w:t>
+      </w:r>
+      <w:proofErr w:type="spellEnd"/>
+      <w:r>
+        <w:rPr>
+          <w:rFonts w:ascii="Courier New" w:hAnsi="Courier New" w:cs="Courier New"/>
+          <w:sz w:val="18"/>
+          <w:szCs w:val="18"/>
+        </w:rPr>
+        <w:t>(</w:t>
+      </w:r>
+      <w:proofErr w:type="spellStart"/>
+      <w:r>
+        <w:rPr>
+          <w:rFonts w:ascii="Courier New" w:hAnsi="Courier New" w:cs="Courier New"/>
+          <w:sz w:val="18"/>
+          <w:szCs w:val="18"/>
+        </w:rPr>
+        <w:t>question</w:t>
+      </w:r>
+      <w:proofErr w:type="spellEnd"/>
+      <w:r>
+        <w:rPr>
+          <w:rFonts w:ascii="Courier New" w:hAnsi="Courier New" w:cs="Courier New"/>
+          <w:sz w:val="18"/>
+          <w:szCs w:val="18"/>
+        </w:rPr>
+        <w:t>)</w:t>
+      </w:r>
+    </w:p>
+    <w:p>
+      <w:pPr>
+        <w:rPr>
+          <w:rFonts w:ascii="Courier New" w:hAnsi="Courier New" w:cs="Courier New"/>
+          <w:sz w:val="18"/>
+          <w:szCs w:val="18"/>
+        </w:rPr>
+      </w:pPr>
+      <w:r>
+        <w:rPr>
+          <w:rFonts w:ascii="Courier New" w:hAnsi="Courier New" w:cs="Courier New"/>
+          <w:sz w:val="18"/>
+          <w:szCs w:val="18"/>
+        </w:rPr>
+        <w:t xml:space="preserve">    # A pergunta é enviada à LLM via </w:t>
+      </w:r>
+      <w:proofErr w:type="spellStart"/>
+      <w:r>
+        <w:rPr>
+          <w:rFonts w:ascii="Courier New" w:hAnsi="Courier New" w:cs="Courier New"/>
+          <w:sz w:val="18"/>
+          <w:szCs w:val="18"/>
+        </w:rPr>
+        <w:t>OpenRouter</w:t>
+      </w:r>
+      <w:proofErr w:type="spellEnd"/>
+      <w:r>
+        <w:rPr>
+          <w:rFonts w:ascii="Courier New" w:hAnsi="Courier New" w:cs="Courier New"/>
+          <w:sz w:val="18"/>
+          <w:szCs w:val="18"/>
+        </w:rPr>
+        <w:t xml:space="preserve"> com o contexto recuperado</w:t>
+      </w:r>
+    </w:p>
+    <w:p>
+      <w:pPr>
+        <w:rPr>
+          <w:rFonts w:ascii="Courier New" w:hAnsi="Courier New" w:cs="Courier New"/>
+          <w:sz w:val="18"/>
+          <w:szCs w:val="18"/>
+        </w:rPr>
+      </w:pPr>
+      <w:r>
+        <w:rPr>
+          <w:rFonts w:ascii="Courier New" w:hAnsi="Courier New" w:cs="Courier New"/>
+          <w:sz w:val="18"/>
+          <w:szCs w:val="18"/>
+        </w:rPr>
+        <w:t xml:space="preserve">    resposta = </w:t>
+      </w:r>
+      <w:proofErr w:type="spellStart"/>
+      <w:proofErr w:type="gramStart"/>
+      <w:r>
+        <w:rPr>
+          <w:rFonts w:ascii="Courier New" w:hAnsi="Courier New" w:cs="Courier New"/>
+          <w:sz w:val="18"/>
+          <w:szCs w:val="18"/>
+        </w:rPr>
+        <w:t>self.llm.invoke</w:t>
+      </w:r>
+      <w:proofErr w:type="spellEnd"/>
+      <w:proofErr w:type="gramEnd"/>
+      <w:r>
+        <w:rPr>
+          <w:rFonts w:ascii="Courier New" w:hAnsi="Courier New" w:cs="Courier New"/>
+          <w:sz w:val="18"/>
+          <w:szCs w:val="18"/>
+        </w:rPr>
+        <w:t>({"</w:t>
+      </w:r>
+      <w:proofErr w:type="spellStart"/>
+      <w:r>
+        <w:rPr>
+          <w:rFonts w:ascii="Courier New" w:hAnsi="Courier New" w:cs="Courier New"/>
+          <w:sz w:val="18"/>
+          <w:szCs w:val="18"/>
+        </w:rPr>
+        <w:t>question</w:t>
+      </w:r>
+      <w:proofErr w:type="spellEnd"/>
+      <w:r>
+        <w:rPr>
+          <w:rFonts w:ascii="Courier New" w:hAnsi="Courier New" w:cs="Courier New"/>
+          <w:sz w:val="18"/>
+          <w:szCs w:val="18"/>
+        </w:rPr>
+        <w:t xml:space="preserve">": </w:t>
+      </w:r>
+      <w:proofErr w:type="spellStart"/>
+      <w:r>
+        <w:rPr>
+          <w:rFonts w:ascii="Courier New" w:hAnsi="Courier New" w:cs="Courier New"/>
+          <w:sz w:val="18"/>
+          <w:szCs w:val="18"/>
+        </w:rPr>
+        <w:t>question</w:t>
+      </w:r>
+      <w:proofErr w:type="spellEnd"/>
+      <w:r>
+        <w:rPr>
+          <w:rFonts w:ascii="Courier New" w:hAnsi="Courier New" w:cs="Courier New"/>
+          <w:sz w:val="18"/>
+          <w:szCs w:val="18"/>
+        </w:rPr>
+        <w:t>, "</w:t>
+      </w:r>
+      <w:proofErr w:type="spellStart"/>
+      <w:r>
+        <w:rPr>
+          <w:rFonts w:ascii="Courier New" w:hAnsi="Courier New" w:cs="Courier New"/>
+          <w:sz w:val="18"/>
+          <w:szCs w:val="18"/>
+        </w:rPr>
+        <w:t>context</w:t>
+      </w:r>
+      <w:proofErr w:type="spellEnd"/>
+      <w:r>
+        <w:rPr>
+          <w:rFonts w:ascii="Courier New" w:hAnsi="Courier New" w:cs="Courier New"/>
+          <w:sz w:val="18"/>
+          <w:szCs w:val="18"/>
+        </w:rPr>
+        <w:t>": contexto})</w:t>
+      </w:r>
+    </w:p>
+    <w:p>
+      <w:pPr>
+        <w:rPr>
+          <w:rFonts w:ascii="Courier New" w:hAnsi="Courier New" w:cs="Courier New"/>
+          <w:sz w:val="18"/>
+          <w:szCs w:val="18"/>
+        </w:rPr>
+      </w:pPr>
+      <w:r>
+        <w:rPr>
+          <w:rFonts w:ascii="Courier New" w:hAnsi="Courier New" w:cs="Courier New"/>
+          <w:sz w:val="18"/>
+          <w:szCs w:val="18"/>
+        </w:rPr>
+        <w:t xml:space="preserve">    </w:t>
+      </w:r>
+      <w:proofErr w:type="spellStart"/>
+      <w:r>
+        <w:rPr>
+          <w:rFonts w:ascii="Courier New" w:hAnsi="Courier New" w:cs="Courier New"/>
+          <w:sz w:val="18"/>
+          <w:szCs w:val="18"/>
+        </w:rPr>
+        <w:t>return</w:t>
+      </w:r>
+      <w:proofErr w:type="spellEnd"/>
+      <w:r>
+        <w:rPr>
+          <w:rFonts w:ascii="Courier New" w:hAnsi="Courier New" w:cs="Courier New"/>
+          <w:sz w:val="18"/>
+          <w:szCs w:val="18"/>
+        </w:rPr>
+        <w:t xml:space="preserve"> resposta</w:t>
+      </w:r>
+    </w:p>
+    <w:p>
+      <w:pPr>
+        <w:rPr>
+          <w:rFonts w:ascii="Courier New" w:hAnsi="Courier New" w:cs="Courier New"/>
+          <w:sz w:val="18"/>
+          <w:szCs w:val="18"/>
+        </w:rPr>
+      </w:pPr>
     </w:p>
     <w:p>
       <w:pPr>
@@ -1654,386 +2299,59 @@
           <w:bCs/>
         </w:rPr>
         <w:lastRenderedPageBreak/>
-        <w:t>8. ESPECIFICAÇÃO TÉCNICA</w:t>
-      </w:r>
-    </w:p>
-    <w:p>
-      <w:r>
-        <w:t>O código foi desenvolvido visando modularidade e eficiência no carregamento de recursos.</w:t>
-      </w:r>
-    </w:p>
-    <w:p>
-      <w:pPr>
-        <w:rPr>
-          <w:b/>
-          <w:bCs/>
-        </w:rPr>
-      </w:pPr>
-      <w:r>
-        <w:rPr>
-          <w:b/>
-          <w:bCs/>
-        </w:rPr>
-        <w:t>Núcleo do Agente (agente_chatbotseguro.py)</w:t>
-      </w:r>
-    </w:p>
-    <w:p>
-      <w:r>
-        <w:t xml:space="preserve">O sistema utiliza classes para separar responsabilidades: </w:t>
-      </w:r>
-      <w:proofErr w:type="spellStart"/>
-      <w:r>
-        <w:t>Loader</w:t>
-      </w:r>
-      <w:proofErr w:type="spellEnd"/>
-      <w:r>
-        <w:t xml:space="preserve"> para ingestão de arquivos, </w:t>
-      </w:r>
-      <w:proofErr w:type="spellStart"/>
-      <w:r>
-        <w:t>SearchIndex</w:t>
-      </w:r>
-      <w:proofErr w:type="spellEnd"/>
-      <w:r>
-        <w:t xml:space="preserve"> para o </w:t>
-      </w:r>
-      <w:proofErr w:type="spellStart"/>
-      <w:r>
-        <w:t>splitter</w:t>
-      </w:r>
-      <w:proofErr w:type="spellEnd"/>
-      <w:r>
-        <w:t xml:space="preserve"> de textos e </w:t>
-      </w:r>
-      <w:proofErr w:type="spellStart"/>
-      <w:r>
-        <w:t>VectorDB</w:t>
-      </w:r>
-      <w:proofErr w:type="spellEnd"/>
-      <w:r>
-        <w:t xml:space="preserve"> para persistência em memória. A orquestração utiliza </w:t>
-      </w:r>
-      <w:proofErr w:type="spellStart"/>
-      <w:r>
-        <w:t>InMemoryCache</w:t>
-      </w:r>
-      <w:proofErr w:type="spellEnd"/>
-      <w:r>
-        <w:t xml:space="preserve"> para acelerar respostas repetitivas.</w:t>
-      </w:r>
-    </w:p>
-    <w:p>
-      <w:r>
-        <w:t xml:space="preserve"># Trecho da lógica de orquestração (Baseado no </w:t>
-      </w:r>
-      <w:proofErr w:type="spellStart"/>
-      <w:r>
-        <w:t>Source</w:t>
-      </w:r>
-      <w:proofErr w:type="spellEnd"/>
-      <w:r>
-        <w:t>)</w:t>
-      </w:r>
-    </w:p>
-    <w:p>
-      <w:proofErr w:type="spellStart"/>
-      <w:r>
-        <w:t>from</w:t>
-      </w:r>
-      <w:proofErr w:type="spellEnd"/>
-      <w:r>
-        <w:t xml:space="preserve"> </w:t>
-      </w:r>
-      <w:proofErr w:type="spellStart"/>
-      <w:r>
-        <w:t>langchain_</w:t>
+        <w:t>Interface e Gestão de Estado (app.py)</w:t>
+      </w:r>
+    </w:p>
+    <w:p>
+      <w:r>
+        <w:t xml:space="preserve">A interface </w:t>
+      </w:r>
+      <w:proofErr w:type="spellStart"/>
+      <w:r>
+        <w:t>Streamlit</w:t>
+      </w:r>
+      <w:proofErr w:type="spellEnd"/>
+      <w:r>
+        <w:t xml:space="preserve"> implementa otimizações vitais como o @</w:t>
       </w:r>
       <w:proofErr w:type="gramStart"/>
       <w:r>
-        <w:t>core.caches</w:t>
-      </w:r>
-      <w:proofErr w:type="spellEnd"/>
+        <w:t>st.cache</w:t>
+      </w:r>
       <w:proofErr w:type="gramEnd"/>
       <w:r>
-        <w:t xml:space="preserve"> </w:t>
-      </w:r>
-      <w:proofErr w:type="spellStart"/>
-      <w:r>
-        <w:t>import</w:t>
-      </w:r>
-      <w:proofErr w:type="spellEnd"/>
-      <w:r>
-        <w:t xml:space="preserve"> </w:t>
-      </w:r>
-      <w:proofErr w:type="spellStart"/>
-      <w:r>
-        <w:t>InMemoryCache</w:t>
-      </w:r>
-      <w:proofErr w:type="spellEnd"/>
-    </w:p>
-    <w:p>
-      <w:proofErr w:type="spellStart"/>
-      <w:r>
-        <w:t>set_llm_</w:t>
-      </w:r>
+        <w:t>_resource para evitar que a base de conhecimento seja recarregada a cada interação do usuário.</w:t>
+      </w:r>
+    </w:p>
+    <w:p>
+      <w:r>
+        <w:t xml:space="preserve">Outro ponto técnico relevante é a geração de protocolos de atendimento. O sistema utiliza </w:t>
+      </w:r>
+      <w:proofErr w:type="spellStart"/>
       <w:proofErr w:type="gramStart"/>
       <w:r>
-        <w:t>cache</w:t>
+        <w:t>randint</w:t>
       </w:r>
       <w:proofErr w:type="spellEnd"/>
       <w:r>
         <w:t>(</w:t>
       </w:r>
-      <w:proofErr w:type="spellStart"/>
       <w:proofErr w:type="gramEnd"/>
       <w:r>
-        <w:t>InMemoryCache</w:t>
-      </w:r>
-      <w:proofErr w:type="spellEnd"/>
-      <w:r>
-        <w:t>())</w:t>
+        <w:t xml:space="preserve">1, 9999) formatado como :04d concatenado com a data DDMMYY. </w:t>
+      </w:r>
+    </w:p>
+    <w:p>
+      <w:r>
+        <w:t>Exemplo de protocolo: 0842240524.</w:t>
+      </w:r>
+    </w:p>
+    <w:p>
+      <w:r>
+        <w:t>A estabilidade do código é o que permite a integração com modelos de IA de última geração.</w:t>
       </w:r>
     </w:p>
     <w:p/>
-    <w:p>
-      <w:proofErr w:type="spellStart"/>
-      <w:r>
-        <w:t>def</w:t>
-      </w:r>
-      <w:proofErr w:type="spellEnd"/>
-      <w:r>
-        <w:t xml:space="preserve"> </w:t>
-      </w:r>
-      <w:proofErr w:type="gramStart"/>
-      <w:r>
-        <w:t>query(</w:t>
-      </w:r>
-      <w:proofErr w:type="gramEnd"/>
-      <w:r>
-        <w:t xml:space="preserve">self, </w:t>
-      </w:r>
-      <w:proofErr w:type="spellStart"/>
-      <w:r>
-        <w:t>question</w:t>
-      </w:r>
-      <w:proofErr w:type="spellEnd"/>
-      <w:r>
-        <w:t xml:space="preserve">: </w:t>
-      </w:r>
-      <w:proofErr w:type="spellStart"/>
-      <w:r>
-        <w:t>str</w:t>
-      </w:r>
-      <w:proofErr w:type="spellEnd"/>
-      <w:r>
-        <w:t xml:space="preserve">) -&gt; </w:t>
-      </w:r>
-      <w:proofErr w:type="spellStart"/>
-      <w:r>
-        <w:t>str</w:t>
-      </w:r>
-      <w:proofErr w:type="spellEnd"/>
-      <w:r>
-        <w:t>:</w:t>
-      </w:r>
-    </w:p>
-    <w:p>
-      <w:r>
-        <w:t xml:space="preserve">    # O motor busca no </w:t>
-      </w:r>
-      <w:proofErr w:type="spellStart"/>
-      <w:r>
-        <w:t>VectorDB</w:t>
-      </w:r>
-      <w:proofErr w:type="spellEnd"/>
-      <w:r>
-        <w:t xml:space="preserve"> os trechos de documentos em /</w:t>
-      </w:r>
-      <w:proofErr w:type="spellStart"/>
-      <w:r>
-        <w:t>rag_docs</w:t>
-      </w:r>
-      <w:proofErr w:type="spellEnd"/>
-    </w:p>
-    <w:p>
-      <w:r>
-        <w:t xml:space="preserve">    contexto = </w:t>
-      </w:r>
-      <w:proofErr w:type="spellStart"/>
-      <w:proofErr w:type="gramStart"/>
-      <w:r>
-        <w:t>self.vector</w:t>
-      </w:r>
-      <w:proofErr w:type="gramEnd"/>
-      <w:r>
-        <w:t>_db.search</w:t>
-      </w:r>
-      <w:proofErr w:type="spellEnd"/>
-      <w:r>
-        <w:t>(</w:t>
-      </w:r>
-      <w:proofErr w:type="spellStart"/>
-      <w:r>
-        <w:t>question</w:t>
-      </w:r>
-      <w:proofErr w:type="spellEnd"/>
-      <w:r>
-        <w:t>)</w:t>
-      </w:r>
-    </w:p>
-    <w:p>
-      <w:r>
-        <w:t xml:space="preserve">    # A pergunta é enviada à LLM via </w:t>
-      </w:r>
-      <w:proofErr w:type="spellStart"/>
-      <w:r>
-        <w:t>OpenRouter</w:t>
-      </w:r>
-      <w:proofErr w:type="spellEnd"/>
-      <w:r>
-        <w:t xml:space="preserve"> com o contexto recuperado</w:t>
-      </w:r>
-    </w:p>
-    <w:p>
-      <w:r>
-        <w:t xml:space="preserve">    resposta = </w:t>
-      </w:r>
-      <w:proofErr w:type="spellStart"/>
-      <w:proofErr w:type="gramStart"/>
-      <w:r>
-        <w:t>self.llm.invoke</w:t>
-      </w:r>
-      <w:proofErr w:type="spellEnd"/>
-      <w:proofErr w:type="gramEnd"/>
-      <w:r>
-        <w:t>({"</w:t>
-      </w:r>
-      <w:proofErr w:type="spellStart"/>
-      <w:r>
-        <w:t>question</w:t>
-      </w:r>
-      <w:proofErr w:type="spellEnd"/>
-      <w:r>
-        <w:t xml:space="preserve">": </w:t>
-      </w:r>
-      <w:proofErr w:type="spellStart"/>
-      <w:r>
-        <w:t>question</w:t>
-      </w:r>
-      <w:proofErr w:type="spellEnd"/>
-      <w:r>
-        <w:t>, "</w:t>
-      </w:r>
-      <w:proofErr w:type="spellStart"/>
-      <w:r>
-        <w:t>context</w:t>
-      </w:r>
-      <w:proofErr w:type="spellEnd"/>
-      <w:r>
-        <w:t>": contexto})</w:t>
-      </w:r>
-    </w:p>
-    <w:p>
-      <w:r>
-        <w:t xml:space="preserve">    </w:t>
-      </w:r>
-      <w:proofErr w:type="spellStart"/>
-      <w:r>
-        <w:t>return</w:t>
-      </w:r>
-      <w:proofErr w:type="spellEnd"/>
-      <w:r>
-        <w:t xml:space="preserve"> resposta</w:t>
-      </w:r>
-    </w:p>
-    <w:p>
-      <w:pPr>
-        <w:rPr>
-          <w:b/>
-          <w:bCs/>
-        </w:rPr>
-      </w:pPr>
-      <w:r>
-        <w:rPr>
-          <w:b/>
-          <w:bCs/>
-        </w:rPr>
-        <w:t>Interface e Gestão de Estado (app.py)</w:t>
-      </w:r>
-    </w:p>
-    <w:p>
-      <w:r>
-        <w:t xml:space="preserve">A interface </w:t>
-      </w:r>
-      <w:proofErr w:type="spellStart"/>
-      <w:r>
-        <w:t>Streamlit</w:t>
-      </w:r>
-      <w:proofErr w:type="spellEnd"/>
-      <w:r>
-        <w:t xml:space="preserve"> implementa otimizações vitais como o @</w:t>
-      </w:r>
-      <w:proofErr w:type="gramStart"/>
-      <w:r>
-        <w:t>st.cache</w:t>
-      </w:r>
-      <w:proofErr w:type="gramEnd"/>
-      <w:r>
-        <w:t>_resource para evitar que a base de conhecimento seja recarregada a cada interação do usuário.</w:t>
-      </w:r>
-    </w:p>
-    <w:p>
-      <w:r>
-        <w:t xml:space="preserve">Outro ponto técnico relevante é a geração de protocolos de atendimento. O sistema utiliza </w:t>
-      </w:r>
-      <w:proofErr w:type="spellStart"/>
-      <w:proofErr w:type="gramStart"/>
-      <w:r>
-        <w:t>randint</w:t>
-      </w:r>
-      <w:proofErr w:type="spellEnd"/>
-      <w:r>
-        <w:t>(</w:t>
-      </w:r>
-      <w:proofErr w:type="gramEnd"/>
-      <w:r>
-        <w:t xml:space="preserve">1, 9999) formatado como :04d concatenado com a data DDMMYY. Para garantir a precisão temporal independente da região do servidor, utilizamos </w:t>
-      </w:r>
-      <w:proofErr w:type="spellStart"/>
-      <w:r>
-        <w:t>ZoneInfo</w:t>
-      </w:r>
-      <w:proofErr w:type="spellEnd"/>
-      <w:r>
-        <w:t>("</w:t>
-      </w:r>
-      <w:proofErr w:type="spellStart"/>
-      <w:r>
-        <w:t>America</w:t>
-      </w:r>
-      <w:proofErr w:type="spellEnd"/>
-      <w:r>
-        <w:t>/</w:t>
-      </w:r>
-      <w:proofErr w:type="spellStart"/>
-      <w:r>
-        <w:t>Sao_Paulo</w:t>
-      </w:r>
-      <w:proofErr w:type="spellEnd"/>
-      <w:r>
-        <w:t>"). Exemplo de protocolo: 0842240524.</w:t>
-      </w:r>
-    </w:p>
-    <w:p>
-      <w:r>
-        <w:t>A estabilidade do código é o que permite a integração com modelos de IA de última geração.</w:t>
-      </w:r>
-    </w:p>
-    <w:p>
-      <w:r>
-        <w:t xml:space="preserve">-------------------------------------------------------------------------------- </w:t>
-      </w:r>
-    </w:p>
     <w:p>
       <w:pPr>
         <w:rPr>
@@ -2085,7 +2403,17 @@
         <w:t xml:space="preserve"> Local:</w:t>
       </w:r>
       <w:r>
-        <w:t xml:space="preserve"> Utilizamos o all-MiniLM-L6-v2. Através do script huggingface_models_download.py, o modelo é baixado para dentro do container durante o build. Isso elimina a necessidade de chamadas externas para vetorização, reduzindo a latência.</w:t>
+        <w:t xml:space="preserve"> Utilizamos o </w:t>
+      </w:r>
+      <w:r>
+        <w:rPr>
+          <w:b/>
+          <w:bCs/>
+        </w:rPr>
+        <w:t>all-MiniLM-L6-v2</w:t>
+      </w:r>
+      <w:r>
+        <w:t>. Através do script huggingface_models_download.py, o modelo é baixado para dentro do container durante o build. Isso elimina a necessidade de chamadas externas para vetorização, reduzindo a latência.</w:t>
       </w:r>
     </w:p>
     <w:p>
@@ -2134,7 +2462,6 @@
           <w:b/>
           <w:bCs/>
         </w:rPr>
-        <w:lastRenderedPageBreak/>
         <w:t>Memória Conversacional:</w:t>
       </w:r>
       <w:r>
@@ -2172,11 +2499,7 @@
         <w:t>Este conjunto de capacidades flui naturalmente na jornada do usuário.</w:t>
       </w:r>
     </w:p>
-    <w:p>
-      <w:r>
-        <w:t xml:space="preserve">-------------------------------------------------------------------------------- </w:t>
-      </w:r>
-    </w:p>
+    <w:p/>
     <w:p>
       <w:pPr>
         <w:rPr>
@@ -2325,22 +2648,36 @@
       </w:r>
     </w:p>
     <w:p>
-      <w:r>
-        <w:t xml:space="preserve">-------------------------------------------------------------------------------- </w:t>
-      </w:r>
-    </w:p>
-    <w:p>
-      <w:pPr>
-        <w:rPr>
-          <w:b/>
-          <w:bCs/>
-        </w:rPr>
-      </w:pPr>
-      <w:r>
-        <w:rPr>
-          <w:b/>
-          <w:bCs/>
-        </w:rPr>
+      <w:pPr>
+        <w:jc w:val="center"/>
+        <w:rPr>
+          <w:b/>
+          <w:bCs/>
+          <w:color w:val="FF0000"/>
+        </w:rPr>
+      </w:pPr>
+      <w:r>
+        <w:rPr>
+          <w:b/>
+          <w:bCs/>
+          <w:color w:val="FF0000"/>
+        </w:rPr>
+        <w:t>INSERIR DIAGRAMA DE ATIVIDADES</w:t>
+      </w:r>
+    </w:p>
+    <w:p>
+      <w:pPr>
+        <w:rPr>
+          <w:b/>
+          <w:bCs/>
+        </w:rPr>
+      </w:pPr>
+      <w:r>
+        <w:rPr>
+          <w:b/>
+          <w:bCs/>
+        </w:rPr>
+        <w:lastRenderedPageBreak/>
         <w:t>11. RESULTADOS OBTIDOS</w:t>
       </w:r>
     </w:p>
@@ -2448,7 +2785,7 @@
         <w:t>Rastreabilidade:</w:t>
       </w:r>
       <w:r>
-        <w:t xml:space="preserve"> Geração de protocolos automáticos com fuso horário local, garantindo conformidade com processos de auditoria.</w:t>
+        <w:t xml:space="preserve"> Geração de protocolos automáticos garantindo conformidade com processos de auditoria.</w:t>
       </w:r>
     </w:p>
     <w:p>
@@ -2490,11 +2827,7 @@
         <w:t xml:space="preserve"> locais para uma experiência de usuário sem engasgos.</w:t>
       </w:r>
     </w:p>
-    <w:p>
-      <w:r>
-        <w:t xml:space="preserve">-------------------------------------------------------------------------------- </w:t>
-      </w:r>
-    </w:p>
+    <w:p/>
     <w:p>
       <w:pPr>
         <w:rPr>
@@ -2512,7 +2845,8 @@
     </w:p>
     <w:tbl>
       <w:tblPr>
-        <w:tblW w:w="5000" w:type="pct"/>
+        <w:tblW w:w="4069" w:type="pct"/>
+        <w:jc w:val="center"/>
         <w:tblBorders>
           <w:top w:val="outset" w:sz="6" w:space="0" w:color="auto"/>
           <w:left w:val="outset" w:sz="6" w:space="0" w:color="auto"/>
@@ -2528,11 +2862,13 @@
         <w:tblLook w:val="04A0" w:firstRow="1" w:lastRow="0" w:firstColumn="1" w:lastColumn="0" w:noHBand="0" w:noVBand="1"/>
       </w:tblPr>
       <w:tblGrid>
-        <w:gridCol w:w="3634"/>
+        <w:gridCol w:w="3635"/>
         <w:gridCol w:w="3273"/>
-        <w:gridCol w:w="1581"/>
       </w:tblGrid>
       <w:tr>
+        <w:trPr>
+          <w:jc w:val="center"/>
+        </w:trPr>
         <w:tc>
           <w:tcPr>
             <w:tcW w:w="0" w:type="auto"/>
@@ -2569,26 +2905,11 @@
             </w:r>
           </w:p>
         </w:tc>
-        <w:tc>
-          <w:tcPr>
-            <w:tcW w:w="0" w:type="auto"/>
-            <w:tcBorders>
-              <w:top w:val="outset" w:sz="6" w:space="0" w:color="auto"/>
-              <w:left w:val="outset" w:sz="6" w:space="0" w:color="auto"/>
-              <w:bottom w:val="outset" w:sz="6" w:space="0" w:color="auto"/>
-              <w:right w:val="outset" w:sz="6" w:space="0" w:color="auto"/>
-            </w:tcBorders>
-            <w:vAlign w:val="center"/>
-            <w:hideMark/>
-          </w:tcPr>
-          <w:p>
-            <w:r>
-              <w:t>Telefone</w:t>
-            </w:r>
-          </w:p>
-        </w:tc>
       </w:tr>
       <w:tr>
+        <w:trPr>
+          <w:jc w:val="center"/>
+        </w:trPr>
         <w:tc>
           <w:tcPr>
             <w:tcW w:w="0" w:type="auto"/>
@@ -2625,26 +2946,11 @@
             </w:r>
           </w:p>
         </w:tc>
-        <w:tc>
-          <w:tcPr>
-            <w:tcW w:w="0" w:type="auto"/>
-            <w:tcBorders>
-              <w:top w:val="outset" w:sz="6" w:space="0" w:color="auto"/>
-              <w:left w:val="outset" w:sz="6" w:space="0" w:color="auto"/>
-              <w:bottom w:val="outset" w:sz="6" w:space="0" w:color="auto"/>
-              <w:right w:val="outset" w:sz="6" w:space="0" w:color="auto"/>
-            </w:tcBorders>
-            <w:vAlign w:val="center"/>
-            <w:hideMark/>
-          </w:tcPr>
-          <w:p>
-            <w:r>
-              <w:t>(11) 98264-5687</w:t>
-            </w:r>
-          </w:p>
-        </w:tc>
       </w:tr>
       <w:tr>
+        <w:trPr>
+          <w:jc w:val="center"/>
+        </w:trPr>
         <w:tc>
           <w:tcPr>
             <w:tcW w:w="0" w:type="auto"/>
@@ -2681,6 +2987,11 @@
             </w:r>
           </w:p>
         </w:tc>
+      </w:tr>
+      <w:tr>
+        <w:trPr>
+          <w:jc w:val="center"/>
+        </w:trPr>
         <w:tc>
           <w:tcPr>
             <w:tcW w:w="0" w:type="auto"/>
@@ -2695,27 +3006,6 @@
           </w:tcPr>
           <w:p>
             <w:r>
-              <w:t>(71) 98259-3895</w:t>
-            </w:r>
-          </w:p>
-        </w:tc>
-      </w:tr>
-      <w:tr>
-        <w:tc>
-          <w:tcPr>
-            <w:tcW w:w="0" w:type="auto"/>
-            <w:tcBorders>
-              <w:top w:val="outset" w:sz="6" w:space="0" w:color="auto"/>
-              <w:left w:val="outset" w:sz="6" w:space="0" w:color="auto"/>
-              <w:bottom w:val="outset" w:sz="6" w:space="0" w:color="auto"/>
-              <w:right w:val="outset" w:sz="6" w:space="0" w:color="auto"/>
-            </w:tcBorders>
-            <w:vAlign w:val="center"/>
-            <w:hideMark/>
-          </w:tcPr>
-          <w:p>
-            <w:r>
-              <w:lastRenderedPageBreak/>
               <w:t>Antonio João Nascimento Dantas</w:t>
             </w:r>
           </w:p>
@@ -2738,26 +3028,11 @@
             </w:r>
           </w:p>
         </w:tc>
-        <w:tc>
-          <w:tcPr>
-            <w:tcW w:w="0" w:type="auto"/>
-            <w:tcBorders>
-              <w:top w:val="outset" w:sz="6" w:space="0" w:color="auto"/>
-              <w:left w:val="outset" w:sz="6" w:space="0" w:color="auto"/>
-              <w:bottom w:val="outset" w:sz="6" w:space="0" w:color="auto"/>
-              <w:right w:val="outset" w:sz="6" w:space="0" w:color="auto"/>
-            </w:tcBorders>
-            <w:vAlign w:val="center"/>
-            <w:hideMark/>
-          </w:tcPr>
-          <w:p>
-            <w:r>
-              <w:t>(21) 98801-4099</w:t>
-            </w:r>
-          </w:p>
-        </w:tc>
       </w:tr>
       <w:tr>
+        <w:trPr>
+          <w:jc w:val="center"/>
+        </w:trPr>
         <w:tc>
           <w:tcPr>
             <w:tcW w:w="0" w:type="auto"/>
@@ -2794,26 +3069,11 @@
             </w:r>
           </w:p>
         </w:tc>
-        <w:tc>
-          <w:tcPr>
-            <w:tcW w:w="0" w:type="auto"/>
-            <w:tcBorders>
-              <w:top w:val="outset" w:sz="6" w:space="0" w:color="auto"/>
-              <w:left w:val="outset" w:sz="6" w:space="0" w:color="auto"/>
-              <w:bottom w:val="outset" w:sz="6" w:space="0" w:color="auto"/>
-              <w:right w:val="outset" w:sz="6" w:space="0" w:color="auto"/>
-            </w:tcBorders>
-            <w:vAlign w:val="center"/>
-            <w:hideMark/>
-          </w:tcPr>
-          <w:p>
-            <w:r>
-              <w:t>(11) 98387-2931</w:t>
-            </w:r>
-          </w:p>
-        </w:tc>
       </w:tr>
       <w:tr>
+        <w:trPr>
+          <w:jc w:val="center"/>
+        </w:trPr>
         <w:tc>
           <w:tcPr>
             <w:tcW w:w="0" w:type="auto"/>
@@ -2855,28 +3115,16 @@
             </w:r>
           </w:p>
         </w:tc>
-        <w:tc>
-          <w:tcPr>
-            <w:tcW w:w="0" w:type="auto"/>
-            <w:tcBorders>
-              <w:top w:val="outset" w:sz="6" w:space="0" w:color="auto"/>
-              <w:left w:val="outset" w:sz="6" w:space="0" w:color="auto"/>
-              <w:bottom w:val="outset" w:sz="6" w:space="0" w:color="auto"/>
-              <w:right w:val="outset" w:sz="6" w:space="0" w:color="auto"/>
-            </w:tcBorders>
-            <w:vAlign w:val="center"/>
-            <w:hideMark/>
-          </w:tcPr>
-          <w:p>
-            <w:r>
-              <w:t>(21) 97229-9199</w:t>
-            </w:r>
-          </w:p>
-        </w:tc>
       </w:tr>
     </w:tbl>
     <w:p/>
     <w:sectPr>
+      <w:headerReference w:type="even" r:id="rId18"/>
+      <w:headerReference w:type="default" r:id="rId19"/>
+      <w:footerReference w:type="even" r:id="rId20"/>
+      <w:footerReference w:type="default" r:id="rId21"/>
+      <w:headerReference w:type="first" r:id="rId22"/>
+      <w:footerReference w:type="first" r:id="rId23"/>
       <w:pgSz w:w="11906" w:h="16838"/>
       <w:pgMar w:top="1417" w:right="1701" w:bottom="1417" w:left="1701" w:header="708" w:footer="708" w:gutter="0"/>
       <w:cols w:space="708"/>
@@ -2884,6 +3132,148 @@
     </w:sectPr>
   </w:body>
 </w:document>
+</file>
+
+<file path=word/endnotes.xml><?xml version="1.0" encoding="utf-8"?>
+<w:endnotes xmlns:wpc="http://schemas.microsoft.com/office/word/2010/wordprocessingCanvas" xmlns:cx="http://schemas.microsoft.com/office/drawing/2014/chartex" xmlns:cx1="http://schemas.microsoft.com/office/drawing/2015/9/8/chartex" xmlns:cx2="http://schemas.microsoft.com/office/drawing/2015/10/21/chartex" xmlns:cx3="http://schemas.microsoft.com/office/drawing/2016/5/9/chartex" xmlns:cx4="http://schemas.microsoft.com/office/drawing/2016/5/10/chartex" xmlns:cx5="http://schemas.microsoft.com/office/drawing/2016/5/11/chartex" xmlns:cx6="http://schemas.microsoft.com/office/drawing/2016/5/12/chartex" xmlns:cx7="http://schemas.microsoft.com/office/drawing/2016/5/13/chartex" xmlns:cx8="http://schemas.microsoft.com/office/drawing/2016/5/14/chartex" xmlns:mc="http://schemas.openxmlformats.org/markup-compatibility/2006" xmlns:aink="http://schemas.microsoft.com/office/drawing/2016/ink" xmlns:am3d="http://schemas.microsoft.com/office/drawing/2017/model3d" xmlns:o="urn:schemas-microsoft-com:office:office" xmlns:oel="http://schemas.microsoft.com/office/2019/extlst" xmlns:r="http://schemas.openxmlformats.org/officeDocument/2006/relationships" xmlns:m="http://schemas.openxmlformats.org/officeDocument/2006/math" xmlns:v="urn:schemas-microsoft-com:vml" xmlns:wp14="http://schemas.microsoft.com/office/word/2010/wordprocessingDrawing" xmlns:wp="http://schemas.openxmlformats.org/drawingml/2006/wordprocessingDrawing" xmlns:w10="urn:schemas-microsoft-com:office:word" xmlns:w="http://schemas.openxmlformats.org/wordprocessingml/2006/main" xmlns:w14="http://schemas.microsoft.com/office/word/2010/wordml" xmlns:w15="http://schemas.microsoft.com/office/word/2012/wordml" xmlns:w16cex="http://schemas.microsoft.com/office/word/2018/wordml/cex" xmlns:w16cid="http://schemas.microsoft.com/office/word/2016/wordml/cid" xmlns:w16="http://schemas.microsoft.com/office/word/2018/wordml" xmlns:w16sdtdh="http://schemas.microsoft.com/office/word/2020/wordml/sdtdatahash" xmlns:w16se="http://schemas.microsoft.com/office/word/2015/wordml/symex" xmlns:wpg="http://schemas.microsoft.com/office/word/2010/wordprocessingGroup" xmlns:wpi="http://schemas.microsoft.com/office/word/2010/wordprocessingInk" xmlns:wne="http://schemas.microsoft.com/office/word/2006/wordml" xmlns:wps="http://schemas.microsoft.com/office/word/2010/wordprocessingShape" mc:Ignorable="w14 w15 w16se w16cid w16 w16cex w16sdtdh wp14">
+  <w:endnote w:type="separator" w:id="-1">
+    <w:p>
+      <w:pPr>
+        <w:spacing w:after="0" w:line="240" w:lineRule="auto"/>
+      </w:pPr>
+      <w:r>
+        <w:separator/>
+      </w:r>
+    </w:p>
+  </w:endnote>
+  <w:endnote w:type="continuationSeparator" w:id="0">
+    <w:p>
+      <w:pPr>
+        <w:spacing w:after="0" w:line="240" w:lineRule="auto"/>
+      </w:pPr>
+      <w:r>
+        <w:continuationSeparator/>
+      </w:r>
+    </w:p>
+  </w:endnote>
+</w:endnotes>
+</file>
+
+<file path=word/footer1.xml><?xml version="1.0" encoding="utf-8"?>
+<w:ftr xmlns:wpc="http://schemas.microsoft.com/office/word/2010/wordprocessingCanvas" xmlns:cx="http://schemas.microsoft.com/office/drawing/2014/chartex" xmlns:cx1="http://schemas.microsoft.com/office/drawing/2015/9/8/chartex" xmlns:cx2="http://schemas.microsoft.com/office/drawing/2015/10/21/chartex" xmlns:cx3="http://schemas.microsoft.com/office/drawing/2016/5/9/chartex" xmlns:cx4="http://schemas.microsoft.com/office/drawing/2016/5/10/chartex" xmlns:cx5="http://schemas.microsoft.com/office/drawing/2016/5/11/chartex" xmlns:cx6="http://schemas.microsoft.com/office/drawing/2016/5/12/chartex" xmlns:cx7="http://schemas.microsoft.com/office/drawing/2016/5/13/chartex" xmlns:cx8="http://schemas.microsoft.com/office/drawing/2016/5/14/chartex" xmlns:mc="http://schemas.openxmlformats.org/markup-compatibility/2006" xmlns:aink="http://schemas.microsoft.com/office/drawing/2016/ink" xmlns:am3d="http://schemas.microsoft.com/office/drawing/2017/model3d" xmlns:o="urn:schemas-microsoft-com:office:office" xmlns:oel="http://schemas.microsoft.com/office/2019/extlst" xmlns:r="http://schemas.openxmlformats.org/officeDocument/2006/relationships" xmlns:m="http://schemas.openxmlformats.org/officeDocument/2006/math" xmlns:v="urn:schemas-microsoft-com:vml" xmlns:wp14="http://schemas.microsoft.com/office/word/2010/wordprocessingDrawing" xmlns:wp="http://schemas.openxmlformats.org/drawingml/2006/wordprocessingDrawing" xmlns:w10="urn:schemas-microsoft-com:office:word" xmlns:w="http://schemas.openxmlformats.org/wordprocessingml/2006/main" xmlns:w14="http://schemas.microsoft.com/office/word/2010/wordml" xmlns:w15="http://schemas.microsoft.com/office/word/2012/wordml" xmlns:w16cex="http://schemas.microsoft.com/office/word/2018/wordml/cex" xmlns:w16cid="http://schemas.microsoft.com/office/word/2016/wordml/cid" xmlns:w16="http://schemas.microsoft.com/office/word/2018/wordml" xmlns:w16sdtdh="http://schemas.microsoft.com/office/word/2020/wordml/sdtdatahash" xmlns:w16se="http://schemas.microsoft.com/office/word/2015/wordml/symex" xmlns:wpg="http://schemas.microsoft.com/office/word/2010/wordprocessingGroup" xmlns:wpi="http://schemas.microsoft.com/office/word/2010/wordprocessingInk" xmlns:wne="http://schemas.microsoft.com/office/word/2006/wordml" xmlns:wps="http://schemas.microsoft.com/office/word/2010/wordprocessingShape" mc:Ignorable="w14 w15 w16se w16cid w16 w16cex w16sdtdh wp14">
+  <w:p>
+    <w:pPr>
+      <w:pStyle w:val="Rodap"/>
+    </w:pPr>
+  </w:p>
+</w:ftr>
+</file>
+
+<file path=word/footer2.xml><?xml version="1.0" encoding="utf-8"?>
+<w:ftr xmlns:wpc="http://schemas.microsoft.com/office/word/2010/wordprocessingCanvas" xmlns:cx="http://schemas.microsoft.com/office/drawing/2014/chartex" xmlns:cx1="http://schemas.microsoft.com/office/drawing/2015/9/8/chartex" xmlns:cx2="http://schemas.microsoft.com/office/drawing/2015/10/21/chartex" xmlns:cx3="http://schemas.microsoft.com/office/drawing/2016/5/9/chartex" xmlns:cx4="http://schemas.microsoft.com/office/drawing/2016/5/10/chartex" xmlns:cx5="http://schemas.microsoft.com/office/drawing/2016/5/11/chartex" xmlns:cx6="http://schemas.microsoft.com/office/drawing/2016/5/12/chartex" xmlns:cx7="http://schemas.microsoft.com/office/drawing/2016/5/13/chartex" xmlns:cx8="http://schemas.microsoft.com/office/drawing/2016/5/14/chartex" xmlns:mc="http://schemas.openxmlformats.org/markup-compatibility/2006" xmlns:aink="http://schemas.microsoft.com/office/drawing/2016/ink" xmlns:am3d="http://schemas.microsoft.com/office/drawing/2017/model3d" xmlns:o="urn:schemas-microsoft-com:office:office" xmlns:oel="http://schemas.microsoft.com/office/2019/extlst" xmlns:r="http://schemas.openxmlformats.org/officeDocument/2006/relationships" xmlns:m="http://schemas.openxmlformats.org/officeDocument/2006/math" xmlns:v="urn:schemas-microsoft-com:vml" xmlns:wp14="http://schemas.microsoft.com/office/word/2010/wordprocessingDrawing" xmlns:wp="http://schemas.openxmlformats.org/drawingml/2006/wordprocessingDrawing" xmlns:w10="urn:schemas-microsoft-com:office:word" xmlns:w="http://schemas.openxmlformats.org/wordprocessingml/2006/main" xmlns:w14="http://schemas.microsoft.com/office/word/2010/wordml" xmlns:w15="http://schemas.microsoft.com/office/word/2012/wordml" xmlns:w16cex="http://schemas.microsoft.com/office/word/2018/wordml/cex" xmlns:w16cid="http://schemas.microsoft.com/office/word/2016/wordml/cid" xmlns:w16="http://schemas.microsoft.com/office/word/2018/wordml" xmlns:w16sdtdh="http://schemas.microsoft.com/office/word/2020/wordml/sdtdatahash" xmlns:w16se="http://schemas.microsoft.com/office/word/2015/wordml/symex" xmlns:wpg="http://schemas.microsoft.com/office/word/2010/wordprocessingGroup" xmlns:wpi="http://schemas.microsoft.com/office/word/2010/wordprocessingInk" xmlns:wne="http://schemas.microsoft.com/office/word/2006/wordml" xmlns:wps="http://schemas.microsoft.com/office/word/2010/wordprocessingShape" mc:Ignorable="w14 w15 w16se w16cid w16 w16cex w16sdtdh wp14">
+  <w:sdt>
+    <w:sdtPr>
+      <w:id w:val="451759459"/>
+      <w:docPartObj>
+        <w:docPartGallery w:val="Page Numbers (Bottom of Page)"/>
+        <w:docPartUnique/>
+      </w:docPartObj>
+    </w:sdtPr>
+    <w:sdtContent>
+      <w:p>
+        <w:pPr>
+          <w:pStyle w:val="Rodap"/>
+          <w:jc w:val="right"/>
+        </w:pPr>
+        <w:r>
+          <w:fldChar w:fldCharType="begin"/>
+        </w:r>
+        <w:r>
+          <w:instrText>PAGE   \* MERGEFORMAT</w:instrText>
+        </w:r>
+        <w:r>
+          <w:fldChar w:fldCharType="separate"/>
+        </w:r>
+        <w:r>
+          <w:t>2</w:t>
+        </w:r>
+        <w:r>
+          <w:fldChar w:fldCharType="end"/>
+        </w:r>
+      </w:p>
+    </w:sdtContent>
+  </w:sdt>
+  <w:p>
+    <w:pPr>
+      <w:pStyle w:val="Rodap"/>
+    </w:pPr>
+  </w:p>
+</w:ftr>
+</file>
+
+<file path=word/footer3.xml><?xml version="1.0" encoding="utf-8"?>
+<w:ftr xmlns:wpc="http://schemas.microsoft.com/office/word/2010/wordprocessingCanvas" xmlns:cx="http://schemas.microsoft.com/office/drawing/2014/chartex" xmlns:cx1="http://schemas.microsoft.com/office/drawing/2015/9/8/chartex" xmlns:cx2="http://schemas.microsoft.com/office/drawing/2015/10/21/chartex" xmlns:cx3="http://schemas.microsoft.com/office/drawing/2016/5/9/chartex" xmlns:cx4="http://schemas.microsoft.com/office/drawing/2016/5/10/chartex" xmlns:cx5="http://schemas.microsoft.com/office/drawing/2016/5/11/chartex" xmlns:cx6="http://schemas.microsoft.com/office/drawing/2016/5/12/chartex" xmlns:cx7="http://schemas.microsoft.com/office/drawing/2016/5/13/chartex" xmlns:cx8="http://schemas.microsoft.com/office/drawing/2016/5/14/chartex" xmlns:mc="http://schemas.openxmlformats.org/markup-compatibility/2006" xmlns:aink="http://schemas.microsoft.com/office/drawing/2016/ink" xmlns:am3d="http://schemas.microsoft.com/office/drawing/2017/model3d" xmlns:o="urn:schemas-microsoft-com:office:office" xmlns:oel="http://schemas.microsoft.com/office/2019/extlst" xmlns:r="http://schemas.openxmlformats.org/officeDocument/2006/relationships" xmlns:m="http://schemas.openxmlformats.org/officeDocument/2006/math" xmlns:v="urn:schemas-microsoft-com:vml" xmlns:wp14="http://schemas.microsoft.com/office/word/2010/wordprocessingDrawing" xmlns:wp="http://schemas.openxmlformats.org/drawingml/2006/wordprocessingDrawing" xmlns:w10="urn:schemas-microsoft-com:office:word" xmlns:w="http://schemas.openxmlformats.org/wordprocessingml/2006/main" xmlns:w14="http://schemas.microsoft.com/office/word/2010/wordml" xmlns:w15="http://schemas.microsoft.com/office/word/2012/wordml" xmlns:w16cex="http://schemas.microsoft.com/office/word/2018/wordml/cex" xmlns:w16cid="http://schemas.microsoft.com/office/word/2016/wordml/cid" xmlns:w16="http://schemas.microsoft.com/office/word/2018/wordml" xmlns:w16sdtdh="http://schemas.microsoft.com/office/word/2020/wordml/sdtdatahash" xmlns:w16se="http://schemas.microsoft.com/office/word/2015/wordml/symex" xmlns:wpg="http://schemas.microsoft.com/office/word/2010/wordprocessingGroup" xmlns:wpi="http://schemas.microsoft.com/office/word/2010/wordprocessingInk" xmlns:wne="http://schemas.microsoft.com/office/word/2006/wordml" xmlns:wps="http://schemas.microsoft.com/office/word/2010/wordprocessingShape" mc:Ignorable="w14 w15 w16se w16cid w16 w16cex w16sdtdh wp14">
+  <w:p>
+    <w:pPr>
+      <w:pStyle w:val="Rodap"/>
+    </w:pPr>
+  </w:p>
+</w:ftr>
+</file>
+
+<file path=word/footnotes.xml><?xml version="1.0" encoding="utf-8"?>
+<w:footnotes xmlns:wpc="http://schemas.microsoft.com/office/word/2010/wordprocessingCanvas" xmlns:cx="http://schemas.microsoft.com/office/drawing/2014/chartex" xmlns:cx1="http://schemas.microsoft.com/office/drawing/2015/9/8/chartex" xmlns:cx2="http://schemas.microsoft.com/office/drawing/2015/10/21/chartex" xmlns:cx3="http://schemas.microsoft.com/office/drawing/2016/5/9/chartex" xmlns:cx4="http://schemas.microsoft.com/office/drawing/2016/5/10/chartex" xmlns:cx5="http://schemas.microsoft.com/office/drawing/2016/5/11/chartex" xmlns:cx6="http://schemas.microsoft.com/office/drawing/2016/5/12/chartex" xmlns:cx7="http://schemas.microsoft.com/office/drawing/2016/5/13/chartex" xmlns:cx8="http://schemas.microsoft.com/office/drawing/2016/5/14/chartex" xmlns:mc="http://schemas.openxmlformats.org/markup-compatibility/2006" xmlns:aink="http://schemas.microsoft.com/office/drawing/2016/ink" xmlns:am3d="http://schemas.microsoft.com/office/drawing/2017/model3d" xmlns:o="urn:schemas-microsoft-com:office:office" xmlns:oel="http://schemas.microsoft.com/office/2019/extlst" xmlns:r="http://schemas.openxmlformats.org/officeDocument/2006/relationships" xmlns:m="http://schemas.openxmlformats.org/officeDocument/2006/math" xmlns:v="urn:schemas-microsoft-com:vml" xmlns:wp14="http://schemas.microsoft.com/office/word/2010/wordprocessingDrawing" xmlns:wp="http://schemas.openxmlformats.org/drawingml/2006/wordprocessingDrawing" xmlns:w10="urn:schemas-microsoft-com:office:word" xmlns:w="http://schemas.openxmlformats.org/wordprocessingml/2006/main" xmlns:w14="http://schemas.microsoft.com/office/word/2010/wordml" xmlns:w15="http://schemas.microsoft.com/office/word/2012/wordml" xmlns:w16cex="http://schemas.microsoft.com/office/word/2018/wordml/cex" xmlns:w16cid="http://schemas.microsoft.com/office/word/2016/wordml/cid" xmlns:w16="http://schemas.microsoft.com/office/word/2018/wordml" xmlns:w16sdtdh="http://schemas.microsoft.com/office/word/2020/wordml/sdtdatahash" xmlns:w16se="http://schemas.microsoft.com/office/word/2015/wordml/symex" xmlns:wpg="http://schemas.microsoft.com/office/word/2010/wordprocessingGroup" xmlns:wpi="http://schemas.microsoft.com/office/word/2010/wordprocessingInk" xmlns:wne="http://schemas.microsoft.com/office/word/2006/wordml" xmlns:wps="http://schemas.microsoft.com/office/word/2010/wordprocessingShape" mc:Ignorable="w14 w15 w16se w16cid w16 w16cex w16sdtdh wp14">
+  <w:footnote w:type="separator" w:id="-1">
+    <w:p>
+      <w:pPr>
+        <w:spacing w:after="0" w:line="240" w:lineRule="auto"/>
+      </w:pPr>
+      <w:r>
+        <w:separator/>
+      </w:r>
+    </w:p>
+  </w:footnote>
+  <w:footnote w:type="continuationSeparator" w:id="0">
+    <w:p>
+      <w:pPr>
+        <w:spacing w:after="0" w:line="240" w:lineRule="auto"/>
+      </w:pPr>
+      <w:r>
+        <w:continuationSeparator/>
+      </w:r>
+    </w:p>
+  </w:footnote>
+</w:footnotes>
+</file>
+
+<file path=word/header1.xml><?xml version="1.0" encoding="utf-8"?>
+<w:hdr xmlns:wpc="http://schemas.microsoft.com/office/word/2010/wordprocessingCanvas" xmlns:cx="http://schemas.microsoft.com/office/drawing/2014/chartex" xmlns:cx1="http://schemas.microsoft.com/office/drawing/2015/9/8/chartex" xmlns:cx2="http://schemas.microsoft.com/office/drawing/2015/10/21/chartex" xmlns:cx3="http://schemas.microsoft.com/office/drawing/2016/5/9/chartex" xmlns:cx4="http://schemas.microsoft.com/office/drawing/2016/5/10/chartex" xmlns:cx5="http://schemas.microsoft.com/office/drawing/2016/5/11/chartex" xmlns:cx6="http://schemas.microsoft.com/office/drawing/2016/5/12/chartex" xmlns:cx7="http://schemas.microsoft.com/office/drawing/2016/5/13/chartex" xmlns:cx8="http://schemas.microsoft.com/office/drawing/2016/5/14/chartex" xmlns:mc="http://schemas.openxmlformats.org/markup-compatibility/2006" xmlns:aink="http://schemas.microsoft.com/office/drawing/2016/ink" xmlns:am3d="http://schemas.microsoft.com/office/drawing/2017/model3d" xmlns:o="urn:schemas-microsoft-com:office:office" xmlns:oel="http://schemas.microsoft.com/office/2019/extlst" xmlns:r="http://schemas.openxmlformats.org/officeDocument/2006/relationships" xmlns:m="http://schemas.openxmlformats.org/officeDocument/2006/math" xmlns:v="urn:schemas-microsoft-com:vml" xmlns:wp14="http://schemas.microsoft.com/office/word/2010/wordprocessingDrawing" xmlns:wp="http://schemas.openxmlformats.org/drawingml/2006/wordprocessingDrawing" xmlns:w10="urn:schemas-microsoft-com:office:word" xmlns:w="http://schemas.openxmlformats.org/wordprocessingml/2006/main" xmlns:w14="http://schemas.microsoft.com/office/word/2010/wordml" xmlns:w15="http://schemas.microsoft.com/office/word/2012/wordml" xmlns:w16cex="http://schemas.microsoft.com/office/word/2018/wordml/cex" xmlns:w16cid="http://schemas.microsoft.com/office/word/2016/wordml/cid" xmlns:w16="http://schemas.microsoft.com/office/word/2018/wordml" xmlns:w16sdtdh="http://schemas.microsoft.com/office/word/2020/wordml/sdtdatahash" xmlns:w16se="http://schemas.microsoft.com/office/word/2015/wordml/symex" xmlns:wpg="http://schemas.microsoft.com/office/word/2010/wordprocessingGroup" xmlns:wpi="http://schemas.microsoft.com/office/word/2010/wordprocessingInk" xmlns:wne="http://schemas.microsoft.com/office/word/2006/wordml" xmlns:wps="http://schemas.microsoft.com/office/word/2010/wordprocessingShape" mc:Ignorable="w14 w15 w16se w16cid w16 w16cex w16sdtdh wp14">
+  <w:p>
+    <w:pPr>
+      <w:pStyle w:val="Cabealho"/>
+    </w:pPr>
+  </w:p>
+</w:hdr>
+</file>
+
+<file path=word/header2.xml><?xml version="1.0" encoding="utf-8"?>
+<w:hdr xmlns:wpc="http://schemas.microsoft.com/office/word/2010/wordprocessingCanvas" xmlns:cx="http://schemas.microsoft.com/office/drawing/2014/chartex" xmlns:cx1="http://schemas.microsoft.com/office/drawing/2015/9/8/chartex" xmlns:cx2="http://schemas.microsoft.com/office/drawing/2015/10/21/chartex" xmlns:cx3="http://schemas.microsoft.com/office/drawing/2016/5/9/chartex" xmlns:cx4="http://schemas.microsoft.com/office/drawing/2016/5/10/chartex" xmlns:cx5="http://schemas.microsoft.com/office/drawing/2016/5/11/chartex" xmlns:cx6="http://schemas.microsoft.com/office/drawing/2016/5/12/chartex" xmlns:cx7="http://schemas.microsoft.com/office/drawing/2016/5/13/chartex" xmlns:cx8="http://schemas.microsoft.com/office/drawing/2016/5/14/chartex" xmlns:mc="http://schemas.openxmlformats.org/markup-compatibility/2006" xmlns:aink="http://schemas.microsoft.com/office/drawing/2016/ink" xmlns:am3d="http://schemas.microsoft.com/office/drawing/2017/model3d" xmlns:o="urn:schemas-microsoft-com:office:office" xmlns:oel="http://schemas.microsoft.com/office/2019/extlst" xmlns:r="http://schemas.openxmlformats.org/officeDocument/2006/relationships" xmlns:m="http://schemas.openxmlformats.org/officeDocument/2006/math" xmlns:v="urn:schemas-microsoft-com:vml" xmlns:wp14="http://schemas.microsoft.com/office/word/2010/wordprocessingDrawing" xmlns:wp="http://schemas.openxmlformats.org/drawingml/2006/wordprocessingDrawing" xmlns:w10="urn:schemas-microsoft-com:office:word" xmlns:w="http://schemas.openxmlformats.org/wordprocessingml/2006/main" xmlns:w14="http://schemas.microsoft.com/office/word/2010/wordml" xmlns:w15="http://schemas.microsoft.com/office/word/2012/wordml" xmlns:w16cex="http://schemas.microsoft.com/office/word/2018/wordml/cex" xmlns:w16cid="http://schemas.microsoft.com/office/word/2016/wordml/cid" xmlns:w16="http://schemas.microsoft.com/office/word/2018/wordml" xmlns:w16sdtdh="http://schemas.microsoft.com/office/word/2020/wordml/sdtdatahash" xmlns:w16se="http://schemas.microsoft.com/office/word/2015/wordml/symex" xmlns:wpg="http://schemas.microsoft.com/office/word/2010/wordprocessingGroup" xmlns:wpi="http://schemas.microsoft.com/office/word/2010/wordprocessingInk" xmlns:wne="http://schemas.microsoft.com/office/word/2006/wordml" xmlns:wps="http://schemas.microsoft.com/office/word/2010/wordprocessingShape" mc:Ignorable="w14 w15 w16se w16cid w16 w16cex w16sdtdh wp14">
+  <w:p>
+    <w:pPr>
+      <w:pStyle w:val="Cabealho"/>
+    </w:pPr>
+  </w:p>
+</w:hdr>
+</file>
+
+<file path=word/header3.xml><?xml version="1.0" encoding="utf-8"?>
+<w:hdr xmlns:wpc="http://schemas.microsoft.com/office/word/2010/wordprocessingCanvas" xmlns:cx="http://schemas.microsoft.com/office/drawing/2014/chartex" xmlns:cx1="http://schemas.microsoft.com/office/drawing/2015/9/8/chartex" xmlns:cx2="http://schemas.microsoft.com/office/drawing/2015/10/21/chartex" xmlns:cx3="http://schemas.microsoft.com/office/drawing/2016/5/9/chartex" xmlns:cx4="http://schemas.microsoft.com/office/drawing/2016/5/10/chartex" xmlns:cx5="http://schemas.microsoft.com/office/drawing/2016/5/11/chartex" xmlns:cx6="http://schemas.microsoft.com/office/drawing/2016/5/12/chartex" xmlns:cx7="http://schemas.microsoft.com/office/drawing/2016/5/13/chartex" xmlns:cx8="http://schemas.microsoft.com/office/drawing/2016/5/14/chartex" xmlns:mc="http://schemas.openxmlformats.org/markup-compatibility/2006" xmlns:aink="http://schemas.microsoft.com/office/drawing/2016/ink" xmlns:am3d="http://schemas.microsoft.com/office/drawing/2017/model3d" xmlns:o="urn:schemas-microsoft-com:office:office" xmlns:oel="http://schemas.microsoft.com/office/2019/extlst" xmlns:r="http://schemas.openxmlformats.org/officeDocument/2006/relationships" xmlns:m="http://schemas.openxmlformats.org/officeDocument/2006/math" xmlns:v="urn:schemas-microsoft-com:vml" xmlns:wp14="http://schemas.microsoft.com/office/word/2010/wordprocessingDrawing" xmlns:wp="http://schemas.openxmlformats.org/drawingml/2006/wordprocessingDrawing" xmlns:w10="urn:schemas-microsoft-com:office:word" xmlns:w="http://schemas.openxmlformats.org/wordprocessingml/2006/main" xmlns:w14="http://schemas.microsoft.com/office/word/2010/wordml" xmlns:w15="http://schemas.microsoft.com/office/word/2012/wordml" xmlns:w16cex="http://schemas.microsoft.com/office/word/2018/wordml/cex" xmlns:w16cid="http://schemas.microsoft.com/office/word/2016/wordml/cid" xmlns:w16="http://schemas.microsoft.com/office/word/2018/wordml" xmlns:w16sdtdh="http://schemas.microsoft.com/office/word/2020/wordml/sdtdatahash" xmlns:w16se="http://schemas.microsoft.com/office/word/2015/wordml/symex" xmlns:wpg="http://schemas.microsoft.com/office/word/2010/wordprocessingGroup" xmlns:wpi="http://schemas.microsoft.com/office/word/2010/wordprocessingInk" xmlns:wne="http://schemas.microsoft.com/office/word/2006/wordml" xmlns:wps="http://schemas.microsoft.com/office/word/2010/wordprocessingShape" mc:Ignorable="w14 w15 w16se w16cid w16 w16cex w16sdtdh wp14">
+  <w:p>
+    <w:pPr>
+      <w:pStyle w:val="Cabealho"/>
+    </w:pPr>
+  </w:p>
+</w:hdr>
 </file>
 
 <file path=word/numbering.xml><?xml version="1.0" encoding="utf-8"?>
@@ -4870,6 +5260,50 @@
       <w:u w:val="single"/>
     </w:rPr>
   </w:style>
+  <w:style w:type="paragraph" w:styleId="Cabealho">
+    <w:name w:val="header"/>
+    <w:basedOn w:val="Normal"/>
+    <w:link w:val="CabealhoChar"/>
+    <w:uiPriority w:val="99"/>
+    <w:unhideWhenUsed/>
+    <w:rsid w:val="00277138"/>
+    <w:pPr>
+      <w:tabs>
+        <w:tab w:val="center" w:pos="4252"/>
+        <w:tab w:val="right" w:pos="8504"/>
+      </w:tabs>
+      <w:spacing w:after="0" w:line="240" w:lineRule="auto"/>
+    </w:pPr>
+  </w:style>
+  <w:style w:type="character" w:customStyle="1" w:styleId="CabealhoChar">
+    <w:name w:val="Cabeçalho Char"/>
+    <w:basedOn w:val="Fontepargpadro"/>
+    <w:link w:val="Cabealho"/>
+    <w:uiPriority w:val="99"/>
+    <w:rsid w:val="00277138"/>
+  </w:style>
+  <w:style w:type="paragraph" w:styleId="Rodap">
+    <w:name w:val="footer"/>
+    <w:basedOn w:val="Normal"/>
+    <w:link w:val="RodapChar"/>
+    <w:uiPriority w:val="99"/>
+    <w:unhideWhenUsed/>
+    <w:rsid w:val="00277138"/>
+    <w:pPr>
+      <w:tabs>
+        <w:tab w:val="center" w:pos="4252"/>
+        <w:tab w:val="right" w:pos="8504"/>
+      </w:tabs>
+      <w:spacing w:after="0" w:line="240" w:lineRule="auto"/>
+    </w:pPr>
+  </w:style>
+  <w:style w:type="character" w:customStyle="1" w:styleId="RodapChar">
+    <w:name w:val="Rodapé Char"/>
+    <w:basedOn w:val="Fontepargpadro"/>
+    <w:link w:val="Rodap"/>
+    <w:uiPriority w:val="99"/>
+    <w:rsid w:val="00277138"/>
+  </w:style>
 </w:styles>
 </file>
 

--- a/Insurminds/Desafio 2/agente_chatbotseguro/Relatório de Implementação.docx
+++ b/Insurminds/Desafio 2/agente_chatbotseguro/Relatório de Implementação.docx
@@ -4,1029 +4,234 @@
   <w:body>
     <w:p>
       <w:pPr>
-        <w:jc w:val="center"/>
-        <w:rPr>
-          <w:b/>
-          <w:bCs/>
-        </w:rPr>
-      </w:pPr>
-      <w:r>
-        <w:rPr>
-          <w:b/>
-          <w:bCs/>
-        </w:rPr>
-        <w:t xml:space="preserve">Relatório de Implementação: Agente Inteligente </w:t>
-      </w:r>
-      <w:proofErr w:type="spellStart"/>
-      <w:r>
-        <w:rPr>
-          <w:b/>
-          <w:bCs/>
-        </w:rPr>
-        <w:t>Chatbot</w:t>
-      </w:r>
-      <w:proofErr w:type="spellEnd"/>
-      <w:r>
-        <w:rPr>
-          <w:b/>
-          <w:bCs/>
-        </w:rPr>
-        <w:t xml:space="preserve"> Seguro</w:t>
-      </w:r>
-    </w:p>
-    <w:p>
-      <w:pPr>
-        <w:jc w:val="center"/>
-        <w:rPr>
-          <w:b/>
-          <w:bCs/>
-        </w:rPr>
-      </w:pPr>
-    </w:p>
-    <w:p>
-      <w:r>
-        <w:rPr>
-          <w:b/>
-          <w:bCs/>
-        </w:rPr>
-        <w:t>Grupo:</w:t>
-      </w:r>
-      <w:r>
-        <w:t xml:space="preserve"> </w:t>
-      </w:r>
-      <w:proofErr w:type="spellStart"/>
-      <w:r>
-        <w:t>Sintoni-IA</w:t>
-      </w:r>
-      <w:proofErr w:type="spellEnd"/>
-      <w:r>
-        <w:t xml:space="preserve"> </w:t>
-      </w:r>
-    </w:p>
-    <w:p>
-      <w:r>
-        <w:rPr>
-          <w:b/>
-          <w:bCs/>
-        </w:rPr>
-        <w:t>Impacto:</w:t>
-      </w:r>
-      <w:r>
-        <w:t xml:space="preserve"> </w:t>
+        <w:rPr>
+          <w:b/>
+          <w:bCs/>
+        </w:rPr>
+      </w:pPr>
+      <w:r>
+        <w:rPr>
+          <w:b/>
+          <w:bCs/>
+        </w:rPr>
+        <w:t>Relatório Técnico de Implementação: Agente Inteligente Chatbot Seguro</w:t>
+      </w:r>
+    </w:p>
+    <w:p>
+      <w:pPr>
+        <w:rPr>
+          <w:b/>
+          <w:bCs/>
+        </w:rPr>
+      </w:pPr>
+      <w:r>
+        <w:rPr>
+          <w:b/>
+          <w:bCs/>
+        </w:rPr>
+        <w:t>1. Visão Estratégica e Objetivos do Projeto</w:t>
+      </w:r>
+    </w:p>
+    <w:p>
+      <w:r>
+        <w:t>A transformação digital no setor de seguros transcendeu a simples digitalização de processos; estamos em uma era onde a agilidade na resposta e o rigor técnico são componentes indissociáveis da excelência operacional. Em um ecossistema de apólices densas e normas regulatórias voláteis, o atendimento ao cliente exige uma simbiose perfeita entre a fluidez da linguagem natural e a precisão dos dados contratuais. Este projeto, concebido pelo grupo Sintoni-IA, posiciona-se estrategicamente para converter a complexidade documental em resoluções imediatas, garantindo que a tecnologia atue como um facilitador de confiança e conformidade.</w:t>
+      </w:r>
+    </w:p>
+    <w:p>
+      <w:r>
+        <w:rPr>
+          <w:b/>
+          <w:bCs/>
+        </w:rPr>
+        <w:t>Análise de Objetivos:</w:t>
+      </w:r>
+    </w:p>
+    <w:p>
+      <w:pPr>
+        <w:numPr>
+          <w:ilvl w:val="0"/>
+          <w:numId w:val="8"/>
+        </w:numPr>
+      </w:pPr>
+      <w:r>
+        <w:rPr>
+          <w:b/>
+          <w:bCs/>
+        </w:rPr>
+        <w:t>Automação de FAQ:</w:t>
+      </w:r>
+      <w:r>
+        <w:t xml:space="preserve"> Estabelece uma camada de suporte 24/7 capaz de resolver dúvidas recorrentes sem fricção humana, eliminando gargalos operacionais e garantindo a onipresença da seguradora.</w:t>
+      </w:r>
+    </w:p>
+    <w:p>
+      <w:pPr>
+        <w:numPr>
+          <w:ilvl w:val="0"/>
+          <w:numId w:val="8"/>
+        </w:numPr>
+      </w:pPr>
+      <w:r>
+        <w:rPr>
+          <w:b/>
+          <w:bCs/>
+        </w:rPr>
+        <w:t>Inteligência Contextual e RAG:</w:t>
+      </w:r>
+      <w:r>
+        <w:t xml:space="preserve"> Implementa a técnica de Recuperação Aumentada por Geração (RAG), utilizando a pasta /rag_docs como a "fonte da verdade" absoluta. Ao fundamentar a geração de texto em documentos técnicos reais, mitigamos drasticamente o risco de alucinações, assegurando que cada resposta seja juridicamente e tecnicamente fundamentada.</w:t>
+      </w:r>
+    </w:p>
+    <w:p>
+      <w:pPr>
+        <w:numPr>
+          <w:ilvl w:val="0"/>
+          <w:numId w:val="8"/>
+        </w:numPr>
+      </w:pPr>
+      <w:r>
+        <w:rPr>
+          <w:b/>
+          <w:bCs/>
+        </w:rPr>
+        <w:t>Processamento de Intenções:</w:t>
+      </w:r>
+      <w:r>
+        <w:t xml:space="preserve"> Identifica com precisão as necessidades do segurado — de comunicações de sinistro a consultas de coberturas — permitindo um direcionamento assertivo que personaliza a jornada do usuário e acelera o tempo de resposta.</w:t>
+      </w:r>
+    </w:p>
+    <w:p>
+      <w:r>
+        <w:t>A redução drástica no tempo de resolução não é apenas uma métrica de eficiência; é um motor de fidelização. Ao oferecer um autoatendimento transparente e seguro, a seguradora fortalece o vínculo com o cliente e otimiza sua estrutura de custos. Para sustentar essa visão, foi arquitetada uma infraestrutura de alta performance capaz de escalar conforme a demanda do negócio.</w:t>
+      </w:r>
+    </w:p>
+    <w:p>
+      <w:pPr>
+        <w:rPr>
+          <w:b/>
+          <w:bCs/>
+        </w:rPr>
+      </w:pPr>
+      <w:r>
+        <w:rPr>
+          <w:b/>
+          <w:bCs/>
+        </w:rPr>
+        <w:t>2. Arquitetura da Solução e Stack Tecnológica</w:t>
+      </w:r>
+    </w:p>
+    <w:p>
+      <w:r>
+        <w:t xml:space="preserve">A arquitetura foi desenhada sob os princípios </w:t>
       </w:r>
       <w:r>
         <w:rPr>
           <w:i/>
           <w:iCs/>
         </w:rPr>
-        <w:t xml:space="preserve">Otimizando a jornada do segurado através de Recuperação Aumentada por Geração (RAG) e arquitetura </w:t>
-      </w:r>
-      <w:proofErr w:type="spellStart"/>
+        <w:t>Cloud-Native</w:t>
+      </w:r>
+      <w:r>
+        <w:t xml:space="preserve"> e </w:t>
+      </w:r>
       <w:r>
         <w:rPr>
           <w:i/>
           <w:iCs/>
         </w:rPr>
-        <w:t>serverless</w:t>
-      </w:r>
-      <w:proofErr w:type="spellEnd"/>
-      <w:r>
-        <w:rPr>
-          <w:i/>
-          <w:iCs/>
-        </w:rPr>
-        <w:t xml:space="preserve"> de alta performance.</w:t>
-      </w:r>
-    </w:p>
-    <w:p/>
-    <w:p>
-      <w:pPr>
-        <w:rPr>
-          <w:b/>
-          <w:bCs/>
-        </w:rPr>
-      </w:pPr>
-      <w:r>
-        <w:rPr>
-          <w:b/>
-          <w:bCs/>
-        </w:rPr>
-        <w:t>2. ÍNDICE</w:t>
-      </w:r>
-    </w:p>
-    <w:p>
-      <w:pPr>
-        <w:numPr>
-          <w:ilvl w:val="0"/>
-          <w:numId w:val="1"/>
-        </w:numPr>
-      </w:pPr>
-      <w:hyperlink r:id="rId7" w:anchor="3-resumo-executivo" w:history="1">
-        <w:r>
-          <w:rPr>
-            <w:rStyle w:val="Hyperlink"/>
-          </w:rPr>
-          <w:t>3. Resumo Executivo</w:t>
-        </w:r>
-      </w:hyperlink>
-    </w:p>
-    <w:p>
-      <w:pPr>
-        <w:numPr>
-          <w:ilvl w:val="0"/>
-          <w:numId w:val="1"/>
-        </w:numPr>
-      </w:pPr>
-      <w:hyperlink r:id="rId8" w:anchor="4-objetivo" w:history="1">
-        <w:r>
-          <w:rPr>
-            <w:rStyle w:val="Hyperlink"/>
-          </w:rPr>
-          <w:t>4. O</w:t>
-        </w:r>
-        <w:r>
-          <w:rPr>
-            <w:rStyle w:val="Hyperlink"/>
-          </w:rPr>
-          <w:t>b</w:t>
-        </w:r>
-        <w:r>
-          <w:rPr>
-            <w:rStyle w:val="Hyperlink"/>
-          </w:rPr>
-          <w:t>jetivo</w:t>
-        </w:r>
-      </w:hyperlink>
-    </w:p>
-    <w:p>
-      <w:pPr>
-        <w:numPr>
-          <w:ilvl w:val="0"/>
-          <w:numId w:val="1"/>
-        </w:numPr>
-      </w:pPr>
-      <w:hyperlink r:id="rId9" w:anchor="5-descri%C3%A7%C3%A3o-da-solu%C3%A7%C3%A3o" w:history="1">
-        <w:r>
-          <w:rPr>
-            <w:rStyle w:val="Hyperlink"/>
-          </w:rPr>
-          <w:t>5. Descrição da Solução</w:t>
-        </w:r>
-      </w:hyperlink>
-    </w:p>
-    <w:p>
-      <w:pPr>
-        <w:numPr>
-          <w:ilvl w:val="0"/>
-          <w:numId w:val="1"/>
-        </w:numPr>
-      </w:pPr>
-      <w:hyperlink r:id="rId10" w:anchor="6-arquitetura-da-solu%C3%A7%C3%A3o" w:history="1">
-        <w:r>
-          <w:rPr>
-            <w:rStyle w:val="Hyperlink"/>
-          </w:rPr>
-          <w:t>6. Arquitetura da Solução</w:t>
-        </w:r>
-      </w:hyperlink>
-    </w:p>
-    <w:p>
-      <w:pPr>
-        <w:numPr>
-          <w:ilvl w:val="0"/>
-          <w:numId w:val="1"/>
-        </w:numPr>
-      </w:pPr>
-      <w:hyperlink r:id="rId11" w:anchor="7-tecnologias-utilizadas" w:history="1">
-        <w:r>
-          <w:rPr>
-            <w:rStyle w:val="Hyperlink"/>
-          </w:rPr>
-          <w:t>7. Tecnologias Utilizadas</w:t>
-        </w:r>
-      </w:hyperlink>
-    </w:p>
-    <w:p>
-      <w:pPr>
-        <w:numPr>
-          <w:ilvl w:val="0"/>
-          <w:numId w:val="1"/>
-        </w:numPr>
-      </w:pPr>
-      <w:hyperlink r:id="rId12" w:anchor="8-especifica%C3%A7%C3%A3o-t%C3%A9cnica" w:history="1">
-        <w:r>
-          <w:rPr>
-            <w:rStyle w:val="Hyperlink"/>
-          </w:rPr>
-          <w:t>8. Especificação Técnica</w:t>
-        </w:r>
-      </w:hyperlink>
-    </w:p>
-    <w:p>
-      <w:pPr>
-        <w:numPr>
-          <w:ilvl w:val="0"/>
-          <w:numId w:val="1"/>
-        </w:numPr>
-      </w:pPr>
-      <w:hyperlink r:id="rId13" w:anchor="9-intelig%C3%AAncia-artificial" w:history="1">
-        <w:r>
-          <w:rPr>
-            <w:rStyle w:val="Hyperlink"/>
-          </w:rPr>
-          <w:t>9. Inteligência Artificial</w:t>
-        </w:r>
-      </w:hyperlink>
-    </w:p>
-    <w:p>
-      <w:pPr>
-        <w:numPr>
-          <w:ilvl w:val="0"/>
-          <w:numId w:val="1"/>
-        </w:numPr>
-      </w:pPr>
-      <w:hyperlink r:id="rId14" w:anchor="10-fluxo-de-atividades" w:history="1">
-        <w:r>
-          <w:rPr>
-            <w:rStyle w:val="Hyperlink"/>
-          </w:rPr>
-          <w:t>10. Fluxo de Atividades</w:t>
-        </w:r>
-      </w:hyperlink>
-    </w:p>
-    <w:p>
-      <w:pPr>
-        <w:numPr>
-          <w:ilvl w:val="0"/>
-          <w:numId w:val="1"/>
-        </w:numPr>
-      </w:pPr>
-      <w:hyperlink r:id="rId15" w:anchor="11-resultados-obtidos" w:history="1">
-        <w:r>
-          <w:rPr>
-            <w:rStyle w:val="Hyperlink"/>
-          </w:rPr>
-          <w:t>11. Resultados Obtidos</w:t>
-        </w:r>
-      </w:hyperlink>
-    </w:p>
-    <w:p>
-      <w:pPr>
-        <w:numPr>
-          <w:ilvl w:val="0"/>
-          <w:numId w:val="1"/>
-        </w:numPr>
-      </w:pPr>
-      <w:hyperlink r:id="rId16" w:anchor="12-grupo-e-contatos-sintoni-ia" w:history="1">
-        <w:r>
-          <w:rPr>
-            <w:rStyle w:val="Hyperlink"/>
-          </w:rPr>
-          <w:t>12. Grupo e Contatos (</w:t>
-        </w:r>
-        <w:proofErr w:type="spellStart"/>
-        <w:r>
-          <w:rPr>
-            <w:rStyle w:val="Hyperlink"/>
-          </w:rPr>
-          <w:t>Sintoni-IA</w:t>
-        </w:r>
-        <w:proofErr w:type="spellEnd"/>
-        <w:r>
-          <w:rPr>
-            <w:rStyle w:val="Hyperlink"/>
-          </w:rPr>
-          <w:t>)</w:t>
-        </w:r>
-      </w:hyperlink>
-    </w:p>
-    <w:p/>
-    <w:p/>
-    <w:p/>
-    <w:p/>
-    <w:p/>
-    <w:p/>
-    <w:p/>
-    <w:p/>
-    <w:p/>
-    <w:p/>
-    <w:p/>
-    <w:p/>
-    <w:p/>
-    <w:p/>
-    <w:p>
-      <w:pPr>
-        <w:rPr>
-          <w:b/>
-          <w:bCs/>
-        </w:rPr>
-      </w:pPr>
+        <w:t>Serverless</w:t>
+      </w:r>
+      <w:r>
+        <w:t>, escolhas deliberadas para garantir escalabilidade automática e resiliência. No mercado de seguros, onde eventos inesperados podem gerar picos súbitos de demanda, a capacidade de expansão instantânea — e a retração para o custo zero em períodos de inatividade — é um diferencial competitivo vital para a saúde financeira da operação.</w:t>
+      </w:r>
+    </w:p>
+    <w:p>
+      <w:r>
+        <w:rPr>
+          <w:b/>
+          <w:bCs/>
+        </w:rPr>
+        <w:t>Representação do Fluxo de Dados:</w:t>
+      </w:r>
+    </w:p>
+    <w:p>
+      <w:r>
+        <w:rPr>
+          <w:b/>
+          <w:bCs/>
+        </w:rPr>
+        <w:t>Interação do Usuário:</w:t>
+      </w:r>
+      <w:r>
+        <w:t xml:space="preserve"> O segurado acessa a interface web intuitiva para submeter suas consultas.</w:t>
+      </w:r>
+    </w:p>
+    <w:p>
+      <w:r>
+        <w:rPr>
+          <w:b/>
+          <w:bCs/>
+        </w:rPr>
+        <w:t>Interface Streamlit:</w:t>
+      </w:r>
+      <w:r>
+        <w:t xml:space="preserve"> Front-end da aplicação rodando na </w:t>
+      </w:r>
+      <w:r>
+        <w:rPr>
+          <w:b/>
+          <w:bCs/>
+        </w:rPr>
+        <w:t>porta 8002</w:t>
+      </w:r>
+      <w:r>
+        <w:t>, gerindo o estado da sessão e a experiência visual.</w:t>
+      </w:r>
+    </w:p>
+    <w:p>
+      <w:r>
+        <w:rPr>
+          <w:b/>
+          <w:bCs/>
+        </w:rPr>
+        <w:t>Orquestração LangChain/OpenRouter:</w:t>
+      </w:r>
+      <w:r>
+        <w:t xml:space="preserve"> Atua como o cérebro logístico, conectando a interface aos modelos de linguagem de larga escala (LLMs) e ao motor de busca.</w:t>
+      </w:r>
+    </w:p>
+    <w:p>
       <w:r>
         <w:rPr>
           <w:b/>
           <w:bCs/>
         </w:rPr>
         <w:lastRenderedPageBreak/>
-        <w:t>3. RESUMO EXECUTIVO</w:t>
-      </w:r>
-    </w:p>
-    <w:p>
-      <w:r>
-        <w:t>O setor de seguros atravessa uma fase de transformação digital onde a agilidade na resposta e a precisão técnica não são mais diferenciais, mas pré-requisitos operacionais. O atendimento ao cliente, muitas vezes sobrecarregado por consultas sobre apólices complexas e manuais extensos, exige uma solução que combine a naturalidade da linguagem humana com o rigor dos dados contratuais.</w:t>
-      </w:r>
-    </w:p>
-    <w:p>
-      <w:r>
-        <w:t xml:space="preserve">A solução desenvolvida pelo grupo </w:t>
-      </w:r>
-      <w:proofErr w:type="spellStart"/>
-      <w:r>
-        <w:rPr>
-          <w:b/>
-          <w:bCs/>
-        </w:rPr>
-        <w:t>Sintoni-IA</w:t>
-      </w:r>
-      <w:proofErr w:type="spellEnd"/>
-      <w:r>
-        <w:t xml:space="preserve"> atende a essa demanda através do uso estratégico de </w:t>
-      </w:r>
-      <w:r>
-        <w:rPr>
-          <w:b/>
-          <w:bCs/>
-        </w:rPr>
-        <w:t>RAG (</w:t>
-      </w:r>
-      <w:proofErr w:type="spellStart"/>
-      <w:r>
-        <w:rPr>
-          <w:b/>
-          <w:bCs/>
-        </w:rPr>
-        <w:t>Retrieval-Augmented</w:t>
-      </w:r>
-      <w:proofErr w:type="spellEnd"/>
-      <w:r>
-        <w:rPr>
-          <w:b/>
-          <w:bCs/>
-        </w:rPr>
-        <w:t xml:space="preserve"> Generation)</w:t>
-      </w:r>
-      <w:r>
-        <w:t>. Ao integrar o processamento de intenções com uma base documental técnica, o sistema permite que o segurado obtenha respostas imediatas e fundamentadas, reduzindo drasticamente o tempo de resolução e aumentando a confiança no autoatendimento. A implementação foca na eficiência operacional, permitindo que a inteligência artificial consulte documentos reais antes de formular qualquer resposta, mitigando os riscos de alucinações.</w:t>
-      </w:r>
-    </w:p>
-    <w:p>
-      <w:r>
-        <w:t>Esta base sólida de inovação tecnológica serve como alicerce para os objetivos estratégicos detalhados a seguir.</w:t>
-      </w:r>
-    </w:p>
-    <w:p/>
-    <w:p>
-      <w:pPr>
-        <w:rPr>
-          <w:b/>
-          <w:bCs/>
-        </w:rPr>
-      </w:pPr>
-      <w:r>
-        <w:rPr>
-          <w:b/>
-          <w:bCs/>
-        </w:rPr>
-        <w:t>4. OBJETIVO</w:t>
-      </w:r>
-    </w:p>
-    <w:p>
-      <w:r>
-        <w:t xml:space="preserve">Este documento visa descrever a implementação técnica e funcional do Agente Inteligente </w:t>
-      </w:r>
-      <w:proofErr w:type="spellStart"/>
-      <w:r>
-        <w:t>Chatbot</w:t>
-      </w:r>
-      <w:proofErr w:type="spellEnd"/>
-      <w:r>
-        <w:t xml:space="preserve"> Seguro, uma aplicação voltada para a automação do suporte ao cliente no ramo de seguros. O objetivo primordial é oferecer uma experiência de atendimento fluida, segura e altamente contextualizada.</w:t>
-      </w:r>
-    </w:p>
-    <w:p>
-      <w:r>
-        <w:t>A aplicação foi construída sobre três pilares estratégicos:</w:t>
-      </w:r>
-    </w:p>
-    <w:p>
-      <w:pPr>
-        <w:numPr>
-          <w:ilvl w:val="0"/>
-          <w:numId w:val="2"/>
-        </w:numPr>
-      </w:pPr>
-      <w:r>
-        <w:rPr>
-          <w:b/>
-          <w:bCs/>
-        </w:rPr>
-        <w:t>Automação de FAQ:</w:t>
-      </w:r>
-      <w:r>
-        <w:t xml:space="preserve"> Resolução de dúvidas recorrentes sem intervenção humana, garantindo disponibilidade 24/7.</w:t>
-      </w:r>
-    </w:p>
-    <w:p>
-      <w:pPr>
-        <w:numPr>
-          <w:ilvl w:val="0"/>
-          <w:numId w:val="2"/>
-        </w:numPr>
-      </w:pPr>
-      <w:r>
-        <w:rPr>
-          <w:b/>
-          <w:bCs/>
-        </w:rPr>
-        <w:t>Inteligência Contextual (RAG):</w:t>
-      </w:r>
-      <w:r>
-        <w:t xml:space="preserve"> Utilização da pasta </w:t>
-      </w:r>
-      <w:hyperlink r:id="rId17" w:history="1">
-        <w:r>
-          <w:rPr>
-            <w:rStyle w:val="Hyperlink"/>
-          </w:rPr>
-          <w:t>/</w:t>
-        </w:r>
-        <w:proofErr w:type="spellStart"/>
-        <w:r>
-          <w:rPr>
-            <w:rStyle w:val="Hyperlink"/>
-          </w:rPr>
-          <w:t>rag_docs</w:t>
-        </w:r>
-        <w:proofErr w:type="spellEnd"/>
-      </w:hyperlink>
-      <w:r>
-        <w:t xml:space="preserve"> como fonte da verdade, permitindo que a IA extraia informações de manuais de segurados e termos de apólices em tempo real.</w:t>
-      </w:r>
-    </w:p>
-    <w:p>
-      <w:pPr>
-        <w:numPr>
-          <w:ilvl w:val="0"/>
-          <w:numId w:val="2"/>
-        </w:numPr>
-      </w:pPr>
-      <w:r>
-        <w:rPr>
-          <w:b/>
-          <w:bCs/>
-        </w:rPr>
-        <w:t>Processamento de Intenções:</w:t>
-      </w:r>
-      <w:r>
-        <w:t xml:space="preserve"> Identificação precisa do que o usuário deseja (sinistro, consulta de cobertura, segunda via) para direcionar o fluxo de diálogo de forma assertiva.</w:t>
-      </w:r>
-    </w:p>
-    <w:p>
-      <w:r>
-        <w:t>Para viabilizar esses pilares, projetamos uma infraestrutura baseada em nuvem que será detalhada na próxima seção.</w:t>
-      </w:r>
-    </w:p>
-    <w:p/>
-    <w:p>
-      <w:pPr>
-        <w:rPr>
-          <w:b/>
-          <w:bCs/>
-        </w:rPr>
-      </w:pPr>
-      <w:r>
-        <w:rPr>
-          <w:b/>
-          <w:bCs/>
-        </w:rPr>
-        <w:t>5. DESCRIÇÃO DA SOLUÇÃO</w:t>
-      </w:r>
-    </w:p>
-    <w:p>
-      <w:r>
-        <w:t xml:space="preserve">O </w:t>
-      </w:r>
-      <w:r>
-        <w:rPr>
-          <w:b/>
-          <w:bCs/>
-        </w:rPr>
-        <w:t xml:space="preserve">Agente Inteligente </w:t>
-      </w:r>
-      <w:proofErr w:type="spellStart"/>
-      <w:r>
-        <w:rPr>
-          <w:b/>
-          <w:bCs/>
-        </w:rPr>
-        <w:t>Chatbot</w:t>
-      </w:r>
-      <w:proofErr w:type="spellEnd"/>
-      <w:r>
-        <w:rPr>
-          <w:b/>
-          <w:bCs/>
-        </w:rPr>
-        <w:t xml:space="preserve"> Seguro</w:t>
-      </w:r>
-      <w:r>
-        <w:t xml:space="preserve"> é uma aplicação de inteligência artificial generativa que utiliza o framework </w:t>
-      </w:r>
-      <w:proofErr w:type="spellStart"/>
-      <w:r>
-        <w:t>LangChain</w:t>
-      </w:r>
-      <w:proofErr w:type="spellEnd"/>
-      <w:r>
-        <w:t xml:space="preserve"> para orquestrar consultas complexas. Diferente de </w:t>
-      </w:r>
-      <w:proofErr w:type="spellStart"/>
-      <w:r>
-        <w:t>chatbots</w:t>
-      </w:r>
-      <w:proofErr w:type="spellEnd"/>
-      <w:r>
-        <w:t xml:space="preserve"> tradicionais baseados em árvores de decisão estáticas, esta solução é dinâmica e alimentada por dados.</w:t>
-      </w:r>
-    </w:p>
-    <w:p>
-      <w:r>
-        <w:t xml:space="preserve">O diferencial reside no mecanismo </w:t>
-      </w:r>
-      <w:r>
-        <w:rPr>
-          <w:b/>
-          <w:bCs/>
-        </w:rPr>
-        <w:t>RAG</w:t>
-      </w:r>
-      <w:r>
-        <w:t>. Durante o processamento, o sistema indexa documentos localizados na pasta /</w:t>
-      </w:r>
-      <w:proofErr w:type="spellStart"/>
-      <w:r>
-        <w:t>rag_docs</w:t>
-      </w:r>
-      <w:proofErr w:type="spellEnd"/>
-      <w:r>
-        <w:t xml:space="preserve">. Quando o usuário faz uma pergunta, o </w:t>
-      </w:r>
-      <w:r>
-        <w:lastRenderedPageBreak/>
-        <w:t>agente busca trechos relevantes nestes manuais para compor a resposta. Isso garante que a informação fornecida seja baseada estritamente nos termos vigentes da seguradora, minimizando erros e garantindo a conformidade técnica exigida pelo setor.</w:t>
-      </w:r>
-    </w:p>
-    <w:p>
-      <w:r>
-        <w:t>Com a inteligência definida, passamos para a estrutura de engenharia que sustenta a operação.</w:t>
-      </w:r>
-    </w:p>
-    <w:p/>
-    <w:p>
-      <w:pPr>
-        <w:rPr>
-          <w:b/>
-          <w:bCs/>
-        </w:rPr>
-      </w:pPr>
-      <w:r>
-        <w:rPr>
-          <w:b/>
-          <w:bCs/>
-        </w:rPr>
-        <w:t>6. ARQUITETURA DA SOLUÇÃO</w:t>
-      </w:r>
-    </w:p>
-    <w:p>
-      <w:r>
-        <w:t xml:space="preserve">A arquitetura foi desenhada sob o paradigma </w:t>
-      </w:r>
-      <w:r>
-        <w:rPr>
-          <w:i/>
-          <w:iCs/>
-        </w:rPr>
-        <w:t>Cloud-</w:t>
-      </w:r>
-      <w:proofErr w:type="spellStart"/>
-      <w:r>
-        <w:rPr>
-          <w:i/>
-          <w:iCs/>
-        </w:rPr>
-        <w:t>Native</w:t>
-      </w:r>
-      <w:proofErr w:type="spellEnd"/>
-      <w:r>
-        <w:t xml:space="preserve">, priorizando o modelo </w:t>
-      </w:r>
-      <w:proofErr w:type="spellStart"/>
-      <w:r>
-        <w:rPr>
-          <w:i/>
-          <w:iCs/>
-        </w:rPr>
-        <w:t>serverless</w:t>
-      </w:r>
-      <w:proofErr w:type="spellEnd"/>
-      <w:r>
-        <w:t xml:space="preserve"> para otimização de custos e escalabilidade automática.</w:t>
-      </w:r>
-    </w:p>
-    <w:p>
-      <w:pPr>
-        <w:rPr>
-          <w:b/>
-          <w:bCs/>
-        </w:rPr>
-      </w:pPr>
-      <w:r>
-        <w:rPr>
-          <w:b/>
-          <w:bCs/>
-        </w:rPr>
-        <w:t>Representação do Fluxo de Dados</w:t>
-      </w:r>
-    </w:p>
-    <w:p>
-      <w:pPr>
-        <w:numPr>
-          <w:ilvl w:val="0"/>
-          <w:numId w:val="3"/>
-        </w:numPr>
-      </w:pPr>
-      <w:r>
-        <w:rPr>
-          <w:b/>
-          <w:bCs/>
-        </w:rPr>
-        <w:t>[Usuário]</w:t>
-      </w:r>
-      <w:r>
-        <w:t xml:space="preserve"> ↔ Interação via interface web.</w:t>
-      </w:r>
-    </w:p>
-    <w:p>
-      <w:pPr>
-        <w:numPr>
-          <w:ilvl w:val="0"/>
-          <w:numId w:val="3"/>
-        </w:numPr>
-      </w:pPr>
-      <w:r>
-        <w:rPr>
-          <w:b/>
-          <w:bCs/>
-        </w:rPr>
-        <w:t>[</w:t>
-      </w:r>
-      <w:proofErr w:type="spellStart"/>
-      <w:r>
-        <w:rPr>
-          <w:b/>
-          <w:bCs/>
-        </w:rPr>
-        <w:t>Streamlit</w:t>
-      </w:r>
-      <w:proofErr w:type="spellEnd"/>
-      <w:r>
-        <w:rPr>
-          <w:b/>
-          <w:bCs/>
-        </w:rPr>
-        <w:t xml:space="preserve"> UI]</w:t>
-      </w:r>
-      <w:r>
-        <w:t xml:space="preserve"> ↔ Interface front-</w:t>
-      </w:r>
-      <w:proofErr w:type="spellStart"/>
-      <w:r>
-        <w:t>end</w:t>
-      </w:r>
-      <w:proofErr w:type="spellEnd"/>
-      <w:r>
-        <w:t xml:space="preserve"> rodando na porta 8002.</w:t>
-      </w:r>
-    </w:p>
-    <w:p>
-      <w:pPr>
-        <w:numPr>
-          <w:ilvl w:val="0"/>
-          <w:numId w:val="3"/>
-        </w:numPr>
-      </w:pPr>
-      <w:r>
-        <w:rPr>
-          <w:b/>
-          <w:bCs/>
-        </w:rPr>
-        <w:t>[</w:t>
-      </w:r>
-      <w:proofErr w:type="spellStart"/>
-      <w:r>
-        <w:rPr>
-          <w:b/>
-          <w:bCs/>
-        </w:rPr>
-        <w:t>LangChain</w:t>
-      </w:r>
-      <w:proofErr w:type="spellEnd"/>
-      <w:r>
-        <w:rPr>
-          <w:b/>
-          <w:bCs/>
-        </w:rPr>
-        <w:t>/</w:t>
-      </w:r>
-      <w:proofErr w:type="spellStart"/>
-      <w:r>
-        <w:rPr>
-          <w:b/>
-          <w:bCs/>
-        </w:rPr>
-        <w:t>OpenRouter</w:t>
-      </w:r>
-      <w:proofErr w:type="spellEnd"/>
-      <w:r>
-        <w:rPr>
-          <w:b/>
-          <w:bCs/>
-        </w:rPr>
-        <w:t>]</w:t>
-      </w:r>
-      <w:r>
-        <w:t xml:space="preserve"> ↔ Orquestrador lógico e gateway para </w:t>
-      </w:r>
-      <w:proofErr w:type="spellStart"/>
-      <w:r>
-        <w:t>LLMs</w:t>
-      </w:r>
-      <w:proofErr w:type="spellEnd"/>
-      <w:r>
-        <w:t>.</w:t>
-      </w:r>
-    </w:p>
-    <w:p>
-      <w:pPr>
-        <w:numPr>
-          <w:ilvl w:val="0"/>
-          <w:numId w:val="3"/>
-        </w:numPr>
-      </w:pPr>
-      <w:r>
-        <w:rPr>
-          <w:b/>
-          <w:bCs/>
-        </w:rPr>
-        <w:t xml:space="preserve">[Base Vetorial/RAG </w:t>
-      </w:r>
-      <w:proofErr w:type="spellStart"/>
-      <w:r>
-        <w:rPr>
-          <w:b/>
-          <w:bCs/>
-        </w:rPr>
-        <w:t>Docs</w:t>
-      </w:r>
-      <w:proofErr w:type="spellEnd"/>
-      <w:r>
-        <w:rPr>
-          <w:b/>
-          <w:bCs/>
-        </w:rPr>
-        <w:t>]</w:t>
-      </w:r>
-      <w:r>
-        <w:t xml:space="preserve"> ↔ Recuperação de contexto técnico.</w:t>
-      </w:r>
-    </w:p>
-    <w:p>
-      <w:pPr>
-        <w:numPr>
-          <w:ilvl w:val="0"/>
-          <w:numId w:val="3"/>
-        </w:numPr>
-      </w:pPr>
-      <w:r>
-        <w:rPr>
-          <w:b/>
-          <w:bCs/>
-        </w:rPr>
-        <w:t xml:space="preserve">[GCP Cloud </w:t>
-      </w:r>
-      <w:proofErr w:type="spellStart"/>
-      <w:r>
-        <w:rPr>
-          <w:b/>
-          <w:bCs/>
-        </w:rPr>
-        <w:t>Run</w:t>
-      </w:r>
-      <w:proofErr w:type="spellEnd"/>
-      <w:r>
-        <w:rPr>
-          <w:b/>
-          <w:bCs/>
-        </w:rPr>
-        <w:t>]</w:t>
-      </w:r>
-      <w:r>
-        <w:t xml:space="preserve"> ↔ Execução do container em ambiente escalável.</w:t>
-      </w:r>
-    </w:p>
-    <w:p>
-      <w:pPr>
-        <w:ind w:left="720"/>
-        <w:jc w:val="center"/>
-        <w:rPr>
-          <w:b/>
-          <w:bCs/>
-          <w:color w:val="FF0000"/>
-        </w:rPr>
-      </w:pPr>
-      <w:r>
-        <w:rPr>
-          <w:b/>
-          <w:bCs/>
-          <w:color w:val="FF0000"/>
-        </w:rPr>
-        <w:t>INCLUIR DIAGRAMA GRÁFICO</w:t>
-      </w:r>
-    </w:p>
-    <w:p>
-      <w:pPr>
-        <w:ind w:left="720"/>
-        <w:jc w:val="center"/>
-        <w:rPr>
-          <w:b/>
-          <w:bCs/>
-          <w:color w:val="FF0000"/>
-        </w:rPr>
-      </w:pPr>
-    </w:p>
-    <w:p>
-      <w:pPr>
-        <w:rPr>
-          <w:b/>
-          <w:bCs/>
-        </w:rPr>
-      </w:pPr>
-      <w:r>
-        <w:rPr>
-          <w:b/>
-          <w:bCs/>
-        </w:rPr>
-        <w:t>Componentes de Infraestrutura</w:t>
-      </w:r>
-    </w:p>
-    <w:p>
-      <w:r>
-        <w:t xml:space="preserve">A solução utiliza a </w:t>
-      </w:r>
-      <w:r>
-        <w:rPr>
-          <w:b/>
-          <w:bCs/>
-        </w:rPr>
-        <w:t>Google Cloud Platform (GCP)</w:t>
-      </w:r>
-      <w:r>
-        <w:t xml:space="preserve"> para garantir alta disponibilidade:</w:t>
-      </w:r>
-    </w:p>
-    <w:p>
-      <w:pPr>
-        <w:numPr>
-          <w:ilvl w:val="0"/>
-          <w:numId w:val="4"/>
-        </w:numPr>
-      </w:pPr>
-      <w:r>
-        <w:rPr>
-          <w:b/>
-          <w:bCs/>
-        </w:rPr>
-        <w:t xml:space="preserve">Cloud </w:t>
-      </w:r>
-      <w:proofErr w:type="spellStart"/>
-      <w:r>
-        <w:rPr>
-          <w:b/>
-          <w:bCs/>
-        </w:rPr>
-        <w:t>Run</w:t>
-      </w:r>
-      <w:proofErr w:type="spellEnd"/>
-      <w:r>
-        <w:rPr>
-          <w:b/>
-          <w:bCs/>
-        </w:rPr>
-        <w:t>:</w:t>
-      </w:r>
-      <w:r>
-        <w:t xml:space="preserve"> Hospeda o container Docker, permitindo que a aplicação escale a zero quando não houver uso, otimizando recursos.</w:t>
-      </w:r>
-    </w:p>
-    <w:p>
-      <w:pPr>
-        <w:numPr>
-          <w:ilvl w:val="0"/>
-          <w:numId w:val="4"/>
-        </w:numPr>
-      </w:pPr>
-      <w:proofErr w:type="spellStart"/>
-      <w:r>
-        <w:rPr>
-          <w:b/>
-          <w:bCs/>
-        </w:rPr>
-        <w:t>Artifact</w:t>
-      </w:r>
-      <w:proofErr w:type="spellEnd"/>
-      <w:r>
-        <w:rPr>
-          <w:b/>
-          <w:bCs/>
-        </w:rPr>
-        <w:t xml:space="preserve"> Registry:</w:t>
-      </w:r>
-      <w:r>
-        <w:t xml:space="preserve"> Repositório centralizado onde as imagens Docker </w:t>
-      </w:r>
-      <w:proofErr w:type="spellStart"/>
-      <w:r>
-        <w:t>versionadas</w:t>
-      </w:r>
-      <w:proofErr w:type="spellEnd"/>
-      <w:r>
-        <w:t xml:space="preserve"> são armazenadas após o processo de CI/CD.</w:t>
-      </w:r>
-    </w:p>
-    <w:p>
-      <w:r>
-        <w:t xml:space="preserve">A robustez deste design é garantida pela </w:t>
-      </w:r>
-      <w:proofErr w:type="spellStart"/>
-      <w:r>
-        <w:t>stack</w:t>
-      </w:r>
-      <w:proofErr w:type="spellEnd"/>
-      <w:r>
-        <w:t xml:space="preserve"> tecnológica rigorosamente selecionada.</w:t>
-      </w:r>
-    </w:p>
-    <w:p/>
-    <w:p>
-      <w:pPr>
-        <w:rPr>
-          <w:b/>
-          <w:bCs/>
-        </w:rPr>
-      </w:pPr>
-      <w:r>
-        <w:rPr>
-          <w:b/>
-          <w:bCs/>
-        </w:rPr>
-        <w:t>7. TECNOLOGIAS UTILIZADAS</w:t>
-      </w:r>
-    </w:p>
-    <w:p>
-      <w:r>
-        <w:t xml:space="preserve">A seleção tecnológica foca na estabilidade do ambiente e na rapidez do ciclo de </w:t>
-      </w:r>
-      <w:proofErr w:type="spellStart"/>
-      <w:r>
-        <w:t>deploy</w:t>
-      </w:r>
-      <w:proofErr w:type="spellEnd"/>
-      <w:r>
-        <w:t>.</w:t>
-      </w:r>
-    </w:p>
-    <w:p>
-      <w:pPr>
-        <w:rPr>
-          <w:b/>
-          <w:bCs/>
-        </w:rPr>
-      </w:pPr>
-      <w:r>
-        <w:rPr>
-          <w:b/>
-          <w:bCs/>
-        </w:rPr>
-        <w:t>Linguagens e Frameworks</w:t>
+        <w:t>Base Vetorial (RAG Docs):</w:t>
+      </w:r>
+      <w:r>
+        <w:t xml:space="preserve"> Recupera o contexto técnico necessário a partir da indexação de manuais e apólices.</w:t>
+      </w:r>
+    </w:p>
+    <w:p>
+      <w:r>
+        <w:rPr>
+          <w:b/>
+          <w:bCs/>
+        </w:rPr>
+        <w:t>Execução GCP Cloud Run:</w:t>
+      </w:r>
+      <w:r>
+        <w:t xml:space="preserve"> Ambiente de containerização que hospeda a lógica da aplicação em infraestrutura gerenciada e escalável.</w:t>
+      </w:r>
+    </w:p>
+    <w:p>
+      <w:r>
+        <w:rPr>
+          <w:b/>
+          <w:bCs/>
+        </w:rPr>
+        <w:t>Detalhamento da Stack:</w:t>
       </w:r>
     </w:p>
     <w:tbl>
@@ -1047,10 +252,29 @@
         <w:tblLook w:val="04A0" w:firstRow="1" w:lastRow="0" w:firstColumn="1" w:lastColumn="0" w:noHBand="0" w:noVBand="1"/>
       </w:tblPr>
       <w:tblGrid>
-        <w:gridCol w:w="1956"/>
-        <w:gridCol w:w="6532"/>
+        <w:gridCol w:w="1735"/>
+        <w:gridCol w:w="1308"/>
+        <w:gridCol w:w="5445"/>
       </w:tblGrid>
       <w:tr>
+        <w:tc>
+          <w:tcPr>
+            <w:tcW w:w="0" w:type="auto"/>
+            <w:tcBorders>
+              <w:top w:val="outset" w:sz="6" w:space="0" w:color="auto"/>
+              <w:left w:val="outset" w:sz="6" w:space="0" w:color="auto"/>
+              <w:bottom w:val="outset" w:sz="6" w:space="0" w:color="auto"/>
+              <w:right w:val="outset" w:sz="6" w:space="0" w:color="auto"/>
+            </w:tcBorders>
+            <w:vAlign w:val="center"/>
+            <w:hideMark/>
+          </w:tcPr>
+          <w:p>
+            <w:r>
+              <w:t>Categoria</w:t>
+            </w:r>
+          </w:p>
+        </w:tc>
         <w:tc>
           <w:tcPr>
             <w:tcW w:w="0" w:type="auto"/>
@@ -1083,7 +307,7 @@
           </w:tcPr>
           <w:p>
             <w:r>
-              <w:t>Função</w:t>
+              <w:t>Impacto no Projeto (Visão Arquitetural)</w:t>
             </w:r>
           </w:p>
         </w:tc>
@@ -1107,14 +331,7 @@
                 <w:b/>
                 <w:bCs/>
               </w:rPr>
-              <w:t>Python 3.13-sl</w:t>
-            </w:r>
-            <w:r>
-              <w:rPr>
-                <w:b/>
-                <w:bCs/>
-              </w:rPr>
-              <w:t>im</w:t>
+              <w:t>Linguagens e Frameworks</w:t>
             </w:r>
           </w:p>
         </w:tc>
@@ -1132,7 +349,25 @@
           </w:tcPr>
           <w:p>
             <w:r>
-              <w:t>Base de execução otimizada para containers.</w:t>
+              <w:t>Python 3.13-slim</w:t>
+            </w:r>
+          </w:p>
+        </w:tc>
+        <w:tc>
+          <w:tcPr>
+            <w:tcW w:w="0" w:type="auto"/>
+            <w:tcBorders>
+              <w:top w:val="outset" w:sz="6" w:space="0" w:color="auto"/>
+              <w:left w:val="outset" w:sz="6" w:space="0" w:color="auto"/>
+              <w:bottom w:val="outset" w:sz="6" w:space="0" w:color="auto"/>
+              <w:right w:val="outset" w:sz="6" w:space="0" w:color="auto"/>
+            </w:tcBorders>
+            <w:vAlign w:val="center"/>
+            <w:hideMark/>
+          </w:tcPr>
+          <w:p>
+            <w:r>
+              <w:t>Base otimizada que reduz drasticamente o tamanho da imagem Docker, acelerando o deploy e minimizando a superfície de ataque por excluir pacotes desnecessários.</w:t>
             </w:r>
           </w:p>
         </w:tc>
@@ -1150,16 +385,24 @@
             <w:vAlign w:val="center"/>
             <w:hideMark/>
           </w:tcPr>
+          <w:p/>
+        </w:tc>
+        <w:tc>
+          <w:tcPr>
+            <w:tcW w:w="0" w:type="auto"/>
+            <w:tcBorders>
+              <w:top w:val="outset" w:sz="6" w:space="0" w:color="auto"/>
+              <w:left w:val="outset" w:sz="6" w:space="0" w:color="auto"/>
+              <w:bottom w:val="outset" w:sz="6" w:space="0" w:color="auto"/>
+              <w:right w:val="outset" w:sz="6" w:space="0" w:color="auto"/>
+            </w:tcBorders>
+            <w:vAlign w:val="center"/>
+            <w:hideMark/>
+          </w:tcPr>
           <w:p>
-            <w:proofErr w:type="spellStart"/>
             <w:r>
-              <w:rPr>
-                <w:b/>
-                <w:bCs/>
-              </w:rPr>
               <w:t>LangChain</w:t>
             </w:r>
-            <w:proofErr w:type="spellEnd"/>
           </w:p>
         </w:tc>
         <w:tc>
@@ -1176,7 +419,7 @@
           </w:tcPr>
           <w:p>
             <w:r>
-              <w:t>Orquestração de RAG, memória de conversação e agentes.</w:t>
+              <w:t>Framework essencial para a orquestração de RAG e gestão de memória conversacional anafórica.</w:t>
             </w:r>
           </w:p>
         </w:tc>
@@ -1194,17 +437,7 @@
             <w:vAlign w:val="center"/>
             <w:hideMark/>
           </w:tcPr>
-          <w:p>
-            <w:proofErr w:type="spellStart"/>
-            <w:r>
-              <w:rPr>
-                <w:b/>
-                <w:bCs/>
-              </w:rPr>
-              <w:t>Streamlit</w:t>
-            </w:r>
-            <w:proofErr w:type="spellEnd"/>
-          </w:p>
+          <w:p/>
         </w:tc>
         <w:tc>
           <w:tcPr>
@@ -1220,82 +453,7 @@
           </w:tcPr>
           <w:p>
             <w:r>
-              <w:t>Framework de UI para criação de interfaces de chat rápidas.</w:t>
-            </w:r>
-          </w:p>
-        </w:tc>
-      </w:tr>
-    </w:tbl>
-    <w:p>
-      <w:pPr>
-        <w:rPr>
-          <w:b/>
-          <w:bCs/>
-        </w:rPr>
-      </w:pPr>
-    </w:p>
-    <w:p>
-      <w:pPr>
-        <w:rPr>
-          <w:b/>
-          <w:bCs/>
-        </w:rPr>
-      </w:pPr>
-      <w:r>
-        <w:rPr>
-          <w:b/>
-          <w:bCs/>
-        </w:rPr>
-        <w:lastRenderedPageBreak/>
-        <w:t xml:space="preserve">Infraestrutura e </w:t>
-      </w:r>
-      <w:proofErr w:type="spellStart"/>
-      <w:r>
-        <w:rPr>
-          <w:b/>
-          <w:bCs/>
-        </w:rPr>
-        <w:t>DevOps</w:t>
-      </w:r>
-      <w:proofErr w:type="spellEnd"/>
-    </w:p>
-    <w:tbl>
-      <w:tblPr>
-        <w:tblW w:w="5000" w:type="pct"/>
-        <w:tblBorders>
-          <w:top w:val="outset" w:sz="6" w:space="0" w:color="auto"/>
-          <w:left w:val="outset" w:sz="6" w:space="0" w:color="auto"/>
-          <w:bottom w:val="outset" w:sz="6" w:space="0" w:color="auto"/>
-          <w:right w:val="outset" w:sz="6" w:space="0" w:color="auto"/>
-        </w:tblBorders>
-        <w:tblCellMar>
-          <w:top w:w="15" w:type="dxa"/>
-          <w:left w:w="15" w:type="dxa"/>
-          <w:bottom w:w="15" w:type="dxa"/>
-          <w:right w:w="15" w:type="dxa"/>
-        </w:tblCellMar>
-        <w:tblLook w:val="04A0" w:firstRow="1" w:lastRow="0" w:firstColumn="1" w:lastColumn="0" w:noHBand="0" w:noVBand="1"/>
-      </w:tblPr>
-      <w:tblGrid>
-        <w:gridCol w:w="2624"/>
-        <w:gridCol w:w="5864"/>
-      </w:tblGrid>
-      <w:tr>
-        <w:tc>
-          <w:tcPr>
-            <w:tcW w:w="0" w:type="auto"/>
-            <w:tcBorders>
-              <w:top w:val="outset" w:sz="6" w:space="0" w:color="auto"/>
-              <w:left w:val="outset" w:sz="6" w:space="0" w:color="auto"/>
-              <w:bottom w:val="outset" w:sz="6" w:space="0" w:color="auto"/>
-              <w:right w:val="outset" w:sz="6" w:space="0" w:color="auto"/>
-            </w:tcBorders>
-            <w:vAlign w:val="center"/>
-            <w:hideMark/>
-          </w:tcPr>
-          <w:p>
-            <w:r>
-              <w:t>Tecnologia</w:t>
+              <w:t>Streamlit</w:t>
             </w:r>
           </w:p>
         </w:tc>
@@ -1313,7 +471,7 @@
           </w:tcPr>
           <w:p>
             <w:r>
-              <w:t>Função</w:t>
+              <w:t>Agilidade no desenvolvimento de interfaces funcionais com gestão eficiente de cache de recursos.</w:t>
             </w:r>
           </w:p>
         </w:tc>
@@ -1337,6 +495,24 @@
                 <w:b/>
                 <w:bCs/>
               </w:rPr>
+              <w:t>Infraestrutura e DevOps</w:t>
+            </w:r>
+          </w:p>
+        </w:tc>
+        <w:tc>
+          <w:tcPr>
+            <w:tcW w:w="0" w:type="auto"/>
+            <w:tcBorders>
+              <w:top w:val="outset" w:sz="6" w:space="0" w:color="auto"/>
+              <w:left w:val="outset" w:sz="6" w:space="0" w:color="auto"/>
+              <w:bottom w:val="outset" w:sz="6" w:space="0" w:color="auto"/>
+              <w:right w:val="outset" w:sz="6" w:space="0" w:color="auto"/>
+            </w:tcBorders>
+            <w:vAlign w:val="center"/>
+            <w:hideMark/>
+          </w:tcPr>
+          <w:p>
+            <w:r>
               <w:t>Docker</w:t>
             </w:r>
           </w:p>
@@ -1355,7 +531,7 @@
           </w:tcPr>
           <w:p>
             <w:r>
-              <w:t>Isolamento e portabilidade da aplicação.</w:t>
+              <w:t>Garante isolamento completo, portabilidade e paridade entre os ambientes de desenvolvimento e produção.</w:t>
             </w:r>
           </w:p>
         </w:tc>
@@ -1373,23 +549,24 @@
             <w:vAlign w:val="center"/>
             <w:hideMark/>
           </w:tcPr>
+          <w:p/>
+        </w:tc>
+        <w:tc>
+          <w:tcPr>
+            <w:tcW w:w="0" w:type="auto"/>
+            <w:tcBorders>
+              <w:top w:val="outset" w:sz="6" w:space="0" w:color="auto"/>
+              <w:left w:val="outset" w:sz="6" w:space="0" w:color="auto"/>
+              <w:bottom w:val="outset" w:sz="6" w:space="0" w:color="auto"/>
+              <w:right w:val="outset" w:sz="6" w:space="0" w:color="auto"/>
+            </w:tcBorders>
+            <w:vAlign w:val="center"/>
+            <w:hideMark/>
+          </w:tcPr>
           <w:p>
             <w:r>
-              <w:rPr>
-                <w:b/>
-                <w:bCs/>
-              </w:rPr>
-              <w:t xml:space="preserve">GitHub </w:t>
+              <w:t>GitHub Actions</w:t>
             </w:r>
-            <w:proofErr w:type="spellStart"/>
-            <w:r>
-              <w:rPr>
-                <w:b/>
-                <w:bCs/>
-              </w:rPr>
-              <w:t>Actions</w:t>
-            </w:r>
-            <w:proofErr w:type="spellEnd"/>
           </w:p>
         </w:tc>
         <w:tc>
@@ -1406,15 +583,7 @@
           </w:tcPr>
           <w:p>
             <w:r>
-              <w:t>Automação do pipeline de CI/CD (</w:t>
-            </w:r>
-            <w:proofErr w:type="spellStart"/>
-            <w:r>
-              <w:t>branch</w:t>
-            </w:r>
-            <w:proofErr w:type="spellEnd"/>
-            <w:r>
-              <w:t xml:space="preserve"> master).</w:t>
+              <w:t>Automação total do pipeline de CI/CD, permitindo entregas contínuas e seguras diretamente na branch master.</w:t>
             </w:r>
           </w:p>
         </w:tc>
@@ -1432,29 +601,23 @@
             <w:vAlign w:val="center"/>
             <w:hideMark/>
           </w:tcPr>
+          <w:p/>
+        </w:tc>
+        <w:tc>
+          <w:tcPr>
+            <w:tcW w:w="0" w:type="auto"/>
+            <w:tcBorders>
+              <w:top w:val="outset" w:sz="6" w:space="0" w:color="auto"/>
+              <w:left w:val="outset" w:sz="6" w:space="0" w:color="auto"/>
+              <w:bottom w:val="outset" w:sz="6" w:space="0" w:color="auto"/>
+              <w:right w:val="outset" w:sz="6" w:space="0" w:color="auto"/>
+            </w:tcBorders>
+            <w:vAlign w:val="center"/>
+            <w:hideMark/>
+          </w:tcPr>
           <w:p>
             <w:r>
-              <w:rPr>
-                <w:b/>
-                <w:bCs/>
-              </w:rPr>
-              <w:t xml:space="preserve">GCP </w:t>
-            </w:r>
-            <w:proofErr w:type="spellStart"/>
-            <w:r>
-              <w:rPr>
-                <w:b/>
-                <w:bCs/>
-              </w:rPr>
-              <w:t>Artifact</w:t>
-            </w:r>
-            <w:proofErr w:type="spellEnd"/>
-            <w:r>
-              <w:rPr>
-                <w:b/>
-                <w:bCs/>
-              </w:rPr>
-              <w:t xml:space="preserve"> Registry</w:t>
+              <w:t>GCP Artifact Registry</w:t>
             </w:r>
           </w:p>
         </w:tc>
@@ -1472,7 +635,7 @@
           </w:tcPr>
           <w:p>
             <w:r>
-              <w:t>Gestão de imagens de container.</w:t>
+              <w:t>Repositório seguro para gestão de versões das imagens de container prontas para produção.</w:t>
             </w:r>
           </w:p>
         </w:tc>
@@ -1490,23 +653,24 @@
             <w:vAlign w:val="center"/>
             <w:hideMark/>
           </w:tcPr>
+          <w:p/>
+        </w:tc>
+        <w:tc>
+          <w:tcPr>
+            <w:tcW w:w="0" w:type="auto"/>
+            <w:tcBorders>
+              <w:top w:val="outset" w:sz="6" w:space="0" w:color="auto"/>
+              <w:left w:val="outset" w:sz="6" w:space="0" w:color="auto"/>
+              <w:bottom w:val="outset" w:sz="6" w:space="0" w:color="auto"/>
+              <w:right w:val="outset" w:sz="6" w:space="0" w:color="auto"/>
+            </w:tcBorders>
+            <w:vAlign w:val="center"/>
+            <w:hideMark/>
+          </w:tcPr>
           <w:p>
             <w:r>
-              <w:rPr>
-                <w:b/>
-                <w:bCs/>
-              </w:rPr>
-              <w:t xml:space="preserve">GCP Cloud </w:t>
+              <w:t>GCP Cloud Run</w:t>
             </w:r>
-            <w:proofErr w:type="spellStart"/>
-            <w:r>
-              <w:rPr>
-                <w:b/>
-                <w:bCs/>
-              </w:rPr>
-              <w:t>Run</w:t>
-            </w:r>
-            <w:proofErr w:type="spellEnd"/>
           </w:p>
         </w:tc>
         <w:tc>
@@ -1523,860 +687,151 @@
           </w:tcPr>
           <w:p>
             <w:r>
-              <w:t xml:space="preserve">Hospedagem </w:t>
+              <w:t xml:space="preserve">Hospedagem serverless que oferece alta performance, suporte a </w:t>
             </w:r>
-            <w:proofErr w:type="spellStart"/>
             <w:r>
-              <w:t>serverless</w:t>
+              <w:rPr>
+                <w:i/>
+                <w:iCs/>
+              </w:rPr>
+              <w:t>statelessness</w:t>
             </w:r>
-            <w:proofErr w:type="spellEnd"/>
             <w:r>
-              <w:t xml:space="preserve"> de alta performance.</w:t>
+              <w:t xml:space="preserve"> e economia via "escala a zero" (pay-per-use).</w:t>
             </w:r>
           </w:p>
         </w:tc>
       </w:tr>
     </w:tbl>
     <w:p>
-      <w:pPr>
-        <w:rPr>
-          <w:b/>
-          <w:bCs/>
-        </w:rPr>
-      </w:pPr>
-    </w:p>
-    <w:p>
-      <w:pPr>
-        <w:rPr>
-          <w:b/>
-          <w:bCs/>
-        </w:rPr>
-      </w:pPr>
-      <w:proofErr w:type="spellStart"/>
-      <w:r>
-        <w:rPr>
-          <w:b/>
-          <w:bCs/>
-        </w:rPr>
-        <w:t>Deep</w:t>
-      </w:r>
-      <w:proofErr w:type="spellEnd"/>
-      <w:r>
-        <w:rPr>
-          <w:b/>
-          <w:bCs/>
-        </w:rPr>
-        <w:t xml:space="preserve"> Dive Técnico: Build e Pipeline</w:t>
-      </w:r>
-    </w:p>
-    <w:p>
-      <w:r>
-        <w:t xml:space="preserve">O processo de entrega contínua é acionado por </w:t>
-      </w:r>
-      <w:proofErr w:type="spellStart"/>
-      <w:r>
-        <w:t>pushes</w:t>
-      </w:r>
-      <w:proofErr w:type="spellEnd"/>
-      <w:r>
-        <w:t xml:space="preserve"> na </w:t>
-      </w:r>
-      <w:proofErr w:type="spellStart"/>
-      <w:r>
-        <w:t>branch</w:t>
-      </w:r>
-      <w:proofErr w:type="spellEnd"/>
-      <w:r>
-        <w:t xml:space="preserve"> master (diretório específico do agente). No </w:t>
-      </w:r>
-      <w:proofErr w:type="spellStart"/>
-      <w:r>
-        <w:t>Dockerfile</w:t>
-      </w:r>
-      <w:proofErr w:type="spellEnd"/>
-      <w:r>
-        <w:t xml:space="preserve">, utilizamos a técnica de </w:t>
-      </w:r>
-      <w:r>
-        <w:rPr>
-          <w:b/>
-          <w:bCs/>
-        </w:rPr>
-        <w:t>build-</w:t>
-      </w:r>
-      <w:proofErr w:type="spellStart"/>
-      <w:r>
-        <w:rPr>
-          <w:b/>
-          <w:bCs/>
-        </w:rPr>
-        <w:t>arg</w:t>
-      </w:r>
-      <w:proofErr w:type="spellEnd"/>
-      <w:r>
-        <w:t xml:space="preserve"> para injetar a API_KEY_OPENROUTER a partir dos GitHub Secrets, garantindo a segurança das credenciais.</w:t>
-      </w:r>
-    </w:p>
-    <w:p>
-      <w:r>
-        <w:t xml:space="preserve">Um detalhe crítico de performance é o </w:t>
-      </w:r>
-      <w:r>
-        <w:rPr>
-          <w:b/>
-          <w:bCs/>
-        </w:rPr>
-        <w:t>"</w:t>
-      </w:r>
-      <w:proofErr w:type="spellStart"/>
-      <w:r>
-        <w:rPr>
-          <w:b/>
-          <w:bCs/>
-        </w:rPr>
-        <w:t>Warm</w:t>
-      </w:r>
-      <w:proofErr w:type="spellEnd"/>
-      <w:r>
-        <w:rPr>
-          <w:b/>
-          <w:bCs/>
-        </w:rPr>
-        <w:t xml:space="preserve"> </w:t>
-      </w:r>
-      <w:proofErr w:type="spellStart"/>
-      <w:r>
-        <w:rPr>
-          <w:b/>
-          <w:bCs/>
-        </w:rPr>
-        <w:t>up</w:t>
-      </w:r>
-      <w:proofErr w:type="spellEnd"/>
-      <w:r>
-        <w:rPr>
-          <w:b/>
-          <w:bCs/>
-        </w:rPr>
-        <w:t>"</w:t>
-      </w:r>
-      <w:r>
-        <w:t xml:space="preserve"> executado durante o build: o comando RUN </w:t>
-      </w:r>
-      <w:proofErr w:type="spellStart"/>
-      <w:r>
-        <w:t>python</w:t>
-      </w:r>
-      <w:proofErr w:type="spellEnd"/>
-      <w:r>
-        <w:t xml:space="preserve"> agente_chatbotseguro.py é disparado para pré-carregar e indexar a base vetorial na pasta de cache da imagem, garantindo que o serviço suba pronto para responder, sem latência inicial de processamento.</w:t>
-      </w:r>
-    </w:p>
-    <w:p>
-      <w:r>
-        <w:t>Esta engenharia permite a execução das especificações detalhadas a seguir.</w:t>
-      </w:r>
-    </w:p>
-    <w:p/>
-    <w:p>
-      <w:pPr>
-        <w:rPr>
-          <w:b/>
-          <w:bCs/>
-        </w:rPr>
-      </w:pPr>
-      <w:r>
-        <w:rPr>
-          <w:b/>
-          <w:bCs/>
-        </w:rPr>
-        <w:t>8. ESPECIFICAÇÃO TÉCNICA</w:t>
-      </w:r>
-    </w:p>
-    <w:p>
-      <w:r>
-        <w:t>O código foi desenvolvido visando modularidade e eficiência no carregamento de recursos.</w:t>
-      </w:r>
-    </w:p>
-    <w:p>
-      <w:pPr>
-        <w:rPr>
-          <w:b/>
-          <w:bCs/>
-        </w:rPr>
-      </w:pPr>
-      <w:r>
-        <w:rPr>
-          <w:b/>
-          <w:bCs/>
-        </w:rPr>
-        <w:t>Núcleo do Agente (agente_chatbotseguro.py)</w:t>
-      </w:r>
-    </w:p>
-    <w:p>
-      <w:r>
-        <w:t xml:space="preserve">O sistema utiliza classes para separar responsabilidades: </w:t>
-      </w:r>
-      <w:proofErr w:type="spellStart"/>
-      <w:r>
-        <w:t>Loader</w:t>
-      </w:r>
-      <w:proofErr w:type="spellEnd"/>
-      <w:r>
-        <w:t xml:space="preserve"> para ingestão de arquivos, </w:t>
-      </w:r>
-      <w:proofErr w:type="spellStart"/>
-      <w:r>
-        <w:t>SearchIndex</w:t>
-      </w:r>
-      <w:proofErr w:type="spellEnd"/>
-      <w:r>
-        <w:t xml:space="preserve"> para o </w:t>
-      </w:r>
-      <w:proofErr w:type="spellStart"/>
-      <w:r>
-        <w:t>splitter</w:t>
-      </w:r>
-      <w:proofErr w:type="spellEnd"/>
-      <w:r>
-        <w:t xml:space="preserve"> de textos e </w:t>
-      </w:r>
-      <w:proofErr w:type="spellStart"/>
-      <w:r>
-        <w:t>VectorDB</w:t>
-      </w:r>
-      <w:proofErr w:type="spellEnd"/>
-      <w:r>
-        <w:t xml:space="preserve"> para persistência em memória. A orquestração utiliza </w:t>
-      </w:r>
-      <w:proofErr w:type="spellStart"/>
-      <w:r>
-        <w:t>InMemoryCache</w:t>
-      </w:r>
-      <w:proofErr w:type="spellEnd"/>
-      <w:r>
-        <w:t xml:space="preserve"> para acelerar respostas repetitivas.</w:t>
-      </w:r>
-    </w:p>
-    <w:p>
-      <w:r>
-        <w:t xml:space="preserve"># Trecho da lógica de orquestração (Baseado no </w:t>
-      </w:r>
-      <w:proofErr w:type="spellStart"/>
-      <w:r>
-        <w:t>Source</w:t>
-      </w:r>
-      <w:proofErr w:type="spellEnd"/>
-      <w:r>
-        <w:t>)</w:t>
-      </w:r>
-    </w:p>
-    <w:p>
-      <w:pPr>
-        <w:rPr>
-          <w:rFonts w:ascii="Courier New" w:hAnsi="Courier New" w:cs="Courier New"/>
-          <w:sz w:val="18"/>
-          <w:szCs w:val="18"/>
-        </w:rPr>
-      </w:pPr>
-      <w:proofErr w:type="spellStart"/>
-      <w:r>
-        <w:rPr>
-          <w:rFonts w:ascii="Courier New" w:hAnsi="Courier New" w:cs="Courier New"/>
-          <w:sz w:val="18"/>
-          <w:szCs w:val="18"/>
-        </w:rPr>
-        <w:t>from</w:t>
-      </w:r>
-      <w:proofErr w:type="spellEnd"/>
-      <w:r>
-        <w:rPr>
-          <w:rFonts w:ascii="Courier New" w:hAnsi="Courier New" w:cs="Courier New"/>
-          <w:sz w:val="18"/>
-          <w:szCs w:val="18"/>
-        </w:rPr>
-        <w:t xml:space="preserve"> </w:t>
-      </w:r>
-      <w:proofErr w:type="spellStart"/>
-      <w:r>
-        <w:rPr>
-          <w:rFonts w:ascii="Courier New" w:hAnsi="Courier New" w:cs="Courier New"/>
-          <w:sz w:val="18"/>
-          <w:szCs w:val="18"/>
-        </w:rPr>
-        <w:t>langchain_</w:t>
-      </w:r>
-      <w:proofErr w:type="gramStart"/>
-      <w:r>
-        <w:rPr>
-          <w:rFonts w:ascii="Courier New" w:hAnsi="Courier New" w:cs="Courier New"/>
-          <w:sz w:val="18"/>
-          <w:szCs w:val="18"/>
-        </w:rPr>
-        <w:t>core.caches</w:t>
-      </w:r>
-      <w:proofErr w:type="spellEnd"/>
-      <w:proofErr w:type="gramEnd"/>
-      <w:r>
-        <w:rPr>
-          <w:rFonts w:ascii="Courier New" w:hAnsi="Courier New" w:cs="Courier New"/>
-          <w:sz w:val="18"/>
-          <w:szCs w:val="18"/>
-        </w:rPr>
-        <w:t xml:space="preserve"> </w:t>
-      </w:r>
-      <w:proofErr w:type="spellStart"/>
-      <w:r>
-        <w:rPr>
-          <w:rFonts w:ascii="Courier New" w:hAnsi="Courier New" w:cs="Courier New"/>
-          <w:sz w:val="18"/>
-          <w:szCs w:val="18"/>
-        </w:rPr>
-        <w:t>import</w:t>
-      </w:r>
-      <w:proofErr w:type="spellEnd"/>
-      <w:r>
-        <w:rPr>
-          <w:rFonts w:ascii="Courier New" w:hAnsi="Courier New" w:cs="Courier New"/>
-          <w:sz w:val="18"/>
-          <w:szCs w:val="18"/>
-        </w:rPr>
-        <w:t xml:space="preserve"> </w:t>
-      </w:r>
-      <w:proofErr w:type="spellStart"/>
-      <w:r>
-        <w:rPr>
-          <w:rFonts w:ascii="Courier New" w:hAnsi="Courier New" w:cs="Courier New"/>
-          <w:sz w:val="18"/>
-          <w:szCs w:val="18"/>
-        </w:rPr>
-        <w:t>InMemoryCache</w:t>
-      </w:r>
-      <w:proofErr w:type="spellEnd"/>
-    </w:p>
-    <w:p>
-      <w:pPr>
-        <w:rPr>
-          <w:rFonts w:ascii="Courier New" w:hAnsi="Courier New" w:cs="Courier New"/>
-          <w:sz w:val="18"/>
-          <w:szCs w:val="18"/>
-        </w:rPr>
-      </w:pPr>
-      <w:proofErr w:type="spellStart"/>
-      <w:r>
-        <w:rPr>
-          <w:rFonts w:ascii="Courier New" w:hAnsi="Courier New" w:cs="Courier New"/>
-          <w:sz w:val="18"/>
-          <w:szCs w:val="18"/>
-        </w:rPr>
-        <w:t>set_llm_</w:t>
-      </w:r>
-      <w:proofErr w:type="gramStart"/>
-      <w:r>
-        <w:rPr>
-          <w:rFonts w:ascii="Courier New" w:hAnsi="Courier New" w:cs="Courier New"/>
-          <w:sz w:val="18"/>
-          <w:szCs w:val="18"/>
-        </w:rPr>
-        <w:t>cache</w:t>
-      </w:r>
-      <w:proofErr w:type="spellEnd"/>
-      <w:r>
-        <w:rPr>
-          <w:rFonts w:ascii="Courier New" w:hAnsi="Courier New" w:cs="Courier New"/>
-          <w:sz w:val="18"/>
-          <w:szCs w:val="18"/>
-        </w:rPr>
-        <w:t>(</w:t>
-      </w:r>
-      <w:proofErr w:type="spellStart"/>
-      <w:proofErr w:type="gramEnd"/>
-      <w:r>
-        <w:rPr>
-          <w:rFonts w:ascii="Courier New" w:hAnsi="Courier New" w:cs="Courier New"/>
-          <w:sz w:val="18"/>
-          <w:szCs w:val="18"/>
-        </w:rPr>
-        <w:t>InMemoryCache</w:t>
-      </w:r>
-      <w:proofErr w:type="spellEnd"/>
-      <w:r>
-        <w:rPr>
-          <w:rFonts w:ascii="Courier New" w:hAnsi="Courier New" w:cs="Courier New"/>
-          <w:sz w:val="18"/>
-          <w:szCs w:val="18"/>
-        </w:rPr>
-        <w:t>())</w:t>
-      </w:r>
-    </w:p>
-    <w:p>
-      <w:pPr>
-        <w:rPr>
-          <w:rFonts w:ascii="Courier New" w:hAnsi="Courier New" w:cs="Courier New"/>
-          <w:sz w:val="18"/>
-          <w:szCs w:val="18"/>
-        </w:rPr>
-      </w:pPr>
-      <w:proofErr w:type="spellStart"/>
-      <w:r>
-        <w:rPr>
-          <w:rFonts w:ascii="Courier New" w:hAnsi="Courier New" w:cs="Courier New"/>
-          <w:sz w:val="18"/>
-          <w:szCs w:val="18"/>
-        </w:rPr>
-        <w:t>def</w:t>
-      </w:r>
-      <w:proofErr w:type="spellEnd"/>
-      <w:r>
-        <w:rPr>
-          <w:rFonts w:ascii="Courier New" w:hAnsi="Courier New" w:cs="Courier New"/>
-          <w:sz w:val="18"/>
-          <w:szCs w:val="18"/>
-        </w:rPr>
-        <w:t xml:space="preserve"> </w:t>
-      </w:r>
-      <w:proofErr w:type="gramStart"/>
-      <w:r>
-        <w:rPr>
-          <w:rFonts w:ascii="Courier New" w:hAnsi="Courier New" w:cs="Courier New"/>
-          <w:sz w:val="18"/>
-          <w:szCs w:val="18"/>
-        </w:rPr>
-        <w:t>query(</w:t>
-      </w:r>
-      <w:proofErr w:type="gramEnd"/>
-      <w:r>
-        <w:rPr>
-          <w:rFonts w:ascii="Courier New" w:hAnsi="Courier New" w:cs="Courier New"/>
-          <w:sz w:val="18"/>
-          <w:szCs w:val="18"/>
-        </w:rPr>
-        <w:t xml:space="preserve">self, </w:t>
-      </w:r>
-      <w:proofErr w:type="spellStart"/>
-      <w:r>
-        <w:rPr>
-          <w:rFonts w:ascii="Courier New" w:hAnsi="Courier New" w:cs="Courier New"/>
-          <w:sz w:val="18"/>
-          <w:szCs w:val="18"/>
-        </w:rPr>
-        <w:t>question</w:t>
-      </w:r>
-      <w:proofErr w:type="spellEnd"/>
-      <w:r>
-        <w:rPr>
-          <w:rFonts w:ascii="Courier New" w:hAnsi="Courier New" w:cs="Courier New"/>
-          <w:sz w:val="18"/>
-          <w:szCs w:val="18"/>
-        </w:rPr>
-        <w:t xml:space="preserve">: </w:t>
-      </w:r>
-      <w:proofErr w:type="spellStart"/>
-      <w:r>
-        <w:rPr>
-          <w:rFonts w:ascii="Courier New" w:hAnsi="Courier New" w:cs="Courier New"/>
-          <w:sz w:val="18"/>
-          <w:szCs w:val="18"/>
-        </w:rPr>
-        <w:t>str</w:t>
-      </w:r>
-      <w:proofErr w:type="spellEnd"/>
-      <w:r>
-        <w:rPr>
-          <w:rFonts w:ascii="Courier New" w:hAnsi="Courier New" w:cs="Courier New"/>
-          <w:sz w:val="18"/>
-          <w:szCs w:val="18"/>
-        </w:rPr>
-        <w:t xml:space="preserve">) -&gt; </w:t>
-      </w:r>
-      <w:proofErr w:type="spellStart"/>
-      <w:r>
-        <w:rPr>
-          <w:rFonts w:ascii="Courier New" w:hAnsi="Courier New" w:cs="Courier New"/>
-          <w:sz w:val="18"/>
-          <w:szCs w:val="18"/>
-        </w:rPr>
-        <w:t>str</w:t>
-      </w:r>
-      <w:proofErr w:type="spellEnd"/>
-      <w:r>
-        <w:rPr>
-          <w:rFonts w:ascii="Courier New" w:hAnsi="Courier New" w:cs="Courier New"/>
-          <w:sz w:val="18"/>
-          <w:szCs w:val="18"/>
-        </w:rPr>
-        <w:t>:</w:t>
-      </w:r>
-    </w:p>
-    <w:p>
-      <w:pPr>
-        <w:rPr>
-          <w:rFonts w:ascii="Courier New" w:hAnsi="Courier New" w:cs="Courier New"/>
-          <w:sz w:val="18"/>
-          <w:szCs w:val="18"/>
-        </w:rPr>
-      </w:pPr>
-      <w:r>
-        <w:rPr>
-          <w:rFonts w:ascii="Courier New" w:hAnsi="Courier New" w:cs="Courier New"/>
-          <w:sz w:val="18"/>
-          <w:szCs w:val="18"/>
-        </w:rPr>
-        <w:t xml:space="preserve">    # O motor busca no </w:t>
-      </w:r>
-      <w:proofErr w:type="spellStart"/>
-      <w:r>
-        <w:rPr>
-          <w:rFonts w:ascii="Courier New" w:hAnsi="Courier New" w:cs="Courier New"/>
-          <w:sz w:val="18"/>
-          <w:szCs w:val="18"/>
-        </w:rPr>
-        <w:t>VectorDB</w:t>
-      </w:r>
-      <w:proofErr w:type="spellEnd"/>
-      <w:r>
-        <w:rPr>
-          <w:rFonts w:ascii="Courier New" w:hAnsi="Courier New" w:cs="Courier New"/>
-          <w:sz w:val="18"/>
-          <w:szCs w:val="18"/>
-        </w:rPr>
-        <w:t xml:space="preserve"> os trechos de documentos em /</w:t>
-      </w:r>
-      <w:proofErr w:type="spellStart"/>
-      <w:r>
-        <w:rPr>
-          <w:rFonts w:ascii="Courier New" w:hAnsi="Courier New" w:cs="Courier New"/>
-          <w:sz w:val="18"/>
-          <w:szCs w:val="18"/>
-        </w:rPr>
-        <w:t>rag_docs</w:t>
-      </w:r>
-      <w:proofErr w:type="spellEnd"/>
-    </w:p>
-    <w:p>
-      <w:pPr>
-        <w:rPr>
-          <w:rFonts w:ascii="Courier New" w:hAnsi="Courier New" w:cs="Courier New"/>
-          <w:sz w:val="18"/>
-          <w:szCs w:val="18"/>
-        </w:rPr>
-      </w:pPr>
-      <w:r>
-        <w:rPr>
-          <w:rFonts w:ascii="Courier New" w:hAnsi="Courier New" w:cs="Courier New"/>
-          <w:sz w:val="18"/>
-          <w:szCs w:val="18"/>
-        </w:rPr>
-        <w:t xml:space="preserve">    contexto = </w:t>
-      </w:r>
-      <w:proofErr w:type="spellStart"/>
-      <w:proofErr w:type="gramStart"/>
-      <w:r>
-        <w:rPr>
-          <w:rFonts w:ascii="Courier New" w:hAnsi="Courier New" w:cs="Courier New"/>
-          <w:sz w:val="18"/>
-          <w:szCs w:val="18"/>
-        </w:rPr>
-        <w:t>self.vector</w:t>
-      </w:r>
-      <w:proofErr w:type="gramEnd"/>
-      <w:r>
-        <w:rPr>
-          <w:rFonts w:ascii="Courier New" w:hAnsi="Courier New" w:cs="Courier New"/>
-          <w:sz w:val="18"/>
-          <w:szCs w:val="18"/>
-        </w:rPr>
-        <w:t>_db.search</w:t>
-      </w:r>
-      <w:proofErr w:type="spellEnd"/>
-      <w:r>
-        <w:rPr>
-          <w:rFonts w:ascii="Courier New" w:hAnsi="Courier New" w:cs="Courier New"/>
-          <w:sz w:val="18"/>
-          <w:szCs w:val="18"/>
-        </w:rPr>
-        <w:t>(</w:t>
-      </w:r>
-      <w:proofErr w:type="spellStart"/>
-      <w:r>
-        <w:rPr>
-          <w:rFonts w:ascii="Courier New" w:hAnsi="Courier New" w:cs="Courier New"/>
-          <w:sz w:val="18"/>
-          <w:szCs w:val="18"/>
-        </w:rPr>
-        <w:t>question</w:t>
-      </w:r>
-      <w:proofErr w:type="spellEnd"/>
-      <w:r>
-        <w:rPr>
-          <w:rFonts w:ascii="Courier New" w:hAnsi="Courier New" w:cs="Courier New"/>
-          <w:sz w:val="18"/>
-          <w:szCs w:val="18"/>
-        </w:rPr>
-        <w:t>)</w:t>
-      </w:r>
-    </w:p>
-    <w:p>
-      <w:pPr>
-        <w:rPr>
-          <w:rFonts w:ascii="Courier New" w:hAnsi="Courier New" w:cs="Courier New"/>
-          <w:sz w:val="18"/>
-          <w:szCs w:val="18"/>
-        </w:rPr>
-      </w:pPr>
-      <w:r>
-        <w:rPr>
-          <w:rFonts w:ascii="Courier New" w:hAnsi="Courier New" w:cs="Courier New"/>
-          <w:sz w:val="18"/>
-          <w:szCs w:val="18"/>
-        </w:rPr>
-        <w:t xml:space="preserve">    # A pergunta é enviada à LLM via </w:t>
-      </w:r>
-      <w:proofErr w:type="spellStart"/>
-      <w:r>
-        <w:rPr>
-          <w:rFonts w:ascii="Courier New" w:hAnsi="Courier New" w:cs="Courier New"/>
-          <w:sz w:val="18"/>
-          <w:szCs w:val="18"/>
-        </w:rPr>
-        <w:t>OpenRouter</w:t>
-      </w:r>
-      <w:proofErr w:type="spellEnd"/>
-      <w:r>
-        <w:rPr>
-          <w:rFonts w:ascii="Courier New" w:hAnsi="Courier New" w:cs="Courier New"/>
-          <w:sz w:val="18"/>
-          <w:szCs w:val="18"/>
-        </w:rPr>
-        <w:t xml:space="preserve"> com o contexto recuperado</w:t>
-      </w:r>
-    </w:p>
-    <w:p>
-      <w:pPr>
-        <w:rPr>
-          <w:rFonts w:ascii="Courier New" w:hAnsi="Courier New" w:cs="Courier New"/>
-          <w:sz w:val="18"/>
-          <w:szCs w:val="18"/>
-        </w:rPr>
-      </w:pPr>
-      <w:r>
-        <w:rPr>
-          <w:rFonts w:ascii="Courier New" w:hAnsi="Courier New" w:cs="Courier New"/>
-          <w:sz w:val="18"/>
-          <w:szCs w:val="18"/>
-        </w:rPr>
-        <w:t xml:space="preserve">    resposta = </w:t>
-      </w:r>
-      <w:proofErr w:type="spellStart"/>
-      <w:proofErr w:type="gramStart"/>
-      <w:r>
-        <w:rPr>
-          <w:rFonts w:ascii="Courier New" w:hAnsi="Courier New" w:cs="Courier New"/>
-          <w:sz w:val="18"/>
-          <w:szCs w:val="18"/>
-        </w:rPr>
-        <w:t>self.llm.invoke</w:t>
-      </w:r>
-      <w:proofErr w:type="spellEnd"/>
-      <w:proofErr w:type="gramEnd"/>
-      <w:r>
-        <w:rPr>
-          <w:rFonts w:ascii="Courier New" w:hAnsi="Courier New" w:cs="Courier New"/>
-          <w:sz w:val="18"/>
-          <w:szCs w:val="18"/>
-        </w:rPr>
-        <w:t>({"</w:t>
-      </w:r>
-      <w:proofErr w:type="spellStart"/>
-      <w:r>
-        <w:rPr>
-          <w:rFonts w:ascii="Courier New" w:hAnsi="Courier New" w:cs="Courier New"/>
-          <w:sz w:val="18"/>
-          <w:szCs w:val="18"/>
-        </w:rPr>
-        <w:t>question</w:t>
-      </w:r>
-      <w:proofErr w:type="spellEnd"/>
-      <w:r>
-        <w:rPr>
-          <w:rFonts w:ascii="Courier New" w:hAnsi="Courier New" w:cs="Courier New"/>
-          <w:sz w:val="18"/>
-          <w:szCs w:val="18"/>
-        </w:rPr>
-        <w:t xml:space="preserve">": </w:t>
-      </w:r>
-      <w:proofErr w:type="spellStart"/>
-      <w:r>
-        <w:rPr>
-          <w:rFonts w:ascii="Courier New" w:hAnsi="Courier New" w:cs="Courier New"/>
-          <w:sz w:val="18"/>
-          <w:szCs w:val="18"/>
-        </w:rPr>
-        <w:t>question</w:t>
-      </w:r>
-      <w:proofErr w:type="spellEnd"/>
-      <w:r>
-        <w:rPr>
-          <w:rFonts w:ascii="Courier New" w:hAnsi="Courier New" w:cs="Courier New"/>
-          <w:sz w:val="18"/>
-          <w:szCs w:val="18"/>
-        </w:rPr>
-        <w:t>, "</w:t>
-      </w:r>
-      <w:proofErr w:type="spellStart"/>
-      <w:r>
-        <w:rPr>
-          <w:rFonts w:ascii="Courier New" w:hAnsi="Courier New" w:cs="Courier New"/>
-          <w:sz w:val="18"/>
-          <w:szCs w:val="18"/>
-        </w:rPr>
-        <w:t>context</w:t>
-      </w:r>
-      <w:proofErr w:type="spellEnd"/>
-      <w:r>
-        <w:rPr>
-          <w:rFonts w:ascii="Courier New" w:hAnsi="Courier New" w:cs="Courier New"/>
-          <w:sz w:val="18"/>
-          <w:szCs w:val="18"/>
-        </w:rPr>
-        <w:t>": contexto})</w:t>
-      </w:r>
-    </w:p>
-    <w:p>
-      <w:pPr>
-        <w:rPr>
-          <w:rFonts w:ascii="Courier New" w:hAnsi="Courier New" w:cs="Courier New"/>
-          <w:sz w:val="18"/>
-          <w:szCs w:val="18"/>
-        </w:rPr>
-      </w:pPr>
-      <w:r>
-        <w:rPr>
-          <w:rFonts w:ascii="Courier New" w:hAnsi="Courier New" w:cs="Courier New"/>
-          <w:sz w:val="18"/>
-          <w:szCs w:val="18"/>
-        </w:rPr>
-        <w:t xml:space="preserve">    </w:t>
-      </w:r>
-      <w:proofErr w:type="spellStart"/>
-      <w:r>
-        <w:rPr>
-          <w:rFonts w:ascii="Courier New" w:hAnsi="Courier New" w:cs="Courier New"/>
-          <w:sz w:val="18"/>
-          <w:szCs w:val="18"/>
-        </w:rPr>
-        <w:t>return</w:t>
-      </w:r>
-      <w:proofErr w:type="spellEnd"/>
-      <w:r>
-        <w:rPr>
-          <w:rFonts w:ascii="Courier New" w:hAnsi="Courier New" w:cs="Courier New"/>
-          <w:sz w:val="18"/>
-          <w:szCs w:val="18"/>
-        </w:rPr>
-        <w:t xml:space="preserve"> resposta</w:t>
-      </w:r>
-    </w:p>
-    <w:p>
-      <w:pPr>
-        <w:rPr>
-          <w:rFonts w:ascii="Courier New" w:hAnsi="Courier New" w:cs="Courier New"/>
-          <w:sz w:val="18"/>
-          <w:szCs w:val="18"/>
-        </w:rPr>
-      </w:pPr>
-    </w:p>
-    <w:p>
-      <w:pPr>
-        <w:rPr>
-          <w:b/>
-          <w:bCs/>
-        </w:rPr>
-      </w:pPr>
+      <w:r>
+        <w:t>A combinação do Cloud Run com o Artifact Registry permite que a seguradora mantenha uma infraestrutura enxuta e de baixo custo fixo. Esta robustez técnica é o que assegura que as especificações de IA detalhadas a seguir operem com máxima eficiência.</w:t>
+      </w:r>
+    </w:p>
+    <w:p>
+      <w:pPr>
+        <w:rPr>
+          <w:b/>
+          <w:bCs/>
+        </w:rPr>
+      </w:pPr>
+      <w:r>
+        <w:rPr>
+          <w:b/>
+          <w:bCs/>
+        </w:rPr>
+        <w:t>3. Inteligência Artificial e Engenharia de Prompt</w:t>
+      </w:r>
+    </w:p>
+    <w:p>
+      <w:r>
+        <w:t>A inteligência da solução é orquestrada via LangChain, que atua como o mediador entre a necessidade do usuário e o vasto repositório de dados técnicos da seguradora. O papel do framework é garantir que a IA generativa não opere em vácuo, mas sim dentro das fronteiras contextuais definidas pelo negócio.</w:t>
+      </w:r>
+    </w:p>
+    <w:p>
+      <w:r>
+        <w:rPr>
+          <w:b/>
+          <w:bCs/>
+        </w:rPr>
+        <w:t>Deep Dive Técnico:</w:t>
+      </w:r>
+      <w:r>
+        <w:t xml:space="preserve"> O mecanismo de RAG utiliza o modelo de embedding local </w:t>
+      </w:r>
+      <w:r>
+        <w:rPr>
+          <w:b/>
+          <w:bCs/>
+        </w:rPr>
+        <w:t>all-MiniLM-L6-v2</w:t>
+      </w:r>
+      <w:r>
+        <w:t xml:space="preserve"> para vetorizar os documentos da pasta /rag_docs. Seguindo as melhores práticas para ambientes Cloud Run, implementamos o script huggingface_models_download.py durante a etapa de build do Docker. Esta estratégia de pré-carregamento evita que o container tente baixar mais de 500MB de pesos de modelo durante o </w:t>
+      </w:r>
+      <w:r>
+        <w:rPr>
+          <w:i/>
+          <w:iCs/>
+        </w:rPr>
+        <w:t>runtime</w:t>
+      </w:r>
+      <w:r>
+        <w:t xml:space="preserve">, eliminando latências de </w:t>
+      </w:r>
+      <w:r>
+        <w:rPr>
+          <w:i/>
+          <w:iCs/>
+        </w:rPr>
+        <w:t>cold-start</w:t>
+      </w:r>
+      <w:r>
+        <w:t xml:space="preserve"> e riscos de timeout que comprometeriam a experiência do usuário.</w:t>
+      </w:r>
+    </w:p>
+    <w:p>
       <w:r>
         <w:rPr>
           <w:b/>
           <w:bCs/>
         </w:rPr>
         <w:lastRenderedPageBreak/>
-        <w:t>Interface e Gestão de Estado (app.py)</w:t>
-      </w:r>
-    </w:p>
-    <w:p>
-      <w:r>
-        <w:t xml:space="preserve">A interface </w:t>
-      </w:r>
-      <w:proofErr w:type="spellStart"/>
-      <w:r>
-        <w:t>Streamlit</w:t>
-      </w:r>
-      <w:proofErr w:type="spellEnd"/>
-      <w:r>
-        <w:t xml:space="preserve"> implementa otimizações vitais como o @</w:t>
-      </w:r>
-      <w:proofErr w:type="gramStart"/>
-      <w:r>
-        <w:t>st.cache</w:t>
-      </w:r>
-      <w:proofErr w:type="gramEnd"/>
-      <w:r>
-        <w:t>_resource para evitar que a base de conhecimento seja recarregada a cada interação do usuário.</w:t>
-      </w:r>
-    </w:p>
-    <w:p>
-      <w:r>
-        <w:t xml:space="preserve">Outro ponto técnico relevante é a geração de protocolos de atendimento. O sistema utiliza </w:t>
-      </w:r>
-      <w:proofErr w:type="spellStart"/>
-      <w:proofErr w:type="gramStart"/>
-      <w:r>
-        <w:t>randint</w:t>
-      </w:r>
-      <w:proofErr w:type="spellEnd"/>
-      <w:r>
-        <w:t>(</w:t>
-      </w:r>
-      <w:proofErr w:type="gramEnd"/>
-      <w:r>
-        <w:t xml:space="preserve">1, 9999) formatado como :04d concatenado com a data DDMMYY. </w:t>
-      </w:r>
-    </w:p>
-    <w:p>
-      <w:r>
-        <w:t>Exemplo de protocolo: 0842240524.</w:t>
-      </w:r>
-    </w:p>
-    <w:p>
-      <w:r>
-        <w:t>A estabilidade do código é o que permite a integração com modelos de IA de última geração.</w:t>
-      </w:r>
-    </w:p>
-    <w:p/>
-    <w:p>
-      <w:pPr>
-        <w:rPr>
-          <w:b/>
-          <w:bCs/>
-        </w:rPr>
-      </w:pPr>
-      <w:r>
-        <w:rPr>
-          <w:b/>
-          <w:bCs/>
-        </w:rPr>
-        <w:t>9. INTELIGÊNCIA ARTIFICIAL</w:t>
-      </w:r>
-    </w:p>
-    <w:p>
-      <w:r>
-        <w:t>A inteligência da solução é descentralizada para maximizar a performance e reduzir custos de API.</w:t>
+        <w:t>Gestão de Memória e Contexto:</w:t>
+      </w:r>
+      <w:r>
+        <w:t xml:space="preserve"> O sistema implementa memória conversacional para lidar com referências anafóricas. Isso permite que o agente compreenda que, em uma sequência de perguntas como "Como aciono o seguro?" e "Qual o prazo para </w:t>
+      </w:r>
+      <w:r>
+        <w:rPr>
+          <w:i/>
+          <w:iCs/>
+        </w:rPr>
+        <w:t>isso</w:t>
+      </w:r>
+      <w:r>
+        <w:t>?", o termo "isso" refere-se ao acionamento mencionado anteriormente, mantendo a coesão do diálogo.</w:t>
+      </w:r>
+    </w:p>
+    <w:p>
+      <w:r>
+        <w:t>A descentralização da inteligência — utilizando embeddings locais para a busca semântica e LLMs via OpenRouter para a síntese da resposta — equilibra performance e soberania dos dados. O processamento pesado de busca ocorre internamente, reduzindo custos de API e mantendo a lógica de negócio sob controle da infraestrutura própria. Essa arquitetura reflete diretamente na fluidez dos fluxos operacionais.</w:t>
+      </w:r>
+    </w:p>
+    <w:p>
+      <w:pPr>
+        <w:rPr>
+          <w:b/>
+          <w:bCs/>
+        </w:rPr>
+      </w:pPr>
+      <w:r>
+        <w:rPr>
+          <w:b/>
+          <w:bCs/>
+        </w:rPr>
+        <w:t>4. Fluxo de Atividades e Resultados Obtidos</w:t>
+      </w:r>
+    </w:p>
+    <w:p>
+      <w:r>
+        <w:t>O processamento de cada interação segue um rigoroso pipeline lógico para garantir a fundamentação documental e a rastreabilidade necessária em setores regulados.</w:t>
+      </w:r>
+    </w:p>
+    <w:p>
+      <w:r>
+        <w:rPr>
+          <w:b/>
+          <w:bCs/>
+        </w:rPr>
+        <w:t>Análise de Resultados:</w:t>
       </w:r>
     </w:p>
     <w:p>
       <w:pPr>
         <w:numPr>
           <w:ilvl w:val="0"/>
-          <w:numId w:val="5"/>
+          <w:numId w:val="9"/>
         </w:numPr>
       </w:pPr>
       <w:r>
@@ -2384,43 +839,17 @@
           <w:b/>
           <w:bCs/>
         </w:rPr>
-        <w:t xml:space="preserve">Modelo de </w:t>
-      </w:r>
-      <w:proofErr w:type="spellStart"/>
-      <w:r>
-        <w:rPr>
-          <w:b/>
-          <w:bCs/>
-        </w:rPr>
-        <w:t>Embedding</w:t>
-      </w:r>
-      <w:proofErr w:type="spellEnd"/>
-      <w:r>
-        <w:rPr>
-          <w:b/>
-          <w:bCs/>
-        </w:rPr>
-        <w:t xml:space="preserve"> Local:</w:t>
-      </w:r>
-      <w:r>
-        <w:t xml:space="preserve"> Utilizamos o </w:t>
-      </w:r>
-      <w:r>
-        <w:rPr>
-          <w:b/>
-          <w:bCs/>
-        </w:rPr>
-        <w:t>all-MiniLM-L6-v2</w:t>
-      </w:r>
-      <w:r>
-        <w:t>. Através do script huggingface_models_download.py, o modelo é baixado para dentro do container durante o build. Isso elimina a necessidade de chamadas externas para vetorização, reduzindo a latência.</w:t>
+        <w:t>Confiabilidade:</w:t>
+      </w:r>
+      <w:r>
+        <w:t xml:space="preserve"> O motor RAG garante que as respostas sejam extraídas estritamente dos manuais vigentes, eliminando o risco de prestação de informações imprecisas ao segurado.</w:t>
       </w:r>
     </w:p>
     <w:p>
       <w:pPr>
         <w:numPr>
           <w:ilvl w:val="0"/>
-          <w:numId w:val="5"/>
+          <w:numId w:val="9"/>
         </w:numPr>
       </w:pPr>
       <w:r>
@@ -2428,33 +857,17 @@
           <w:b/>
           <w:bCs/>
         </w:rPr>
-        <w:t xml:space="preserve">LLM via </w:t>
-      </w:r>
-      <w:proofErr w:type="spellStart"/>
-      <w:r>
-        <w:rPr>
-          <w:b/>
-          <w:bCs/>
-        </w:rPr>
-        <w:t>OpenRouter</w:t>
-      </w:r>
-      <w:proofErr w:type="spellEnd"/>
-      <w:r>
-        <w:rPr>
-          <w:b/>
-          <w:bCs/>
-        </w:rPr>
-        <w:t>:</w:t>
-      </w:r>
-      <w:r>
-        <w:t xml:space="preserve"> O sistema conecta-se a modelos de ponta para processar a linguagem natural, utilizando prompts especializados para o setor de seguros.</w:t>
+        <w:t>Eficiência de Deploy:</w:t>
+      </w:r>
+      <w:r>
+        <w:t xml:space="preserve"> O uso do processo de "Warm-up" (comando RUN python agente_chatbotseguro.py no Dockerfile) assegura que a base vetorial seja indexada durante o build. Assim, o serviço já sobe em produção pronto para responder, mesmo após atualizações de manuais.</w:t>
       </w:r>
     </w:p>
     <w:p>
       <w:pPr>
         <w:numPr>
           <w:ilvl w:val="0"/>
-          <w:numId w:val="5"/>
+          <w:numId w:val="9"/>
         </w:numPr>
       </w:pPr>
       <w:r>
@@ -2462,69 +875,17 @@
           <w:b/>
           <w:bCs/>
         </w:rPr>
-        <w:t>Memória Conversacional:</w:t>
-      </w:r>
-      <w:r>
-        <w:t xml:space="preserve"> O </w:t>
-      </w:r>
-      <w:proofErr w:type="spellStart"/>
-      <w:r>
-        <w:t>LangChain</w:t>
-      </w:r>
-      <w:proofErr w:type="spellEnd"/>
-      <w:r>
-        <w:t xml:space="preserve"> mantém o histórico da sessão, permitindo que o segurado faça perguntas anafóricas (</w:t>
-      </w:r>
-      <w:proofErr w:type="spellStart"/>
-      <w:r>
-        <w:t>ex</w:t>
-      </w:r>
-      <w:proofErr w:type="spellEnd"/>
-      <w:r>
-        <w:t xml:space="preserve">: "Como faço para acionar </w:t>
-      </w:r>
-      <w:r>
-        <w:rPr>
-          <w:i/>
-          <w:iCs/>
-        </w:rPr>
-        <w:t>isso</w:t>
-      </w:r>
-      <w:r>
-        <w:t>?") mantendo a referência ao assunto anterior.</w:t>
-      </w:r>
-    </w:p>
-    <w:p>
-      <w:r>
-        <w:t>Este conjunto de capacidades flui naturalmente na jornada do usuário.</w:t>
-      </w:r>
-    </w:p>
-    <w:p/>
-    <w:p>
-      <w:pPr>
-        <w:rPr>
-          <w:b/>
-          <w:bCs/>
-        </w:rPr>
-      </w:pPr>
-      <w:r>
-        <w:rPr>
-          <w:b/>
-          <w:bCs/>
-        </w:rPr>
-        <w:t>10. FLUXO DE ATIVIDADES</w:t>
-      </w:r>
-    </w:p>
-    <w:p>
-      <w:r>
-        <w:t>O processamento de uma dúvida segue um fluxo lógico rigoroso para garantir a fundamentação documental:</w:t>
+        <w:t>Rastreabilidade Superior:</w:t>
+      </w:r>
+      <w:r>
+        <w:t xml:space="preserve"> Cada atendimento gera um protocolo automático seguindo a lógica NNNNDDMMYY. O prefixo NNNN é um número inteiro aleatório de 4 dígitos (randint(1, 9999) formatado como :04d), seguido pela data, garantindo identificadores únicos (ex: 0842240524) para auditoria.</w:t>
       </w:r>
     </w:p>
     <w:p>
       <w:pPr>
         <w:numPr>
           <w:ilvl w:val="0"/>
-          <w:numId w:val="6"/>
+          <w:numId w:val="9"/>
         </w:numPr>
       </w:pPr>
       <w:r>
@@ -2532,17 +893,91 @@
           <w:b/>
           <w:bCs/>
         </w:rPr>
-        <w:t>Input:</w:t>
-      </w:r>
-      <w:r>
-        <w:t xml:space="preserve"> Usuário insere uma dúvida sobre sua apólice.</w:t>
+        <w:t>Performance Otimizada:</w:t>
+      </w:r>
+      <w:r>
+        <w:t xml:space="preserve"> A integração de cache via @st.cache_resource no Streamlit e embeddings locais permite que a interface responda sem os engasgos típicos de soluções puramente baseadas em chamadas externas.</w:t>
+      </w:r>
+    </w:p>
+    <w:p>
+      <w:r>
+        <w:t>O pipeline de CI/CD automatizado via GitHub Actions garante que qualquer nova norma ou manual inserido na pasta /rag_docs seja rapidamente processado e disponibilizado em produção com estabilidade, mantendo a agilidade necessária para o cumprimento de normas regulatórias.</w:t>
+      </w:r>
+    </w:p>
+    <w:p>
+      <w:pPr>
+        <w:rPr>
+          <w:b/>
+          <w:bCs/>
+        </w:rPr>
+      </w:pPr>
+      <w:r>
+        <w:rPr>
+          <w:b/>
+          <w:bCs/>
+        </w:rPr>
+        <w:t>5. Testes e Demonstração do Sistema</w:t>
+      </w:r>
+    </w:p>
+    <w:p>
+      <w:r>
+        <w:t>A validação prática desta arquitetura é o estágio final para atestar sua prontidão para o mercado. Para o setor de seguros, a transparência na demonstração das capacidades técnicas é fundamental para a aprovação de stakeholders e auditores.</w:t>
+      </w:r>
+    </w:p>
+    <w:p>
+      <w:r>
+        <w:rPr>
+          <w:b/>
+          <w:bCs/>
+        </w:rPr>
+        <w:t>Acesso ao Demo:</w:t>
+      </w:r>
+      <w:r>
+        <w:t xml:space="preserve"> A solução está em operação e pode ser testada no seguinte ambiente de produção: </w:t>
+      </w:r>
+      <w:hyperlink r:id="rId7" w:history="1">
+        <w:r>
+          <w:rPr>
+            <w:rStyle w:val="Hyperlink"/>
+          </w:rPr>
+          <w:t>https://agente-chatbotseguro-574973424283.us-central1.run.app/</w:t>
+        </w:r>
+      </w:hyperlink>
+    </w:p>
+    <w:p>
+      <w:r>
+        <w:t xml:space="preserve">A disponibilidade deste link em um ambiente Cloud Run demonstra a maturidade do pipeline de entrega do grupo Sintoni-IA, provando que a arquitetura é capaz de suportar </w:t>
+      </w:r>
+      <w:r>
+        <w:lastRenderedPageBreak/>
+        <w:t>demandas reais com alta performance. Para fins de auditoria técnica, fornecemos as instruções de replicação local abaixo.</w:t>
+      </w:r>
+    </w:p>
+    <w:p>
+      <w:pPr>
+        <w:rPr>
+          <w:b/>
+          <w:bCs/>
+        </w:rPr>
+      </w:pPr>
+      <w:r>
+        <w:rPr>
+          <w:b/>
+          <w:bCs/>
+        </w:rPr>
+        <w:t>6. Guia de Instalação Local</w:t>
+      </w:r>
+    </w:p>
+    <w:p>
+      <w:r>
+        <w:t>Caso deseje instalar a solução localmente para desenvolvimento ou auditoria, siga o fluxo técnico estabelecido:</w:t>
       </w:r>
     </w:p>
     <w:p>
       <w:pPr>
         <w:numPr>
           <w:ilvl w:val="0"/>
-          <w:numId w:val="6"/>
+          <w:numId w:val="10"/>
         </w:numPr>
       </w:pPr>
       <w:r>
@@ -2550,17 +985,27 @@
           <w:b/>
           <w:bCs/>
         </w:rPr>
-        <w:t>Identificação:</w:t>
-      </w:r>
-      <w:r>
-        <w:t xml:space="preserve"> O sistema verifica o estado da sessão e gera o protocolo (formato NNNNDDMMYY).</w:t>
+        <w:t>Requisitos de Ambiente:</w:t>
+      </w:r>
+      <w:r>
+        <w:t xml:space="preserve"> Utilize Python 3.13-slim ou o Docker para garantir a paridade de ambiente. O sistema está configurado para operar na </w:t>
+      </w:r>
+      <w:r>
+        <w:rPr>
+          <w:b/>
+          <w:bCs/>
+        </w:rPr>
+        <w:t>porta 8002</w:t>
+      </w:r>
+      <w:r>
+        <w:t>.</w:t>
       </w:r>
     </w:p>
     <w:p>
       <w:pPr>
         <w:numPr>
           <w:ilvl w:val="0"/>
-          <w:numId w:val="6"/>
+          <w:numId w:val="10"/>
         </w:numPr>
       </w:pPr>
       <w:r>
@@ -2568,41 +1013,17 @@
           <w:b/>
           <w:bCs/>
         </w:rPr>
-        <w:t>Recuperação (</w:t>
-      </w:r>
-      <w:proofErr w:type="spellStart"/>
-      <w:r>
-        <w:rPr>
-          <w:b/>
-          <w:bCs/>
-        </w:rPr>
-        <w:t>Retrieval</w:t>
-      </w:r>
-      <w:proofErr w:type="spellEnd"/>
-      <w:r>
-        <w:rPr>
-          <w:b/>
-          <w:bCs/>
-        </w:rPr>
-        <w:t>):</w:t>
-      </w:r>
-      <w:r>
-        <w:t xml:space="preserve"> O motor RAG consulta o banco vetorial em busca de parágrafos relevantes nos manuais em /</w:t>
-      </w:r>
-      <w:proofErr w:type="spellStart"/>
-      <w:r>
-        <w:t>rag_docs</w:t>
-      </w:r>
-      <w:proofErr w:type="spellEnd"/>
-      <w:r>
-        <w:t>.</w:t>
+        <w:t>Preparação da Base (Grounding):</w:t>
+      </w:r>
+      <w:r>
+        <w:t xml:space="preserve"> Popule a pasta /rag_docs com os manuais de seguros em PDF ou texto.</w:t>
       </w:r>
     </w:p>
     <w:p>
       <w:pPr>
         <w:numPr>
           <w:ilvl w:val="0"/>
-          <w:numId w:val="6"/>
+          <w:numId w:val="10"/>
         </w:numPr>
       </w:pPr>
       <w:r>
@@ -2610,17 +1031,17 @@
           <w:b/>
           <w:bCs/>
         </w:rPr>
-        <w:t>Aumentação e Geração:</w:t>
-      </w:r>
-      <w:r>
-        <w:t xml:space="preserve"> A LLM recebe a pergunta + os trechos dos documentos.</w:t>
+        <w:t>Configuração de Segurança:</w:t>
+      </w:r>
+      <w:r>
+        <w:t xml:space="preserve"> Durante o build do container, é obrigatório o uso de build-args para a injeção da API_KEY_OPENROUTER, garantindo que credenciais sensíveis não fiquem expostas no código.</w:t>
       </w:r>
     </w:p>
     <w:p>
       <w:pPr>
         <w:numPr>
           <w:ilvl w:val="0"/>
-          <w:numId w:val="6"/>
+          <w:numId w:val="10"/>
         </w:numPr>
       </w:pPr>
       <w:r>
@@ -2628,225 +1049,78 @@
           <w:b/>
           <w:bCs/>
         </w:rPr>
-        <w:t>Resposta:</w:t>
-      </w:r>
-      <w:r>
-        <w:t xml:space="preserve"> O </w:t>
-      </w:r>
-      <w:proofErr w:type="spellStart"/>
-      <w:r>
-        <w:t>chatbot</w:t>
-      </w:r>
-      <w:proofErr w:type="spellEnd"/>
-      <w:r>
-        <w:t xml:space="preserve"> entrega a resposta baseada no documento, informando o protocolo de registro.</w:t>
-      </w:r>
-    </w:p>
-    <w:p>
-      <w:r>
-        <w:t>Este fluxo resulta em ganhos operacionais tangíveis para a organização.</w:t>
-      </w:r>
-    </w:p>
-    <w:p>
-      <w:pPr>
-        <w:jc w:val="center"/>
-        <w:rPr>
-          <w:b/>
-          <w:bCs/>
-          <w:color w:val="FF0000"/>
-        </w:rPr>
-      </w:pPr>
-      <w:r>
-        <w:rPr>
-          <w:b/>
-          <w:bCs/>
-          <w:color w:val="FF0000"/>
-        </w:rPr>
-        <w:t>INSERIR DIAGRAMA DE ATIVIDADES</w:t>
-      </w:r>
-    </w:p>
-    <w:p>
-      <w:pPr>
-        <w:rPr>
-          <w:b/>
-          <w:bCs/>
-        </w:rPr>
-      </w:pPr>
-      <w:r>
-        <w:rPr>
-          <w:b/>
-          <w:bCs/>
-        </w:rPr>
-        <w:lastRenderedPageBreak/>
-        <w:t>11. RESULTADOS OBTIDOS</w:t>
-      </w:r>
-    </w:p>
-    <w:p>
-      <w:r>
-        <w:t xml:space="preserve">A implementação do Agente Inteligente </w:t>
-      </w:r>
-      <w:proofErr w:type="spellStart"/>
-      <w:r>
-        <w:t>Chatbot</w:t>
-      </w:r>
-      <w:proofErr w:type="spellEnd"/>
-      <w:r>
-        <w:t xml:space="preserve"> Seguro </w:t>
-      </w:r>
-      <w:proofErr w:type="spellStart"/>
-      <w:r>
-        <w:t>valida</w:t>
-      </w:r>
-      <w:proofErr w:type="spellEnd"/>
-      <w:r>
-        <w:t xml:space="preserve"> a viabilidade de IA generativa em setores regulados:</w:t>
+        <w:t>Processamento e Warm-up:</w:t>
       </w:r>
     </w:p>
     <w:p>
       <w:pPr>
         <w:numPr>
-          <w:ilvl w:val="0"/>
-          <w:numId w:val="7"/>
+          <w:ilvl w:val="1"/>
+          <w:numId w:val="10"/>
         </w:numPr>
       </w:pPr>
       <w:r>
-        <w:rPr>
-          <w:b/>
-          <w:bCs/>
-        </w:rPr>
-        <w:t>Confiabilidade de Dados:</w:t>
-      </w:r>
-      <w:r>
-        <w:t xml:space="preserve"> Respostas baseadas em manuais reais, eliminando informações genéricas.</w:t>
+        <w:t>Execute o script agente_chatbotseguro.py para realizar a indexação da base vetorial (em produção, este passo ocorre automaticamente no build).</w:t>
       </w:r>
     </w:p>
     <w:p>
       <w:pPr>
         <w:numPr>
-          <w:ilvl w:val="0"/>
-          <w:numId w:val="7"/>
+          <w:ilvl w:val="1"/>
+          <w:numId w:val="10"/>
         </w:numPr>
       </w:pPr>
       <w:r>
-        <w:rPr>
-          <w:b/>
-          <w:bCs/>
-        </w:rPr>
-        <w:t xml:space="preserve">Eficiência de </w:t>
-      </w:r>
-      <w:proofErr w:type="spellStart"/>
-      <w:r>
-        <w:rPr>
-          <w:b/>
-          <w:bCs/>
-        </w:rPr>
-        <w:t>Deploy</w:t>
-      </w:r>
-      <w:proofErr w:type="spellEnd"/>
-      <w:r>
-        <w:rPr>
-          <w:b/>
-          <w:bCs/>
-        </w:rPr>
-        <w:t>:</w:t>
-      </w:r>
-      <w:r>
-        <w:t xml:space="preserve"> Pipeline automatizado na GCP com tempo de build otimizado pelo </w:t>
-      </w:r>
-      <w:proofErr w:type="spellStart"/>
-      <w:r>
-        <w:t>warm</w:t>
-      </w:r>
-      <w:proofErr w:type="spellEnd"/>
-      <w:r>
-        <w:t xml:space="preserve"> </w:t>
-      </w:r>
-      <w:proofErr w:type="spellStart"/>
-      <w:r>
-        <w:t>up</w:t>
-      </w:r>
-      <w:proofErr w:type="spellEnd"/>
-      <w:r>
-        <w:t xml:space="preserve"> do banco vetorial.</w:t>
-      </w:r>
-    </w:p>
-    <w:p>
-      <w:pPr>
-        <w:numPr>
-          <w:ilvl w:val="0"/>
-          <w:numId w:val="7"/>
-        </w:numPr>
-      </w:pPr>
-      <w:r>
-        <w:rPr>
-          <w:b/>
-          <w:bCs/>
-        </w:rPr>
-        <w:t>Rastreabilidade:</w:t>
-      </w:r>
-      <w:r>
-        <w:t xml:space="preserve"> Geração de protocolos automáticos garantindo conformidade com processos de auditoria.</w:t>
-      </w:r>
-    </w:p>
-    <w:p>
-      <w:pPr>
-        <w:numPr>
-          <w:ilvl w:val="0"/>
-          <w:numId w:val="7"/>
-        </w:numPr>
-      </w:pPr>
-      <w:r>
-        <w:rPr>
-          <w:b/>
-          <w:bCs/>
-        </w:rPr>
-        <w:t>Performance:</w:t>
-      </w:r>
-      <w:r>
-        <w:t xml:space="preserve"> Uso de cache (</w:t>
-      </w:r>
-      <w:proofErr w:type="spellStart"/>
-      <w:proofErr w:type="gramStart"/>
-      <w:r>
-        <w:t>st.cache</w:t>
-      </w:r>
-      <w:proofErr w:type="gramEnd"/>
-      <w:r>
-        <w:t>_resource</w:t>
-      </w:r>
-      <w:proofErr w:type="spellEnd"/>
-      <w:r>
-        <w:t xml:space="preserve">) e </w:t>
-      </w:r>
-      <w:proofErr w:type="spellStart"/>
-      <w:r>
-        <w:t>embeddings</w:t>
-      </w:r>
-      <w:proofErr w:type="spellEnd"/>
-      <w:r>
-        <w:t xml:space="preserve"> locais para uma experiência de usuário sem engasgos.</w:t>
-      </w:r>
-    </w:p>
-    <w:p/>
-    <w:p>
-      <w:pPr>
-        <w:rPr>
-          <w:b/>
-          <w:bCs/>
-        </w:rPr>
-      </w:pPr>
-      <w:r>
-        <w:rPr>
-          <w:b/>
-          <w:bCs/>
-        </w:rPr>
-        <w:t>12. GRUPO E CONTATOS (SINTONI-IA)</w:t>
+        <w:t>Inicie a interface via Streamlit através do arquivo app.py.</w:t>
+      </w:r>
+    </w:p>
+    <w:p>
+      <w:r>
+        <w:t>A portabilidade absoluta provida pelo Docker garante que a solução mantenha o mesmo comportamento rigoroso, seja em uma estação de trabalho local ou em um cluster de nuvem global.</w:t>
+      </w:r>
+    </w:p>
+    <w:p>
+      <w:pPr>
+        <w:rPr>
+          <w:b/>
+          <w:bCs/>
+        </w:rPr>
+      </w:pPr>
+      <w:r>
+        <w:rPr>
+          <w:b/>
+          <w:bCs/>
+        </w:rPr>
+        <w:t>7. Identificação do Grupo</w:t>
+      </w:r>
+    </w:p>
+    <w:p>
+      <w:r>
+        <w:t xml:space="preserve">O grupo </w:t>
+      </w:r>
+      <w:r>
+        <w:rPr>
+          <w:b/>
+          <w:bCs/>
+        </w:rPr>
+        <w:t>Sintoni-IA</w:t>
+      </w:r>
+      <w:r>
+        <w:t xml:space="preserve"> é o responsável pela arquitetura, desenvolvimento e entrega desta solução de inteligência artificial generativa.</w:t>
+      </w:r>
+    </w:p>
+    <w:p>
+      <w:r>
+        <w:rPr>
+          <w:b/>
+          <w:bCs/>
+        </w:rPr>
+        <w:t>Quadro de Contatos:</w:t>
       </w:r>
     </w:p>
     <w:tbl>
       <w:tblPr>
-        <w:tblW w:w="4069" w:type="pct"/>
-        <w:jc w:val="center"/>
+        <w:tblW w:w="5000" w:type="pct"/>
         <w:tblBorders>
           <w:top w:val="outset" w:sz="6" w:space="0" w:color="auto"/>
           <w:left w:val="outset" w:sz="6" w:space="0" w:color="auto"/>
@@ -2862,13 +1136,10 @@
         <w:tblLook w:val="04A0" w:firstRow="1" w:lastRow="0" w:firstColumn="1" w:lastColumn="0" w:noHBand="0" w:noVBand="1"/>
       </w:tblPr>
       <w:tblGrid>
-        <w:gridCol w:w="3635"/>
-        <w:gridCol w:w="3273"/>
+        <w:gridCol w:w="4466"/>
+        <w:gridCol w:w="4022"/>
       </w:tblGrid>
       <w:tr>
-        <w:trPr>
-          <w:jc w:val="center"/>
-        </w:trPr>
         <w:tc>
           <w:tcPr>
             <w:tcW w:w="0" w:type="auto"/>
@@ -2883,7 +1154,7 @@
           </w:tcPr>
           <w:p>
             <w:r>
-              <w:t>Nome</w:t>
+              <w:t>Membro</w:t>
             </w:r>
           </w:p>
         </w:tc>
@@ -2907,9 +1178,6 @@
         </w:tc>
       </w:tr>
       <w:tr>
-        <w:trPr>
-          <w:jc w:val="center"/>
-        </w:trPr>
         <w:tc>
           <w:tcPr>
             <w:tcW w:w="0" w:type="auto"/>
@@ -2948,9 +1216,6 @@
         </w:tc>
       </w:tr>
       <w:tr>
-        <w:trPr>
-          <w:jc w:val="center"/>
-        </w:trPr>
         <w:tc>
           <w:tcPr>
             <w:tcW w:w="0" w:type="auto"/>
@@ -2989,9 +1254,6 @@
         </w:tc>
       </w:tr>
       <w:tr>
-        <w:trPr>
-          <w:jc w:val="center"/>
-        </w:trPr>
         <w:tc>
           <w:tcPr>
             <w:tcW w:w="0" w:type="auto"/>
@@ -3030,9 +1292,6 @@
         </w:tc>
       </w:tr>
       <w:tr>
-        <w:trPr>
-          <w:jc w:val="center"/>
-        </w:trPr>
         <w:tc>
           <w:tcPr>
             <w:tcW w:w="0" w:type="auto"/>
@@ -3071,9 +1330,6 @@
         </w:tc>
       </w:tr>
       <w:tr>
-        <w:trPr>
-          <w:jc w:val="center"/>
-        </w:trPr>
         <w:tc>
           <w:tcPr>
             <w:tcW w:w="0" w:type="auto"/>
@@ -3087,13 +1343,8 @@
             <w:hideMark/>
           </w:tcPr>
           <w:p>
-            <w:proofErr w:type="spellStart"/>
             <w:r>
-              <w:t>Letivan</w:t>
-            </w:r>
-            <w:proofErr w:type="spellEnd"/>
-            <w:r>
-              <w:t xml:space="preserve"> Gonçalves de Mendonça Filho</w:t>
+              <w:t>Letivan Gonçalves de Mendonça Filho</w:t>
             </w:r>
           </w:p>
         </w:tc>
@@ -3117,14 +1368,19 @@
         </w:tc>
       </w:tr>
     </w:tbl>
+    <w:p>
+      <w:r>
+        <w:t>Este projeto reafirma o compromisso do grupo Sintoni-IA com a inovação ética, a segurança de dados e a excelência técnica na transformação digital do mercado segurador.</w:t>
+      </w:r>
+    </w:p>
     <w:p/>
     <w:sectPr>
-      <w:headerReference w:type="even" r:id="rId18"/>
-      <w:headerReference w:type="default" r:id="rId19"/>
-      <w:footerReference w:type="even" r:id="rId20"/>
-      <w:footerReference w:type="default" r:id="rId21"/>
-      <w:headerReference w:type="first" r:id="rId22"/>
-      <w:footerReference w:type="first" r:id="rId23"/>
+      <w:headerReference w:type="even" r:id="rId8"/>
+      <w:headerReference w:type="default" r:id="rId9"/>
+      <w:footerReference w:type="even" r:id="rId10"/>
+      <w:footerReference w:type="default" r:id="rId11"/>
+      <w:headerReference w:type="first" r:id="rId12"/>
+      <w:footerReference w:type="first" r:id="rId13"/>
       <w:pgSz w:w="11906" w:h="16838"/>
       <w:pgMar w:top="1417" w:right="1701" w:bottom="1417" w:left="1701" w:header="708" w:footer="708" w:gutter="0"/>
       <w:cols w:space="708"/>
@@ -3279,6 +1535,123 @@
 <file path=word/numbering.xml><?xml version="1.0" encoding="utf-8"?>
 <w:numbering xmlns:wpc="http://schemas.microsoft.com/office/word/2010/wordprocessingCanvas" xmlns:cx="http://schemas.microsoft.com/office/drawing/2014/chartex" xmlns:cx1="http://schemas.microsoft.com/office/drawing/2015/9/8/chartex" xmlns:cx2="http://schemas.microsoft.com/office/drawing/2015/10/21/chartex" xmlns:cx3="http://schemas.microsoft.com/office/drawing/2016/5/9/chartex" xmlns:cx4="http://schemas.microsoft.com/office/drawing/2016/5/10/chartex" xmlns:cx5="http://schemas.microsoft.com/office/drawing/2016/5/11/chartex" xmlns:cx6="http://schemas.microsoft.com/office/drawing/2016/5/12/chartex" xmlns:cx7="http://schemas.microsoft.com/office/drawing/2016/5/13/chartex" xmlns:cx8="http://schemas.microsoft.com/office/drawing/2016/5/14/chartex" xmlns:mc="http://schemas.openxmlformats.org/markup-compatibility/2006" xmlns:aink="http://schemas.microsoft.com/office/drawing/2016/ink" xmlns:am3d="http://schemas.microsoft.com/office/drawing/2017/model3d" xmlns:o="urn:schemas-microsoft-com:office:office" xmlns:oel="http://schemas.microsoft.com/office/2019/extlst" xmlns:r="http://schemas.openxmlformats.org/officeDocument/2006/relationships" xmlns:m="http://schemas.openxmlformats.org/officeDocument/2006/math" xmlns:v="urn:schemas-microsoft-com:vml" xmlns:wp14="http://schemas.microsoft.com/office/word/2010/wordprocessingDrawing" xmlns:wp="http://schemas.openxmlformats.org/drawingml/2006/wordprocessingDrawing" xmlns:w10="urn:schemas-microsoft-com:office:word" xmlns:w="http://schemas.openxmlformats.org/wordprocessingml/2006/main" xmlns:w14="http://schemas.microsoft.com/office/word/2010/wordml" xmlns:w15="http://schemas.microsoft.com/office/word/2012/wordml" xmlns:w16cex="http://schemas.microsoft.com/office/word/2018/wordml/cex" xmlns:w16cid="http://schemas.microsoft.com/office/word/2016/wordml/cid" xmlns:w16="http://schemas.microsoft.com/office/word/2018/wordml" xmlns:w16sdtdh="http://schemas.microsoft.com/office/word/2020/wordml/sdtdatahash" xmlns:w16se="http://schemas.microsoft.com/office/word/2015/wordml/symex" xmlns:wpg="http://schemas.microsoft.com/office/word/2010/wordprocessingGroup" xmlns:wpi="http://schemas.microsoft.com/office/word/2010/wordprocessingInk" xmlns:wne="http://schemas.microsoft.com/office/word/2006/wordml" xmlns:wps="http://schemas.microsoft.com/office/word/2010/wordprocessingShape" mc:Ignorable="w14 w15 w16se w16cid w16 w16cex w16sdtdh wp14">
   <w:abstractNum w:abstractNumId="0" w15:restartNumberingAfterBreak="0">
+    <w:nsid w:val="03EC146F"/>
+    <w:multiLevelType w:val="multilevel"/>
+    <w:tmpl w:val="11C645EA"/>
+    <w:lvl w:ilvl="0">
+      <w:start w:val="1"/>
+      <w:numFmt w:val="decimal"/>
+      <w:lvlText w:val="%1."/>
+      <w:lvlJc w:val="left"/>
+      <w:pPr>
+        <w:tabs>
+          <w:tab w:val="num" w:pos="720"/>
+        </w:tabs>
+        <w:ind w:left="720" w:hanging="360"/>
+      </w:pPr>
+    </w:lvl>
+    <w:lvl w:ilvl="1">
+      <w:start w:val="1"/>
+      <w:numFmt w:val="bullet"/>
+      <w:lvlText w:val="o"/>
+      <w:lvlJc w:val="left"/>
+      <w:pPr>
+        <w:tabs>
+          <w:tab w:val="num" w:pos="1440"/>
+        </w:tabs>
+        <w:ind w:left="1440" w:hanging="360"/>
+      </w:pPr>
+      <w:rPr>
+        <w:rFonts w:ascii="Courier New" w:hAnsi="Courier New" w:hint="default"/>
+        <w:sz w:val="20"/>
+      </w:rPr>
+    </w:lvl>
+    <w:lvl w:ilvl="2" w:tentative="1">
+      <w:start w:val="1"/>
+      <w:numFmt w:val="decimal"/>
+      <w:lvlText w:val="%3."/>
+      <w:lvlJc w:val="left"/>
+      <w:pPr>
+        <w:tabs>
+          <w:tab w:val="num" w:pos="2160"/>
+        </w:tabs>
+        <w:ind w:left="2160" w:hanging="360"/>
+      </w:pPr>
+    </w:lvl>
+    <w:lvl w:ilvl="3" w:tentative="1">
+      <w:start w:val="1"/>
+      <w:numFmt w:val="decimal"/>
+      <w:lvlText w:val="%4."/>
+      <w:lvlJc w:val="left"/>
+      <w:pPr>
+        <w:tabs>
+          <w:tab w:val="num" w:pos="2880"/>
+        </w:tabs>
+        <w:ind w:left="2880" w:hanging="360"/>
+      </w:pPr>
+    </w:lvl>
+    <w:lvl w:ilvl="4" w:tentative="1">
+      <w:start w:val="1"/>
+      <w:numFmt w:val="decimal"/>
+      <w:lvlText w:val="%5."/>
+      <w:lvlJc w:val="left"/>
+      <w:pPr>
+        <w:tabs>
+          <w:tab w:val="num" w:pos="3600"/>
+        </w:tabs>
+        <w:ind w:left="3600" w:hanging="360"/>
+      </w:pPr>
+    </w:lvl>
+    <w:lvl w:ilvl="5" w:tentative="1">
+      <w:start w:val="1"/>
+      <w:numFmt w:val="decimal"/>
+      <w:lvlText w:val="%6."/>
+      <w:lvlJc w:val="left"/>
+      <w:pPr>
+        <w:tabs>
+          <w:tab w:val="num" w:pos="4320"/>
+        </w:tabs>
+        <w:ind w:left="4320" w:hanging="360"/>
+      </w:pPr>
+    </w:lvl>
+    <w:lvl w:ilvl="6" w:tentative="1">
+      <w:start w:val="1"/>
+      <w:numFmt w:val="decimal"/>
+      <w:lvlText w:val="%7."/>
+      <w:lvlJc w:val="left"/>
+      <w:pPr>
+        <w:tabs>
+          <w:tab w:val="num" w:pos="5040"/>
+        </w:tabs>
+        <w:ind w:left="5040" w:hanging="360"/>
+      </w:pPr>
+    </w:lvl>
+    <w:lvl w:ilvl="7" w:tentative="1">
+      <w:start w:val="1"/>
+      <w:numFmt w:val="decimal"/>
+      <w:lvlText w:val="%8."/>
+      <w:lvlJc w:val="left"/>
+      <w:pPr>
+        <w:tabs>
+          <w:tab w:val="num" w:pos="5760"/>
+        </w:tabs>
+        <w:ind w:left="5760" w:hanging="360"/>
+      </w:pPr>
+    </w:lvl>
+    <w:lvl w:ilvl="8" w:tentative="1">
+      <w:start w:val="1"/>
+      <w:numFmt w:val="decimal"/>
+      <w:lvlText w:val="%9."/>
+      <w:lvlJc w:val="left"/>
+      <w:pPr>
+        <w:tabs>
+          <w:tab w:val="num" w:pos="6480"/>
+        </w:tabs>
+        <w:ind w:left="6480" w:hanging="360"/>
+      </w:pPr>
+    </w:lvl>
+  </w:abstractNum>
+  <w:abstractNum w:abstractNumId="1" w15:restartNumberingAfterBreak="0">
     <w:nsid w:val="1B8A442D"/>
     <w:multiLevelType w:val="multilevel"/>
     <w:tmpl w:val="83D60C28"/>
@@ -3427,7 +1800,7 @@
       </w:rPr>
     </w:lvl>
   </w:abstractNum>
-  <w:abstractNum w:abstractNumId="1" w15:restartNumberingAfterBreak="0">
+  <w:abstractNum w:abstractNumId="2" w15:restartNumberingAfterBreak="0">
     <w:nsid w:val="22C47218"/>
     <w:multiLevelType w:val="multilevel"/>
     <w:tmpl w:val="92EC08C4"/>
@@ -3540,7 +1913,7 @@
       </w:pPr>
     </w:lvl>
   </w:abstractNum>
-  <w:abstractNum w:abstractNumId="2" w15:restartNumberingAfterBreak="0">
+  <w:abstractNum w:abstractNumId="3" w15:restartNumberingAfterBreak="0">
     <w:nsid w:val="468E7DDF"/>
     <w:multiLevelType w:val="multilevel"/>
     <w:tmpl w:val="721AC94C"/>
@@ -3689,7 +2062,7 @@
       </w:rPr>
     </w:lvl>
   </w:abstractNum>
-  <w:abstractNum w:abstractNumId="3" w15:restartNumberingAfterBreak="0">
+  <w:abstractNum w:abstractNumId="4" w15:restartNumberingAfterBreak="0">
     <w:nsid w:val="5DE97F76"/>
     <w:multiLevelType w:val="multilevel"/>
     <w:tmpl w:val="54886A4E"/>
@@ -3838,7 +2211,7 @@
       </w:rPr>
     </w:lvl>
   </w:abstractNum>
-  <w:abstractNum w:abstractNumId="4" w15:restartNumberingAfterBreak="0">
+  <w:abstractNum w:abstractNumId="5" w15:restartNumberingAfterBreak="0">
     <w:nsid w:val="641A750B"/>
     <w:multiLevelType w:val="multilevel"/>
     <w:tmpl w:val="EE6E8FD6"/>
@@ -3987,7 +2360,156 @@
       </w:rPr>
     </w:lvl>
   </w:abstractNum>
-  <w:abstractNum w:abstractNumId="5" w15:restartNumberingAfterBreak="0">
+  <w:abstractNum w:abstractNumId="6" w15:restartNumberingAfterBreak="0">
+    <w:nsid w:val="766B34EE"/>
+    <w:multiLevelType w:val="multilevel"/>
+    <w:tmpl w:val="8E78FF9E"/>
+    <w:lvl w:ilvl="0">
+      <w:start w:val="1"/>
+      <w:numFmt w:val="bullet"/>
+      <w:lvlText w:val=""/>
+      <w:lvlJc w:val="left"/>
+      <w:pPr>
+        <w:tabs>
+          <w:tab w:val="num" w:pos="720"/>
+        </w:tabs>
+        <w:ind w:left="720" w:hanging="360"/>
+      </w:pPr>
+      <w:rPr>
+        <w:rFonts w:ascii="Symbol" w:hAnsi="Symbol" w:hint="default"/>
+        <w:sz w:val="20"/>
+      </w:rPr>
+    </w:lvl>
+    <w:lvl w:ilvl="1" w:tentative="1">
+      <w:start w:val="1"/>
+      <w:numFmt w:val="bullet"/>
+      <w:lvlText w:val="o"/>
+      <w:lvlJc w:val="left"/>
+      <w:pPr>
+        <w:tabs>
+          <w:tab w:val="num" w:pos="1440"/>
+        </w:tabs>
+        <w:ind w:left="1440" w:hanging="360"/>
+      </w:pPr>
+      <w:rPr>
+        <w:rFonts w:ascii="Courier New" w:hAnsi="Courier New" w:hint="default"/>
+        <w:sz w:val="20"/>
+      </w:rPr>
+    </w:lvl>
+    <w:lvl w:ilvl="2" w:tentative="1">
+      <w:start w:val="1"/>
+      <w:numFmt w:val="bullet"/>
+      <w:lvlText w:val=""/>
+      <w:lvlJc w:val="left"/>
+      <w:pPr>
+        <w:tabs>
+          <w:tab w:val="num" w:pos="2160"/>
+        </w:tabs>
+        <w:ind w:left="2160" w:hanging="360"/>
+      </w:pPr>
+      <w:rPr>
+        <w:rFonts w:ascii="Wingdings" w:hAnsi="Wingdings" w:hint="default"/>
+        <w:sz w:val="20"/>
+      </w:rPr>
+    </w:lvl>
+    <w:lvl w:ilvl="3" w:tentative="1">
+      <w:start w:val="1"/>
+      <w:numFmt w:val="bullet"/>
+      <w:lvlText w:val=""/>
+      <w:lvlJc w:val="left"/>
+      <w:pPr>
+        <w:tabs>
+          <w:tab w:val="num" w:pos="2880"/>
+        </w:tabs>
+        <w:ind w:left="2880" w:hanging="360"/>
+      </w:pPr>
+      <w:rPr>
+        <w:rFonts w:ascii="Wingdings" w:hAnsi="Wingdings" w:hint="default"/>
+        <w:sz w:val="20"/>
+      </w:rPr>
+    </w:lvl>
+    <w:lvl w:ilvl="4" w:tentative="1">
+      <w:start w:val="1"/>
+      <w:numFmt w:val="bullet"/>
+      <w:lvlText w:val=""/>
+      <w:lvlJc w:val="left"/>
+      <w:pPr>
+        <w:tabs>
+          <w:tab w:val="num" w:pos="3600"/>
+        </w:tabs>
+        <w:ind w:left="3600" w:hanging="360"/>
+      </w:pPr>
+      <w:rPr>
+        <w:rFonts w:ascii="Wingdings" w:hAnsi="Wingdings" w:hint="default"/>
+        <w:sz w:val="20"/>
+      </w:rPr>
+    </w:lvl>
+    <w:lvl w:ilvl="5" w:tentative="1">
+      <w:start w:val="1"/>
+      <w:numFmt w:val="bullet"/>
+      <w:lvlText w:val=""/>
+      <w:lvlJc w:val="left"/>
+      <w:pPr>
+        <w:tabs>
+          <w:tab w:val="num" w:pos="4320"/>
+        </w:tabs>
+        <w:ind w:left="4320" w:hanging="360"/>
+      </w:pPr>
+      <w:rPr>
+        <w:rFonts w:ascii="Wingdings" w:hAnsi="Wingdings" w:hint="default"/>
+        <w:sz w:val="20"/>
+      </w:rPr>
+    </w:lvl>
+    <w:lvl w:ilvl="6" w:tentative="1">
+      <w:start w:val="1"/>
+      <w:numFmt w:val="bullet"/>
+      <w:lvlText w:val=""/>
+      <w:lvlJc w:val="left"/>
+      <w:pPr>
+        <w:tabs>
+          <w:tab w:val="num" w:pos="5040"/>
+        </w:tabs>
+        <w:ind w:left="5040" w:hanging="360"/>
+      </w:pPr>
+      <w:rPr>
+        <w:rFonts w:ascii="Wingdings" w:hAnsi="Wingdings" w:hint="default"/>
+        <w:sz w:val="20"/>
+      </w:rPr>
+    </w:lvl>
+    <w:lvl w:ilvl="7" w:tentative="1">
+      <w:start w:val="1"/>
+      <w:numFmt w:val="bullet"/>
+      <w:lvlText w:val=""/>
+      <w:lvlJc w:val="left"/>
+      <w:pPr>
+        <w:tabs>
+          <w:tab w:val="num" w:pos="5760"/>
+        </w:tabs>
+        <w:ind w:left="5760" w:hanging="360"/>
+      </w:pPr>
+      <w:rPr>
+        <w:rFonts w:ascii="Wingdings" w:hAnsi="Wingdings" w:hint="default"/>
+        <w:sz w:val="20"/>
+      </w:rPr>
+    </w:lvl>
+    <w:lvl w:ilvl="8" w:tentative="1">
+      <w:start w:val="1"/>
+      <w:numFmt w:val="bullet"/>
+      <w:lvlText w:val=""/>
+      <w:lvlJc w:val="left"/>
+      <w:pPr>
+        <w:tabs>
+          <w:tab w:val="num" w:pos="6480"/>
+        </w:tabs>
+        <w:ind w:left="6480" w:hanging="360"/>
+      </w:pPr>
+      <w:rPr>
+        <w:rFonts w:ascii="Wingdings" w:hAnsi="Wingdings" w:hint="default"/>
+        <w:sz w:val="20"/>
+      </w:rPr>
+    </w:lvl>
+  </w:abstractNum>
+  <w:abstractNum w:abstractNumId="7" w15:restartNumberingAfterBreak="0">
     <w:nsid w:val="7AAB493E"/>
     <w:multiLevelType w:val="multilevel"/>
     <w:tmpl w:val="0FFEEDCC"/>
@@ -4136,7 +2658,7 @@
       </w:rPr>
     </w:lvl>
   </w:abstractNum>
-  <w:abstractNum w:abstractNumId="6" w15:restartNumberingAfterBreak="0">
+  <w:abstractNum w:abstractNumId="8" w15:restartNumberingAfterBreak="0">
     <w:nsid w:val="7CEF3451"/>
     <w:multiLevelType w:val="multilevel"/>
     <w:tmpl w:val="6D8AAD26"/>
@@ -4285,26 +2807,184 @@
       </w:rPr>
     </w:lvl>
   </w:abstractNum>
+  <w:abstractNum w:abstractNumId="9" w15:restartNumberingAfterBreak="0">
+    <w:nsid w:val="7EFA1029"/>
+    <w:multiLevelType w:val="multilevel"/>
+    <w:tmpl w:val="36F021C8"/>
+    <w:lvl w:ilvl="0">
+      <w:start w:val="1"/>
+      <w:numFmt w:val="bullet"/>
+      <w:lvlText w:val=""/>
+      <w:lvlJc w:val="left"/>
+      <w:pPr>
+        <w:tabs>
+          <w:tab w:val="num" w:pos="720"/>
+        </w:tabs>
+        <w:ind w:left="720" w:hanging="360"/>
+      </w:pPr>
+      <w:rPr>
+        <w:rFonts w:ascii="Symbol" w:hAnsi="Symbol" w:hint="default"/>
+        <w:sz w:val="20"/>
+      </w:rPr>
+    </w:lvl>
+    <w:lvl w:ilvl="1" w:tentative="1">
+      <w:start w:val="1"/>
+      <w:numFmt w:val="bullet"/>
+      <w:lvlText w:val="o"/>
+      <w:lvlJc w:val="left"/>
+      <w:pPr>
+        <w:tabs>
+          <w:tab w:val="num" w:pos="1440"/>
+        </w:tabs>
+        <w:ind w:left="1440" w:hanging="360"/>
+      </w:pPr>
+      <w:rPr>
+        <w:rFonts w:ascii="Courier New" w:hAnsi="Courier New" w:hint="default"/>
+        <w:sz w:val="20"/>
+      </w:rPr>
+    </w:lvl>
+    <w:lvl w:ilvl="2" w:tentative="1">
+      <w:start w:val="1"/>
+      <w:numFmt w:val="bullet"/>
+      <w:lvlText w:val=""/>
+      <w:lvlJc w:val="left"/>
+      <w:pPr>
+        <w:tabs>
+          <w:tab w:val="num" w:pos="2160"/>
+        </w:tabs>
+        <w:ind w:left="2160" w:hanging="360"/>
+      </w:pPr>
+      <w:rPr>
+        <w:rFonts w:ascii="Wingdings" w:hAnsi="Wingdings" w:hint="default"/>
+        <w:sz w:val="20"/>
+      </w:rPr>
+    </w:lvl>
+    <w:lvl w:ilvl="3" w:tentative="1">
+      <w:start w:val="1"/>
+      <w:numFmt w:val="bullet"/>
+      <w:lvlText w:val=""/>
+      <w:lvlJc w:val="left"/>
+      <w:pPr>
+        <w:tabs>
+          <w:tab w:val="num" w:pos="2880"/>
+        </w:tabs>
+        <w:ind w:left="2880" w:hanging="360"/>
+      </w:pPr>
+      <w:rPr>
+        <w:rFonts w:ascii="Wingdings" w:hAnsi="Wingdings" w:hint="default"/>
+        <w:sz w:val="20"/>
+      </w:rPr>
+    </w:lvl>
+    <w:lvl w:ilvl="4" w:tentative="1">
+      <w:start w:val="1"/>
+      <w:numFmt w:val="bullet"/>
+      <w:lvlText w:val=""/>
+      <w:lvlJc w:val="left"/>
+      <w:pPr>
+        <w:tabs>
+          <w:tab w:val="num" w:pos="3600"/>
+        </w:tabs>
+        <w:ind w:left="3600" w:hanging="360"/>
+      </w:pPr>
+      <w:rPr>
+        <w:rFonts w:ascii="Wingdings" w:hAnsi="Wingdings" w:hint="default"/>
+        <w:sz w:val="20"/>
+      </w:rPr>
+    </w:lvl>
+    <w:lvl w:ilvl="5" w:tentative="1">
+      <w:start w:val="1"/>
+      <w:numFmt w:val="bullet"/>
+      <w:lvlText w:val=""/>
+      <w:lvlJc w:val="left"/>
+      <w:pPr>
+        <w:tabs>
+          <w:tab w:val="num" w:pos="4320"/>
+        </w:tabs>
+        <w:ind w:left="4320" w:hanging="360"/>
+      </w:pPr>
+      <w:rPr>
+        <w:rFonts w:ascii="Wingdings" w:hAnsi="Wingdings" w:hint="default"/>
+        <w:sz w:val="20"/>
+      </w:rPr>
+    </w:lvl>
+    <w:lvl w:ilvl="6" w:tentative="1">
+      <w:start w:val="1"/>
+      <w:numFmt w:val="bullet"/>
+      <w:lvlText w:val=""/>
+      <w:lvlJc w:val="left"/>
+      <w:pPr>
+        <w:tabs>
+          <w:tab w:val="num" w:pos="5040"/>
+        </w:tabs>
+        <w:ind w:left="5040" w:hanging="360"/>
+      </w:pPr>
+      <w:rPr>
+        <w:rFonts w:ascii="Wingdings" w:hAnsi="Wingdings" w:hint="default"/>
+        <w:sz w:val="20"/>
+      </w:rPr>
+    </w:lvl>
+    <w:lvl w:ilvl="7" w:tentative="1">
+      <w:start w:val="1"/>
+      <w:numFmt w:val="bullet"/>
+      <w:lvlText w:val=""/>
+      <w:lvlJc w:val="left"/>
+      <w:pPr>
+        <w:tabs>
+          <w:tab w:val="num" w:pos="5760"/>
+        </w:tabs>
+        <w:ind w:left="5760" w:hanging="360"/>
+      </w:pPr>
+      <w:rPr>
+        <w:rFonts w:ascii="Wingdings" w:hAnsi="Wingdings" w:hint="default"/>
+        <w:sz w:val="20"/>
+      </w:rPr>
+    </w:lvl>
+    <w:lvl w:ilvl="8" w:tentative="1">
+      <w:start w:val="1"/>
+      <w:numFmt w:val="bullet"/>
+      <w:lvlText w:val=""/>
+      <w:lvlJc w:val="left"/>
+      <w:pPr>
+        <w:tabs>
+          <w:tab w:val="num" w:pos="6480"/>
+        </w:tabs>
+        <w:ind w:left="6480" w:hanging="360"/>
+      </w:pPr>
+      <w:rPr>
+        <w:rFonts w:ascii="Wingdings" w:hAnsi="Wingdings" w:hint="default"/>
+        <w:sz w:val="20"/>
+      </w:rPr>
+    </w:lvl>
+  </w:abstractNum>
   <w:num w:numId="1" w16cid:durableId="2093963678">
+    <w:abstractNumId w:val="8"/>
+  </w:num>
+  <w:num w:numId="2" w16cid:durableId="317617543">
+    <w:abstractNumId w:val="3"/>
+  </w:num>
+  <w:num w:numId="3" w16cid:durableId="1671130478">
+    <w:abstractNumId w:val="1"/>
+  </w:num>
+  <w:num w:numId="4" w16cid:durableId="1654332153">
+    <w:abstractNumId w:val="4"/>
+  </w:num>
+  <w:num w:numId="5" w16cid:durableId="1141269614">
+    <w:abstractNumId w:val="5"/>
+  </w:num>
+  <w:num w:numId="6" w16cid:durableId="1501653405">
+    <w:abstractNumId w:val="2"/>
+  </w:num>
+  <w:num w:numId="7" w16cid:durableId="698548273">
+    <w:abstractNumId w:val="7"/>
+  </w:num>
+  <w:num w:numId="8" w16cid:durableId="676612462">
+    <w:abstractNumId w:val="9"/>
+  </w:num>
+  <w:num w:numId="9" w16cid:durableId="1936787102">
     <w:abstractNumId w:val="6"/>
   </w:num>
-  <w:num w:numId="2" w16cid:durableId="317617543">
-    <w:abstractNumId w:val="2"/>
-  </w:num>
-  <w:num w:numId="3" w16cid:durableId="1671130478">
+  <w:num w:numId="10" w16cid:durableId="1246961021">
     <w:abstractNumId w:val="0"/>
-  </w:num>
-  <w:num w:numId="4" w16cid:durableId="1654332153">
-    <w:abstractNumId w:val="3"/>
-  </w:num>
-  <w:num w:numId="5" w16cid:durableId="1141269614">
-    <w:abstractNumId w:val="4"/>
-  </w:num>
-  <w:num w:numId="6" w16cid:durableId="1501653405">
-    <w:abstractNumId w:val="1"/>
-  </w:num>
-  <w:num w:numId="7" w16cid:durableId="698548273">
-    <w:abstractNumId w:val="5"/>
   </w:num>
 </w:numbering>
 </file>

--- a/Insurminds/Desafio 2/agente_chatbotseguro/Relatório de Implementação.docx
+++ b/Insurminds/Desafio 2/agente_chatbotseguro/Relatório de Implementação.docx
@@ -4,17 +4,34 @@
   <w:body>
     <w:p>
       <w:pPr>
-        <w:rPr>
-          <w:b/>
-          <w:bCs/>
-        </w:rPr>
-      </w:pPr>
-      <w:r>
-        <w:rPr>
-          <w:b/>
-          <w:bCs/>
-        </w:rPr>
-        <w:t>Relatório Técnico de Implementação: Agente Inteligente Chatbot Seguro</w:t>
+        <w:jc w:val="center"/>
+        <w:rPr>
+          <w:b/>
+          <w:bCs/>
+        </w:rPr>
+      </w:pPr>
+      <w:r>
+        <w:rPr>
+          <w:b/>
+          <w:bCs/>
+        </w:rPr>
+        <w:t xml:space="preserve">Relatório Técnico de Implementação: Agente Inteligente </w:t>
+      </w:r>
+      <w:proofErr w:type="spellStart"/>
+      <w:r>
+        <w:rPr>
+          <w:b/>
+          <w:bCs/>
+        </w:rPr>
+        <w:t>Chatbot</w:t>
+      </w:r>
+      <w:proofErr w:type="spellEnd"/>
+      <w:r>
+        <w:rPr>
+          <w:b/>
+          <w:bCs/>
+        </w:rPr>
+        <w:t xml:space="preserve"> Seguro</w:t>
       </w:r>
     </w:p>
     <w:p>
@@ -24,19 +41,36 @@
           <w:bCs/>
         </w:rPr>
       </w:pPr>
-      <w:r>
-        <w:rPr>
-          <w:b/>
-          <w:bCs/>
-        </w:rPr>
-        <w:t>1. Visão Estratégica e Objetivos do Projeto</w:t>
-      </w:r>
     </w:p>
     <w:p>
-      <w:r>
-        <w:t>A transformação digital no setor de seguros transcendeu a simples digitalização de processos; estamos em uma era onde a agilidade na resposta e o rigor técnico são componentes indissociáveis da excelência operacional. Em um ecossistema de apólices densas e normas regulatórias voláteis, o atendimento ao cliente exige uma simbiose perfeita entre a fluidez da linguagem natural e a precisão dos dados contratuais. Este projeto, concebido pelo grupo Sintoni-IA, posiciona-se estrategicamente para converter a complexidade documental em resoluções imediatas, garantindo que a tecnologia atue como um facilitador de confiança e conformidade.</w:t>
+      <w:pPr>
+        <w:rPr>
+          <w:b/>
+          <w:bCs/>
+        </w:rPr>
+      </w:pPr>
+      <w:r>
+        <w:rPr>
+          <w:b/>
+          <w:bCs/>
+        </w:rPr>
+        <w:t>1. Visão Estratégica e Objetivos do Projeto</w:t>
       </w:r>
     </w:p>
+    <w:p>
+      <w:r>
+        <w:t xml:space="preserve">A transformação digital no setor de seguros transcendeu a simples digitalização de processos; estamos em uma era onde a agilidade na resposta e o rigor técnico são componentes indissociáveis da excelência operacional. Em um ecossistema de apólices densas e normas regulatórias voláteis, o atendimento ao cliente exige uma simbiose perfeita entre a fluidez da linguagem natural e a precisão dos dados contratuais. Este projeto, concebido pelo grupo </w:t>
+      </w:r>
+      <w:proofErr w:type="spellStart"/>
+      <w:r>
+        <w:t>Sintoni-IA</w:t>
+      </w:r>
+      <w:proofErr w:type="spellEnd"/>
+      <w:r>
+        <w:t>, posiciona-se estrategicamente para converter a complexidade documental em resoluções imediatas, garantindo que a tecnologia atue como um facilitador de confiança e conformidade.</w:t>
+      </w:r>
+    </w:p>
+    <w:p/>
     <w:p>
       <w:r>
         <w:rPr>
@@ -79,7 +113,15 @@
         <w:t>Inteligência Contextual e RAG:</w:t>
       </w:r>
       <w:r>
-        <w:t xml:space="preserve"> Implementa a técnica de Recuperação Aumentada por Geração (RAG), utilizando a pasta /rag_docs como a "fonte da verdade" absoluta. Ao fundamentar a geração de texto em documentos técnicos reais, mitigamos drasticamente o risco de alucinações, assegurando que cada resposta seja juridicamente e tecnicamente fundamentada.</w:t>
+        <w:t xml:space="preserve"> Implementa a técnica de Recuperação Aumentada por Geração (RAG), utilizando a pasta /</w:t>
+      </w:r>
+      <w:proofErr w:type="spellStart"/>
+      <w:r>
+        <w:t>rag_docs</w:t>
+      </w:r>
+      <w:proofErr w:type="spellEnd"/>
+      <w:r>
+        <w:t xml:space="preserve"> como a "fonte da verdade" absoluta. Ao fundamentar a geração de texto em documentos técnicos reais, mitigamos drasticamente o risco de alucinações, assegurando que cada resposta seja juridicamente e tecnicamente fundamentada.</w:t>
       </w:r>
     </w:p>
     <w:p>
@@ -105,6 +147,7 @@
         <w:t>A redução drástica no tempo de resolução não é apenas uma métrica de eficiência; é um motor de fidelização. Ao oferecer um autoatendimento transparente e seguro, a seguradora fortalece o vínculo com o cliente e otimiza sua estrutura de custos. Para sustentar essa visão, foi arquitetada uma infraestrutura de alta performance capaz de escalar conforme a demanda do negócio.</w:t>
       </w:r>
     </w:p>
+    <w:p/>
     <w:p>
       <w:pPr>
         <w:rPr>
@@ -129,20 +172,44 @@
           <w:i/>
           <w:iCs/>
         </w:rPr>
-        <w:t>Cloud-Native</w:t>
-      </w:r>
-      <w:r>
-        <w:t xml:space="preserve"> e </w:t>
-      </w:r>
+        <w:t>Cloud-</w:t>
+      </w:r>
+      <w:proofErr w:type="spellStart"/>
       <w:r>
         <w:rPr>
           <w:i/>
           <w:iCs/>
         </w:rPr>
+        <w:t>Native</w:t>
+      </w:r>
+      <w:proofErr w:type="spellEnd"/>
+      <w:r>
+        <w:t xml:space="preserve"> e </w:t>
+      </w:r>
+      <w:proofErr w:type="spellStart"/>
+      <w:r>
+        <w:rPr>
+          <w:i/>
+          <w:iCs/>
+        </w:rPr>
         <w:t>Serverless</w:t>
       </w:r>
+      <w:proofErr w:type="spellEnd"/>
       <w:r>
         <w:t>, escolhas deliberadas para garantir escalabilidade automática e resiliência. No mercado de seguros, onde eventos inesperados podem gerar picos súbitos de demanda, a capacidade de expansão instantânea — e a retração para o custo zero em períodos de inatividade — é um diferencial competitivo vital para a saúde financeira da operação.</w:t>
+      </w:r>
+    </w:p>
+    <w:p/>
+    <w:p/>
+    <w:p/>
+    <w:p>
+      <w:r>
+        <w:rPr>
+          <w:b/>
+          <w:bCs/>
+        </w:rPr>
+        <w:lastRenderedPageBreak/>
+        <w:t>Representação do Fluxo de Dados:</w:t>
       </w:r>
     </w:p>
     <w:p>
@@ -151,7 +218,10 @@
           <w:b/>
           <w:bCs/>
         </w:rPr>
-        <w:t>Representação do Fluxo de Dados:</w:t>
+        <w:t>Interação do Usuário:</w:t>
+      </w:r>
+      <w:r>
+        <w:t xml:space="preserve"> O segurado acessa a interface web intuitiva para submeter suas consultas.</w:t>
       </w:r>
     </w:p>
     <w:p>
@@ -160,10 +230,44 @@
           <w:b/>
           <w:bCs/>
         </w:rPr>
-        <w:t>Interação do Usuário:</w:t>
-      </w:r>
-      <w:r>
-        <w:t xml:space="preserve"> O segurado acessa a interface web intuitiva para submeter suas consultas.</w:t>
+        <w:t xml:space="preserve">Interface </w:t>
+      </w:r>
+      <w:proofErr w:type="spellStart"/>
+      <w:r>
+        <w:rPr>
+          <w:b/>
+          <w:bCs/>
+        </w:rPr>
+        <w:t>Streamlit</w:t>
+      </w:r>
+      <w:proofErr w:type="spellEnd"/>
+      <w:r>
+        <w:rPr>
+          <w:b/>
+          <w:bCs/>
+        </w:rPr>
+        <w:t>:</w:t>
+      </w:r>
+      <w:r>
+        <w:t xml:space="preserve"> Front-</w:t>
+      </w:r>
+      <w:proofErr w:type="spellStart"/>
+      <w:r>
+        <w:t>end</w:t>
+      </w:r>
+      <w:proofErr w:type="spellEnd"/>
+      <w:r>
+        <w:t xml:space="preserve"> da aplicação rodando na </w:t>
+      </w:r>
+      <w:r>
+        <w:rPr>
+          <w:b/>
+          <w:bCs/>
+        </w:rPr>
+        <w:t>porta 8002</w:t>
+      </w:r>
+      <w:r>
+        <w:t>, gerindo o estado da sessão e a experiência visual.</w:t>
       </w:r>
     </w:p>
     <w:p>
@@ -172,20 +276,50 @@
           <w:b/>
           <w:bCs/>
         </w:rPr>
-        <w:t>Interface Streamlit:</w:t>
-      </w:r>
-      <w:r>
-        <w:t xml:space="preserve"> Front-end da aplicação rodando na </w:t>
-      </w:r>
-      <w:r>
-        <w:rPr>
-          <w:b/>
-          <w:bCs/>
-        </w:rPr>
-        <w:t>porta 8002</w:t>
-      </w:r>
-      <w:r>
-        <w:t>, gerindo o estado da sessão e a experiência visual.</w:t>
+        <w:t xml:space="preserve">Orquestração </w:t>
+      </w:r>
+      <w:proofErr w:type="spellStart"/>
+      <w:r>
+        <w:rPr>
+          <w:b/>
+          <w:bCs/>
+        </w:rPr>
+        <w:t>LangChain</w:t>
+      </w:r>
+      <w:proofErr w:type="spellEnd"/>
+      <w:r>
+        <w:rPr>
+          <w:b/>
+          <w:bCs/>
+        </w:rPr>
+        <w:t>/</w:t>
+      </w:r>
+      <w:proofErr w:type="spellStart"/>
+      <w:r>
+        <w:rPr>
+          <w:b/>
+          <w:bCs/>
+        </w:rPr>
+        <w:t>OpenRouter</w:t>
+      </w:r>
+      <w:proofErr w:type="spellEnd"/>
+      <w:r>
+        <w:rPr>
+          <w:b/>
+          <w:bCs/>
+        </w:rPr>
+        <w:t>:</w:t>
+      </w:r>
+      <w:r>
+        <w:t xml:space="preserve"> Atua como o cérebro logístico, conectando a interface aos modelos de linguagem de larga escala (</w:t>
+      </w:r>
+      <w:proofErr w:type="spellStart"/>
+      <w:r>
+        <w:t>LLMs</w:t>
+      </w:r>
+      <w:proofErr w:type="spellEnd"/>
+      <w:r>
+        <w:t>) e ao motor de busca.</w:t>
       </w:r>
     </w:p>
     <w:p>
@@ -194,10 +328,26 @@
           <w:b/>
           <w:bCs/>
         </w:rPr>
-        <w:t>Orquestração LangChain/OpenRouter:</w:t>
-      </w:r>
-      <w:r>
-        <w:t xml:space="preserve"> Atua como o cérebro logístico, conectando a interface aos modelos de linguagem de larga escala (LLMs) e ao motor de busca.</w:t>
+        <w:t xml:space="preserve">Base Vetorial (RAG </w:t>
+      </w:r>
+      <w:proofErr w:type="spellStart"/>
+      <w:r>
+        <w:rPr>
+          <w:b/>
+          <w:bCs/>
+        </w:rPr>
+        <w:t>Docs</w:t>
+      </w:r>
+      <w:proofErr w:type="spellEnd"/>
+      <w:r>
+        <w:rPr>
+          <w:b/>
+          <w:bCs/>
+        </w:rPr>
+        <w:t>):</w:t>
+      </w:r>
+      <w:r>
+        <w:t xml:space="preserve"> Recupera o contexto técnico necessário a partir da indexação de manuais e apólices.</w:t>
       </w:r>
     </w:p>
     <w:p>
@@ -206,25 +356,37 @@
           <w:b/>
           <w:bCs/>
         </w:rPr>
-        <w:lastRenderedPageBreak/>
-        <w:t>Base Vetorial (RAG Docs):</w:t>
-      </w:r>
-      <w:r>
-        <w:t xml:space="preserve"> Recupera o contexto técnico necessário a partir da indexação de manuais e apólices.</w:t>
+        <w:t xml:space="preserve">Execução GCP Cloud </w:t>
+      </w:r>
+      <w:proofErr w:type="spellStart"/>
+      <w:r>
+        <w:rPr>
+          <w:b/>
+          <w:bCs/>
+        </w:rPr>
+        <w:t>Run</w:t>
+      </w:r>
+      <w:proofErr w:type="spellEnd"/>
+      <w:r>
+        <w:rPr>
+          <w:b/>
+          <w:bCs/>
+        </w:rPr>
+        <w:t>:</w:t>
+      </w:r>
+      <w:r>
+        <w:t xml:space="preserve"> Ambiente de </w:t>
+      </w:r>
+      <w:proofErr w:type="spellStart"/>
+      <w:r>
+        <w:t>containerização</w:t>
+      </w:r>
+      <w:proofErr w:type="spellEnd"/>
+      <w:r>
+        <w:t xml:space="preserve"> que hospeda a lógica da aplicação em infraestrutura gerenciada e escalável.</w:t>
       </w:r>
     </w:p>
-    <w:p>
-      <w:r>
-        <w:rPr>
-          <w:b/>
-          <w:bCs/>
-        </w:rPr>
-        <w:t>Execução GCP Cloud Run:</w:t>
-      </w:r>
-      <w:r>
-        <w:t xml:space="preserve"> Ambiente de containerização que hospeda a lógica da aplicação em infraestrutura gerenciada e escalável.</w:t>
-      </w:r>
-    </w:p>
+    <w:p/>
     <w:p>
       <w:r>
         <w:rPr>
@@ -252,9 +414,9 @@
         <w:tblLook w:val="04A0" w:firstRow="1" w:lastRow="0" w:firstColumn="1" w:lastColumn="0" w:noHBand="0" w:noVBand="1"/>
       </w:tblPr>
       <w:tblGrid>
-        <w:gridCol w:w="1735"/>
-        <w:gridCol w:w="1308"/>
-        <w:gridCol w:w="5445"/>
+        <w:gridCol w:w="1645"/>
+        <w:gridCol w:w="1278"/>
+        <w:gridCol w:w="5565"/>
       </w:tblGrid>
       <w:tr>
         <w:tc>
@@ -270,7 +432,17 @@
             <w:hideMark/>
           </w:tcPr>
           <w:p>
-            <w:r>
+            <w:pPr>
+              <w:rPr>
+                <w:b/>
+                <w:bCs/>
+              </w:rPr>
+            </w:pPr>
+            <w:r>
+              <w:rPr>
+                <w:b/>
+                <w:bCs/>
+              </w:rPr>
               <w:t>Categoria</w:t>
             </w:r>
           </w:p>
@@ -288,7 +460,17 @@
             <w:hideMark/>
           </w:tcPr>
           <w:p>
-            <w:r>
+            <w:pPr>
+              <w:rPr>
+                <w:b/>
+                <w:bCs/>
+              </w:rPr>
+            </w:pPr>
+            <w:r>
+              <w:rPr>
+                <w:b/>
+                <w:bCs/>
+              </w:rPr>
               <w:t>Tecnologia</w:t>
             </w:r>
           </w:p>
@@ -306,7 +488,17 @@
             <w:hideMark/>
           </w:tcPr>
           <w:p>
-            <w:r>
+            <w:pPr>
+              <w:rPr>
+                <w:b/>
+                <w:bCs/>
+              </w:rPr>
+            </w:pPr>
+            <w:r>
+              <w:rPr>
+                <w:b/>
+                <w:bCs/>
+              </w:rPr>
               <w:t>Impacto no Projeto (Visão Arquitetural)</w:t>
             </w:r>
           </w:p>
@@ -316,16 +508,19 @@
         <w:tc>
           <w:tcPr>
             <w:tcW w:w="0" w:type="auto"/>
+            <w:vMerge w:val="restart"/>
             <w:tcBorders>
               <w:top w:val="outset" w:sz="6" w:space="0" w:color="auto"/>
               <w:left w:val="outset" w:sz="6" w:space="0" w:color="auto"/>
-              <w:bottom w:val="outset" w:sz="6" w:space="0" w:color="auto"/>
               <w:right w:val="outset" w:sz="6" w:space="0" w:color="auto"/>
             </w:tcBorders>
             <w:vAlign w:val="center"/>
             <w:hideMark/>
           </w:tcPr>
           <w:p>
+            <w:pPr>
+              <w:jc w:val="center"/>
+            </w:pPr>
             <w:r>
               <w:rPr>
                 <w:b/>
@@ -333,6 +528,11 @@
               </w:rPr>
               <w:t>Linguagens e Frameworks</w:t>
             </w:r>
+          </w:p>
+          <w:p>
+            <w:pPr>
+              <w:jc w:val="center"/>
+            </w:pPr>
           </w:p>
         </w:tc>
         <w:tc>
@@ -367,7 +567,15 @@
           </w:tcPr>
           <w:p>
             <w:r>
-              <w:t>Base otimizada que reduz drasticamente o tamanho da imagem Docker, acelerando o deploy e minimizando a superfície de ataque por excluir pacotes desnecessários.</w:t>
+              <w:t xml:space="preserve">Base otimizada que reduz drasticamente o tamanho da imagem Docker, acelerando o </w:t>
+            </w:r>
+            <w:proofErr w:type="spellStart"/>
+            <w:r>
+              <w:t>deploy</w:t>
+            </w:r>
+            <w:proofErr w:type="spellEnd"/>
+            <w:r>
+              <w:t xml:space="preserve"> e minimizando a superfície de ataque por excluir pacotes desnecessários.</w:t>
             </w:r>
           </w:p>
         </w:tc>
@@ -376,8 +584,61 @@
         <w:tc>
           <w:tcPr>
             <w:tcW w:w="0" w:type="auto"/>
+            <w:vMerge/>
+            <w:tcBorders>
+              <w:left w:val="outset" w:sz="6" w:space="0" w:color="auto"/>
+              <w:right w:val="outset" w:sz="6" w:space="0" w:color="auto"/>
+            </w:tcBorders>
+            <w:vAlign w:val="center"/>
+            <w:hideMark/>
+          </w:tcPr>
+          <w:p/>
+        </w:tc>
+        <w:tc>
+          <w:tcPr>
+            <w:tcW w:w="0" w:type="auto"/>
             <w:tcBorders>
               <w:top w:val="outset" w:sz="6" w:space="0" w:color="auto"/>
+              <w:left w:val="outset" w:sz="6" w:space="0" w:color="auto"/>
+              <w:bottom w:val="outset" w:sz="6" w:space="0" w:color="auto"/>
+              <w:right w:val="outset" w:sz="6" w:space="0" w:color="auto"/>
+            </w:tcBorders>
+            <w:vAlign w:val="center"/>
+            <w:hideMark/>
+          </w:tcPr>
+          <w:p>
+            <w:proofErr w:type="spellStart"/>
+            <w:r>
+              <w:t>LangChain</w:t>
+            </w:r>
+            <w:proofErr w:type="spellEnd"/>
+          </w:p>
+        </w:tc>
+        <w:tc>
+          <w:tcPr>
+            <w:tcW w:w="0" w:type="auto"/>
+            <w:tcBorders>
+              <w:top w:val="outset" w:sz="6" w:space="0" w:color="auto"/>
+              <w:left w:val="outset" w:sz="6" w:space="0" w:color="auto"/>
+              <w:bottom w:val="outset" w:sz="6" w:space="0" w:color="auto"/>
+              <w:right w:val="outset" w:sz="6" w:space="0" w:color="auto"/>
+            </w:tcBorders>
+            <w:vAlign w:val="center"/>
+            <w:hideMark/>
+          </w:tcPr>
+          <w:p>
+            <w:r>
+              <w:t>Framework essencial para a orquestração de RAG e gestão de memória conversacional anafórica.</w:t>
+            </w:r>
+          </w:p>
+        </w:tc>
+      </w:tr>
+      <w:tr>
+        <w:tc>
+          <w:tcPr>
+            <w:tcW w:w="0" w:type="auto"/>
+            <w:vMerge/>
+            <w:tcBorders>
               <w:left w:val="outset" w:sz="6" w:space="0" w:color="auto"/>
               <w:bottom w:val="outset" w:sz="6" w:space="0" w:color="auto"/>
               <w:right w:val="outset" w:sz="6" w:space="0" w:color="auto"/>
@@ -400,9 +661,11 @@
             <w:hideMark/>
           </w:tcPr>
           <w:p>
-            <w:r>
-              <w:t>LangChain</w:t>
-            </w:r>
+            <w:proofErr w:type="spellStart"/>
+            <w:r>
+              <w:t>Streamlit</w:t>
+            </w:r>
+            <w:proofErr w:type="spellEnd"/>
           </w:p>
         </w:tc>
         <w:tc>
@@ -419,7 +682,7 @@
           </w:tcPr>
           <w:p>
             <w:r>
-              <w:t>Framework essencial para a orquestração de RAG e gestão de memória conversacional anafórica.</w:t>
+              <w:t>Agilidade no desenvolvimento de interfaces funcionais com gestão eficiente de cache de recursos.</w:t>
             </w:r>
           </w:p>
         </w:tc>
@@ -428,8 +691,227 @@
         <w:tc>
           <w:tcPr>
             <w:tcW w:w="0" w:type="auto"/>
+            <w:vMerge w:val="restart"/>
             <w:tcBorders>
               <w:top w:val="outset" w:sz="6" w:space="0" w:color="auto"/>
+              <w:left w:val="outset" w:sz="6" w:space="0" w:color="auto"/>
+              <w:right w:val="outset" w:sz="6" w:space="0" w:color="auto"/>
+            </w:tcBorders>
+            <w:vAlign w:val="center"/>
+            <w:hideMark/>
+          </w:tcPr>
+          <w:p>
+            <w:pPr>
+              <w:jc w:val="center"/>
+            </w:pPr>
+            <w:r>
+              <w:rPr>
+                <w:b/>
+                <w:bCs/>
+              </w:rPr>
+              <w:t xml:space="preserve">Infraestrutura e </w:t>
+            </w:r>
+            <w:proofErr w:type="spellStart"/>
+            <w:r>
+              <w:rPr>
+                <w:b/>
+                <w:bCs/>
+              </w:rPr>
+              <w:t>DevOps</w:t>
+            </w:r>
+            <w:proofErr w:type="spellEnd"/>
+          </w:p>
+        </w:tc>
+        <w:tc>
+          <w:tcPr>
+            <w:tcW w:w="0" w:type="auto"/>
+            <w:tcBorders>
+              <w:top w:val="outset" w:sz="6" w:space="0" w:color="auto"/>
+              <w:left w:val="outset" w:sz="6" w:space="0" w:color="auto"/>
+              <w:bottom w:val="outset" w:sz="6" w:space="0" w:color="auto"/>
+              <w:right w:val="outset" w:sz="6" w:space="0" w:color="auto"/>
+            </w:tcBorders>
+            <w:vAlign w:val="center"/>
+            <w:hideMark/>
+          </w:tcPr>
+          <w:p>
+            <w:r>
+              <w:t>Docker</w:t>
+            </w:r>
+          </w:p>
+        </w:tc>
+        <w:tc>
+          <w:tcPr>
+            <w:tcW w:w="0" w:type="auto"/>
+            <w:tcBorders>
+              <w:top w:val="outset" w:sz="6" w:space="0" w:color="auto"/>
+              <w:left w:val="outset" w:sz="6" w:space="0" w:color="auto"/>
+              <w:bottom w:val="outset" w:sz="6" w:space="0" w:color="auto"/>
+              <w:right w:val="outset" w:sz="6" w:space="0" w:color="auto"/>
+            </w:tcBorders>
+            <w:vAlign w:val="center"/>
+            <w:hideMark/>
+          </w:tcPr>
+          <w:p>
+            <w:r>
+              <w:t>Garante isolamento completo, portabilidade e paridade entre os ambientes de desenvolvimento e produção.</w:t>
+            </w:r>
+          </w:p>
+        </w:tc>
+      </w:tr>
+      <w:tr>
+        <w:tc>
+          <w:tcPr>
+            <w:tcW w:w="0" w:type="auto"/>
+            <w:vMerge/>
+            <w:tcBorders>
+              <w:left w:val="outset" w:sz="6" w:space="0" w:color="auto"/>
+              <w:right w:val="outset" w:sz="6" w:space="0" w:color="auto"/>
+            </w:tcBorders>
+            <w:vAlign w:val="center"/>
+            <w:hideMark/>
+          </w:tcPr>
+          <w:p/>
+        </w:tc>
+        <w:tc>
+          <w:tcPr>
+            <w:tcW w:w="0" w:type="auto"/>
+            <w:tcBorders>
+              <w:top w:val="outset" w:sz="6" w:space="0" w:color="auto"/>
+              <w:left w:val="outset" w:sz="6" w:space="0" w:color="auto"/>
+              <w:bottom w:val="outset" w:sz="6" w:space="0" w:color="auto"/>
+              <w:right w:val="outset" w:sz="6" w:space="0" w:color="auto"/>
+            </w:tcBorders>
+            <w:vAlign w:val="center"/>
+            <w:hideMark/>
+          </w:tcPr>
+          <w:p>
+            <w:r>
+              <w:t xml:space="preserve">GitHub </w:t>
+            </w:r>
+            <w:proofErr w:type="spellStart"/>
+            <w:r>
+              <w:t>Actions</w:t>
+            </w:r>
+            <w:proofErr w:type="spellEnd"/>
+          </w:p>
+        </w:tc>
+        <w:tc>
+          <w:tcPr>
+            <w:tcW w:w="0" w:type="auto"/>
+            <w:tcBorders>
+              <w:top w:val="outset" w:sz="6" w:space="0" w:color="auto"/>
+              <w:left w:val="outset" w:sz="6" w:space="0" w:color="auto"/>
+              <w:bottom w:val="outset" w:sz="6" w:space="0" w:color="auto"/>
+              <w:right w:val="outset" w:sz="6" w:space="0" w:color="auto"/>
+            </w:tcBorders>
+            <w:vAlign w:val="center"/>
+            <w:hideMark/>
+          </w:tcPr>
+          <w:p>
+            <w:r>
+              <w:t xml:space="preserve">Automação total do pipeline de CI/CD, permitindo entregas contínuas e seguras diretamente na </w:t>
+            </w:r>
+            <w:proofErr w:type="spellStart"/>
+            <w:r>
+              <w:t>branch</w:t>
+            </w:r>
+            <w:proofErr w:type="spellEnd"/>
+            <w:r>
+              <w:t xml:space="preserve"> master</w:t>
+            </w:r>
+            <w:r>
+              <w:t xml:space="preserve">, aonde é enviada a imagem do Docker para a GCP </w:t>
+            </w:r>
+            <w:proofErr w:type="spellStart"/>
+            <w:r>
+              <w:t>Artifact</w:t>
+            </w:r>
+            <w:proofErr w:type="spellEnd"/>
+            <w:r>
+              <w:t xml:space="preserve"> Registry, que depois tem o </w:t>
+            </w:r>
+            <w:proofErr w:type="spellStart"/>
+            <w:r>
+              <w:t>deploy</w:t>
+            </w:r>
+            <w:proofErr w:type="spellEnd"/>
+            <w:r>
+              <w:t xml:space="preserve"> executado na GCP </w:t>
+            </w:r>
+            <w:proofErr w:type="spellStart"/>
+            <w:r>
+              <w:t>CloudRun</w:t>
+            </w:r>
+            <w:proofErr w:type="spellEnd"/>
+          </w:p>
+        </w:tc>
+      </w:tr>
+      <w:tr>
+        <w:tc>
+          <w:tcPr>
+            <w:tcW w:w="0" w:type="auto"/>
+            <w:vMerge/>
+            <w:tcBorders>
+              <w:left w:val="outset" w:sz="6" w:space="0" w:color="auto"/>
+              <w:right w:val="outset" w:sz="6" w:space="0" w:color="auto"/>
+            </w:tcBorders>
+            <w:vAlign w:val="center"/>
+            <w:hideMark/>
+          </w:tcPr>
+          <w:p/>
+        </w:tc>
+        <w:tc>
+          <w:tcPr>
+            <w:tcW w:w="0" w:type="auto"/>
+            <w:tcBorders>
+              <w:top w:val="outset" w:sz="6" w:space="0" w:color="auto"/>
+              <w:left w:val="outset" w:sz="6" w:space="0" w:color="auto"/>
+              <w:bottom w:val="outset" w:sz="6" w:space="0" w:color="auto"/>
+              <w:right w:val="outset" w:sz="6" w:space="0" w:color="auto"/>
+            </w:tcBorders>
+            <w:vAlign w:val="center"/>
+            <w:hideMark/>
+          </w:tcPr>
+          <w:p>
+            <w:r>
+              <w:t xml:space="preserve">GCP </w:t>
+            </w:r>
+            <w:proofErr w:type="spellStart"/>
+            <w:r>
+              <w:t>Artifact</w:t>
+            </w:r>
+            <w:proofErr w:type="spellEnd"/>
+            <w:r>
+              <w:t xml:space="preserve"> Registry</w:t>
+            </w:r>
+          </w:p>
+        </w:tc>
+        <w:tc>
+          <w:tcPr>
+            <w:tcW w:w="0" w:type="auto"/>
+            <w:tcBorders>
+              <w:top w:val="outset" w:sz="6" w:space="0" w:color="auto"/>
+              <w:left w:val="outset" w:sz="6" w:space="0" w:color="auto"/>
+              <w:bottom w:val="outset" w:sz="6" w:space="0" w:color="auto"/>
+              <w:right w:val="outset" w:sz="6" w:space="0" w:color="auto"/>
+            </w:tcBorders>
+            <w:vAlign w:val="center"/>
+            <w:hideMark/>
+          </w:tcPr>
+          <w:p>
+            <w:r>
+              <w:t>Repositório seguro para gestão de versões das imagens de container prontas para produção.</w:t>
+            </w:r>
+          </w:p>
+        </w:tc>
+      </w:tr>
+      <w:tr>
+        <w:tc>
+          <w:tcPr>
+            <w:tcW w:w="0" w:type="auto"/>
+            <w:vMerge/>
+            <w:tcBorders>
               <w:left w:val="outset" w:sz="6" w:space="0" w:color="auto"/>
               <w:bottom w:val="outset" w:sz="6" w:space="0" w:color="auto"/>
               <w:right w:val="outset" w:sz="6" w:space="0" w:color="auto"/>
@@ -453,8 +935,13 @@
           </w:tcPr>
           <w:p>
             <w:r>
-              <w:t>Streamlit</w:t>
-            </w:r>
+              <w:t xml:space="preserve">GCP Cloud </w:t>
+            </w:r>
+            <w:proofErr w:type="spellStart"/>
+            <w:r>
+              <w:t>Run</w:t>
+            </w:r>
+            <w:proofErr w:type="spellEnd"/>
           </w:p>
         </w:tc>
         <w:tc>
@@ -471,224 +958,17 @@
           </w:tcPr>
           <w:p>
             <w:r>
-              <w:t>Agilidade no desenvolvimento de interfaces funcionais com gestão eficiente de cache de recursos.</w:t>
-            </w:r>
-          </w:p>
-        </w:tc>
-      </w:tr>
-      <w:tr>
-        <w:tc>
-          <w:tcPr>
-            <w:tcW w:w="0" w:type="auto"/>
-            <w:tcBorders>
-              <w:top w:val="outset" w:sz="6" w:space="0" w:color="auto"/>
-              <w:left w:val="outset" w:sz="6" w:space="0" w:color="auto"/>
-              <w:bottom w:val="outset" w:sz="6" w:space="0" w:color="auto"/>
-              <w:right w:val="outset" w:sz="6" w:space="0" w:color="auto"/>
-            </w:tcBorders>
-            <w:vAlign w:val="center"/>
-            <w:hideMark/>
-          </w:tcPr>
-          <w:p>
-            <w:r>
-              <w:rPr>
-                <w:b/>
-                <w:bCs/>
-              </w:rPr>
-              <w:t>Infraestrutura e DevOps</w:t>
-            </w:r>
-          </w:p>
-        </w:tc>
-        <w:tc>
-          <w:tcPr>
-            <w:tcW w:w="0" w:type="auto"/>
-            <w:tcBorders>
-              <w:top w:val="outset" w:sz="6" w:space="0" w:color="auto"/>
-              <w:left w:val="outset" w:sz="6" w:space="0" w:color="auto"/>
-              <w:bottom w:val="outset" w:sz="6" w:space="0" w:color="auto"/>
-              <w:right w:val="outset" w:sz="6" w:space="0" w:color="auto"/>
-            </w:tcBorders>
-            <w:vAlign w:val="center"/>
-            <w:hideMark/>
-          </w:tcPr>
-          <w:p>
-            <w:r>
-              <w:t>Docker</w:t>
-            </w:r>
-          </w:p>
-        </w:tc>
-        <w:tc>
-          <w:tcPr>
-            <w:tcW w:w="0" w:type="auto"/>
-            <w:tcBorders>
-              <w:top w:val="outset" w:sz="6" w:space="0" w:color="auto"/>
-              <w:left w:val="outset" w:sz="6" w:space="0" w:color="auto"/>
-              <w:bottom w:val="outset" w:sz="6" w:space="0" w:color="auto"/>
-              <w:right w:val="outset" w:sz="6" w:space="0" w:color="auto"/>
-            </w:tcBorders>
-            <w:vAlign w:val="center"/>
-            <w:hideMark/>
-          </w:tcPr>
-          <w:p>
-            <w:r>
-              <w:t>Garante isolamento completo, portabilidade e paridade entre os ambientes de desenvolvimento e produção.</w:t>
-            </w:r>
-          </w:p>
-        </w:tc>
-      </w:tr>
-      <w:tr>
-        <w:tc>
-          <w:tcPr>
-            <w:tcW w:w="0" w:type="auto"/>
-            <w:tcBorders>
-              <w:top w:val="outset" w:sz="6" w:space="0" w:color="auto"/>
-              <w:left w:val="outset" w:sz="6" w:space="0" w:color="auto"/>
-              <w:bottom w:val="outset" w:sz="6" w:space="0" w:color="auto"/>
-              <w:right w:val="outset" w:sz="6" w:space="0" w:color="auto"/>
-            </w:tcBorders>
-            <w:vAlign w:val="center"/>
-            <w:hideMark/>
-          </w:tcPr>
-          <w:p/>
-        </w:tc>
-        <w:tc>
-          <w:tcPr>
-            <w:tcW w:w="0" w:type="auto"/>
-            <w:tcBorders>
-              <w:top w:val="outset" w:sz="6" w:space="0" w:color="auto"/>
-              <w:left w:val="outset" w:sz="6" w:space="0" w:color="auto"/>
-              <w:bottom w:val="outset" w:sz="6" w:space="0" w:color="auto"/>
-              <w:right w:val="outset" w:sz="6" w:space="0" w:color="auto"/>
-            </w:tcBorders>
-            <w:vAlign w:val="center"/>
-            <w:hideMark/>
-          </w:tcPr>
-          <w:p>
-            <w:r>
-              <w:t>GitHub Actions</w:t>
-            </w:r>
-          </w:p>
-        </w:tc>
-        <w:tc>
-          <w:tcPr>
-            <w:tcW w:w="0" w:type="auto"/>
-            <w:tcBorders>
-              <w:top w:val="outset" w:sz="6" w:space="0" w:color="auto"/>
-              <w:left w:val="outset" w:sz="6" w:space="0" w:color="auto"/>
-              <w:bottom w:val="outset" w:sz="6" w:space="0" w:color="auto"/>
-              <w:right w:val="outset" w:sz="6" w:space="0" w:color="auto"/>
-            </w:tcBorders>
-            <w:vAlign w:val="center"/>
-            <w:hideMark/>
-          </w:tcPr>
-          <w:p>
-            <w:r>
-              <w:t>Automação total do pipeline de CI/CD, permitindo entregas contínuas e seguras diretamente na branch master.</w:t>
-            </w:r>
-          </w:p>
-        </w:tc>
-      </w:tr>
-      <w:tr>
-        <w:tc>
-          <w:tcPr>
-            <w:tcW w:w="0" w:type="auto"/>
-            <w:tcBorders>
-              <w:top w:val="outset" w:sz="6" w:space="0" w:color="auto"/>
-              <w:left w:val="outset" w:sz="6" w:space="0" w:color="auto"/>
-              <w:bottom w:val="outset" w:sz="6" w:space="0" w:color="auto"/>
-              <w:right w:val="outset" w:sz="6" w:space="0" w:color="auto"/>
-            </w:tcBorders>
-            <w:vAlign w:val="center"/>
-            <w:hideMark/>
-          </w:tcPr>
-          <w:p/>
-        </w:tc>
-        <w:tc>
-          <w:tcPr>
-            <w:tcW w:w="0" w:type="auto"/>
-            <w:tcBorders>
-              <w:top w:val="outset" w:sz="6" w:space="0" w:color="auto"/>
-              <w:left w:val="outset" w:sz="6" w:space="0" w:color="auto"/>
-              <w:bottom w:val="outset" w:sz="6" w:space="0" w:color="auto"/>
-              <w:right w:val="outset" w:sz="6" w:space="0" w:color="auto"/>
-            </w:tcBorders>
-            <w:vAlign w:val="center"/>
-            <w:hideMark/>
-          </w:tcPr>
-          <w:p>
-            <w:r>
-              <w:t>GCP Artifact Registry</w:t>
-            </w:r>
-          </w:p>
-        </w:tc>
-        <w:tc>
-          <w:tcPr>
-            <w:tcW w:w="0" w:type="auto"/>
-            <w:tcBorders>
-              <w:top w:val="outset" w:sz="6" w:space="0" w:color="auto"/>
-              <w:left w:val="outset" w:sz="6" w:space="0" w:color="auto"/>
-              <w:bottom w:val="outset" w:sz="6" w:space="0" w:color="auto"/>
-              <w:right w:val="outset" w:sz="6" w:space="0" w:color="auto"/>
-            </w:tcBorders>
-            <w:vAlign w:val="center"/>
-            <w:hideMark/>
-          </w:tcPr>
-          <w:p>
-            <w:r>
-              <w:t>Repositório seguro para gestão de versões das imagens de container prontas para produção.</w:t>
-            </w:r>
-          </w:p>
-        </w:tc>
-      </w:tr>
-      <w:tr>
-        <w:tc>
-          <w:tcPr>
-            <w:tcW w:w="0" w:type="auto"/>
-            <w:tcBorders>
-              <w:top w:val="outset" w:sz="6" w:space="0" w:color="auto"/>
-              <w:left w:val="outset" w:sz="6" w:space="0" w:color="auto"/>
-              <w:bottom w:val="outset" w:sz="6" w:space="0" w:color="auto"/>
-              <w:right w:val="outset" w:sz="6" w:space="0" w:color="auto"/>
-            </w:tcBorders>
-            <w:vAlign w:val="center"/>
-            <w:hideMark/>
-          </w:tcPr>
-          <w:p/>
-        </w:tc>
-        <w:tc>
-          <w:tcPr>
-            <w:tcW w:w="0" w:type="auto"/>
-            <w:tcBorders>
-              <w:top w:val="outset" w:sz="6" w:space="0" w:color="auto"/>
-              <w:left w:val="outset" w:sz="6" w:space="0" w:color="auto"/>
-              <w:bottom w:val="outset" w:sz="6" w:space="0" w:color="auto"/>
-              <w:right w:val="outset" w:sz="6" w:space="0" w:color="auto"/>
-            </w:tcBorders>
-            <w:vAlign w:val="center"/>
-            <w:hideMark/>
-          </w:tcPr>
-          <w:p>
-            <w:r>
-              <w:t>GCP Cloud Run</w:t>
-            </w:r>
-          </w:p>
-        </w:tc>
-        <w:tc>
-          <w:tcPr>
-            <w:tcW w:w="0" w:type="auto"/>
-            <w:tcBorders>
-              <w:top w:val="outset" w:sz="6" w:space="0" w:color="auto"/>
-              <w:left w:val="outset" w:sz="6" w:space="0" w:color="auto"/>
-              <w:bottom w:val="outset" w:sz="6" w:space="0" w:color="auto"/>
-              <w:right w:val="outset" w:sz="6" w:space="0" w:color="auto"/>
-            </w:tcBorders>
-            <w:vAlign w:val="center"/>
-            <w:hideMark/>
-          </w:tcPr>
-          <w:p>
-            <w:r>
-              <w:t xml:space="preserve">Hospedagem serverless que oferece alta performance, suporte a </w:t>
-            </w:r>
+              <w:t xml:space="preserve">Hospedagem </w:t>
+            </w:r>
+            <w:proofErr w:type="spellStart"/>
+            <w:r>
+              <w:t>serverless</w:t>
+            </w:r>
+            <w:proofErr w:type="spellEnd"/>
+            <w:r>
+              <w:t xml:space="preserve"> que oferece alta performance, suporte a </w:t>
+            </w:r>
+            <w:proofErr w:type="spellStart"/>
             <w:r>
               <w:rPr>
                 <w:i/>
@@ -696,16 +976,42 @@
               </w:rPr>
               <w:t>statelessness</w:t>
             </w:r>
-            <w:r>
-              <w:t xml:space="preserve"> e economia via "escala a zero" (pay-per-use).</w:t>
+            <w:proofErr w:type="spellEnd"/>
+            <w:r>
+              <w:t xml:space="preserve"> e economia via "escala a zero" (</w:t>
+            </w:r>
+            <w:proofErr w:type="spellStart"/>
+            <w:r>
+              <w:t>pay</w:t>
+            </w:r>
+            <w:proofErr w:type="spellEnd"/>
+            <w:r>
+              <w:t>-per-use).</w:t>
             </w:r>
           </w:p>
         </w:tc>
       </w:tr>
     </w:tbl>
+    <w:p/>
     <w:p>
       <w:r>
-        <w:t>A combinação do Cloud Run com o Artifact Registry permite que a seguradora mantenha uma infraestrutura enxuta e de baixo custo fixo. Esta robustez técnica é o que assegura que as especificações de IA detalhadas a seguir operem com máxima eficiência.</w:t>
+        <w:t xml:space="preserve">A combinação do Cloud </w:t>
+      </w:r>
+      <w:proofErr w:type="spellStart"/>
+      <w:r>
+        <w:t>Run</w:t>
+      </w:r>
+      <w:proofErr w:type="spellEnd"/>
+      <w:r>
+        <w:t xml:space="preserve"> com o </w:t>
+      </w:r>
+      <w:proofErr w:type="spellStart"/>
+      <w:r>
+        <w:t>Artifact</w:t>
+      </w:r>
+      <w:proofErr w:type="spellEnd"/>
+      <w:r>
+        <w:t xml:space="preserve"> Registry permite que a seguradora mantenha uma infraestrutura enxuta e de baixo custo fixo. Esta robustez técnica é o que assegura que as especificações de IA detalhadas a seguir operem com máxima eficiência.</w:t>
       </w:r>
     </w:p>
     <w:p>
@@ -720,24 +1026,50 @@
           <w:b/>
           <w:bCs/>
         </w:rPr>
+        <w:lastRenderedPageBreak/>
         <w:t>3. Inteligência Artificial e Engenharia de Prompt</w:t>
       </w:r>
     </w:p>
     <w:p>
       <w:r>
-        <w:t>A inteligência da solução é orquestrada via LangChain, que atua como o mediador entre a necessidade do usuário e o vasto repositório de dados técnicos da seguradora. O papel do framework é garantir que a IA generativa não opere em vácuo, mas sim dentro das fronteiras contextuais definidas pelo negócio.</w:t>
+        <w:t xml:space="preserve">A inteligência da solução é orquestrada via </w:t>
+      </w:r>
+      <w:proofErr w:type="spellStart"/>
+      <w:r>
+        <w:t>LangChain</w:t>
+      </w:r>
+      <w:proofErr w:type="spellEnd"/>
+      <w:r>
+        <w:t>, que atua como o mediador entre a necessidade do usuário e o vasto repositório de dados técnicos da seguradora. O papel do framework é garantir que a IA generativa não opere em vácuo, mas sim dentro das fronteiras contextuais definidas pelo negócio.</w:t>
       </w:r>
     </w:p>
     <w:p>
-      <w:r>
-        <w:rPr>
-          <w:b/>
-          <w:bCs/>
-        </w:rPr>
-        <w:t>Deep Dive Técnico:</w:t>
-      </w:r>
-      <w:r>
-        <w:t xml:space="preserve"> O mecanismo de RAG utiliza o modelo de embedding local </w:t>
+      <w:proofErr w:type="spellStart"/>
+      <w:r>
+        <w:rPr>
+          <w:b/>
+          <w:bCs/>
+        </w:rPr>
+        <w:t>Deep</w:t>
+      </w:r>
+      <w:proofErr w:type="spellEnd"/>
+      <w:r>
+        <w:rPr>
+          <w:b/>
+          <w:bCs/>
+        </w:rPr>
+        <w:t xml:space="preserve"> Dive Técnico:</w:t>
+      </w:r>
+      <w:r>
+        <w:t xml:space="preserve"> O mecanismo de RAG utiliza o modelo de </w:t>
+      </w:r>
+      <w:proofErr w:type="spellStart"/>
+      <w:r>
+        <w:t>embedding</w:t>
+      </w:r>
+      <w:proofErr w:type="spellEnd"/>
+      <w:r>
+        <w:t xml:space="preserve"> local </w:t>
       </w:r>
       <w:r>
         <w:rPr>
@@ -747,8 +1079,33 @@
         <w:t>all-MiniLM-L6-v2</w:t>
       </w:r>
       <w:r>
-        <w:t xml:space="preserve"> para vetorizar os documentos da pasta /rag_docs. Seguindo as melhores práticas para ambientes Cloud Run, implementamos o script huggingface_models_download.py durante a etapa de build do Docker. Esta estratégia de pré-carregamento evita que o container tente baixar mais de 500MB de pesos de modelo durante o </w:t>
-      </w:r>
+        <w:t xml:space="preserve"> para vetorizar os documentos da pasta /</w:t>
+      </w:r>
+      <w:proofErr w:type="spellStart"/>
+      <w:r>
+        <w:t>rag_docs</w:t>
+      </w:r>
+      <w:proofErr w:type="spellEnd"/>
+      <w:r>
+        <w:t xml:space="preserve">. Seguindo as melhores práticas para ambientes Cloud </w:t>
+      </w:r>
+      <w:proofErr w:type="spellStart"/>
+      <w:r>
+        <w:t>Run</w:t>
+      </w:r>
+      <w:proofErr w:type="spellEnd"/>
+      <w:r>
+        <w:t xml:space="preserve">, implementamos o script huggingface_models_download.py durante a etapa de build do Docker. Esta estratégia de </w:t>
+      </w:r>
+      <w:proofErr w:type="spellStart"/>
+      <w:r>
+        <w:t>pré-carregamento</w:t>
+      </w:r>
+      <w:proofErr w:type="spellEnd"/>
+      <w:r>
+        <w:t xml:space="preserve"> evita que o container tente baixar mais de 500MB de pesos de modelo durante o </w:t>
+      </w:r>
+      <w:proofErr w:type="spellStart"/>
       <w:r>
         <w:rPr>
           <w:i/>
@@ -756,6 +1113,7 @@
         </w:rPr>
         <w:t>runtime</w:t>
       </w:r>
+      <w:proofErr w:type="spellEnd"/>
       <w:r>
         <w:t xml:space="preserve">, eliminando latências de </w:t>
       </w:r>
@@ -776,7 +1134,6 @@
           <w:b/>
           <w:bCs/>
         </w:rPr>
-        <w:lastRenderedPageBreak/>
         <w:t>Gestão de Memória e Contexto:</w:t>
       </w:r>
       <w:r>
@@ -795,9 +1152,34 @@
     </w:p>
     <w:p>
       <w:r>
-        <w:t>A descentralização da inteligência — utilizando embeddings locais para a busca semântica e LLMs via OpenRouter para a síntese da resposta — equilibra performance e soberania dos dados. O processamento pesado de busca ocorre internamente, reduzindo custos de API e mantendo a lógica de negócio sob controle da infraestrutura própria. Essa arquitetura reflete diretamente na fluidez dos fluxos operacionais.</w:t>
+        <w:t xml:space="preserve">A descentralização da inteligência — utilizando </w:t>
+      </w:r>
+      <w:proofErr w:type="spellStart"/>
+      <w:r>
+        <w:t>embeddings</w:t>
+      </w:r>
+      <w:proofErr w:type="spellEnd"/>
+      <w:r>
+        <w:t xml:space="preserve"> locais para a busca semântica e </w:t>
+      </w:r>
+      <w:proofErr w:type="spellStart"/>
+      <w:r>
+        <w:t>LLMs</w:t>
+      </w:r>
+      <w:proofErr w:type="spellEnd"/>
+      <w:r>
+        <w:t xml:space="preserve"> via </w:t>
+      </w:r>
+      <w:proofErr w:type="spellStart"/>
+      <w:r>
+        <w:t>OpenRouter</w:t>
+      </w:r>
+      <w:proofErr w:type="spellEnd"/>
+      <w:r>
+        <w:t xml:space="preserve"> para a síntese da resposta — equilibra performance e soberania dos dados. O processamento pesado de busca ocorre internamente, reduzindo custos de API e mantendo a lógica de negócio sob controle da infraestrutura própria. Essa arquitetura reflete diretamente na fluidez dos fluxos operacionais.</w:t>
       </w:r>
     </w:p>
+    <w:p/>
     <w:p>
       <w:pPr>
         <w:rPr>
@@ -857,10 +1239,50 @@
           <w:b/>
           <w:bCs/>
         </w:rPr>
-        <w:t>Eficiência de Deploy:</w:t>
-      </w:r>
-      <w:r>
-        <w:t xml:space="preserve"> O uso do processo de "Warm-up" (comando RUN python agente_chatbotseguro.py no Dockerfile) assegura que a base vetorial seja indexada durante o build. Assim, o serviço já sobe em produção pronto para responder, mesmo após atualizações de manuais.</w:t>
+        <w:t xml:space="preserve">Eficiência de </w:t>
+      </w:r>
+      <w:proofErr w:type="spellStart"/>
+      <w:r>
+        <w:rPr>
+          <w:b/>
+          <w:bCs/>
+        </w:rPr>
+        <w:t>Deploy</w:t>
+      </w:r>
+      <w:proofErr w:type="spellEnd"/>
+      <w:r>
+        <w:rPr>
+          <w:b/>
+          <w:bCs/>
+        </w:rPr>
+        <w:t>:</w:t>
+      </w:r>
+      <w:r>
+        <w:t xml:space="preserve"> O uso do processo de "</w:t>
+      </w:r>
+      <w:proofErr w:type="spellStart"/>
+      <w:r>
+        <w:t>Warm-up</w:t>
+      </w:r>
+      <w:proofErr w:type="spellEnd"/>
+      <w:r>
+        <w:t xml:space="preserve">" (comando RUN </w:t>
+      </w:r>
+      <w:proofErr w:type="spellStart"/>
+      <w:r>
+        <w:t>python</w:t>
+      </w:r>
+      <w:proofErr w:type="spellEnd"/>
+      <w:r>
+        <w:t xml:space="preserve"> agente_chatbotseguro.py no </w:t>
+      </w:r>
+      <w:proofErr w:type="spellStart"/>
+      <w:r>
+        <w:t>Dockerfile</w:t>
+      </w:r>
+      <w:proofErr w:type="spellEnd"/>
+      <w:r>
+        <w:t>) assegura que a base vetorial seja indexada durante o build. Assim, o serviço já sobe em produção pronto para responder, mesmo após atualizações de manuais.</w:t>
       </w:r>
     </w:p>
     <w:p>
@@ -878,7 +1300,28 @@
         <w:t>Rastreabilidade Superior:</w:t>
       </w:r>
       <w:r>
-        <w:t xml:space="preserve"> Cada atendimento gera um protocolo automático seguindo a lógica NNNNDDMMYY. O prefixo NNNN é um número inteiro aleatório de 4 dígitos (randint(1, 9999) formatado como :04d), seguido pela data, garantindo identificadores únicos (ex: 0842240524) para auditoria.</w:t>
+        <w:t xml:space="preserve"> Cada atendimento gera um protocolo automático seguindo a lógica NNNNDDMMYY. O prefixo NNNN é um número inteiro aleatório de 4 dígitos (</w:t>
+      </w:r>
+      <w:proofErr w:type="spellStart"/>
+      <w:proofErr w:type="gramStart"/>
+      <w:r>
+        <w:t>randint</w:t>
+      </w:r>
+      <w:proofErr w:type="spellEnd"/>
+      <w:r>
+        <w:t>(</w:t>
+      </w:r>
+      <w:proofErr w:type="gramEnd"/>
+      <w:r>
+        <w:t>1, 9999) formatado como :04d), seguido pela data, garantindo identificadores únicos (</w:t>
+      </w:r>
+      <w:proofErr w:type="spellStart"/>
+      <w:r>
+        <w:t>ex</w:t>
+      </w:r>
+      <w:proofErr w:type="spellEnd"/>
+      <w:r>
+        <w:t>: 0842240524) para auditoria.</w:t>
       </w:r>
     </w:p>
     <w:p>
@@ -896,14 +1339,56 @@
         <w:t>Performance Otimizada:</w:t>
       </w:r>
       <w:r>
-        <w:t xml:space="preserve"> A integração de cache via @st.cache_resource no Streamlit e embeddings locais permite que a interface responda sem os engasgos típicos de soluções puramente baseadas em chamadas externas.</w:t>
+        <w:t xml:space="preserve"> A integração de cache via @</w:t>
+      </w:r>
+      <w:proofErr w:type="gramStart"/>
+      <w:r>
+        <w:t>st.cache</w:t>
+      </w:r>
+      <w:proofErr w:type="gramEnd"/>
+      <w:r>
+        <w:t xml:space="preserve">_resource no </w:t>
+      </w:r>
+      <w:proofErr w:type="spellStart"/>
+      <w:r>
+        <w:t>Streamlit</w:t>
+      </w:r>
+      <w:proofErr w:type="spellEnd"/>
+      <w:r>
+        <w:t xml:space="preserve"> e </w:t>
+      </w:r>
+      <w:proofErr w:type="spellStart"/>
+      <w:r>
+        <w:t>embeddings</w:t>
+      </w:r>
+      <w:proofErr w:type="spellEnd"/>
+      <w:r>
+        <w:t xml:space="preserve"> locais permite que a interface responda sem os engasgos típicos de soluções puramente baseadas em chamadas externas.</w:t>
       </w:r>
     </w:p>
     <w:p>
       <w:r>
-        <w:t>O pipeline de CI/CD automatizado via GitHub Actions garante que qualquer nova norma ou manual inserido na pasta /rag_docs seja rapidamente processado e disponibilizado em produção com estabilidade, mantendo a agilidade necessária para o cumprimento de normas regulatórias.</w:t>
+        <w:lastRenderedPageBreak/>
+        <w:t xml:space="preserve">O pipeline de CI/CD automatizado via GitHub </w:t>
+      </w:r>
+      <w:proofErr w:type="spellStart"/>
+      <w:r>
+        <w:t>Actions</w:t>
+      </w:r>
+      <w:proofErr w:type="spellEnd"/>
+      <w:r>
+        <w:t xml:space="preserve"> garante que qualquer nova norma ou manual inserido na pasta /</w:t>
+      </w:r>
+      <w:proofErr w:type="spellStart"/>
+      <w:r>
+        <w:t>rag_docs</w:t>
+      </w:r>
+      <w:proofErr w:type="spellEnd"/>
+      <w:r>
+        <w:t xml:space="preserve"> seja rapidamente processado e disponibilizado em produção com estabilidade, mantendo a agilidade necessária para o cumprimento de normas regulatórias.</w:t>
       </w:r>
     </w:p>
+    <w:p/>
     <w:p>
       <w:pPr>
         <w:rPr>
@@ -946,158 +1431,68 @@
     </w:p>
     <w:p>
       <w:r>
-        <w:t xml:space="preserve">A disponibilidade deste link em um ambiente Cloud Run demonstra a maturidade do pipeline de entrega do grupo Sintoni-IA, provando que a arquitetura é capaz de suportar </w:t>
-      </w:r>
-      <w:r>
-        <w:lastRenderedPageBreak/>
-        <w:t>demandas reais com alta performance. Para fins de auditoria técnica, fornecemos as instruções de replicação local abaixo.</w:t>
+        <w:t xml:space="preserve">A disponibilidade deste link em um ambiente Cloud </w:t>
+      </w:r>
+      <w:proofErr w:type="spellStart"/>
+      <w:r>
+        <w:t>Run</w:t>
+      </w:r>
+      <w:proofErr w:type="spellEnd"/>
+      <w:r>
+        <w:t xml:space="preserve"> demonstra a maturidade do pipeline de entrega do grupo </w:t>
+      </w:r>
+      <w:proofErr w:type="spellStart"/>
+      <w:r>
+        <w:t>Sintoni-IA</w:t>
+      </w:r>
+      <w:proofErr w:type="spellEnd"/>
+      <w:r>
+        <w:t>, provando que a arquitetura é capaz de suportar demandas reais com alta performance. Para fins de auditoria técnica, fornecemos as instruções de replicação local abaixo.</w:t>
+      </w:r>
+    </w:p>
+    <w:p/>
+    <w:p>
+      <w:pPr>
+        <w:rPr>
+          <w:b/>
+          <w:bCs/>
+        </w:rPr>
+      </w:pPr>
+      <w:r>
+        <w:rPr>
+          <w:b/>
+          <w:bCs/>
+        </w:rPr>
+        <w:t>6. Guia de Instalação Local</w:t>
       </w:r>
     </w:p>
     <w:p>
-      <w:pPr>
-        <w:rPr>
-          <w:b/>
-          <w:bCs/>
-        </w:rPr>
-      </w:pPr>
-      <w:r>
-        <w:rPr>
-          <w:b/>
-          <w:bCs/>
-        </w:rPr>
-        <w:t>6. Guia de Instalação Local</w:t>
+      <w:r>
+        <w:t>Caso deseje instalar a solução localmente para desenvolvimento ou auditoria, siga o fluxo técnico estabelecido:</w:t>
+      </w:r>
+    </w:p>
+    <w:p/>
+    <w:p/>
+    <w:p>
+      <w:pPr>
+        <w:rPr>
+          <w:b/>
+          <w:bCs/>
+        </w:rPr>
+      </w:pPr>
+      <w:r>
+        <w:rPr>
+          <w:b/>
+          <w:bCs/>
+        </w:rPr>
+        <w:t>7. Identificação do Grupo</w:t>
       </w:r>
     </w:p>
     <w:p>
       <w:r>
-        <w:t>Caso deseje instalar a solução localmente para desenvolvimento ou auditoria, siga o fluxo técnico estabelecido:</w:t>
-      </w:r>
-    </w:p>
-    <w:p>
-      <w:pPr>
-        <w:numPr>
-          <w:ilvl w:val="0"/>
-          <w:numId w:val="10"/>
-        </w:numPr>
-      </w:pPr>
-      <w:r>
-        <w:rPr>
-          <w:b/>
-          <w:bCs/>
-        </w:rPr>
-        <w:t>Requisitos de Ambiente:</w:t>
-      </w:r>
-      <w:r>
-        <w:t xml:space="preserve"> Utilize Python 3.13-slim ou o Docker para garantir a paridade de ambiente. O sistema está configurado para operar na </w:t>
-      </w:r>
-      <w:r>
-        <w:rPr>
-          <w:b/>
-          <w:bCs/>
-        </w:rPr>
-        <w:t>porta 8002</w:t>
-      </w:r>
-      <w:r>
-        <w:t>.</w:t>
-      </w:r>
-    </w:p>
-    <w:p>
-      <w:pPr>
-        <w:numPr>
-          <w:ilvl w:val="0"/>
-          <w:numId w:val="10"/>
-        </w:numPr>
-      </w:pPr>
-      <w:r>
-        <w:rPr>
-          <w:b/>
-          <w:bCs/>
-        </w:rPr>
-        <w:t>Preparação da Base (Grounding):</w:t>
-      </w:r>
-      <w:r>
-        <w:t xml:space="preserve"> Popule a pasta /rag_docs com os manuais de seguros em PDF ou texto.</w:t>
-      </w:r>
-    </w:p>
-    <w:p>
-      <w:pPr>
-        <w:numPr>
-          <w:ilvl w:val="0"/>
-          <w:numId w:val="10"/>
-        </w:numPr>
-      </w:pPr>
-      <w:r>
-        <w:rPr>
-          <w:b/>
-          <w:bCs/>
-        </w:rPr>
-        <w:t>Configuração de Segurança:</w:t>
-      </w:r>
-      <w:r>
-        <w:t xml:space="preserve"> Durante o build do container, é obrigatório o uso de build-args para a injeção da API_KEY_OPENROUTER, garantindo que credenciais sensíveis não fiquem expostas no código.</w:t>
-      </w:r>
-    </w:p>
-    <w:p>
-      <w:pPr>
-        <w:numPr>
-          <w:ilvl w:val="0"/>
-          <w:numId w:val="10"/>
-        </w:numPr>
-      </w:pPr>
-      <w:r>
-        <w:rPr>
-          <w:b/>
-          <w:bCs/>
-        </w:rPr>
-        <w:t>Processamento e Warm-up:</w:t>
-      </w:r>
-    </w:p>
-    <w:p>
-      <w:pPr>
-        <w:numPr>
-          <w:ilvl w:val="1"/>
-          <w:numId w:val="10"/>
-        </w:numPr>
-      </w:pPr>
-      <w:r>
-        <w:t>Execute o script agente_chatbotseguro.py para realizar a indexação da base vetorial (em produção, este passo ocorre automaticamente no build).</w:t>
-      </w:r>
-    </w:p>
-    <w:p>
-      <w:pPr>
-        <w:numPr>
-          <w:ilvl w:val="1"/>
-          <w:numId w:val="10"/>
-        </w:numPr>
-      </w:pPr>
-      <w:r>
-        <w:t>Inicie a interface via Streamlit através do arquivo app.py.</w:t>
-      </w:r>
-    </w:p>
-    <w:p>
-      <w:r>
-        <w:t>A portabilidade absoluta provida pelo Docker garante que a solução mantenha o mesmo comportamento rigoroso, seja em uma estação de trabalho local ou em um cluster de nuvem global.</w:t>
-      </w:r>
-    </w:p>
-    <w:p>
-      <w:pPr>
-        <w:rPr>
-          <w:b/>
-          <w:bCs/>
-        </w:rPr>
-      </w:pPr>
-      <w:r>
-        <w:rPr>
-          <w:b/>
-          <w:bCs/>
-        </w:rPr>
-        <w:t>7. Identificação do Grupo</w:t>
-      </w:r>
-    </w:p>
-    <w:p>
-      <w:r>
         <w:t xml:space="preserve">O grupo </w:t>
       </w:r>
+      <w:proofErr w:type="spellStart"/>
       <w:r>
         <w:rPr>
           <w:b/>
@@ -1105,6 +1500,7 @@
         </w:rPr>
         <w:t>Sintoni-IA</w:t>
       </w:r>
+      <w:proofErr w:type="spellEnd"/>
       <w:r>
         <w:t xml:space="preserve"> é o responsável pela arquitetura, desenvolvimento e entrega desta solução de inteligência artificial generativa.</w:t>
       </w:r>
@@ -1343,8 +1739,13 @@
             <w:hideMark/>
           </w:tcPr>
           <w:p>
-            <w:r>
-              <w:t>Letivan Gonçalves de Mendonça Filho</w:t>
+            <w:proofErr w:type="spellStart"/>
+            <w:r>
+              <w:t>Letivan</w:t>
+            </w:r>
+            <w:proofErr w:type="spellEnd"/>
+            <w:r>
+              <w:t xml:space="preserve"> Gonçalves de Mendonça Filho</w:t>
             </w:r>
           </w:p>
         </w:tc>
@@ -1368,9 +1769,24 @@
         </w:tc>
       </w:tr>
     </w:tbl>
+    <w:p/>
     <w:p>
       <w:r>
-        <w:t>Este projeto reafirma o compromisso do grupo Sintoni-IA com a inovação ética, a segurança de dados e a excelência técnica na transformação digital do mercado segurador.</w:t>
+        <w:t xml:space="preserve">Este projeto reafirma o compromisso do grupo </w:t>
+      </w:r>
+      <w:proofErr w:type="spellStart"/>
+      <w:r>
+        <w:t>Sintoni-IA</w:t>
+      </w:r>
+      <w:proofErr w:type="spellEnd"/>
+      <w:r>
+        <w:t xml:space="preserve"> com a inovação ética</w:t>
+      </w:r>
+      <w:r>
+        <w:t xml:space="preserve"> </w:t>
+      </w:r>
+      <w:r>
+        <w:t>e a excelência técnica na transformação digital do mercado segurador.</w:t>
       </w:r>
     </w:p>
     <w:p/>

--- a/Insurminds/Desafio 2/agente_chatbotseguro/Relatório de Implementação.docx
+++ b/Insurminds/Desafio 2/agente_chatbotseguro/Relatório de Implementação.docx
@@ -15,23 +15,7 @@
           <w:b/>
           <w:bCs/>
         </w:rPr>
-        <w:t xml:space="preserve">Relatório Técnico de Implementação: Agente Inteligente </w:t>
-      </w:r>
-      <w:proofErr w:type="spellStart"/>
-      <w:r>
-        <w:rPr>
-          <w:b/>
-          <w:bCs/>
-        </w:rPr>
-        <w:t>Chatbot</w:t>
-      </w:r>
-      <w:proofErr w:type="spellEnd"/>
-      <w:r>
-        <w:rPr>
-          <w:b/>
-          <w:bCs/>
-        </w:rPr>
-        <w:t xml:space="preserve"> Seguro</w:t>
+        <w:t>Relatório Técnico de Implementação: Agente Inteligente Chatbot Seguro</w:t>
       </w:r>
     </w:p>
     <w:p>
@@ -59,15 +43,7 @@
     </w:p>
     <w:p>
       <w:r>
-        <w:t xml:space="preserve">A transformação digital no setor de seguros transcendeu a simples digitalização de processos; estamos em uma era onde a agilidade na resposta e o rigor técnico são componentes indissociáveis da excelência operacional. Em um ecossistema de apólices densas e normas regulatórias voláteis, o atendimento ao cliente exige uma simbiose perfeita entre a fluidez da linguagem natural e a precisão dos dados contratuais. Este projeto, concebido pelo grupo </w:t>
-      </w:r>
-      <w:proofErr w:type="spellStart"/>
-      <w:r>
-        <w:t>Sintoni-IA</w:t>
-      </w:r>
-      <w:proofErr w:type="spellEnd"/>
-      <w:r>
-        <w:t>, posiciona-se estrategicamente para converter a complexidade documental em resoluções imediatas, garantindo que a tecnologia atue como um facilitador de confiança e conformidade.</w:t>
+        <w:t>A transformação digital no setor de seguros transcendeu a simples digitalização de processos; estamos em uma era onde a agilidade na resposta e o rigor técnico são componentes indissociáveis da excelência operacional. Em um ecossistema de apólices densas e normas regulatórias voláteis, o atendimento ao cliente exige uma simbiose perfeita entre a fluidez da linguagem natural e a precisão dos dados contratuais. Este projeto, concebido pelo grupo Sintoni-IA, posiciona-se estrategicamente para converter a complexidade documental em resoluções imediatas, garantindo que a tecnologia atue como um facilitador de confiança e conformidade.</w:t>
       </w:r>
     </w:p>
     <w:p/>
@@ -113,15 +89,7 @@
         <w:t>Inteligência Contextual e RAG:</w:t>
       </w:r>
       <w:r>
-        <w:t xml:space="preserve"> Implementa a técnica de Recuperação Aumentada por Geração (RAG), utilizando a pasta /</w:t>
-      </w:r>
-      <w:proofErr w:type="spellStart"/>
-      <w:r>
-        <w:t>rag_docs</w:t>
-      </w:r>
-      <w:proofErr w:type="spellEnd"/>
-      <w:r>
-        <w:t xml:space="preserve"> como a "fonte da verdade" absoluta. Ao fundamentar a geração de texto em documentos técnicos reais, mitigamos drasticamente o risco de alucinações, assegurando que cada resposta seja juridicamente e tecnicamente fundamentada.</w:t>
+        <w:t xml:space="preserve"> Implementa a técnica de Recuperação Aumentada por Geração (RAG), utilizando a pasta /rag_docs como a "fonte da verdade" absoluta. Ao fundamentar a geração de texto em documentos técnicos reais, mitigamos drasticamente o risco de alucinações, assegurando que cada resposta seja juridicamente e tecnicamente fundamentada.</w:t>
       </w:r>
     </w:p>
     <w:p>
@@ -155,12 +123,20 @@
           <w:bCs/>
         </w:rPr>
       </w:pPr>
+      <w:commentRangeStart w:id="0"/>
       <w:r>
         <w:rPr>
           <w:b/>
           <w:bCs/>
         </w:rPr>
         <w:t>2. Arquitetura da Solução e Stack Tecnológica</w:t>
+      </w:r>
+      <w:commentRangeEnd w:id="0"/>
+      <w:r>
+        <w:rPr>
+          <w:rStyle w:val="Refdecomentrio"/>
+        </w:rPr>
+        <w:commentReference w:id="0"/>
       </w:r>
     </w:p>
     <w:p>
@@ -172,29 +148,18 @@
           <w:i/>
           <w:iCs/>
         </w:rPr>
-        <w:t>Cloud-</w:t>
-      </w:r>
-      <w:proofErr w:type="spellStart"/>
+        <w:t>Cloud-Native</w:t>
+      </w:r>
+      <w:r>
+        <w:t xml:space="preserve"> e </w:t>
+      </w:r>
       <w:r>
         <w:rPr>
           <w:i/>
           <w:iCs/>
         </w:rPr>
-        <w:t>Native</w:t>
-      </w:r>
-      <w:proofErr w:type="spellEnd"/>
-      <w:r>
-        <w:t xml:space="preserve"> e </w:t>
-      </w:r>
-      <w:proofErr w:type="spellStart"/>
-      <w:r>
-        <w:rPr>
-          <w:i/>
-          <w:iCs/>
-        </w:rPr>
         <w:t>Serverless</w:t>
       </w:r>
-      <w:proofErr w:type="spellEnd"/>
       <w:r>
         <w:t>, escolhas deliberadas para garantir escalabilidade automática e resiliência. No mercado de seguros, onde eventos inesperados podem gerar picos súbitos de demanda, a capacidade de expansão instantânea — e a retração para o custo zero em períodos de inatividade — é um diferencial competitivo vital para a saúde financeira da operação.</w:t>
       </w:r>
@@ -208,7 +173,6 @@
           <w:b/>
           <w:bCs/>
         </w:rPr>
-        <w:lastRenderedPageBreak/>
         <w:t>Representação do Fluxo de Dados:</w:t>
       </w:r>
     </w:p>
@@ -230,34 +194,10 @@
           <w:b/>
           <w:bCs/>
         </w:rPr>
-        <w:t xml:space="preserve">Interface </w:t>
-      </w:r>
-      <w:proofErr w:type="spellStart"/>
-      <w:r>
-        <w:rPr>
-          <w:b/>
-          <w:bCs/>
-        </w:rPr>
-        <w:t>Streamlit</w:t>
-      </w:r>
-      <w:proofErr w:type="spellEnd"/>
-      <w:r>
-        <w:rPr>
-          <w:b/>
-          <w:bCs/>
-        </w:rPr>
-        <w:t>:</w:t>
-      </w:r>
-      <w:r>
-        <w:t xml:space="preserve"> Front-</w:t>
-      </w:r>
-      <w:proofErr w:type="spellStart"/>
-      <w:r>
-        <w:t>end</w:t>
-      </w:r>
-      <w:proofErr w:type="spellEnd"/>
-      <w:r>
-        <w:t xml:space="preserve"> da aplicação rodando na </w:t>
+        <w:t>Interface Streamlit:</w:t>
+      </w:r>
+      <w:r>
+        <w:t xml:space="preserve"> Front-end da aplicação rodando na </w:t>
       </w:r>
       <w:r>
         <w:rPr>
@@ -276,75 +216,19 @@
           <w:b/>
           <w:bCs/>
         </w:rPr>
-        <w:t xml:space="preserve">Orquestração </w:t>
-      </w:r>
-      <w:proofErr w:type="spellStart"/>
-      <w:r>
-        <w:rPr>
-          <w:b/>
-          <w:bCs/>
-        </w:rPr>
-        <w:t>LangChain</w:t>
-      </w:r>
-      <w:proofErr w:type="spellEnd"/>
-      <w:r>
-        <w:rPr>
-          <w:b/>
-          <w:bCs/>
-        </w:rPr>
-        <w:t>/</w:t>
-      </w:r>
-      <w:proofErr w:type="spellStart"/>
-      <w:r>
-        <w:rPr>
-          <w:b/>
-          <w:bCs/>
-        </w:rPr>
-        <w:t>OpenRouter</w:t>
-      </w:r>
-      <w:proofErr w:type="spellEnd"/>
-      <w:r>
-        <w:rPr>
-          <w:b/>
-          <w:bCs/>
-        </w:rPr>
-        <w:t>:</w:t>
-      </w:r>
-      <w:r>
-        <w:t xml:space="preserve"> Atua como o cérebro logístico, conectando a interface aos modelos de linguagem de larga escala (</w:t>
-      </w:r>
-      <w:proofErr w:type="spellStart"/>
-      <w:r>
-        <w:t>LLMs</w:t>
-      </w:r>
-      <w:proofErr w:type="spellEnd"/>
-      <w:r>
-        <w:t>) e ao motor de busca.</w:t>
-      </w:r>
-    </w:p>
-    <w:p>
-      <w:r>
-        <w:rPr>
-          <w:b/>
-          <w:bCs/>
-        </w:rPr>
-        <w:t xml:space="preserve">Base Vetorial (RAG </w:t>
-      </w:r>
-      <w:proofErr w:type="spellStart"/>
-      <w:r>
-        <w:rPr>
-          <w:b/>
-          <w:bCs/>
-        </w:rPr>
-        <w:t>Docs</w:t>
-      </w:r>
-      <w:proofErr w:type="spellEnd"/>
-      <w:r>
-        <w:rPr>
-          <w:b/>
-          <w:bCs/>
-        </w:rPr>
-        <w:t>):</w:t>
+        <w:t>Orquestração LangChain/OpenRouter:</w:t>
+      </w:r>
+      <w:r>
+        <w:t xml:space="preserve"> Atua como o cérebro logístico, conectando a interface aos modelos de linguagem de larga escala (LLMs) e ao motor de busca.</w:t>
+      </w:r>
+    </w:p>
+    <w:p>
+      <w:r>
+        <w:rPr>
+          <w:b/>
+          <w:bCs/>
+        </w:rPr>
+        <w:t>Base Vetorial (RAG Docs):</w:t>
       </w:r>
       <w:r>
         <w:t xml:space="preserve"> Recupera o contexto técnico necessário a partir da indexação de manuais e apólices.</w:t>
@@ -356,34 +240,10 @@
           <w:b/>
           <w:bCs/>
         </w:rPr>
-        <w:t xml:space="preserve">Execução GCP Cloud </w:t>
-      </w:r>
-      <w:proofErr w:type="spellStart"/>
-      <w:r>
-        <w:rPr>
-          <w:b/>
-          <w:bCs/>
-        </w:rPr>
-        <w:t>Run</w:t>
-      </w:r>
-      <w:proofErr w:type="spellEnd"/>
-      <w:r>
-        <w:rPr>
-          <w:b/>
-          <w:bCs/>
-        </w:rPr>
-        <w:t>:</w:t>
-      </w:r>
-      <w:r>
-        <w:t xml:space="preserve"> Ambiente de </w:t>
-      </w:r>
-      <w:proofErr w:type="spellStart"/>
-      <w:r>
-        <w:t>containerização</w:t>
-      </w:r>
-      <w:proofErr w:type="spellEnd"/>
-      <w:r>
-        <w:t xml:space="preserve"> que hospeda a lógica da aplicação em infraestrutura gerenciada e escalável.</w:t>
+        <w:t>Execução GCP Cloud Run:</w:t>
+      </w:r>
+      <w:r>
+        <w:t xml:space="preserve"> Ambiente de containerização que hospeda a lógica da aplicação em infraestrutura gerenciada e escalável.</w:t>
       </w:r>
     </w:p>
     <w:p/>
@@ -567,15 +427,7 @@
           </w:tcPr>
           <w:p>
             <w:r>
-              <w:t xml:space="preserve">Base otimizada que reduz drasticamente o tamanho da imagem Docker, acelerando o </w:t>
-            </w:r>
-            <w:proofErr w:type="spellStart"/>
-            <w:r>
-              <w:t>deploy</w:t>
-            </w:r>
-            <w:proofErr w:type="spellEnd"/>
-            <w:r>
-              <w:t xml:space="preserve"> e minimizando a superfície de ataque por excluir pacotes desnecessários.</w:t>
+              <w:t>Base otimizada que reduz drasticamente o tamanho da imagem Docker, acelerando o deploy e minimizando a superfície de ataque por excluir pacotes desnecessários.</w:t>
             </w:r>
           </w:p>
         </w:tc>
@@ -607,11 +459,9 @@
             <w:hideMark/>
           </w:tcPr>
           <w:p>
-            <w:proofErr w:type="spellStart"/>
             <w:r>
               <w:t>LangChain</w:t>
             </w:r>
-            <w:proofErr w:type="spellEnd"/>
           </w:p>
         </w:tc>
         <w:tc>
@@ -661,11 +511,9 @@
             <w:hideMark/>
           </w:tcPr>
           <w:p>
-            <w:proofErr w:type="spellStart"/>
             <w:r>
               <w:t>Streamlit</w:t>
             </w:r>
-            <w:proofErr w:type="spellEnd"/>
           </w:p>
         </w:tc>
         <w:tc>
@@ -709,17 +557,8 @@
                 <w:b/>
                 <w:bCs/>
               </w:rPr>
-              <w:t xml:space="preserve">Infraestrutura e </w:t>
+              <w:t>Infraestrutura e DevOps</w:t>
             </w:r>
-            <w:proofErr w:type="spellStart"/>
-            <w:r>
-              <w:rPr>
-                <w:b/>
-                <w:bCs/>
-              </w:rPr>
-              <w:t>DevOps</w:t>
-            </w:r>
-            <w:proofErr w:type="spellEnd"/>
           </w:p>
         </w:tc>
         <w:tc>
@@ -787,13 +626,8 @@
           </w:tcPr>
           <w:p>
             <w:r>
-              <w:t xml:space="preserve">GitHub </w:t>
+              <w:t>GitHub Actions</w:t>
             </w:r>
-            <w:proofErr w:type="spellStart"/>
-            <w:r>
-              <w:t>Actions</w:t>
-            </w:r>
-            <w:proofErr w:type="spellEnd"/>
           </w:p>
         </w:tc>
         <w:tc>
@@ -810,40 +644,11 @@
           </w:tcPr>
           <w:p>
             <w:r>
-              <w:t xml:space="preserve">Automação total do pipeline de CI/CD, permitindo entregas contínuas e seguras diretamente na </w:t>
-            </w:r>
-            <w:proofErr w:type="spellStart"/>
-            <w:r>
-              <w:t>branch</w:t>
-            </w:r>
-            <w:proofErr w:type="spellEnd"/>
-            <w:r>
-              <w:t xml:space="preserve"> master</w:t>
+              <w:t>Automação total do pipeline de CI/CD, permitindo entregas contínuas e seguras diretamente na branch master</w:t>
             </w:r>
             <w:r>
-              <w:t xml:space="preserve">, aonde é enviada a imagem do Docker para a GCP </w:t>
+              <w:t>, aonde é enviada a imagem do Docker para a GCP Artifact Registry, que depois tem o deploy executado na GCP CloudRun</w:t>
             </w:r>
-            <w:proofErr w:type="spellStart"/>
-            <w:r>
-              <w:t>Artifact</w:t>
-            </w:r>
-            <w:proofErr w:type="spellEnd"/>
-            <w:r>
-              <w:t xml:space="preserve"> Registry, que depois tem o </w:t>
-            </w:r>
-            <w:proofErr w:type="spellStart"/>
-            <w:r>
-              <w:t>deploy</w:t>
-            </w:r>
-            <w:proofErr w:type="spellEnd"/>
-            <w:r>
-              <w:t xml:space="preserve"> executado na GCP </w:t>
-            </w:r>
-            <w:proofErr w:type="spellStart"/>
-            <w:r>
-              <w:t>CloudRun</w:t>
-            </w:r>
-            <w:proofErr w:type="spellEnd"/>
           </w:p>
         </w:tc>
       </w:tr>
@@ -875,15 +680,7 @@
           </w:tcPr>
           <w:p>
             <w:r>
-              <w:t xml:space="preserve">GCP </w:t>
-            </w:r>
-            <w:proofErr w:type="spellStart"/>
-            <w:r>
-              <w:t>Artifact</w:t>
-            </w:r>
-            <w:proofErr w:type="spellEnd"/>
-            <w:r>
-              <w:t xml:space="preserve"> Registry</w:t>
+              <w:t>GCP Artifact Registry</w:t>
             </w:r>
           </w:p>
         </w:tc>
@@ -935,13 +732,8 @@
           </w:tcPr>
           <w:p>
             <w:r>
-              <w:t xml:space="preserve">GCP Cloud </w:t>
+              <w:t>GCP Cloud Run</w:t>
             </w:r>
-            <w:proofErr w:type="spellStart"/>
-            <w:r>
-              <w:t>Run</w:t>
-            </w:r>
-            <w:proofErr w:type="spellEnd"/>
           </w:p>
         </w:tc>
         <w:tc>
@@ -958,17 +750,8 @@
           </w:tcPr>
           <w:p>
             <w:r>
-              <w:t xml:space="preserve">Hospedagem </w:t>
+              <w:t xml:space="preserve">Hospedagem serverless que oferece alta performance, suporte a </w:t>
             </w:r>
-            <w:proofErr w:type="spellStart"/>
-            <w:r>
-              <w:t>serverless</w:t>
-            </w:r>
-            <w:proofErr w:type="spellEnd"/>
-            <w:r>
-              <w:t xml:space="preserve"> que oferece alta performance, suporte a </w:t>
-            </w:r>
-            <w:proofErr w:type="spellStart"/>
             <w:r>
               <w:rPr>
                 <w:i/>
@@ -976,17 +759,8 @@
               </w:rPr>
               <w:t>statelessness</w:t>
             </w:r>
-            <w:proofErr w:type="spellEnd"/>
             <w:r>
-              <w:t xml:space="preserve"> e economia via "escala a zero" (</w:t>
-            </w:r>
-            <w:proofErr w:type="spellStart"/>
-            <w:r>
-              <w:t>pay</w:t>
-            </w:r>
-            <w:proofErr w:type="spellEnd"/>
-            <w:r>
-              <w:t>-per-use).</w:t>
+              <w:t xml:space="preserve"> e economia via "escala a zero" (pay-per-use).</w:t>
             </w:r>
           </w:p>
         </w:tc>
@@ -995,81 +769,39 @@
     <w:p/>
     <w:p>
       <w:r>
-        <w:t xml:space="preserve">A combinação do Cloud </w:t>
-      </w:r>
-      <w:proofErr w:type="spellStart"/>
-      <w:r>
-        <w:t>Run</w:t>
-      </w:r>
-      <w:proofErr w:type="spellEnd"/>
-      <w:r>
-        <w:t xml:space="preserve"> com o </w:t>
-      </w:r>
-      <w:proofErr w:type="spellStart"/>
-      <w:r>
-        <w:t>Artifact</w:t>
-      </w:r>
-      <w:proofErr w:type="spellEnd"/>
-      <w:r>
-        <w:t xml:space="preserve"> Registry permite que a seguradora mantenha uma infraestrutura enxuta e de baixo custo fixo. Esta robustez técnica é o que assegura que as especificações de IA detalhadas a seguir operem com máxima eficiência.</w:t>
-      </w:r>
-    </w:p>
-    <w:p>
-      <w:pPr>
-        <w:rPr>
-          <w:b/>
-          <w:bCs/>
-        </w:rPr>
-      </w:pPr>
-      <w:r>
-        <w:rPr>
-          <w:b/>
-          <w:bCs/>
-        </w:rPr>
-        <w:lastRenderedPageBreak/>
+        <w:t>A combinação do Cloud Run com o Artifact Registry permite que a seguradora mantenha uma infraestrutura enxuta e de baixo custo fixo. Esta robustez técnica é o que assegura que as especificações de IA detalhadas a seguir operem com máxima eficiência.</w:t>
+      </w:r>
+    </w:p>
+    <w:p>
+      <w:pPr>
+        <w:rPr>
+          <w:b/>
+          <w:bCs/>
+        </w:rPr>
+      </w:pPr>
+      <w:r>
+        <w:rPr>
+          <w:b/>
+          <w:bCs/>
+        </w:rPr>
         <w:t>3. Inteligência Artificial e Engenharia de Prompt</w:t>
       </w:r>
     </w:p>
     <w:p>
       <w:r>
-        <w:t xml:space="preserve">A inteligência da solução é orquestrada via </w:t>
-      </w:r>
-      <w:proofErr w:type="spellStart"/>
-      <w:r>
-        <w:t>LangChain</w:t>
-      </w:r>
-      <w:proofErr w:type="spellEnd"/>
-      <w:r>
-        <w:t>, que atua como o mediador entre a necessidade do usuário e o vasto repositório de dados técnicos da seguradora. O papel do framework é garantir que a IA generativa não opere em vácuo, mas sim dentro das fronteiras contextuais definidas pelo negócio.</w:t>
-      </w:r>
-    </w:p>
-    <w:p>
-      <w:proofErr w:type="spellStart"/>
-      <w:r>
-        <w:rPr>
-          <w:b/>
-          <w:bCs/>
-        </w:rPr>
-        <w:t>Deep</w:t>
-      </w:r>
-      <w:proofErr w:type="spellEnd"/>
-      <w:r>
-        <w:rPr>
-          <w:b/>
-          <w:bCs/>
-        </w:rPr>
-        <w:t xml:space="preserve"> Dive Técnico:</w:t>
-      </w:r>
-      <w:r>
-        <w:t xml:space="preserve"> O mecanismo de RAG utiliza o modelo de </w:t>
-      </w:r>
-      <w:proofErr w:type="spellStart"/>
-      <w:r>
-        <w:t>embedding</w:t>
-      </w:r>
-      <w:proofErr w:type="spellEnd"/>
-      <w:r>
-        <w:t xml:space="preserve"> local </w:t>
+        <w:t>A inteligência da solução é orquestrada via LangChain, que atua como o mediador entre a necessidade do usuário e o vasto repositório de dados técnicos da seguradora. O papel do framework é garantir que a IA generativa não opere em vácuo, mas sim dentro das fronteiras contextuais definidas pelo negócio.</w:t>
+      </w:r>
+    </w:p>
+    <w:p>
+      <w:r>
+        <w:rPr>
+          <w:b/>
+          <w:bCs/>
+        </w:rPr>
+        <w:t>Deep Dive Técnico:</w:t>
+      </w:r>
+      <w:r>
+        <w:t xml:space="preserve"> O mecanismo de RAG utiliza o modelo de embedding local </w:t>
       </w:r>
       <w:r>
         <w:rPr>
@@ -1079,33 +811,8 @@
         <w:t>all-MiniLM-L6-v2</w:t>
       </w:r>
       <w:r>
-        <w:t xml:space="preserve"> para vetorizar os documentos da pasta /</w:t>
-      </w:r>
-      <w:proofErr w:type="spellStart"/>
-      <w:r>
-        <w:t>rag_docs</w:t>
-      </w:r>
-      <w:proofErr w:type="spellEnd"/>
-      <w:r>
-        <w:t xml:space="preserve">. Seguindo as melhores práticas para ambientes Cloud </w:t>
-      </w:r>
-      <w:proofErr w:type="spellStart"/>
-      <w:r>
-        <w:t>Run</w:t>
-      </w:r>
-      <w:proofErr w:type="spellEnd"/>
-      <w:r>
-        <w:t xml:space="preserve">, implementamos o script huggingface_models_download.py durante a etapa de build do Docker. Esta estratégia de </w:t>
-      </w:r>
-      <w:proofErr w:type="spellStart"/>
-      <w:r>
-        <w:t>pré-carregamento</w:t>
-      </w:r>
-      <w:proofErr w:type="spellEnd"/>
-      <w:r>
-        <w:t xml:space="preserve"> evita que o container tente baixar mais de 500MB de pesos de modelo durante o </w:t>
-      </w:r>
-      <w:proofErr w:type="spellStart"/>
+        <w:t xml:space="preserve"> para vetorizar os documentos da pasta /rag_docs. Seguindo as melhores práticas para ambientes Cloud Run, implementamos o script huggingface_models_download.py durante a etapa de build do Docker. Esta estratégia de pré-carregamento evita que o container tente baixar mais de 500MB de pesos de modelo durante o </w:t>
+      </w:r>
       <w:r>
         <w:rPr>
           <w:i/>
@@ -1113,7 +820,6 @@
         </w:rPr>
         <w:t>runtime</w:t>
       </w:r>
-      <w:proofErr w:type="spellEnd"/>
       <w:r>
         <w:t xml:space="preserve">, eliminando latências de </w:t>
       </w:r>
@@ -1152,31 +858,7 @@
     </w:p>
     <w:p>
       <w:r>
-        <w:t xml:space="preserve">A descentralização da inteligência — utilizando </w:t>
-      </w:r>
-      <w:proofErr w:type="spellStart"/>
-      <w:r>
-        <w:t>embeddings</w:t>
-      </w:r>
-      <w:proofErr w:type="spellEnd"/>
-      <w:r>
-        <w:t xml:space="preserve"> locais para a busca semântica e </w:t>
-      </w:r>
-      <w:proofErr w:type="spellStart"/>
-      <w:r>
-        <w:t>LLMs</w:t>
-      </w:r>
-      <w:proofErr w:type="spellEnd"/>
-      <w:r>
-        <w:t xml:space="preserve"> via </w:t>
-      </w:r>
-      <w:proofErr w:type="spellStart"/>
-      <w:r>
-        <w:t>OpenRouter</w:t>
-      </w:r>
-      <w:proofErr w:type="spellEnd"/>
-      <w:r>
-        <w:t xml:space="preserve"> para a síntese da resposta — equilibra performance e soberania dos dados. O processamento pesado de busca ocorre internamente, reduzindo custos de API e mantendo a lógica de negócio sob controle da infraestrutura própria. Essa arquitetura reflete diretamente na fluidez dos fluxos operacionais.</w:t>
+        <w:t>A descentralização da inteligência — utilizando embeddings locais para a busca semântica e LLMs via OpenRouter para a síntese da resposta — equilibra performance e soberania dos dados. O processamento pesado de busca ocorre internamente, reduzindo custos de API e mantendo a lógica de negócio sob controle da infraestrutura própria. Essa arquitetura reflete diretamente na fluidez dos fluxos operacionais.</w:t>
       </w:r>
     </w:p>
     <w:p/>
@@ -1187,12 +869,20 @@
           <w:bCs/>
         </w:rPr>
       </w:pPr>
+      <w:commentRangeStart w:id="1"/>
       <w:r>
         <w:rPr>
           <w:b/>
           <w:bCs/>
         </w:rPr>
         <w:t>4. Fluxo de Atividades e Resultados Obtidos</w:t>
+      </w:r>
+      <w:commentRangeEnd w:id="1"/>
+      <w:r>
+        <w:rPr>
+          <w:rStyle w:val="Refdecomentrio"/>
+        </w:rPr>
+        <w:commentReference w:id="1"/>
       </w:r>
     </w:p>
     <w:p>
@@ -1239,50 +929,10 @@
           <w:b/>
           <w:bCs/>
         </w:rPr>
-        <w:t xml:space="preserve">Eficiência de </w:t>
-      </w:r>
-      <w:proofErr w:type="spellStart"/>
-      <w:r>
-        <w:rPr>
-          <w:b/>
-          <w:bCs/>
-        </w:rPr>
-        <w:t>Deploy</w:t>
-      </w:r>
-      <w:proofErr w:type="spellEnd"/>
-      <w:r>
-        <w:rPr>
-          <w:b/>
-          <w:bCs/>
-        </w:rPr>
-        <w:t>:</w:t>
-      </w:r>
-      <w:r>
-        <w:t xml:space="preserve"> O uso do processo de "</w:t>
-      </w:r>
-      <w:proofErr w:type="spellStart"/>
-      <w:r>
-        <w:t>Warm-up</w:t>
-      </w:r>
-      <w:proofErr w:type="spellEnd"/>
-      <w:r>
-        <w:t xml:space="preserve">" (comando RUN </w:t>
-      </w:r>
-      <w:proofErr w:type="spellStart"/>
-      <w:r>
-        <w:t>python</w:t>
-      </w:r>
-      <w:proofErr w:type="spellEnd"/>
-      <w:r>
-        <w:t xml:space="preserve"> agente_chatbotseguro.py no </w:t>
-      </w:r>
-      <w:proofErr w:type="spellStart"/>
-      <w:r>
-        <w:t>Dockerfile</w:t>
-      </w:r>
-      <w:proofErr w:type="spellEnd"/>
-      <w:r>
-        <w:t>) assegura que a base vetorial seja indexada durante o build. Assim, o serviço já sobe em produção pronto para responder, mesmo após atualizações de manuais.</w:t>
+        <w:t>Eficiência de Deploy:</w:t>
+      </w:r>
+      <w:r>
+        <w:t xml:space="preserve"> O uso do processo de "Warm-up" (comando RUN python agente_chatbotseguro.py no Dockerfile) assegura que a base vetorial seja indexada durante o build. Assim, o serviço já sobe em produção pronto para responder, mesmo após atualizações de manuais.</w:t>
       </w:r>
     </w:p>
     <w:p>
@@ -1300,28 +950,7 @@
         <w:t>Rastreabilidade Superior:</w:t>
       </w:r>
       <w:r>
-        <w:t xml:space="preserve"> Cada atendimento gera um protocolo automático seguindo a lógica NNNNDDMMYY. O prefixo NNNN é um número inteiro aleatório de 4 dígitos (</w:t>
-      </w:r>
-      <w:proofErr w:type="spellStart"/>
-      <w:proofErr w:type="gramStart"/>
-      <w:r>
-        <w:t>randint</w:t>
-      </w:r>
-      <w:proofErr w:type="spellEnd"/>
-      <w:r>
-        <w:t>(</w:t>
-      </w:r>
-      <w:proofErr w:type="gramEnd"/>
-      <w:r>
-        <w:t>1, 9999) formatado como :04d), seguido pela data, garantindo identificadores únicos (</w:t>
-      </w:r>
-      <w:proofErr w:type="spellStart"/>
-      <w:r>
-        <w:t>ex</w:t>
-      </w:r>
-      <w:proofErr w:type="spellEnd"/>
-      <w:r>
-        <w:t>: 0842240524) para auditoria.</w:t>
+        <w:t xml:space="preserve"> Cada atendimento gera um protocolo automático seguindo a lógica NNNNDDMMYY. O prefixo NNNN é um número inteiro aleatório de 4 dígitos (randint(1, 9999) formatado como :04d), seguido pela data, garantindo identificadores únicos (ex: 0842240524) para auditoria.</w:t>
       </w:r>
     </w:p>
     <w:p>
@@ -1339,53 +968,12 @@
         <w:t>Performance Otimizada:</w:t>
       </w:r>
       <w:r>
-        <w:t xml:space="preserve"> A integração de cache via @</w:t>
-      </w:r>
-      <w:proofErr w:type="gramStart"/>
-      <w:r>
-        <w:t>st.cache</w:t>
-      </w:r>
-      <w:proofErr w:type="gramEnd"/>
-      <w:r>
-        <w:t xml:space="preserve">_resource no </w:t>
-      </w:r>
-      <w:proofErr w:type="spellStart"/>
-      <w:r>
-        <w:t>Streamlit</w:t>
-      </w:r>
-      <w:proofErr w:type="spellEnd"/>
-      <w:r>
-        <w:t xml:space="preserve"> e </w:t>
-      </w:r>
-      <w:proofErr w:type="spellStart"/>
-      <w:r>
-        <w:t>embeddings</w:t>
-      </w:r>
-      <w:proofErr w:type="spellEnd"/>
-      <w:r>
-        <w:t xml:space="preserve"> locais permite que a interface responda sem os engasgos típicos de soluções puramente baseadas em chamadas externas.</w:t>
-      </w:r>
-    </w:p>
-    <w:p>
-      <w:r>
-        <w:lastRenderedPageBreak/>
-        <w:t xml:space="preserve">O pipeline de CI/CD automatizado via GitHub </w:t>
-      </w:r>
-      <w:proofErr w:type="spellStart"/>
-      <w:r>
-        <w:t>Actions</w:t>
-      </w:r>
-      <w:proofErr w:type="spellEnd"/>
-      <w:r>
-        <w:t xml:space="preserve"> garante que qualquer nova norma ou manual inserido na pasta /</w:t>
-      </w:r>
-      <w:proofErr w:type="spellStart"/>
-      <w:r>
-        <w:t>rag_docs</w:t>
-      </w:r>
-      <w:proofErr w:type="spellEnd"/>
-      <w:r>
-        <w:t xml:space="preserve"> seja rapidamente processado e disponibilizado em produção com estabilidade, mantendo a agilidade necessária para o cumprimento de normas regulatórias.</w:t>
+        <w:t xml:space="preserve"> A integração de cache via @st.cache_resource no Streamlit e embeddings locais permite que a interface responda sem os engasgos típicos de soluções puramente baseadas em chamadas externas.</w:t>
+      </w:r>
+    </w:p>
+    <w:p>
+      <w:r>
+        <w:t>O pipeline de CI/CD automatizado via GitHub Actions garante que qualquer nova norma ou manual inserido na pasta /rag_docs seja rapidamente processado e disponibilizado em produção com estabilidade, mantendo a agilidade necessária para o cumprimento de normas regulatórias.</w:t>
       </w:r>
     </w:p>
     <w:p/>
@@ -1420,7 +1008,7 @@
       <w:r>
         <w:t xml:space="preserve"> A solução está em operação e pode ser testada no seguinte ambiente de produção: </w:t>
       </w:r>
-      <w:hyperlink r:id="rId7" w:history="1">
+      <w:hyperlink r:id="rId11" w:history="1">
         <w:r>
           <w:rPr>
             <w:rStyle w:val="Hyperlink"/>
@@ -1431,76 +1019,654 @@
     </w:p>
     <w:p>
       <w:r>
-        <w:t xml:space="preserve">A disponibilidade deste link em um ambiente Cloud </w:t>
-      </w:r>
-      <w:proofErr w:type="spellStart"/>
-      <w:r>
-        <w:t>Run</w:t>
-      </w:r>
-      <w:proofErr w:type="spellEnd"/>
-      <w:r>
-        <w:t xml:space="preserve"> demonstra a maturidade do pipeline de entrega do grupo </w:t>
-      </w:r>
-      <w:proofErr w:type="spellStart"/>
-      <w:r>
+        <w:t>A disponibilidade deste link em um ambiente Cloud Run demonstra a maturidade do pipeline de entrega do grupo Sintoni-IA, provando que a arquitetura é capaz de suportar demandas reais com alta performance. Para fins de auditoria técnica, fornecemos as instruções de replicação local abaixo.</w:t>
+      </w:r>
+    </w:p>
+    <w:p/>
+    <w:p>
+      <w:pPr>
+        <w:rPr>
+          <w:b/>
+          <w:bCs/>
+        </w:rPr>
+      </w:pPr>
+      <w:r>
+        <w:rPr>
+          <w:b/>
+          <w:bCs/>
+        </w:rPr>
+        <w:t>6. Guia de Instalação Local</w:t>
+      </w:r>
+    </w:p>
+    <w:p>
+      <w:pPr>
+        <w:rPr>
+          <w:b/>
+          <w:bCs/>
+        </w:rPr>
+      </w:pPr>
+      <w:r>
+        <w:rPr>
+          <w:rFonts w:ascii="Segoe UI Emoji" w:hAnsi="Segoe UI Emoji" w:cs="Segoe UI Emoji"/>
+          <w:b/>
+          <w:bCs/>
+        </w:rPr>
+        <w:t>💻</w:t>
+      </w:r>
+      <w:r>
+        <w:rPr>
+          <w:b/>
+          <w:bCs/>
+        </w:rPr>
+        <w:t xml:space="preserve"> Implantação Local</w:t>
+      </w:r>
+    </w:p>
+    <w:p>
+      <w:r>
+        <w:t>Caso deseje executar o projeto localmente para fins de desenvolvimento, testes ou estudos, siga os passos abaixo.</w:t>
+      </w:r>
+    </w:p>
+    <w:p>
+      <w:pPr>
+        <w:rPr>
+          <w:b/>
+          <w:bCs/>
+        </w:rPr>
+      </w:pPr>
+      <w:r>
+        <w:rPr>
+          <w:rFonts w:ascii="Segoe UI Emoji" w:hAnsi="Segoe UI Emoji" w:cs="Segoe UI Emoji"/>
+          <w:b/>
+          <w:bCs/>
+        </w:rPr>
+        <w:t>📋</w:t>
+      </w:r>
+      <w:r>
+        <w:rPr>
+          <w:b/>
+          <w:bCs/>
+        </w:rPr>
+        <w:t xml:space="preserve"> Pré-requisitos</w:t>
+      </w:r>
+    </w:p>
+    <w:p>
+      <w:r>
+        <w:t>Antes de iniciar, certifique-se de possuir instalado:</w:t>
+      </w:r>
+    </w:p>
+    <w:p>
+      <w:pPr>
+        <w:numPr>
+          <w:ilvl w:val="0"/>
+          <w:numId w:val="11"/>
+        </w:numPr>
+      </w:pPr>
+      <w:r>
+        <w:t>Python 3.13</w:t>
+      </w:r>
+    </w:p>
+    <w:p>
+      <w:pPr>
+        <w:numPr>
+          <w:ilvl w:val="0"/>
+          <w:numId w:val="11"/>
+        </w:numPr>
+      </w:pPr>
+      <w:r>
+        <w:t>Conta com acesso à API utilizada pelo OpenRouter</w:t>
+      </w:r>
+    </w:p>
+    <w:p/>
+    <w:p>
+      <w:pPr>
+        <w:rPr>
+          <w:b/>
+          <w:bCs/>
+        </w:rPr>
+      </w:pPr>
+      <w:r>
+        <w:rPr>
+          <w:b/>
+          <w:bCs/>
+        </w:rPr>
+        <w:t>PASSOS</w:t>
+      </w:r>
+    </w:p>
+    <w:p>
+      <w:pPr>
+        <w:rPr>
+          <w:b/>
+          <w:bCs/>
+        </w:rPr>
+      </w:pPr>
+      <w:r>
+        <w:rPr>
+          <w:rFonts w:ascii="Segoe UI Emoji" w:hAnsi="Segoe UI Emoji" w:cs="Segoe UI Emoji"/>
+          <w:b/>
+          <w:bCs/>
+        </w:rPr>
+        <w:t>📦</w:t>
+      </w:r>
+      <w:r>
+        <w:rPr>
+          <w:b/>
+          <w:bCs/>
+        </w:rPr>
+        <w:t xml:space="preserve"> 1 - Instalação das Dependências (Execução Local sem Docker)</w:t>
+      </w:r>
+    </w:p>
+    <w:p>
+      <w:r>
+        <w:t>Crie e ative um ambiente virtual:</w:t>
+      </w:r>
+    </w:p>
+    <w:p>
+      <w:pPr>
+        <w:rPr>
+          <w:b/>
+          <w:bCs/>
+        </w:rPr>
+      </w:pPr>
+      <w:r>
+        <w:rPr>
+          <w:b/>
+          <w:bCs/>
+        </w:rPr>
+        <w:t>Linux / macOS</w:t>
+      </w:r>
+    </w:p>
+    <w:p>
+      <w:r>
+        <w:t>python -m venv .venv</w:t>
+      </w:r>
+    </w:p>
+    <w:p>
+      <w:r>
+        <w:t>source .venv/bin/activate</w:t>
+      </w:r>
+    </w:p>
+    <w:p>
+      <w:pPr>
+        <w:rPr>
+          <w:b/>
+          <w:bCs/>
+        </w:rPr>
+      </w:pPr>
+      <w:r>
+        <w:rPr>
+          <w:b/>
+          <w:bCs/>
+        </w:rPr>
+        <w:t>Windows</w:t>
+      </w:r>
+    </w:p>
+    <w:p>
+      <w:r>
+        <w:t>python -m venv .venv</w:t>
+      </w:r>
+    </w:p>
+    <w:p>
+      <w:r>
+        <w:t>.venv\Scripts\activate</w:t>
+      </w:r>
+    </w:p>
+    <w:p>
+      <w:r>
+        <w:t>Instale as dependências:</w:t>
+      </w:r>
+    </w:p>
+    <w:p>
+      <w:pPr>
+        <w:rPr>
+          <w:b/>
+          <w:bCs/>
+        </w:rPr>
+      </w:pPr>
+      <w:r>
+        <w:rPr>
+          <w:b/>
+          <w:bCs/>
+        </w:rPr>
+        <w:t>Linux / macOS</w:t>
+      </w:r>
+    </w:p>
+    <w:p>
+      <w:hyperlink r:id="rId12" w:tooltip="https://github.com/ajndantas/I2A2-Grupo_01/blob/master/Insurminds/Desafio%202/agente_chatbotseguro/Scripts/requirements.txt" w:history="1">
+        <w:r>
+          <w:rPr>
+            <w:rStyle w:val="Hyperlink"/>
+          </w:rPr>
+          <w:t>requirements.txt</w:t>
+        </w:r>
+      </w:hyperlink>
+    </w:p>
+    <w:p>
+      <w:r>
+        <w:t>pip install -r requirements.txt</w:t>
+      </w:r>
+    </w:p>
+    <w:p>
+      <w:pPr>
+        <w:rPr>
+          <w:b/>
+          <w:bCs/>
+        </w:rPr>
+      </w:pPr>
+      <w:r>
+        <w:rPr>
+          <w:b/>
+          <w:bCs/>
+        </w:rPr>
+        <w:t>Windows</w:t>
+      </w:r>
+    </w:p>
+    <w:p>
+      <w:hyperlink r:id="rId13" w:tooltip="https://github.com/ajndantas/I2A2-Grupo_01/blob/master/Insurminds/Desafio%202/agente_chatbotseguro/Scripts/requirements_windows.txt" w:history="1">
+        <w:r>
+          <w:rPr>
+            <w:rStyle w:val="Hyperlink"/>
+          </w:rPr>
+          <w:t>requirements_windows.txt</w:t>
+        </w:r>
+      </w:hyperlink>
+    </w:p>
+    <w:p>
+      <w:r>
+        <w:t>1     pip install -r requirements_windows.txt</w:t>
+      </w:r>
+    </w:p>
+    <w:p>
+      <w:r>
+        <w:pict w14:anchorId="26012858">
+          <v:rect id="_x0000_i1037" style="width:0;height:3pt" o:hralign="center" o:hrstd="t" o:hr="t" fillcolor="#a0a0a0" stroked="f"/>
+        </w:pict>
+      </w:r>
+    </w:p>
+    <w:p>
+      <w:pPr>
+        <w:rPr>
+          <w:b/>
+          <w:bCs/>
+        </w:rPr>
+      </w:pPr>
+      <w:r>
+        <w:rPr>
+          <w:rFonts w:ascii="Segoe UI Emoji" w:hAnsi="Segoe UI Emoji" w:cs="Segoe UI Emoji"/>
+          <w:b/>
+          <w:bCs/>
+        </w:rPr>
+        <w:t>🔐</w:t>
+      </w:r>
+      <w:r>
+        <w:rPr>
+          <w:b/>
+          <w:bCs/>
+        </w:rPr>
+        <w:t xml:space="preserve"> 2 - Configuração das Variáveis de Ambiente</w:t>
+      </w:r>
+    </w:p>
+    <w:p>
+      <w:r>
+        <w:t>Crie um arquivo .env dentro do diretório Scripts do ambiente virtual, contendo as variáveis necessárias:</w:t>
+      </w:r>
+    </w:p>
+    <w:p>
+      <w:r>
+        <w:t>cd .venv\Scripts</w:t>
+      </w:r>
+    </w:p>
+    <w:p>
+      <w:r>
+        <w:t>API_KEY_OPENROUTER=SEU_TOKEN</w:t>
+      </w:r>
+    </w:p>
+    <w:p>
+      <w:pPr>
+        <w:rPr>
+          <w:b/>
+          <w:bCs/>
+        </w:rPr>
+      </w:pPr>
+      <w:r>
+        <w:rPr>
+          <w:rFonts w:ascii="Segoe UI Emoji" w:hAnsi="Segoe UI Emoji" w:cs="Segoe UI Emoji"/>
+          <w:b/>
+          <w:bCs/>
+        </w:rPr>
+        <w:t>📥</w:t>
+      </w:r>
+      <w:r>
+        <w:rPr>
+          <w:b/>
+          <w:bCs/>
+        </w:rPr>
+        <w:t xml:space="preserve"> 3 - Instalando os códigos</w:t>
+      </w:r>
+    </w:p>
+    <w:p>
+      <w:r>
+        <w:t>Faça o download dos códigos abaixo, para dentro do diretório Scripts no ambiente virtual:</w:t>
+      </w:r>
+    </w:p>
+    <w:p>
+      <w:r>
+        <w:t>cd .venv\Scripts</w:t>
+      </w:r>
+    </w:p>
+    <w:p>
+      <w:r>
+        <w:rPr>
+          <w:rFonts w:ascii="Segoe UI Emoji" w:hAnsi="Segoe UI Emoji" w:cs="Segoe UI Emoji"/>
+        </w:rPr>
+        <w:t>🔗</w:t>
+      </w:r>
+      <w:r>
+        <w:t> </w:t>
+      </w:r>
+      <w:hyperlink r:id="rId14" w:history="1">
+        <w:r>
+          <w:rPr>
+            <w:rStyle w:val="Hyperlink"/>
+            <w:b/>
+            <w:bCs/>
+          </w:rPr>
+          <w:t>agente_chatbotseguro.py</w:t>
+        </w:r>
+      </w:hyperlink>
+    </w:p>
+    <w:p>
+      <w:r>
+        <w:rPr>
+          <w:rFonts w:ascii="Segoe UI Emoji" w:hAnsi="Segoe UI Emoji" w:cs="Segoe UI Emoji"/>
+        </w:rPr>
+        <w:t>🔗</w:t>
+      </w:r>
+      <w:r>
+        <w:t> </w:t>
+      </w:r>
+      <w:hyperlink r:id="rId15" w:history="1">
+        <w:r>
+          <w:rPr>
+            <w:rStyle w:val="Hyperlink"/>
+            <w:b/>
+            <w:bCs/>
+          </w:rPr>
+          <w:t>app.py</w:t>
+        </w:r>
+      </w:hyperlink>
+    </w:p>
+    <w:p>
+      <w:r>
+        <w:pict w14:anchorId="15756CA5">
+          <v:rect id="_x0000_i1038" style="width:0;height:3pt" o:hralign="center" o:hrstd="t" o:hr="t" fillcolor="#a0a0a0" stroked="f"/>
+        </w:pict>
+      </w:r>
+    </w:p>
+    <w:p>
+      <w:pPr>
+        <w:rPr>
+          <w:b/>
+          <w:bCs/>
+        </w:rPr>
+      </w:pPr>
+      <w:r>
+        <w:rPr>
+          <w:rFonts w:ascii="Segoe UI Emoji" w:hAnsi="Segoe UI Emoji" w:cs="Segoe UI Emoji"/>
+          <w:b/>
+          <w:bCs/>
+        </w:rPr>
+        <w:t>🤖</w:t>
+      </w:r>
+      <w:r>
+        <w:rPr>
+          <w:b/>
+          <w:bCs/>
+        </w:rPr>
+        <w:t xml:space="preserve"> 4 - Download do Modelo de Embedding</w:t>
+      </w:r>
+    </w:p>
+    <w:p>
+      <w:r>
+        <w:t>O projeto utiliza um modelo local (</w:t>
+      </w:r>
+      <w:hyperlink r:id="rId16" w:history="1">
+        <w:r>
+          <w:rPr>
+            <w:rStyle w:val="Hyperlink"/>
+          </w:rPr>
+          <w:t>all-MiniLM-L6-v2</w:t>
+        </w:r>
+      </w:hyperlink>
+      <w:r>
+        <w:t>) do Hugging Face para embeddings.</w:t>
+      </w:r>
+    </w:p>
+    <w:p>
+      <w:pPr>
+        <w:numPr>
+          <w:ilvl w:val="0"/>
+          <w:numId w:val="12"/>
+        </w:numPr>
+      </w:pPr>
+      <w:r>
+        <w:t>Faça o download do código </w:t>
+      </w:r>
+      <w:hyperlink r:id="rId17" w:history="1">
+        <w:r>
+          <w:rPr>
+            <w:rStyle w:val="Hyperlink"/>
+          </w:rPr>
+          <w:t>huggingface_models_download.py</w:t>
+        </w:r>
+      </w:hyperlink>
+      <w:r>
+        <w:t> para dentro do diretório Scripts no ambiente virtual:</w:t>
+      </w:r>
+    </w:p>
+    <w:p>
+      <w:pPr>
+        <w:numPr>
+          <w:ilvl w:val="0"/>
+          <w:numId w:val="12"/>
+        </w:numPr>
+      </w:pPr>
+      <w:r>
+        <w:t>De dentro desse diretório, execute o script responsável pelo download:</w:t>
+      </w:r>
+    </w:p>
+    <w:p>
+      <w:r>
+        <w:t>cd .venv\Scripts</w:t>
+      </w:r>
+    </w:p>
+    <w:p>
+      <w:r>
+        <w:t>python huggingface_models_download.py</w:t>
+      </w:r>
+    </w:p>
+    <w:p>
+      <w:r>
+        <w:t>Os modelos serão armazenados localmente para melhorar a performance e reduzir chamadas externas.</w:t>
+      </w:r>
+    </w:p>
+    <w:p>
+      <w:r>
+        <w:pict w14:anchorId="1F15E5D3">
+          <v:rect id="_x0000_i1041" style="width:0;height:3pt" o:hralign="center" o:hrstd="t" o:hr="t" fillcolor="#a0a0a0" stroked="f"/>
+        </w:pict>
+      </w:r>
+    </w:p>
+    <w:p>
+      <w:pPr>
+        <w:rPr>
+          <w:b/>
+          <w:bCs/>
+        </w:rPr>
+      </w:pPr>
+      <w:r>
+        <w:rPr>
+          <w:rFonts w:ascii="Segoe UI Emoji" w:hAnsi="Segoe UI Emoji" w:cs="Segoe UI Emoji"/>
+          <w:b/>
+          <w:bCs/>
+        </w:rPr>
+        <w:t>📁</w:t>
+      </w:r>
+      <w:r>
+        <w:rPr>
+          <w:b/>
+          <w:bCs/>
+        </w:rPr>
+        <w:t xml:space="preserve"> 5 - Documentos da base de consulta</w:t>
+      </w:r>
+    </w:p>
+    <w:p>
+      <w:r>
+        <w:t>O diretório </w:t>
+      </w:r>
+      <w:hyperlink r:id="rId18" w:history="1">
+        <w:r>
+          <w:rPr>
+            <w:rStyle w:val="Hyperlink"/>
+          </w:rPr>
+          <w:t>/rag_docs</w:t>
+        </w:r>
+      </w:hyperlink>
+      <w:r>
+        <w:t>, dentro de Scripts, deve conter os documentos utilizados pelo mecanismo RAG, como:</w:t>
+      </w:r>
+    </w:p>
+    <w:p>
+      <w:pPr>
+        <w:numPr>
+          <w:ilvl w:val="0"/>
+          <w:numId w:val="13"/>
+        </w:numPr>
+      </w:pPr>
+      <w:r>
+        <w:t>Apólices</w:t>
+      </w:r>
+    </w:p>
+    <w:p>
+      <w:pPr>
+        <w:numPr>
+          <w:ilvl w:val="0"/>
+          <w:numId w:val="13"/>
+        </w:numPr>
+      </w:pPr>
+      <w:r>
+        <w:t>FAQs</w:t>
+      </w:r>
+    </w:p>
+    <w:p>
+      <w:pPr>
+        <w:numPr>
+          <w:ilvl w:val="0"/>
+          <w:numId w:val="13"/>
+        </w:numPr>
+      </w:pPr>
+      <w:r>
+        <w:t>Manuais técnicos</w:t>
+      </w:r>
+    </w:p>
+    <w:p>
+      <w:pPr>
+        <w:numPr>
+          <w:ilvl w:val="0"/>
+          <w:numId w:val="13"/>
+        </w:numPr>
+      </w:pPr>
+      <w:r>
+        <w:t>Documentação de seguros</w:t>
+      </w:r>
+    </w:p>
+    <w:p>
+      <w:r>
+        <w:t>Esses arquivos são utilizados como base contextual para respostas da IA.</w:t>
+      </w:r>
+    </w:p>
+    <w:p>
+      <w:r>
+        <w:pict w14:anchorId="6EEA1664">
+          <v:rect id="_x0000_i1042" style="width:0;height:3pt" o:hralign="center" o:hrstd="t" o:hr="t" fillcolor="#a0a0a0" stroked="f"/>
+        </w:pict>
+      </w:r>
+    </w:p>
+    <w:p>
+      <w:pPr>
+        <w:rPr>
+          <w:b/>
+          <w:bCs/>
+        </w:rPr>
+      </w:pPr>
+      <w:r>
+        <w:rPr>
+          <w:rFonts w:ascii="Cambria Math" w:hAnsi="Cambria Math" w:cs="Cambria Math"/>
+          <w:b/>
+          <w:bCs/>
+        </w:rPr>
+        <w:t>▶</w:t>
+      </w:r>
+      <w:r>
+        <w:rPr>
+          <w:b/>
+          <w:bCs/>
+        </w:rPr>
+        <w:t>️ 6 - Execução Local com Streamlit</w:t>
+      </w:r>
+    </w:p>
+    <w:p>
+      <w:r>
+        <w:t>Após instalar as dependências, configurar as variáveis e baixar o modelo de embedding, execute o comando a seguir:</w:t>
+      </w:r>
+    </w:p>
+    <w:p>
+      <w:r>
+        <w:t>streamlit run app.py</w:t>
+      </w:r>
+    </w:p>
+    <w:p>
+      <w:r>
+        <w:t>O sistema ficará disponível em:</w:t>
+      </w:r>
+    </w:p>
+    <w:p>
+      <w:r>
+        <w:t>http://localhost:8501</w:t>
+      </w:r>
+    </w:p>
+    <w:p>
+      <w:r>
+        <w:pict w14:anchorId="5767E7D8">
+          <v:rect id="_x0000_i1046" style="width:0;height:3pt" o:hralign="center" o:bullet="t" o:hrstd="t" o:hr="t" fillcolor="#a0a0a0" stroked="f"/>
+        </w:pict>
+      </w:r>
+    </w:p>
+    <w:p>
+      <w:pPr>
+        <w:rPr>
+          <w:b/>
+          <w:bCs/>
+        </w:rPr>
+      </w:pPr>
+      <w:r>
+        <w:rPr>
+          <w:b/>
+          <w:bCs/>
+        </w:rPr>
+        <w:t>7. Identificação do Grupo</w:t>
+      </w:r>
+    </w:p>
+    <w:p>
+      <w:r>
+        <w:t xml:space="preserve">O grupo </w:t>
+      </w:r>
+      <w:r>
+        <w:rPr>
+          <w:b/>
+          <w:bCs/>
+        </w:rPr>
         <w:t>Sintoni-IA</w:t>
       </w:r>
-      <w:proofErr w:type="spellEnd"/>
-      <w:r>
-        <w:t>, provando que a arquitetura é capaz de suportar demandas reais com alta performance. Para fins de auditoria técnica, fornecemos as instruções de replicação local abaixo.</w:t>
-      </w:r>
-    </w:p>
-    <w:p/>
-    <w:p>
-      <w:pPr>
-        <w:rPr>
-          <w:b/>
-          <w:bCs/>
-        </w:rPr>
-      </w:pPr>
-      <w:r>
-        <w:rPr>
-          <w:b/>
-          <w:bCs/>
-        </w:rPr>
-        <w:t>6. Guia de Instalação Local</w:t>
-      </w:r>
-    </w:p>
-    <w:p>
-      <w:r>
-        <w:t>Caso deseje instalar a solução localmente para desenvolvimento ou auditoria, siga o fluxo técnico estabelecido:</w:t>
-      </w:r>
-    </w:p>
-    <w:p/>
-    <w:p/>
-    <w:p>
-      <w:pPr>
-        <w:rPr>
-          <w:b/>
-          <w:bCs/>
-        </w:rPr>
-      </w:pPr>
-      <w:r>
-        <w:rPr>
-          <w:b/>
-          <w:bCs/>
-        </w:rPr>
-        <w:t>7. Identificação do Grupo</w:t>
-      </w:r>
-    </w:p>
-    <w:p>
-      <w:r>
-        <w:t xml:space="preserve">O grupo </w:t>
-      </w:r>
-      <w:proofErr w:type="spellStart"/>
-      <w:r>
-        <w:rPr>
-          <w:b/>
-          <w:bCs/>
-        </w:rPr>
-        <w:t>Sintoni-IA</w:t>
-      </w:r>
-      <w:proofErr w:type="spellEnd"/>
       <w:r>
         <w:t xml:space="preserve"> é o responsável pela arquitetura, desenvolvimento e entrega desta solução de inteligência artificial generativa.</w:t>
       </w:r>
@@ -1739,13 +1905,8 @@
             <w:hideMark/>
           </w:tcPr>
           <w:p>
-            <w:proofErr w:type="spellStart"/>
             <w:r>
-              <w:t>Letivan</w:t>
-            </w:r>
-            <w:proofErr w:type="spellEnd"/>
-            <w:r>
-              <w:t xml:space="preserve"> Gonçalves de Mendonça Filho</w:t>
+              <w:t>Letivan Gonçalves de Mendonça Filho</w:t>
             </w:r>
           </w:p>
         </w:tc>
@@ -1772,15 +1933,7 @@
     <w:p/>
     <w:p>
       <w:r>
-        <w:t xml:space="preserve">Este projeto reafirma o compromisso do grupo </w:t>
-      </w:r>
-      <w:proofErr w:type="spellStart"/>
-      <w:r>
-        <w:t>Sintoni-IA</w:t>
-      </w:r>
-      <w:proofErr w:type="spellEnd"/>
-      <w:r>
-        <w:t xml:space="preserve"> com a inovação ética</w:t>
+        <w:t>Este projeto reafirma o compromisso do grupo Sintoni-IA com a inovação ética</w:t>
       </w:r>
       <w:r>
         <w:t xml:space="preserve"> </w:t>
@@ -1791,12 +1944,12 @@
     </w:p>
     <w:p/>
     <w:sectPr>
-      <w:headerReference w:type="even" r:id="rId8"/>
-      <w:headerReference w:type="default" r:id="rId9"/>
-      <w:footerReference w:type="even" r:id="rId10"/>
-      <w:footerReference w:type="default" r:id="rId11"/>
-      <w:headerReference w:type="first" r:id="rId12"/>
-      <w:footerReference w:type="first" r:id="rId13"/>
+      <w:headerReference w:type="even" r:id="rId19"/>
+      <w:headerReference w:type="default" r:id="rId20"/>
+      <w:footerReference w:type="even" r:id="rId21"/>
+      <w:footerReference w:type="default" r:id="rId22"/>
+      <w:headerReference w:type="first" r:id="rId23"/>
+      <w:footerReference w:type="first" r:id="rId24"/>
       <w:pgSz w:w="11906" w:h="16838"/>
       <w:pgMar w:top="1417" w:right="1701" w:bottom="1417" w:left="1701" w:header="708" w:footer="708" w:gutter="0"/>
       <w:cols w:space="708"/>
@@ -1804,6 +1957,109 @@
     </w:sectPr>
   </w:body>
 </w:document>
+</file>
+
+<file path=word/comments.xml><?xml version="1.0" encoding="utf-8"?>
+<w:comments xmlns:wpc="http://schemas.microsoft.com/office/word/2010/wordprocessingCanvas" xmlns:cx="http://schemas.microsoft.com/office/drawing/2014/chartex" xmlns:cx1="http://schemas.microsoft.com/office/drawing/2015/9/8/chartex" xmlns:cx2="http://schemas.microsoft.com/office/drawing/2015/10/21/chartex" xmlns:cx3="http://schemas.microsoft.com/office/drawing/2016/5/9/chartex" xmlns:cx4="http://schemas.microsoft.com/office/drawing/2016/5/10/chartex" xmlns:cx5="http://schemas.microsoft.com/office/drawing/2016/5/11/chartex" xmlns:cx6="http://schemas.microsoft.com/office/drawing/2016/5/12/chartex" xmlns:cx7="http://schemas.microsoft.com/office/drawing/2016/5/13/chartex" xmlns:cx8="http://schemas.microsoft.com/office/drawing/2016/5/14/chartex" xmlns:mc="http://schemas.openxmlformats.org/markup-compatibility/2006" xmlns:aink="http://schemas.microsoft.com/office/drawing/2016/ink" xmlns:am3d="http://schemas.microsoft.com/office/drawing/2017/model3d" xmlns:o="urn:schemas-microsoft-com:office:office" xmlns:oel="http://schemas.microsoft.com/office/2019/extlst" xmlns:r="http://schemas.openxmlformats.org/officeDocument/2006/relationships" xmlns:m="http://schemas.openxmlformats.org/officeDocument/2006/math" xmlns:v="urn:schemas-microsoft-com:vml" xmlns:wp14="http://schemas.microsoft.com/office/word/2010/wordprocessingDrawing" xmlns:wp="http://schemas.openxmlformats.org/drawingml/2006/wordprocessingDrawing" xmlns:w10="urn:schemas-microsoft-com:office:word" xmlns:w="http://schemas.openxmlformats.org/wordprocessingml/2006/main" xmlns:w14="http://schemas.microsoft.com/office/word/2010/wordml" xmlns:w15="http://schemas.microsoft.com/office/word/2012/wordml" xmlns:w16cex="http://schemas.microsoft.com/office/word/2018/wordml/cex" xmlns:w16cid="http://schemas.microsoft.com/office/word/2016/wordml/cid" xmlns:w16="http://schemas.microsoft.com/office/word/2018/wordml" xmlns:w16sdtdh="http://schemas.microsoft.com/office/word/2020/wordml/sdtdatahash" xmlns:w16se="http://schemas.microsoft.com/office/word/2015/wordml/symex" xmlns:wpg="http://schemas.microsoft.com/office/word/2010/wordprocessingGroup" xmlns:wpi="http://schemas.microsoft.com/office/word/2010/wordprocessingInk" xmlns:wne="http://schemas.microsoft.com/office/word/2006/wordml" xmlns:wps="http://schemas.microsoft.com/office/word/2010/wordprocessingShape" mc:Ignorable="w14 w15 w16se w16cid w16 w16cex w16sdtdh wp14">
+  <w:comment w:id="0" w:author="Antonio João Nascimento Dantas / SUAFI" w:date="2026-05-28T01:50:00Z" w:initials="AJ">
+    <w:p>
+      <w:pPr>
+        <w:pStyle w:val="Textodecomentrio"/>
+      </w:pPr>
+      <w:r>
+        <w:rPr>
+          <w:rStyle w:val="Refdecomentrio"/>
+        </w:rPr>
+        <w:annotationRef/>
+      </w:r>
+      <w:r>
+        <w:t>Adicionar um diagrama gráfico</w:t>
+      </w:r>
+      <w:r>
+        <w:t>.</w:t>
+      </w:r>
+      <w:r>
+        <w:br/>
+      </w:r>
+      <w:r>
+        <w:br/>
+        <w:t xml:space="preserve">Utilizar o script </w:t>
+      </w:r>
+      <w:hyperlink r:id="rId1" w:history="1">
+        <w:r>
+          <w:rPr>
+            <w:rStyle w:val="Hyperlink"/>
+          </w:rPr>
+          <w:t>docker-image-agente_chatbotseguro.yml</w:t>
+        </w:r>
+      </w:hyperlink>
+      <w:r>
+        <w:t xml:space="preserve"> como contexto para a IA criar esse diagrama e fornecer uma breve descrição sobre ele.</w:t>
+      </w:r>
+    </w:p>
+  </w:comment>
+  <w:comment w:id="1" w:author="Antonio João Nascimento Dantas / SUAFI" w:date="2026-05-28T01:51:00Z" w:initials="AJ">
+    <w:p>
+      <w:pPr>
+        <w:pStyle w:val="Textodecomentrio"/>
+      </w:pPr>
+      <w:r>
+        <w:rPr>
+          <w:rStyle w:val="Refdecomentrio"/>
+        </w:rPr>
+        <w:annotationRef/>
+      </w:r>
+      <w:r>
+        <w:t>Ao final, adicionar um diagrama de atividades.</w:t>
+      </w:r>
+      <w:r>
+        <w:br/>
+      </w:r>
+      <w:r>
+        <w:br/>
+        <w:t>Utilizar os scripts app.py e agente_chatbotseguro.py</w:t>
+      </w:r>
+      <w:r>
+        <w:t xml:space="preserve"> do </w:t>
+      </w:r>
+      <w:hyperlink r:id="rId2" w:anchor="-agente-inteligente-chatbot-seguro" w:history="1">
+        <w:r>
+          <w:rPr>
+            <w:rStyle w:val="Hyperlink"/>
+          </w:rPr>
+          <w:t>README</w:t>
+        </w:r>
+      </w:hyperlink>
+      <w:r>
+        <w:t>, como insumo para a IA</w:t>
+      </w:r>
+      <w:r>
+        <w:t>.</w:t>
+      </w:r>
+    </w:p>
+  </w:comment>
+</w:comments>
+</file>
+
+<file path=word/commentsExtended.xml><?xml version="1.0" encoding="utf-8"?>
+<w15:commentsEx xmlns:wpc="http://schemas.microsoft.com/office/word/2010/wordprocessingCanvas" xmlns:cx="http://schemas.microsoft.com/office/drawing/2014/chartex" xmlns:cx1="http://schemas.microsoft.com/office/drawing/2015/9/8/chartex" xmlns:cx2="http://schemas.microsoft.com/office/drawing/2015/10/21/chartex" xmlns:cx3="http://schemas.microsoft.com/office/drawing/2016/5/9/chartex" xmlns:cx4="http://schemas.microsoft.com/office/drawing/2016/5/10/chartex" xmlns:cx5="http://schemas.microsoft.com/office/drawing/2016/5/11/chartex" xmlns:cx6="http://schemas.microsoft.com/office/drawing/2016/5/12/chartex" xmlns:cx7="http://schemas.microsoft.com/office/drawing/2016/5/13/chartex" xmlns:cx8="http://schemas.microsoft.com/office/drawing/2016/5/14/chartex" xmlns:mc="http://schemas.openxmlformats.org/markup-compatibility/2006" xmlns:aink="http://schemas.microsoft.com/office/drawing/2016/ink" xmlns:am3d="http://schemas.microsoft.com/office/drawing/2017/model3d" xmlns:o="urn:schemas-microsoft-com:office:office" xmlns:oel="http://schemas.microsoft.com/office/2019/extlst" xmlns:r="http://schemas.openxmlformats.org/officeDocument/2006/relationships" xmlns:m="http://schemas.openxmlformats.org/officeDocument/2006/math" xmlns:v="urn:schemas-microsoft-com:vml" xmlns:wp14="http://schemas.microsoft.com/office/word/2010/wordprocessingDrawing" xmlns:wp="http://schemas.openxmlformats.org/drawingml/2006/wordprocessingDrawing" xmlns:w10="urn:schemas-microsoft-com:office:word" xmlns:w="http://schemas.openxmlformats.org/wordprocessingml/2006/main" xmlns:w14="http://schemas.microsoft.com/office/word/2010/wordml" xmlns:w15="http://schemas.microsoft.com/office/word/2012/wordml" xmlns:w16cex="http://schemas.microsoft.com/office/word/2018/wordml/cex" xmlns:w16cid="http://schemas.microsoft.com/office/word/2016/wordml/cid" xmlns:w16="http://schemas.microsoft.com/office/word/2018/wordml" xmlns:w16sdtdh="http://schemas.microsoft.com/office/word/2020/wordml/sdtdatahash" xmlns:w16se="http://schemas.microsoft.com/office/word/2015/wordml/symex" xmlns:wpg="http://schemas.microsoft.com/office/word/2010/wordprocessingGroup" xmlns:wpi="http://schemas.microsoft.com/office/word/2010/wordprocessingInk" xmlns:wne="http://schemas.microsoft.com/office/word/2006/wordml" xmlns:wps="http://schemas.microsoft.com/office/word/2010/wordprocessingShape" mc:Ignorable="w14 w15 w16se w16cid w16 w16cex w16sdtdh wp14">
+  <w15:commentEx w15:paraId="5E15D349" w15:done="0"/>
+  <w15:commentEx w15:paraId="7AF37D98" w15:done="0"/>
+</w15:commentsEx>
+</file>
+
+<file path=word/commentsExtensible.xml><?xml version="1.0" encoding="utf-8"?>
+<w16cex:commentsExtensible xmlns:wpc="http://schemas.microsoft.com/office/word/2010/wordprocessingCanvas" xmlns:cx="http://schemas.microsoft.com/office/drawing/2014/chartex" xmlns:cx1="http://schemas.microsoft.com/office/drawing/2015/9/8/chartex" xmlns:cx2="http://schemas.microsoft.com/office/drawing/2015/10/21/chartex" xmlns:cx3="http://schemas.microsoft.com/office/drawing/2016/5/9/chartex" xmlns:cx4="http://schemas.microsoft.com/office/drawing/2016/5/10/chartex" xmlns:cx5="http://schemas.microsoft.com/office/drawing/2016/5/11/chartex" xmlns:cx6="http://schemas.microsoft.com/office/drawing/2016/5/12/chartex" xmlns:cx7="http://schemas.microsoft.com/office/drawing/2016/5/13/chartex" xmlns:cx8="http://schemas.microsoft.com/office/drawing/2016/5/14/chartex" xmlns:cr="http://schemas.microsoft.com/office/comments/2020/reactions" xmlns:mc="http://schemas.openxmlformats.org/markup-compatibility/2006" xmlns:aink="http://schemas.microsoft.com/office/drawing/2016/ink" xmlns:am3d="http://schemas.microsoft.com/office/drawing/2017/model3d" xmlns:o="urn:schemas-microsoft-com:office:office" xmlns:oel="http://schemas.microsoft.com/office/2019/extlst" xmlns:r="http://schemas.openxmlformats.org/officeDocument/2006/relationships" xmlns:m="http://schemas.openxmlformats.org/officeDocument/2006/math" xmlns:v="urn:schemas-microsoft-com:vml" xmlns:wp14="http://schemas.microsoft.com/office/word/2010/wordprocessingDrawing" xmlns:wp="http://schemas.openxmlformats.org/drawingml/2006/wordprocessingDrawing" xmlns:w10="urn:schemas-microsoft-com:office:word" xmlns:w="http://schemas.openxmlformats.org/wordprocessingml/2006/main" xmlns:w14="http://schemas.microsoft.com/office/word/2010/wordml" xmlns:w15="http://schemas.microsoft.com/office/word/2012/wordml" xmlns:w16cex="http://schemas.microsoft.com/office/word/2018/wordml/cex" xmlns:w16cid="http://schemas.microsoft.com/office/word/2016/wordml/cid" xmlns:w16="http://schemas.microsoft.com/office/word/2018/wordml" xmlns:w16sdtdh="http://schemas.microsoft.com/office/word/2020/wordml/sdtdatahash" xmlns:w16se="http://schemas.microsoft.com/office/word/2015/wordml/symex" xmlns:wpg="http://schemas.microsoft.com/office/word/2010/wordprocessingGroup" xmlns:wpi="http://schemas.microsoft.com/office/word/2010/wordprocessingInk" xmlns:wne="http://schemas.microsoft.com/office/word/2006/wordml" xmlns:wps="http://schemas.microsoft.com/office/word/2010/wordprocessingShape" mc:Ignorable="w14 w15 w16se w16cid w16 w16cex w16sdtdh cr wp14">
+  <w16cex:commentExtensible w16cex:durableId="24CAD013" w16cex:dateUtc="2026-05-28T04:50:00Z"/>
+  <w16cex:commentExtensible w16cex:durableId="36E1D5CD" w16cex:dateUtc="2026-05-28T04:51:00Z"/>
+</w16cex:commentsExtensible>
+</file>
+
+<file path=word/commentsIds.xml><?xml version="1.0" encoding="utf-8"?>
+<w16cid:commentsIds xmlns:wpc="http://schemas.microsoft.com/office/word/2010/wordprocessingCanvas" xmlns:cx="http://schemas.microsoft.com/office/drawing/2014/chartex" xmlns:cx1="http://schemas.microsoft.com/office/drawing/2015/9/8/chartex" xmlns:cx2="http://schemas.microsoft.com/office/drawing/2015/10/21/chartex" xmlns:cx3="http://schemas.microsoft.com/office/drawing/2016/5/9/chartex" xmlns:cx4="http://schemas.microsoft.com/office/drawing/2016/5/10/chartex" xmlns:cx5="http://schemas.microsoft.com/office/drawing/2016/5/11/chartex" xmlns:cx6="http://schemas.microsoft.com/office/drawing/2016/5/12/chartex" xmlns:cx7="http://schemas.microsoft.com/office/drawing/2016/5/13/chartex" xmlns:cx8="http://schemas.microsoft.com/office/drawing/2016/5/14/chartex" xmlns:mc="http://schemas.openxmlformats.org/markup-compatibility/2006" xmlns:aink="http://schemas.microsoft.com/office/drawing/2016/ink" xmlns:am3d="http://schemas.microsoft.com/office/drawing/2017/model3d" xmlns:o="urn:schemas-microsoft-com:office:office" xmlns:oel="http://schemas.microsoft.com/office/2019/extlst" xmlns:r="http://schemas.openxmlformats.org/officeDocument/2006/relationships" xmlns:m="http://schemas.openxmlformats.org/officeDocument/2006/math" xmlns:v="urn:schemas-microsoft-com:vml" xmlns:wp14="http://schemas.microsoft.com/office/word/2010/wordprocessingDrawing" xmlns:wp="http://schemas.openxmlformats.org/drawingml/2006/wordprocessingDrawing" xmlns:w10="urn:schemas-microsoft-com:office:word" xmlns:w="http://schemas.openxmlformats.org/wordprocessingml/2006/main" xmlns:w14="http://schemas.microsoft.com/office/word/2010/wordml" xmlns:w15="http://schemas.microsoft.com/office/word/2012/wordml" xmlns:w16cex="http://schemas.microsoft.com/office/word/2018/wordml/cex" xmlns:w16cid="http://schemas.microsoft.com/office/word/2016/wordml/cid" xmlns:w16="http://schemas.microsoft.com/office/word/2018/wordml" xmlns:w16sdtdh="http://schemas.microsoft.com/office/word/2020/wordml/sdtdatahash" xmlns:w16se="http://schemas.microsoft.com/office/word/2015/wordml/symex" xmlns:wpg="http://schemas.microsoft.com/office/word/2010/wordprocessingGroup" xmlns:wpi="http://schemas.microsoft.com/office/word/2010/wordprocessingInk" xmlns:wne="http://schemas.microsoft.com/office/word/2006/wordml" xmlns:wps="http://schemas.microsoft.com/office/word/2010/wordprocessingShape" mc:Ignorable="w14 w15 w16se w16cid w16 w16cex w16sdtdh wp14">
+  <w16cid:commentId w16cid:paraId="5E15D349" w16cid:durableId="24CAD013"/>
+  <w16cid:commentId w16cid:paraId="7AF37D98" w16cid:durableId="36E1D5CD"/>
+</w16cid:commentsIds>
 </file>
 
 <file path=word/endnotes.xml><?xml version="1.0" encoding="utf-8"?>
@@ -1950,6 +2206,11 @@
 
 <file path=word/numbering.xml><?xml version="1.0" encoding="utf-8"?>
 <w:numbering xmlns:wpc="http://schemas.microsoft.com/office/word/2010/wordprocessingCanvas" xmlns:cx="http://schemas.microsoft.com/office/drawing/2014/chartex" xmlns:cx1="http://schemas.microsoft.com/office/drawing/2015/9/8/chartex" xmlns:cx2="http://schemas.microsoft.com/office/drawing/2015/10/21/chartex" xmlns:cx3="http://schemas.microsoft.com/office/drawing/2016/5/9/chartex" xmlns:cx4="http://schemas.microsoft.com/office/drawing/2016/5/10/chartex" xmlns:cx5="http://schemas.microsoft.com/office/drawing/2016/5/11/chartex" xmlns:cx6="http://schemas.microsoft.com/office/drawing/2016/5/12/chartex" xmlns:cx7="http://schemas.microsoft.com/office/drawing/2016/5/13/chartex" xmlns:cx8="http://schemas.microsoft.com/office/drawing/2016/5/14/chartex" xmlns:mc="http://schemas.openxmlformats.org/markup-compatibility/2006" xmlns:aink="http://schemas.microsoft.com/office/drawing/2016/ink" xmlns:am3d="http://schemas.microsoft.com/office/drawing/2017/model3d" xmlns:o="urn:schemas-microsoft-com:office:office" xmlns:oel="http://schemas.microsoft.com/office/2019/extlst" xmlns:r="http://schemas.openxmlformats.org/officeDocument/2006/relationships" xmlns:m="http://schemas.openxmlformats.org/officeDocument/2006/math" xmlns:v="urn:schemas-microsoft-com:vml" xmlns:wp14="http://schemas.microsoft.com/office/word/2010/wordprocessingDrawing" xmlns:wp="http://schemas.openxmlformats.org/drawingml/2006/wordprocessingDrawing" xmlns:w10="urn:schemas-microsoft-com:office:word" xmlns:w="http://schemas.openxmlformats.org/wordprocessingml/2006/main" xmlns:w14="http://schemas.microsoft.com/office/word/2010/wordml" xmlns:w15="http://schemas.microsoft.com/office/word/2012/wordml" xmlns:w16cex="http://schemas.microsoft.com/office/word/2018/wordml/cex" xmlns:w16cid="http://schemas.microsoft.com/office/word/2016/wordml/cid" xmlns:w16="http://schemas.microsoft.com/office/word/2018/wordml" xmlns:w16sdtdh="http://schemas.microsoft.com/office/word/2020/wordml/sdtdatahash" xmlns:w16se="http://schemas.microsoft.com/office/word/2015/wordml/symex" xmlns:wpg="http://schemas.microsoft.com/office/word/2010/wordprocessingGroup" xmlns:wpi="http://schemas.microsoft.com/office/word/2010/wordprocessingInk" xmlns:wne="http://schemas.microsoft.com/office/word/2006/wordml" xmlns:wps="http://schemas.microsoft.com/office/word/2010/wordprocessingShape" mc:Ignorable="w14 w15 w16se w16cid w16 w16cex w16sdtdh wp14">
+  <w:numPicBullet w:numPicBulletId="0">
+    <w:pict>
+      <v:rect id="_x0000_i1034" style="width:0;height:3pt" o:hralign="center" o:bullet="t" o:hrstd="t" o:hr="t" fillcolor="#a0a0a0" stroked="f"/>
+    </w:pict>
+  </w:numPicBullet>
   <w:abstractNum w:abstractNumId="0" w15:restartNumberingAfterBreak="0">
     <w:nsid w:val="03EC146F"/>
     <w:multiLevelType w:val="multilevel"/>
@@ -2068,6 +2329,155 @@
     </w:lvl>
   </w:abstractNum>
   <w:abstractNum w:abstractNumId="1" w15:restartNumberingAfterBreak="0">
+    <w:nsid w:val="11AE74C4"/>
+    <w:multiLevelType w:val="multilevel"/>
+    <w:tmpl w:val="A4FE263E"/>
+    <w:lvl w:ilvl="0">
+      <w:start w:val="1"/>
+      <w:numFmt w:val="bullet"/>
+      <w:lvlText w:val=""/>
+      <w:lvlJc w:val="left"/>
+      <w:pPr>
+        <w:tabs>
+          <w:tab w:val="num" w:pos="720"/>
+        </w:tabs>
+        <w:ind w:left="720" w:hanging="360"/>
+      </w:pPr>
+      <w:rPr>
+        <w:rFonts w:ascii="Symbol" w:hAnsi="Symbol" w:hint="default"/>
+        <w:sz w:val="20"/>
+      </w:rPr>
+    </w:lvl>
+    <w:lvl w:ilvl="1" w:tentative="1">
+      <w:start w:val="1"/>
+      <w:numFmt w:val="bullet"/>
+      <w:lvlText w:val="o"/>
+      <w:lvlJc w:val="left"/>
+      <w:pPr>
+        <w:tabs>
+          <w:tab w:val="num" w:pos="1440"/>
+        </w:tabs>
+        <w:ind w:left="1440" w:hanging="360"/>
+      </w:pPr>
+      <w:rPr>
+        <w:rFonts w:ascii="Courier New" w:hAnsi="Courier New" w:hint="default"/>
+        <w:sz w:val="20"/>
+      </w:rPr>
+    </w:lvl>
+    <w:lvl w:ilvl="2" w:tentative="1">
+      <w:start w:val="1"/>
+      <w:numFmt w:val="bullet"/>
+      <w:lvlText w:val=""/>
+      <w:lvlJc w:val="left"/>
+      <w:pPr>
+        <w:tabs>
+          <w:tab w:val="num" w:pos="2160"/>
+        </w:tabs>
+        <w:ind w:left="2160" w:hanging="360"/>
+      </w:pPr>
+      <w:rPr>
+        <w:rFonts w:ascii="Wingdings" w:hAnsi="Wingdings" w:hint="default"/>
+        <w:sz w:val="20"/>
+      </w:rPr>
+    </w:lvl>
+    <w:lvl w:ilvl="3" w:tentative="1">
+      <w:start w:val="1"/>
+      <w:numFmt w:val="bullet"/>
+      <w:lvlText w:val=""/>
+      <w:lvlJc w:val="left"/>
+      <w:pPr>
+        <w:tabs>
+          <w:tab w:val="num" w:pos="2880"/>
+        </w:tabs>
+        <w:ind w:left="2880" w:hanging="360"/>
+      </w:pPr>
+      <w:rPr>
+        <w:rFonts w:ascii="Wingdings" w:hAnsi="Wingdings" w:hint="default"/>
+        <w:sz w:val="20"/>
+      </w:rPr>
+    </w:lvl>
+    <w:lvl w:ilvl="4" w:tentative="1">
+      <w:start w:val="1"/>
+      <w:numFmt w:val="bullet"/>
+      <w:lvlText w:val=""/>
+      <w:lvlJc w:val="left"/>
+      <w:pPr>
+        <w:tabs>
+          <w:tab w:val="num" w:pos="3600"/>
+        </w:tabs>
+        <w:ind w:left="3600" w:hanging="360"/>
+      </w:pPr>
+      <w:rPr>
+        <w:rFonts w:ascii="Wingdings" w:hAnsi="Wingdings" w:hint="default"/>
+        <w:sz w:val="20"/>
+      </w:rPr>
+    </w:lvl>
+    <w:lvl w:ilvl="5" w:tentative="1">
+      <w:start w:val="1"/>
+      <w:numFmt w:val="bullet"/>
+      <w:lvlText w:val=""/>
+      <w:lvlJc w:val="left"/>
+      <w:pPr>
+        <w:tabs>
+          <w:tab w:val="num" w:pos="4320"/>
+        </w:tabs>
+        <w:ind w:left="4320" w:hanging="360"/>
+      </w:pPr>
+      <w:rPr>
+        <w:rFonts w:ascii="Wingdings" w:hAnsi="Wingdings" w:hint="default"/>
+        <w:sz w:val="20"/>
+      </w:rPr>
+    </w:lvl>
+    <w:lvl w:ilvl="6" w:tentative="1">
+      <w:start w:val="1"/>
+      <w:numFmt w:val="bullet"/>
+      <w:lvlText w:val=""/>
+      <w:lvlJc w:val="left"/>
+      <w:pPr>
+        <w:tabs>
+          <w:tab w:val="num" w:pos="5040"/>
+        </w:tabs>
+        <w:ind w:left="5040" w:hanging="360"/>
+      </w:pPr>
+      <w:rPr>
+        <w:rFonts w:ascii="Wingdings" w:hAnsi="Wingdings" w:hint="default"/>
+        <w:sz w:val="20"/>
+      </w:rPr>
+    </w:lvl>
+    <w:lvl w:ilvl="7" w:tentative="1">
+      <w:start w:val="1"/>
+      <w:numFmt w:val="bullet"/>
+      <w:lvlText w:val=""/>
+      <w:lvlJc w:val="left"/>
+      <w:pPr>
+        <w:tabs>
+          <w:tab w:val="num" w:pos="5760"/>
+        </w:tabs>
+        <w:ind w:left="5760" w:hanging="360"/>
+      </w:pPr>
+      <w:rPr>
+        <w:rFonts w:ascii="Wingdings" w:hAnsi="Wingdings" w:hint="default"/>
+        <w:sz w:val="20"/>
+      </w:rPr>
+    </w:lvl>
+    <w:lvl w:ilvl="8" w:tentative="1">
+      <w:start w:val="1"/>
+      <w:numFmt w:val="bullet"/>
+      <w:lvlText w:val=""/>
+      <w:lvlJc w:val="left"/>
+      <w:pPr>
+        <w:tabs>
+          <w:tab w:val="num" w:pos="6480"/>
+        </w:tabs>
+        <w:ind w:left="6480" w:hanging="360"/>
+      </w:pPr>
+      <w:rPr>
+        <w:rFonts w:ascii="Wingdings" w:hAnsi="Wingdings" w:hint="default"/>
+        <w:sz w:val="20"/>
+      </w:rPr>
+    </w:lvl>
+  </w:abstractNum>
+  <w:abstractNum w:abstractNumId="2" w15:restartNumberingAfterBreak="0">
     <w:nsid w:val="1B8A442D"/>
     <w:multiLevelType w:val="multilevel"/>
     <w:tmpl w:val="83D60C28"/>
@@ -2216,7 +2626,156 @@
       </w:rPr>
     </w:lvl>
   </w:abstractNum>
-  <w:abstractNum w:abstractNumId="2" w15:restartNumberingAfterBreak="0">
+  <w:abstractNum w:abstractNumId="3" w15:restartNumberingAfterBreak="0">
+    <w:nsid w:val="20354794"/>
+    <w:multiLevelType w:val="multilevel"/>
+    <w:tmpl w:val="6882A000"/>
+    <w:lvl w:ilvl="0">
+      <w:start w:val="1"/>
+      <w:numFmt w:val="bullet"/>
+      <w:lvlText w:val=""/>
+      <w:lvlJc w:val="left"/>
+      <w:pPr>
+        <w:tabs>
+          <w:tab w:val="num" w:pos="720"/>
+        </w:tabs>
+        <w:ind w:left="720" w:hanging="360"/>
+      </w:pPr>
+      <w:rPr>
+        <w:rFonts w:ascii="Symbol" w:hAnsi="Symbol" w:hint="default"/>
+        <w:sz w:val="20"/>
+      </w:rPr>
+    </w:lvl>
+    <w:lvl w:ilvl="1" w:tentative="1">
+      <w:start w:val="1"/>
+      <w:numFmt w:val="bullet"/>
+      <w:lvlText w:val="o"/>
+      <w:lvlJc w:val="left"/>
+      <w:pPr>
+        <w:tabs>
+          <w:tab w:val="num" w:pos="1440"/>
+        </w:tabs>
+        <w:ind w:left="1440" w:hanging="360"/>
+      </w:pPr>
+      <w:rPr>
+        <w:rFonts w:ascii="Courier New" w:hAnsi="Courier New" w:hint="default"/>
+        <w:sz w:val="20"/>
+      </w:rPr>
+    </w:lvl>
+    <w:lvl w:ilvl="2" w:tentative="1">
+      <w:start w:val="1"/>
+      <w:numFmt w:val="bullet"/>
+      <w:lvlText w:val=""/>
+      <w:lvlJc w:val="left"/>
+      <w:pPr>
+        <w:tabs>
+          <w:tab w:val="num" w:pos="2160"/>
+        </w:tabs>
+        <w:ind w:left="2160" w:hanging="360"/>
+      </w:pPr>
+      <w:rPr>
+        <w:rFonts w:ascii="Wingdings" w:hAnsi="Wingdings" w:hint="default"/>
+        <w:sz w:val="20"/>
+      </w:rPr>
+    </w:lvl>
+    <w:lvl w:ilvl="3" w:tentative="1">
+      <w:start w:val="1"/>
+      <w:numFmt w:val="bullet"/>
+      <w:lvlText w:val=""/>
+      <w:lvlJc w:val="left"/>
+      <w:pPr>
+        <w:tabs>
+          <w:tab w:val="num" w:pos="2880"/>
+        </w:tabs>
+        <w:ind w:left="2880" w:hanging="360"/>
+      </w:pPr>
+      <w:rPr>
+        <w:rFonts w:ascii="Wingdings" w:hAnsi="Wingdings" w:hint="default"/>
+        <w:sz w:val="20"/>
+      </w:rPr>
+    </w:lvl>
+    <w:lvl w:ilvl="4" w:tentative="1">
+      <w:start w:val="1"/>
+      <w:numFmt w:val="bullet"/>
+      <w:lvlText w:val=""/>
+      <w:lvlJc w:val="left"/>
+      <w:pPr>
+        <w:tabs>
+          <w:tab w:val="num" w:pos="3600"/>
+        </w:tabs>
+        <w:ind w:left="3600" w:hanging="360"/>
+      </w:pPr>
+      <w:rPr>
+        <w:rFonts w:ascii="Wingdings" w:hAnsi="Wingdings" w:hint="default"/>
+        <w:sz w:val="20"/>
+      </w:rPr>
+    </w:lvl>
+    <w:lvl w:ilvl="5" w:tentative="1">
+      <w:start w:val="1"/>
+      <w:numFmt w:val="bullet"/>
+      <w:lvlText w:val=""/>
+      <w:lvlJc w:val="left"/>
+      <w:pPr>
+        <w:tabs>
+          <w:tab w:val="num" w:pos="4320"/>
+        </w:tabs>
+        <w:ind w:left="4320" w:hanging="360"/>
+      </w:pPr>
+      <w:rPr>
+        <w:rFonts w:ascii="Wingdings" w:hAnsi="Wingdings" w:hint="default"/>
+        <w:sz w:val="20"/>
+      </w:rPr>
+    </w:lvl>
+    <w:lvl w:ilvl="6" w:tentative="1">
+      <w:start w:val="1"/>
+      <w:numFmt w:val="bullet"/>
+      <w:lvlText w:val=""/>
+      <w:lvlJc w:val="left"/>
+      <w:pPr>
+        <w:tabs>
+          <w:tab w:val="num" w:pos="5040"/>
+        </w:tabs>
+        <w:ind w:left="5040" w:hanging="360"/>
+      </w:pPr>
+      <w:rPr>
+        <w:rFonts w:ascii="Wingdings" w:hAnsi="Wingdings" w:hint="default"/>
+        <w:sz w:val="20"/>
+      </w:rPr>
+    </w:lvl>
+    <w:lvl w:ilvl="7" w:tentative="1">
+      <w:start w:val="1"/>
+      <w:numFmt w:val="bullet"/>
+      <w:lvlText w:val=""/>
+      <w:lvlJc w:val="left"/>
+      <w:pPr>
+        <w:tabs>
+          <w:tab w:val="num" w:pos="5760"/>
+        </w:tabs>
+        <w:ind w:left="5760" w:hanging="360"/>
+      </w:pPr>
+      <w:rPr>
+        <w:rFonts w:ascii="Wingdings" w:hAnsi="Wingdings" w:hint="default"/>
+        <w:sz w:val="20"/>
+      </w:rPr>
+    </w:lvl>
+    <w:lvl w:ilvl="8" w:tentative="1">
+      <w:start w:val="1"/>
+      <w:numFmt w:val="bullet"/>
+      <w:lvlText w:val=""/>
+      <w:lvlJc w:val="left"/>
+      <w:pPr>
+        <w:tabs>
+          <w:tab w:val="num" w:pos="6480"/>
+        </w:tabs>
+        <w:ind w:left="6480" w:hanging="360"/>
+      </w:pPr>
+      <w:rPr>
+        <w:rFonts w:ascii="Wingdings" w:hAnsi="Wingdings" w:hint="default"/>
+        <w:sz w:val="20"/>
+      </w:rPr>
+    </w:lvl>
+  </w:abstractNum>
+  <w:abstractNum w:abstractNumId="4" w15:restartNumberingAfterBreak="0">
     <w:nsid w:val="22C47218"/>
     <w:multiLevelType w:val="multilevel"/>
     <w:tmpl w:val="92EC08C4"/>
@@ -2329,7 +2888,7 @@
       </w:pPr>
     </w:lvl>
   </w:abstractNum>
-  <w:abstractNum w:abstractNumId="3" w15:restartNumberingAfterBreak="0">
+  <w:abstractNum w:abstractNumId="5" w15:restartNumberingAfterBreak="0">
     <w:nsid w:val="468E7DDF"/>
     <w:multiLevelType w:val="multilevel"/>
     <w:tmpl w:val="721AC94C"/>
@@ -2478,7 +3037,7 @@
       </w:rPr>
     </w:lvl>
   </w:abstractNum>
-  <w:abstractNum w:abstractNumId="4" w15:restartNumberingAfterBreak="0">
+  <w:abstractNum w:abstractNumId="6" w15:restartNumberingAfterBreak="0">
     <w:nsid w:val="5DE97F76"/>
     <w:multiLevelType w:val="multilevel"/>
     <w:tmpl w:val="54886A4E"/>
@@ -2627,7 +3186,7 @@
       </w:rPr>
     </w:lvl>
   </w:abstractNum>
-  <w:abstractNum w:abstractNumId="5" w15:restartNumberingAfterBreak="0">
+  <w:abstractNum w:abstractNumId="7" w15:restartNumberingAfterBreak="0">
     <w:nsid w:val="641A750B"/>
     <w:multiLevelType w:val="multilevel"/>
     <w:tmpl w:val="EE6E8FD6"/>
@@ -2776,7 +3335,156 @@
       </w:rPr>
     </w:lvl>
   </w:abstractNum>
-  <w:abstractNum w:abstractNumId="6" w15:restartNumberingAfterBreak="0">
+  <w:abstractNum w:abstractNumId="8" w15:restartNumberingAfterBreak="0">
+    <w:nsid w:val="6700317F"/>
+    <w:multiLevelType w:val="multilevel"/>
+    <w:tmpl w:val="4554097E"/>
+    <w:lvl w:ilvl="0">
+      <w:start w:val="1"/>
+      <w:numFmt w:val="bullet"/>
+      <w:lvlText w:val=""/>
+      <w:lvlJc w:val="left"/>
+      <w:pPr>
+        <w:tabs>
+          <w:tab w:val="num" w:pos="720"/>
+        </w:tabs>
+        <w:ind w:left="720" w:hanging="360"/>
+      </w:pPr>
+      <w:rPr>
+        <w:rFonts w:ascii="Symbol" w:hAnsi="Symbol" w:hint="default"/>
+        <w:sz w:val="20"/>
+      </w:rPr>
+    </w:lvl>
+    <w:lvl w:ilvl="1" w:tentative="1">
+      <w:start w:val="1"/>
+      <w:numFmt w:val="bullet"/>
+      <w:lvlText w:val="o"/>
+      <w:lvlJc w:val="left"/>
+      <w:pPr>
+        <w:tabs>
+          <w:tab w:val="num" w:pos="1440"/>
+        </w:tabs>
+        <w:ind w:left="1440" w:hanging="360"/>
+      </w:pPr>
+      <w:rPr>
+        <w:rFonts w:ascii="Courier New" w:hAnsi="Courier New" w:hint="default"/>
+        <w:sz w:val="20"/>
+      </w:rPr>
+    </w:lvl>
+    <w:lvl w:ilvl="2" w:tentative="1">
+      <w:start w:val="1"/>
+      <w:numFmt w:val="bullet"/>
+      <w:lvlText w:val=""/>
+      <w:lvlJc w:val="left"/>
+      <w:pPr>
+        <w:tabs>
+          <w:tab w:val="num" w:pos="2160"/>
+        </w:tabs>
+        <w:ind w:left="2160" w:hanging="360"/>
+      </w:pPr>
+      <w:rPr>
+        <w:rFonts w:ascii="Wingdings" w:hAnsi="Wingdings" w:hint="default"/>
+        <w:sz w:val="20"/>
+      </w:rPr>
+    </w:lvl>
+    <w:lvl w:ilvl="3" w:tentative="1">
+      <w:start w:val="1"/>
+      <w:numFmt w:val="bullet"/>
+      <w:lvlText w:val=""/>
+      <w:lvlJc w:val="left"/>
+      <w:pPr>
+        <w:tabs>
+          <w:tab w:val="num" w:pos="2880"/>
+        </w:tabs>
+        <w:ind w:left="2880" w:hanging="360"/>
+      </w:pPr>
+      <w:rPr>
+        <w:rFonts w:ascii="Wingdings" w:hAnsi="Wingdings" w:hint="default"/>
+        <w:sz w:val="20"/>
+      </w:rPr>
+    </w:lvl>
+    <w:lvl w:ilvl="4" w:tentative="1">
+      <w:start w:val="1"/>
+      <w:numFmt w:val="bullet"/>
+      <w:lvlText w:val=""/>
+      <w:lvlJc w:val="left"/>
+      <w:pPr>
+        <w:tabs>
+          <w:tab w:val="num" w:pos="3600"/>
+        </w:tabs>
+        <w:ind w:left="3600" w:hanging="360"/>
+      </w:pPr>
+      <w:rPr>
+        <w:rFonts w:ascii="Wingdings" w:hAnsi="Wingdings" w:hint="default"/>
+        <w:sz w:val="20"/>
+      </w:rPr>
+    </w:lvl>
+    <w:lvl w:ilvl="5" w:tentative="1">
+      <w:start w:val="1"/>
+      <w:numFmt w:val="bullet"/>
+      <w:lvlText w:val=""/>
+      <w:lvlJc w:val="left"/>
+      <w:pPr>
+        <w:tabs>
+          <w:tab w:val="num" w:pos="4320"/>
+        </w:tabs>
+        <w:ind w:left="4320" w:hanging="360"/>
+      </w:pPr>
+      <w:rPr>
+        <w:rFonts w:ascii="Wingdings" w:hAnsi="Wingdings" w:hint="default"/>
+        <w:sz w:val="20"/>
+      </w:rPr>
+    </w:lvl>
+    <w:lvl w:ilvl="6" w:tentative="1">
+      <w:start w:val="1"/>
+      <w:numFmt w:val="bullet"/>
+      <w:lvlText w:val=""/>
+      <w:lvlJc w:val="left"/>
+      <w:pPr>
+        <w:tabs>
+          <w:tab w:val="num" w:pos="5040"/>
+        </w:tabs>
+        <w:ind w:left="5040" w:hanging="360"/>
+      </w:pPr>
+      <w:rPr>
+        <w:rFonts w:ascii="Wingdings" w:hAnsi="Wingdings" w:hint="default"/>
+        <w:sz w:val="20"/>
+      </w:rPr>
+    </w:lvl>
+    <w:lvl w:ilvl="7" w:tentative="1">
+      <w:start w:val="1"/>
+      <w:numFmt w:val="bullet"/>
+      <w:lvlText w:val=""/>
+      <w:lvlJc w:val="left"/>
+      <w:pPr>
+        <w:tabs>
+          <w:tab w:val="num" w:pos="5760"/>
+        </w:tabs>
+        <w:ind w:left="5760" w:hanging="360"/>
+      </w:pPr>
+      <w:rPr>
+        <w:rFonts w:ascii="Wingdings" w:hAnsi="Wingdings" w:hint="default"/>
+        <w:sz w:val="20"/>
+      </w:rPr>
+    </w:lvl>
+    <w:lvl w:ilvl="8" w:tentative="1">
+      <w:start w:val="1"/>
+      <w:numFmt w:val="bullet"/>
+      <w:lvlText w:val=""/>
+      <w:lvlJc w:val="left"/>
+      <w:pPr>
+        <w:tabs>
+          <w:tab w:val="num" w:pos="6480"/>
+        </w:tabs>
+        <w:ind w:left="6480" w:hanging="360"/>
+      </w:pPr>
+      <w:rPr>
+        <w:rFonts w:ascii="Wingdings" w:hAnsi="Wingdings" w:hint="default"/>
+        <w:sz w:val="20"/>
+      </w:rPr>
+    </w:lvl>
+  </w:abstractNum>
+  <w:abstractNum w:abstractNumId="9" w15:restartNumberingAfterBreak="0">
     <w:nsid w:val="766B34EE"/>
     <w:multiLevelType w:val="multilevel"/>
     <w:tmpl w:val="8E78FF9E"/>
@@ -2925,7 +3633,7 @@
       </w:rPr>
     </w:lvl>
   </w:abstractNum>
-  <w:abstractNum w:abstractNumId="7" w15:restartNumberingAfterBreak="0">
+  <w:abstractNum w:abstractNumId="10" w15:restartNumberingAfterBreak="0">
     <w:nsid w:val="7AAB493E"/>
     <w:multiLevelType w:val="multilevel"/>
     <w:tmpl w:val="0FFEEDCC"/>
@@ -3074,7 +3782,7 @@
       </w:rPr>
     </w:lvl>
   </w:abstractNum>
-  <w:abstractNum w:abstractNumId="8" w15:restartNumberingAfterBreak="0">
+  <w:abstractNum w:abstractNumId="11" w15:restartNumberingAfterBreak="0">
     <w:nsid w:val="7CEF3451"/>
     <w:multiLevelType w:val="multilevel"/>
     <w:tmpl w:val="6D8AAD26"/>
@@ -3223,7 +3931,7 @@
       </w:rPr>
     </w:lvl>
   </w:abstractNum>
-  <w:abstractNum w:abstractNumId="9" w15:restartNumberingAfterBreak="0">
+  <w:abstractNum w:abstractNumId="12" w15:restartNumberingAfterBreak="0">
     <w:nsid w:val="7EFA1029"/>
     <w:multiLevelType w:val="multilevel"/>
     <w:tmpl w:val="36F021C8"/>
@@ -3373,36 +4081,53 @@
     </w:lvl>
   </w:abstractNum>
   <w:num w:numId="1" w16cid:durableId="2093963678">
-    <w:abstractNumId w:val="8"/>
+    <w:abstractNumId w:val="11"/>
   </w:num>
   <w:num w:numId="2" w16cid:durableId="317617543">
-    <w:abstractNumId w:val="3"/>
+    <w:abstractNumId w:val="5"/>
   </w:num>
   <w:num w:numId="3" w16cid:durableId="1671130478">
-    <w:abstractNumId w:val="1"/>
+    <w:abstractNumId w:val="2"/>
   </w:num>
   <w:num w:numId="4" w16cid:durableId="1654332153">
+    <w:abstractNumId w:val="6"/>
+  </w:num>
+  <w:num w:numId="5" w16cid:durableId="1141269614">
+    <w:abstractNumId w:val="7"/>
+  </w:num>
+  <w:num w:numId="6" w16cid:durableId="1501653405">
     <w:abstractNumId w:val="4"/>
   </w:num>
-  <w:num w:numId="5" w16cid:durableId="1141269614">
-    <w:abstractNumId w:val="5"/>
-  </w:num>
-  <w:num w:numId="6" w16cid:durableId="1501653405">
-    <w:abstractNumId w:val="2"/>
-  </w:num>
   <w:num w:numId="7" w16cid:durableId="698548273">
-    <w:abstractNumId w:val="7"/>
+    <w:abstractNumId w:val="10"/>
   </w:num>
   <w:num w:numId="8" w16cid:durableId="676612462">
-    <w:abstractNumId w:val="9"/>
+    <w:abstractNumId w:val="12"/>
   </w:num>
   <w:num w:numId="9" w16cid:durableId="1936787102">
-    <w:abstractNumId w:val="6"/>
+    <w:abstractNumId w:val="9"/>
   </w:num>
   <w:num w:numId="10" w16cid:durableId="1246961021">
     <w:abstractNumId w:val="0"/>
   </w:num>
+  <w:num w:numId="11" w16cid:durableId="1222711021">
+    <w:abstractNumId w:val="8"/>
+  </w:num>
+  <w:num w:numId="12" w16cid:durableId="1187131626">
+    <w:abstractNumId w:val="1"/>
+  </w:num>
+  <w:num w:numId="13" w16cid:durableId="1335379666">
+    <w:abstractNumId w:val="3"/>
+  </w:num>
 </w:numbering>
+</file>
+
+<file path=word/people.xml><?xml version="1.0" encoding="utf-8"?>
+<w15:people xmlns:wpc="http://schemas.microsoft.com/office/word/2010/wordprocessingCanvas" xmlns:cx="http://schemas.microsoft.com/office/drawing/2014/chartex" xmlns:cx1="http://schemas.microsoft.com/office/drawing/2015/9/8/chartex" xmlns:cx2="http://schemas.microsoft.com/office/drawing/2015/10/21/chartex" xmlns:cx3="http://schemas.microsoft.com/office/drawing/2016/5/9/chartex" xmlns:cx4="http://schemas.microsoft.com/office/drawing/2016/5/10/chartex" xmlns:cx5="http://schemas.microsoft.com/office/drawing/2016/5/11/chartex" xmlns:cx6="http://schemas.microsoft.com/office/drawing/2016/5/12/chartex" xmlns:cx7="http://schemas.microsoft.com/office/drawing/2016/5/13/chartex" xmlns:cx8="http://schemas.microsoft.com/office/drawing/2016/5/14/chartex" xmlns:mc="http://schemas.openxmlformats.org/markup-compatibility/2006" xmlns:aink="http://schemas.microsoft.com/office/drawing/2016/ink" xmlns:am3d="http://schemas.microsoft.com/office/drawing/2017/model3d" xmlns:o="urn:schemas-microsoft-com:office:office" xmlns:oel="http://schemas.microsoft.com/office/2019/extlst" xmlns:r="http://schemas.openxmlformats.org/officeDocument/2006/relationships" xmlns:m="http://schemas.openxmlformats.org/officeDocument/2006/math" xmlns:v="urn:schemas-microsoft-com:vml" xmlns:wp14="http://schemas.microsoft.com/office/word/2010/wordprocessingDrawing" xmlns:wp="http://schemas.openxmlformats.org/drawingml/2006/wordprocessingDrawing" xmlns:w10="urn:schemas-microsoft-com:office:word" xmlns:w="http://schemas.openxmlformats.org/wordprocessingml/2006/main" xmlns:w14="http://schemas.microsoft.com/office/word/2010/wordml" xmlns:w15="http://schemas.microsoft.com/office/word/2012/wordml" xmlns:w16cex="http://schemas.microsoft.com/office/word/2018/wordml/cex" xmlns:w16cid="http://schemas.microsoft.com/office/word/2016/wordml/cid" xmlns:w16="http://schemas.microsoft.com/office/word/2018/wordml" xmlns:w16sdtdh="http://schemas.microsoft.com/office/word/2020/wordml/sdtdatahash" xmlns:w16se="http://schemas.microsoft.com/office/word/2015/wordml/symex" xmlns:wpg="http://schemas.microsoft.com/office/word/2010/wordprocessingGroup" xmlns:wpi="http://schemas.microsoft.com/office/word/2010/wordprocessingInk" xmlns:wne="http://schemas.microsoft.com/office/word/2006/wordml" xmlns:wps="http://schemas.microsoft.com/office/word/2010/wordprocessingShape" mc:Ignorable="w14 w15 w16se w16cid w16 w16cex w16sdtdh wp14">
+  <w15:person w15:author="Antonio João Nascimento Dantas / SUAFI">
+    <w15:presenceInfo w15:providerId="AD" w15:userId="S::antonio.dantas@cnseg.org.br::52899634-6c48-46d3-9b9b-877e0f74885f"/>
+  </w15:person>
+</w15:people>
 </file>
 
 <file path=word/styles.xml><?xml version="1.0" encoding="utf-8"?>
@@ -4400,6 +5125,74 @@
     <w:uiPriority w:val="99"/>
     <w:rsid w:val="00277138"/>
   </w:style>
+  <w:style w:type="character" w:styleId="Refdecomentrio">
+    <w:name w:val="annotation reference"/>
+    <w:basedOn w:val="Fontepargpadro"/>
+    <w:uiPriority w:val="99"/>
+    <w:semiHidden/>
+    <w:unhideWhenUsed/>
+    <w:rsid w:val="007A2F00"/>
+    <w:rPr>
+      <w:sz w:val="16"/>
+      <w:szCs w:val="16"/>
+    </w:rPr>
+  </w:style>
+  <w:style w:type="paragraph" w:styleId="Textodecomentrio">
+    <w:name w:val="annotation text"/>
+    <w:basedOn w:val="Normal"/>
+    <w:link w:val="TextodecomentrioChar"/>
+    <w:uiPriority w:val="99"/>
+    <w:semiHidden/>
+    <w:unhideWhenUsed/>
+    <w:rsid w:val="007A2F00"/>
+    <w:pPr>
+      <w:spacing w:line="240" w:lineRule="auto"/>
+    </w:pPr>
+    <w:rPr>
+      <w:sz w:val="20"/>
+      <w:szCs w:val="20"/>
+    </w:rPr>
+  </w:style>
+  <w:style w:type="character" w:customStyle="1" w:styleId="TextodecomentrioChar">
+    <w:name w:val="Texto de comentário Char"/>
+    <w:basedOn w:val="Fontepargpadro"/>
+    <w:link w:val="Textodecomentrio"/>
+    <w:uiPriority w:val="99"/>
+    <w:semiHidden/>
+    <w:rsid w:val="007A2F00"/>
+    <w:rPr>
+      <w:sz w:val="20"/>
+      <w:szCs w:val="20"/>
+    </w:rPr>
+  </w:style>
+  <w:style w:type="paragraph" w:styleId="Assuntodocomentrio">
+    <w:name w:val="annotation subject"/>
+    <w:basedOn w:val="Textodecomentrio"/>
+    <w:next w:val="Textodecomentrio"/>
+    <w:link w:val="AssuntodocomentrioChar"/>
+    <w:uiPriority w:val="99"/>
+    <w:semiHidden/>
+    <w:unhideWhenUsed/>
+    <w:rsid w:val="007A2F00"/>
+    <w:rPr>
+      <w:b/>
+      <w:bCs/>
+    </w:rPr>
+  </w:style>
+  <w:style w:type="character" w:customStyle="1" w:styleId="AssuntodocomentrioChar">
+    <w:name w:val="Assunto do comentário Char"/>
+    <w:basedOn w:val="TextodecomentrioChar"/>
+    <w:link w:val="Assuntodocomentrio"/>
+    <w:uiPriority w:val="99"/>
+    <w:semiHidden/>
+    <w:rsid w:val="007A2F00"/>
+    <w:rPr>
+      <w:b/>
+      <w:bCs/>
+      <w:sz w:val="20"/>
+      <w:szCs w:val="20"/>
+    </w:rPr>
+  </w:style>
 </w:styles>
 </file>
 

--- a/Insurminds/Desafio 2/agente_chatbotseguro/Relatório de Implementação.docx
+++ b/Insurminds/Desafio 2/agente_chatbotseguro/Relatório de Implementação.docx
@@ -15,7 +15,23 @@
           <w:b/>
           <w:bCs/>
         </w:rPr>
-        <w:t>Relatório Técnico de Implementação: Agente Inteligente Chatbot Seguro</w:t>
+        <w:t xml:space="preserve">Relatório Técnico de Implementação: Agente Inteligente </w:t>
+      </w:r>
+      <w:proofErr w:type="spellStart"/>
+      <w:r>
+        <w:rPr>
+          <w:b/>
+          <w:bCs/>
+        </w:rPr>
+        <w:t>Chatbot</w:t>
+      </w:r>
+      <w:proofErr w:type="spellEnd"/>
+      <w:r>
+        <w:rPr>
+          <w:b/>
+          <w:bCs/>
+        </w:rPr>
+        <w:t xml:space="preserve"> Seguro</w:t>
       </w:r>
     </w:p>
     <w:p>
@@ -43,7 +59,15 @@
     </w:p>
     <w:p>
       <w:r>
-        <w:t>A transformação digital no setor de seguros transcendeu a simples digitalização de processos; estamos em uma era onde a agilidade na resposta e o rigor técnico são componentes indissociáveis da excelência operacional. Em um ecossistema de apólices densas e normas regulatórias voláteis, o atendimento ao cliente exige uma simbiose perfeita entre a fluidez da linguagem natural e a precisão dos dados contratuais. Este projeto, concebido pelo grupo Sintoni-IA, posiciona-se estrategicamente para converter a complexidade documental em resoluções imediatas, garantindo que a tecnologia atue como um facilitador de confiança e conformidade.</w:t>
+        <w:t xml:space="preserve">A transformação digital no setor de seguros transcendeu a simples digitalização de processos; estamos em uma era onde a agilidade na resposta e o rigor técnico são componentes indissociáveis da excelência operacional. Em um ecossistema de apólices densas e normas regulatórias voláteis, o atendimento ao cliente exige uma simbiose perfeita entre a fluidez da linguagem natural e a precisão dos dados contratuais. Este projeto, concebido pelo grupo </w:t>
+      </w:r>
+      <w:proofErr w:type="spellStart"/>
+      <w:r>
+        <w:t>Sintoni-IA</w:t>
+      </w:r>
+      <w:proofErr w:type="spellEnd"/>
+      <w:r>
+        <w:t>, posiciona-se estrategicamente para converter a complexidade documental em resoluções imediatas, garantindo que a tecnologia atue como um facilitador de confiança e conformidade.</w:t>
       </w:r>
     </w:p>
     <w:p/>
@@ -89,7 +113,15 @@
         <w:t>Inteligência Contextual e RAG:</w:t>
       </w:r>
       <w:r>
-        <w:t xml:space="preserve"> Implementa a técnica de Recuperação Aumentada por Geração (RAG), utilizando a pasta /rag_docs como a "fonte da verdade" absoluta. Ao fundamentar a geração de texto em documentos técnicos reais, mitigamos drasticamente o risco de alucinações, assegurando que cada resposta seja juridicamente e tecnicamente fundamentada.</w:t>
+        <w:t xml:space="preserve"> Implementa a técnica de Recuperação Aumentada por Geração (RAG), utilizando a pasta /</w:t>
+      </w:r>
+      <w:proofErr w:type="spellStart"/>
+      <w:r>
+        <w:t>rag_docs</w:t>
+      </w:r>
+      <w:proofErr w:type="spellEnd"/>
+      <w:r>
+        <w:t xml:space="preserve"> como a "fonte da verdade" absoluta. Ao fundamentar a geração de texto em documentos técnicos reais, mitigamos drasticamente o risco de alucinações, assegurando que cada resposta seja juridicamente e tecnicamente fundamentada.</w:t>
       </w:r>
     </w:p>
     <w:p>
@@ -148,18 +180,29 @@
           <w:i/>
           <w:iCs/>
         </w:rPr>
-        <w:t>Cloud-Native</w:t>
-      </w:r>
-      <w:r>
-        <w:t xml:space="preserve"> e </w:t>
-      </w:r>
+        <w:t>Cloud-</w:t>
+      </w:r>
+      <w:proofErr w:type="spellStart"/>
       <w:r>
         <w:rPr>
           <w:i/>
           <w:iCs/>
         </w:rPr>
+        <w:t>Native</w:t>
+      </w:r>
+      <w:proofErr w:type="spellEnd"/>
+      <w:r>
+        <w:t xml:space="preserve"> e </w:t>
+      </w:r>
+      <w:proofErr w:type="spellStart"/>
+      <w:r>
+        <w:rPr>
+          <w:i/>
+          <w:iCs/>
+        </w:rPr>
         <w:t>Serverless</w:t>
       </w:r>
+      <w:proofErr w:type="spellEnd"/>
       <w:r>
         <w:t>, escolhas deliberadas para garantir escalabilidade automática e resiliência. No mercado de seguros, onde eventos inesperados podem gerar picos súbitos de demanda, a capacidade de expansão instantânea — e a retração para o custo zero em períodos de inatividade — é um diferencial competitivo vital para a saúde financeira da operação.</w:t>
       </w:r>
@@ -173,6 +216,7 @@
           <w:b/>
           <w:bCs/>
         </w:rPr>
+        <w:lastRenderedPageBreak/>
         <w:t>Representação do Fluxo de Dados:</w:t>
       </w:r>
     </w:p>
@@ -194,10 +238,34 @@
           <w:b/>
           <w:bCs/>
         </w:rPr>
-        <w:t>Interface Streamlit:</w:t>
-      </w:r>
-      <w:r>
-        <w:t xml:space="preserve"> Front-end da aplicação rodando na </w:t>
+        <w:t xml:space="preserve">Interface </w:t>
+      </w:r>
+      <w:proofErr w:type="spellStart"/>
+      <w:r>
+        <w:rPr>
+          <w:b/>
+          <w:bCs/>
+        </w:rPr>
+        <w:t>Streamlit</w:t>
+      </w:r>
+      <w:proofErr w:type="spellEnd"/>
+      <w:r>
+        <w:rPr>
+          <w:b/>
+          <w:bCs/>
+        </w:rPr>
+        <w:t>:</w:t>
+      </w:r>
+      <w:r>
+        <w:t xml:space="preserve"> Front-</w:t>
+      </w:r>
+      <w:proofErr w:type="spellStart"/>
+      <w:r>
+        <w:t>end</w:t>
+      </w:r>
+      <w:proofErr w:type="spellEnd"/>
+      <w:r>
+        <w:t xml:space="preserve"> da aplicação rodando na </w:t>
       </w:r>
       <w:r>
         <w:rPr>
@@ -216,19 +284,75 @@
           <w:b/>
           <w:bCs/>
         </w:rPr>
-        <w:t>Orquestração LangChain/OpenRouter:</w:t>
-      </w:r>
-      <w:r>
-        <w:t xml:space="preserve"> Atua como o cérebro logístico, conectando a interface aos modelos de linguagem de larga escala (LLMs) e ao motor de busca.</w:t>
-      </w:r>
-    </w:p>
-    <w:p>
-      <w:r>
-        <w:rPr>
-          <w:b/>
-          <w:bCs/>
-        </w:rPr>
-        <w:t>Base Vetorial (RAG Docs):</w:t>
+        <w:t xml:space="preserve">Orquestração </w:t>
+      </w:r>
+      <w:proofErr w:type="spellStart"/>
+      <w:r>
+        <w:rPr>
+          <w:b/>
+          <w:bCs/>
+        </w:rPr>
+        <w:t>LangChain</w:t>
+      </w:r>
+      <w:proofErr w:type="spellEnd"/>
+      <w:r>
+        <w:rPr>
+          <w:b/>
+          <w:bCs/>
+        </w:rPr>
+        <w:t>/</w:t>
+      </w:r>
+      <w:proofErr w:type="spellStart"/>
+      <w:r>
+        <w:rPr>
+          <w:b/>
+          <w:bCs/>
+        </w:rPr>
+        <w:t>OpenRouter</w:t>
+      </w:r>
+      <w:proofErr w:type="spellEnd"/>
+      <w:r>
+        <w:rPr>
+          <w:b/>
+          <w:bCs/>
+        </w:rPr>
+        <w:t>:</w:t>
+      </w:r>
+      <w:r>
+        <w:t xml:space="preserve"> Atua como o cérebro logístico, conectando a interface aos modelos de linguagem de larga escala (</w:t>
+      </w:r>
+      <w:proofErr w:type="spellStart"/>
+      <w:r>
+        <w:t>LLMs</w:t>
+      </w:r>
+      <w:proofErr w:type="spellEnd"/>
+      <w:r>
+        <w:t>) e ao motor de busca.</w:t>
+      </w:r>
+    </w:p>
+    <w:p>
+      <w:r>
+        <w:rPr>
+          <w:b/>
+          <w:bCs/>
+        </w:rPr>
+        <w:t xml:space="preserve">Base Vetorial (RAG </w:t>
+      </w:r>
+      <w:proofErr w:type="spellStart"/>
+      <w:r>
+        <w:rPr>
+          <w:b/>
+          <w:bCs/>
+        </w:rPr>
+        <w:t>Docs</w:t>
+      </w:r>
+      <w:proofErr w:type="spellEnd"/>
+      <w:r>
+        <w:rPr>
+          <w:b/>
+          <w:bCs/>
+        </w:rPr>
+        <w:t>):</w:t>
       </w:r>
       <w:r>
         <w:t xml:space="preserve"> Recupera o contexto técnico necessário a partir da indexação de manuais e apólices.</w:t>
@@ -240,10 +364,34 @@
           <w:b/>
           <w:bCs/>
         </w:rPr>
-        <w:t>Execução GCP Cloud Run:</w:t>
-      </w:r>
-      <w:r>
-        <w:t xml:space="preserve"> Ambiente de containerização que hospeda a lógica da aplicação em infraestrutura gerenciada e escalável.</w:t>
+        <w:t xml:space="preserve">Execução GCP Cloud </w:t>
+      </w:r>
+      <w:proofErr w:type="spellStart"/>
+      <w:r>
+        <w:rPr>
+          <w:b/>
+          <w:bCs/>
+        </w:rPr>
+        <w:t>Run</w:t>
+      </w:r>
+      <w:proofErr w:type="spellEnd"/>
+      <w:r>
+        <w:rPr>
+          <w:b/>
+          <w:bCs/>
+        </w:rPr>
+        <w:t>:</w:t>
+      </w:r>
+      <w:r>
+        <w:t xml:space="preserve"> Ambiente de </w:t>
+      </w:r>
+      <w:proofErr w:type="spellStart"/>
+      <w:r>
+        <w:t>containerização</w:t>
+      </w:r>
+      <w:proofErr w:type="spellEnd"/>
+      <w:r>
+        <w:t xml:space="preserve"> que hospeda a lógica da aplicação em infraestrutura gerenciada e escalável.</w:t>
       </w:r>
     </w:p>
     <w:p/>
@@ -427,7 +575,15 @@
           </w:tcPr>
           <w:p>
             <w:r>
-              <w:t>Base otimizada que reduz drasticamente o tamanho da imagem Docker, acelerando o deploy e minimizando a superfície de ataque por excluir pacotes desnecessários.</w:t>
+              <w:t xml:space="preserve">Base otimizada que reduz drasticamente o tamanho da imagem Docker, acelerando o </w:t>
+            </w:r>
+            <w:proofErr w:type="spellStart"/>
+            <w:r>
+              <w:t>deploy</w:t>
+            </w:r>
+            <w:proofErr w:type="spellEnd"/>
+            <w:r>
+              <w:t xml:space="preserve"> e minimizando a superfície de ataque por excluir pacotes desnecessários.</w:t>
             </w:r>
           </w:p>
         </w:tc>
@@ -459,9 +615,11 @@
             <w:hideMark/>
           </w:tcPr>
           <w:p>
+            <w:proofErr w:type="spellStart"/>
             <w:r>
               <w:t>LangChain</w:t>
             </w:r>
+            <w:proofErr w:type="spellEnd"/>
           </w:p>
         </w:tc>
         <w:tc>
@@ -511,9 +669,11 @@
             <w:hideMark/>
           </w:tcPr>
           <w:p>
+            <w:proofErr w:type="spellStart"/>
             <w:r>
               <w:t>Streamlit</w:t>
             </w:r>
+            <w:proofErr w:type="spellEnd"/>
           </w:p>
         </w:tc>
         <w:tc>
@@ -557,8 +717,17 @@
                 <w:b/>
                 <w:bCs/>
               </w:rPr>
-              <w:t>Infraestrutura e DevOps</w:t>
+              <w:t xml:space="preserve">Infraestrutura e </w:t>
             </w:r>
+            <w:proofErr w:type="spellStart"/>
+            <w:r>
+              <w:rPr>
+                <w:b/>
+                <w:bCs/>
+              </w:rPr>
+              <w:t>DevOps</w:t>
+            </w:r>
+            <w:proofErr w:type="spellEnd"/>
           </w:p>
         </w:tc>
         <w:tc>
@@ -626,8 +795,13 @@
           </w:tcPr>
           <w:p>
             <w:r>
-              <w:t>GitHub Actions</w:t>
+              <w:t xml:space="preserve">GitHub </w:t>
             </w:r>
+            <w:proofErr w:type="spellStart"/>
+            <w:r>
+              <w:t>Actions</w:t>
+            </w:r>
+            <w:proofErr w:type="spellEnd"/>
           </w:p>
         </w:tc>
         <w:tc>
@@ -644,11 +818,40 @@
           </w:tcPr>
           <w:p>
             <w:r>
-              <w:t>Automação total do pipeline de CI/CD, permitindo entregas contínuas e seguras diretamente na branch master</w:t>
+              <w:t xml:space="preserve">Automação total do pipeline de CI/CD, permitindo entregas contínuas e seguras diretamente na </w:t>
+            </w:r>
+            <w:proofErr w:type="spellStart"/>
+            <w:r>
+              <w:t>branch</w:t>
+            </w:r>
+            <w:proofErr w:type="spellEnd"/>
+            <w:r>
+              <w:t xml:space="preserve"> master</w:t>
             </w:r>
             <w:r>
-              <w:t>, aonde é enviada a imagem do Docker para a GCP Artifact Registry, que depois tem o deploy executado na GCP CloudRun</w:t>
+              <w:t xml:space="preserve">, aonde é enviada a imagem do Docker para a GCP </w:t>
             </w:r>
+            <w:proofErr w:type="spellStart"/>
+            <w:r>
+              <w:t>Artifact</w:t>
+            </w:r>
+            <w:proofErr w:type="spellEnd"/>
+            <w:r>
+              <w:t xml:space="preserve"> Registry, que depois tem o </w:t>
+            </w:r>
+            <w:proofErr w:type="spellStart"/>
+            <w:r>
+              <w:t>deploy</w:t>
+            </w:r>
+            <w:proofErr w:type="spellEnd"/>
+            <w:r>
+              <w:t xml:space="preserve"> executado na GCP </w:t>
+            </w:r>
+            <w:proofErr w:type="spellStart"/>
+            <w:r>
+              <w:t>CloudRun</w:t>
+            </w:r>
+            <w:proofErr w:type="spellEnd"/>
           </w:p>
         </w:tc>
       </w:tr>
@@ -680,7 +883,15 @@
           </w:tcPr>
           <w:p>
             <w:r>
-              <w:t>GCP Artifact Registry</w:t>
+              <w:t xml:space="preserve">GCP </w:t>
+            </w:r>
+            <w:proofErr w:type="spellStart"/>
+            <w:r>
+              <w:t>Artifact</w:t>
+            </w:r>
+            <w:proofErr w:type="spellEnd"/>
+            <w:r>
+              <w:t xml:space="preserve"> Registry</w:t>
             </w:r>
           </w:p>
         </w:tc>
@@ -732,8 +943,13 @@
           </w:tcPr>
           <w:p>
             <w:r>
-              <w:t>GCP Cloud Run</w:t>
+              <w:t xml:space="preserve">GCP Cloud </w:t>
             </w:r>
+            <w:proofErr w:type="spellStart"/>
+            <w:r>
+              <w:t>Run</w:t>
+            </w:r>
+            <w:proofErr w:type="spellEnd"/>
           </w:p>
         </w:tc>
         <w:tc>
@@ -750,8 +966,17 @@
           </w:tcPr>
           <w:p>
             <w:r>
-              <w:t xml:space="preserve">Hospedagem serverless que oferece alta performance, suporte a </w:t>
+              <w:t xml:space="preserve">Hospedagem </w:t>
             </w:r>
+            <w:proofErr w:type="spellStart"/>
+            <w:r>
+              <w:t>serverless</w:t>
+            </w:r>
+            <w:proofErr w:type="spellEnd"/>
+            <w:r>
+              <w:t xml:space="preserve"> que oferece alta performance, suporte a </w:t>
+            </w:r>
+            <w:proofErr w:type="spellStart"/>
             <w:r>
               <w:rPr>
                 <w:i/>
@@ -759,8 +984,17 @@
               </w:rPr>
               <w:t>statelessness</w:t>
             </w:r>
+            <w:proofErr w:type="spellEnd"/>
             <w:r>
-              <w:t xml:space="preserve"> e economia via "escala a zero" (pay-per-use).</w:t>
+              <w:t xml:space="preserve"> e economia via "escala a zero" (</w:t>
+            </w:r>
+            <w:proofErr w:type="spellStart"/>
+            <w:r>
+              <w:t>pay</w:t>
+            </w:r>
+            <w:proofErr w:type="spellEnd"/>
+            <w:r>
+              <w:t>-per-use).</w:t>
             </w:r>
           </w:p>
         </w:tc>
@@ -769,9 +1003,48 @@
     <w:p/>
     <w:p>
       <w:r>
-        <w:t>A combinação do Cloud Run com o Artifact Registry permite que a seguradora mantenha uma infraestrutura enxuta e de baixo custo fixo. Esta robustez técnica é o que assegura que as especificações de IA detalhadas a seguir operem com máxima eficiência.</w:t>
-      </w:r>
-    </w:p>
+        <w:t xml:space="preserve">A combinação do Cloud </w:t>
+      </w:r>
+      <w:proofErr w:type="spellStart"/>
+      <w:r>
+        <w:t>Run</w:t>
+      </w:r>
+      <w:proofErr w:type="spellEnd"/>
+      <w:r>
+        <w:t xml:space="preserve"> com o </w:t>
+      </w:r>
+      <w:proofErr w:type="spellStart"/>
+      <w:r>
+        <w:t>Artifact</w:t>
+      </w:r>
+      <w:proofErr w:type="spellEnd"/>
+      <w:r>
+        <w:t xml:space="preserve"> Registry permite que a seguradora mantenha uma infraestrutura enxuta e de baixo custo fixo. Esta robustez técnica é o que assegura que as especificações de IA detalhadas a seguir operem com máxima eficiência.</w:t>
+      </w:r>
+    </w:p>
+    <w:p>
+      <w:r>
+        <w:lastRenderedPageBreak/>
+        <w:t xml:space="preserve">O pipeline de CI/CD automatizado via GitHub </w:t>
+      </w:r>
+      <w:proofErr w:type="spellStart"/>
+      <w:r>
+        <w:t>Actions</w:t>
+      </w:r>
+      <w:proofErr w:type="spellEnd"/>
+      <w:r>
+        <w:t xml:space="preserve"> garante que qualquer nova norma ou manual inserido na pasta /</w:t>
+      </w:r>
+      <w:proofErr w:type="spellStart"/>
+      <w:r>
+        <w:t>rag_docs</w:t>
+      </w:r>
+      <w:proofErr w:type="spellEnd"/>
+      <w:r>
+        <w:t xml:space="preserve"> seja rapidamente processado e disponibilizado em produção com estabilidade, mantendo a agilidade necessária para o cumprimento de normas regulatórias.</w:t>
+      </w:r>
+    </w:p>
+    <w:p/>
     <w:p>
       <w:pPr>
         <w:rPr>
@@ -789,19 +1062,44 @@
     </w:p>
     <w:p>
       <w:r>
-        <w:t>A inteligência da solução é orquestrada via LangChain, que atua como o mediador entre a necessidade do usuário e o vasto repositório de dados técnicos da seguradora. O papel do framework é garantir que a IA generativa não opere em vácuo, mas sim dentro das fronteiras contextuais definidas pelo negócio.</w:t>
-      </w:r>
-    </w:p>
-    <w:p>
-      <w:r>
-        <w:rPr>
-          <w:b/>
-          <w:bCs/>
-        </w:rPr>
-        <w:t>Deep Dive Técnico:</w:t>
-      </w:r>
-      <w:r>
-        <w:t xml:space="preserve"> O mecanismo de RAG utiliza o modelo de embedding local </w:t>
+        <w:t xml:space="preserve">A inteligência da solução é orquestrada via </w:t>
+      </w:r>
+      <w:proofErr w:type="spellStart"/>
+      <w:r>
+        <w:t>LangChain</w:t>
+      </w:r>
+      <w:proofErr w:type="spellEnd"/>
+      <w:r>
+        <w:t>, que atua como o mediador entre a necessidade do usuário e o vasto repositório de dados técnicos da seguradora. O papel do framework é garantir que a IA generativa não opere em vácuo, mas sim dentro das fronteiras contextuais definidas pelo negócio.</w:t>
+      </w:r>
+    </w:p>
+    <w:p>
+      <w:proofErr w:type="spellStart"/>
+      <w:r>
+        <w:rPr>
+          <w:b/>
+          <w:bCs/>
+        </w:rPr>
+        <w:t>Deep</w:t>
+      </w:r>
+      <w:proofErr w:type="spellEnd"/>
+      <w:r>
+        <w:rPr>
+          <w:b/>
+          <w:bCs/>
+        </w:rPr>
+        <w:t xml:space="preserve"> Dive Técnico:</w:t>
+      </w:r>
+      <w:r>
+        <w:t xml:space="preserve"> O mecanismo de RAG utiliza o modelo de </w:t>
+      </w:r>
+      <w:proofErr w:type="spellStart"/>
+      <w:r>
+        <w:t>embedding</w:t>
+      </w:r>
+      <w:proofErr w:type="spellEnd"/>
+      <w:r>
+        <w:t xml:space="preserve"> local </w:t>
       </w:r>
       <w:r>
         <w:rPr>
@@ -811,8 +1109,33 @@
         <w:t>all-MiniLM-L6-v2</w:t>
       </w:r>
       <w:r>
-        <w:t xml:space="preserve"> para vetorizar os documentos da pasta /rag_docs. Seguindo as melhores práticas para ambientes Cloud Run, implementamos o script huggingface_models_download.py durante a etapa de build do Docker. Esta estratégia de pré-carregamento evita que o container tente baixar mais de 500MB de pesos de modelo durante o </w:t>
-      </w:r>
+        <w:t xml:space="preserve"> para vetorizar os documentos da pasta /</w:t>
+      </w:r>
+      <w:proofErr w:type="spellStart"/>
+      <w:r>
+        <w:t>rag_docs</w:t>
+      </w:r>
+      <w:proofErr w:type="spellEnd"/>
+      <w:r>
+        <w:t xml:space="preserve">. Seguindo as melhores práticas para ambientes Cloud </w:t>
+      </w:r>
+      <w:proofErr w:type="spellStart"/>
+      <w:r>
+        <w:t>Run</w:t>
+      </w:r>
+      <w:proofErr w:type="spellEnd"/>
+      <w:r>
+        <w:t xml:space="preserve">, implementamos o script huggingface_models_download.py durante a etapa de build do Docker. Esta estratégia de </w:t>
+      </w:r>
+      <w:proofErr w:type="spellStart"/>
+      <w:r>
+        <w:t>pré-carregamento</w:t>
+      </w:r>
+      <w:proofErr w:type="spellEnd"/>
+      <w:r>
+        <w:t xml:space="preserve"> evita que o container tente baixar mais de 500MB de pesos de modelo durante o </w:t>
+      </w:r>
+      <w:proofErr w:type="spellStart"/>
       <w:r>
         <w:rPr>
           <w:i/>
@@ -820,6 +1143,7 @@
         </w:rPr>
         <w:t>runtime</w:t>
       </w:r>
+      <w:proofErr w:type="spellEnd"/>
       <w:r>
         <w:t xml:space="preserve">, eliminando latências de </w:t>
       </w:r>
@@ -858,7 +1182,31 @@
     </w:p>
     <w:p>
       <w:r>
-        <w:t>A descentralização da inteligência — utilizando embeddings locais para a busca semântica e LLMs via OpenRouter para a síntese da resposta — equilibra performance e soberania dos dados. O processamento pesado de busca ocorre internamente, reduzindo custos de API e mantendo a lógica de negócio sob controle da infraestrutura própria. Essa arquitetura reflete diretamente na fluidez dos fluxos operacionais.</w:t>
+        <w:t xml:space="preserve">A descentralização da inteligência — utilizando </w:t>
+      </w:r>
+      <w:proofErr w:type="spellStart"/>
+      <w:r>
+        <w:t>embeddings</w:t>
+      </w:r>
+      <w:proofErr w:type="spellEnd"/>
+      <w:r>
+        <w:t xml:space="preserve"> locais para a busca semântica e </w:t>
+      </w:r>
+      <w:proofErr w:type="spellStart"/>
+      <w:r>
+        <w:t>LLMs</w:t>
+      </w:r>
+      <w:proofErr w:type="spellEnd"/>
+      <w:r>
+        <w:t xml:space="preserve"> via </w:t>
+      </w:r>
+      <w:proofErr w:type="spellStart"/>
+      <w:r>
+        <w:t>OpenRouter</w:t>
+      </w:r>
+      <w:proofErr w:type="spellEnd"/>
+      <w:r>
+        <w:t xml:space="preserve"> para a síntese da resposta — equilibra performance e soberania dos dados. O processamento pesado de busca ocorre internamente, reduzindo custos de API e mantendo a lógica de negócio sob controle da infraestrutura própria. Essa arquitetura reflete diretamente na fluidez dos fluxos operacionais.</w:t>
       </w:r>
     </w:p>
     <w:p/>
@@ -929,10 +1277,50 @@
           <w:b/>
           <w:bCs/>
         </w:rPr>
-        <w:t>Eficiência de Deploy:</w:t>
-      </w:r>
-      <w:r>
-        <w:t xml:space="preserve"> O uso do processo de "Warm-up" (comando RUN python agente_chatbotseguro.py no Dockerfile) assegura que a base vetorial seja indexada durante o build. Assim, o serviço já sobe em produção pronto para responder, mesmo após atualizações de manuais.</w:t>
+        <w:t xml:space="preserve">Eficiência de </w:t>
+      </w:r>
+      <w:proofErr w:type="spellStart"/>
+      <w:r>
+        <w:rPr>
+          <w:b/>
+          <w:bCs/>
+        </w:rPr>
+        <w:t>Deploy</w:t>
+      </w:r>
+      <w:proofErr w:type="spellEnd"/>
+      <w:r>
+        <w:rPr>
+          <w:b/>
+          <w:bCs/>
+        </w:rPr>
+        <w:t>:</w:t>
+      </w:r>
+      <w:r>
+        <w:t xml:space="preserve"> O uso do processo de "</w:t>
+      </w:r>
+      <w:proofErr w:type="spellStart"/>
+      <w:r>
+        <w:t>Warm-up</w:t>
+      </w:r>
+      <w:proofErr w:type="spellEnd"/>
+      <w:r>
+        <w:t xml:space="preserve">" (comando RUN </w:t>
+      </w:r>
+      <w:proofErr w:type="spellStart"/>
+      <w:r>
+        <w:t>python</w:t>
+      </w:r>
+      <w:proofErr w:type="spellEnd"/>
+      <w:r>
+        <w:t xml:space="preserve"> agente_chatbotseguro.py no </w:t>
+      </w:r>
+      <w:proofErr w:type="spellStart"/>
+      <w:r>
+        <w:t>Dockerfile</w:t>
+      </w:r>
+      <w:proofErr w:type="spellEnd"/>
+      <w:r>
+        <w:t>) assegura que a base vetorial seja indexada durante o build. Assim, o serviço já sobe em produção pronto para responder, mesmo após atualizações de manuais.</w:t>
       </w:r>
     </w:p>
     <w:p>
@@ -950,7 +1338,32 @@
         <w:t>Rastreabilidade Superior:</w:t>
       </w:r>
       <w:r>
-        <w:t xml:space="preserve"> Cada atendimento gera um protocolo automático seguindo a lógica NNNNDDMMYY. O prefixo NNNN é um número inteiro aleatório de 4 dígitos (randint(1, 9999) formatado como :04d), seguido pela data, garantindo identificadores únicos (ex: 0842240524) para auditoria.</w:t>
+        <w:t xml:space="preserve"> Cada atendimento gera um protocolo automático seguindo a lógica NNNNDDMMYY. O prefixo NNNN é um número inteiro aleatório </w:t>
+      </w:r>
+      <w:r>
+        <w:lastRenderedPageBreak/>
+        <w:t>de 4 dígitos (</w:t>
+      </w:r>
+      <w:proofErr w:type="spellStart"/>
+      <w:proofErr w:type="gramStart"/>
+      <w:r>
+        <w:t>randint</w:t>
+      </w:r>
+      <w:proofErr w:type="spellEnd"/>
+      <w:r>
+        <w:t>(</w:t>
+      </w:r>
+      <w:proofErr w:type="gramEnd"/>
+      <w:r>
+        <w:t>1, 9999) formatado como :04d), seguido pela data, garantindo identificadores únicos (</w:t>
+      </w:r>
+      <w:proofErr w:type="spellStart"/>
+      <w:r>
+        <w:t>ex</w:t>
+      </w:r>
+      <w:proofErr w:type="spellEnd"/>
+      <w:r>
+        <w:t>: 0842240524) para auditoria.</w:t>
       </w:r>
     </w:p>
     <w:p>
@@ -968,15 +1381,33 @@
         <w:t>Performance Otimizada:</w:t>
       </w:r>
       <w:r>
-        <w:t xml:space="preserve"> A integração de cache via @st.cache_resource no Streamlit e embeddings locais permite que a interface responda sem os engasgos típicos de soluções puramente baseadas em chamadas externas.</w:t>
-      </w:r>
-    </w:p>
-    <w:p>
-      <w:r>
-        <w:t>O pipeline de CI/CD automatizado via GitHub Actions garante que qualquer nova norma ou manual inserido na pasta /rag_docs seja rapidamente processado e disponibilizado em produção com estabilidade, mantendo a agilidade necessária para o cumprimento de normas regulatórias.</w:t>
-      </w:r>
-    </w:p>
-    <w:p/>
+        <w:t xml:space="preserve"> A integração de cache via @</w:t>
+      </w:r>
+      <w:proofErr w:type="gramStart"/>
+      <w:r>
+        <w:t>st.cache</w:t>
+      </w:r>
+      <w:proofErr w:type="gramEnd"/>
+      <w:r>
+        <w:t xml:space="preserve">_resource no </w:t>
+      </w:r>
+      <w:proofErr w:type="spellStart"/>
+      <w:r>
+        <w:t>Streamlit</w:t>
+      </w:r>
+      <w:proofErr w:type="spellEnd"/>
+      <w:r>
+        <w:t xml:space="preserve"> e </w:t>
+      </w:r>
+      <w:proofErr w:type="spellStart"/>
+      <w:r>
+        <w:t>embeddings</w:t>
+      </w:r>
+      <w:proofErr w:type="spellEnd"/>
+      <w:r>
+        <w:t xml:space="preserve"> locais permite que a interface responda sem os engasgos típicos de soluções puramente baseadas em chamadas externas.</w:t>
+      </w:r>
+    </w:p>
     <w:p>
       <w:pPr>
         <w:rPr>
@@ -1019,7 +1450,23 @@
     </w:p>
     <w:p>
       <w:r>
-        <w:t>A disponibilidade deste link em um ambiente Cloud Run demonstra a maturidade do pipeline de entrega do grupo Sintoni-IA, provando que a arquitetura é capaz de suportar demandas reais com alta performance. Para fins de auditoria técnica, fornecemos as instruções de replicação local abaixo.</w:t>
+        <w:t xml:space="preserve">A disponibilidade deste link em um ambiente Cloud </w:t>
+      </w:r>
+      <w:proofErr w:type="spellStart"/>
+      <w:r>
+        <w:t>Run</w:t>
+      </w:r>
+      <w:proofErr w:type="spellEnd"/>
+      <w:r>
+        <w:t xml:space="preserve"> demonstra a maturidade do pipeline de entrega do grupo </w:t>
+      </w:r>
+      <w:proofErr w:type="spellStart"/>
+      <w:r>
+        <w:t>Sintoni-IA</w:t>
+      </w:r>
+      <w:proofErr w:type="spellEnd"/>
+      <w:r>
+        <w:t>, provando que a arquitetura é capaz de suportar demandas reais com alta performance. Para fins de auditoria técnica, fornecemos as instruções de replicação local abaixo.</w:t>
       </w:r>
     </w:p>
     <w:p/>
@@ -1113,8 +1560,13 @@
         </w:numPr>
       </w:pPr>
       <w:r>
-        <w:t>Conta com acesso à API utilizada pelo OpenRouter</w:t>
-      </w:r>
+        <w:t xml:space="preserve">Conta com acesso à API utilizada pelo </w:t>
+      </w:r>
+      <w:proofErr w:type="spellStart"/>
+      <w:r>
+        <w:t>OpenRouter</w:t>
+      </w:r>
+      <w:proofErr w:type="spellEnd"/>
     </w:p>
     <w:p/>
     <w:p>
@@ -1172,18 +1624,67 @@
           <w:b/>
           <w:bCs/>
         </w:rPr>
-        <w:t>Linux / macOS</w:t>
-      </w:r>
-    </w:p>
-    <w:p>
-      <w:r>
-        <w:t>python -m venv .venv</w:t>
-      </w:r>
-    </w:p>
-    <w:p>
-      <w:r>
-        <w:t>source .venv/bin/activate</w:t>
-      </w:r>
+        <w:t xml:space="preserve">Linux / </w:t>
+      </w:r>
+      <w:proofErr w:type="spellStart"/>
+      <w:r>
+        <w:rPr>
+          <w:b/>
+          <w:bCs/>
+        </w:rPr>
+        <w:t>macOS</w:t>
+      </w:r>
+      <w:proofErr w:type="spellEnd"/>
+    </w:p>
+    <w:p>
+      <w:proofErr w:type="spellStart"/>
+      <w:r>
+        <w:t>python</w:t>
+      </w:r>
+      <w:proofErr w:type="spellEnd"/>
+      <w:r>
+        <w:t xml:space="preserve"> -m </w:t>
+      </w:r>
+      <w:proofErr w:type="spellStart"/>
+      <w:proofErr w:type="gramStart"/>
+      <w:r>
+        <w:t>venv</w:t>
+      </w:r>
+      <w:proofErr w:type="spellEnd"/>
+      <w:r>
+        <w:t xml:space="preserve"> .</w:t>
+      </w:r>
+      <w:proofErr w:type="spellStart"/>
+      <w:r>
+        <w:t>venv</w:t>
+      </w:r>
+      <w:proofErr w:type="spellEnd"/>
+      <w:proofErr w:type="gramEnd"/>
+    </w:p>
+    <w:p>
+      <w:proofErr w:type="spellStart"/>
+      <w:proofErr w:type="gramStart"/>
+      <w:r>
+        <w:t>source</w:t>
+      </w:r>
+      <w:proofErr w:type="spellEnd"/>
+      <w:r>
+        <w:t xml:space="preserve"> .</w:t>
+      </w:r>
+      <w:proofErr w:type="spellStart"/>
+      <w:r>
+        <w:t>venv</w:t>
+      </w:r>
+      <w:proofErr w:type="spellEnd"/>
+      <w:proofErr w:type="gramEnd"/>
+      <w:r>
+        <w:t>/bin/</w:t>
+      </w:r>
+      <w:proofErr w:type="spellStart"/>
+      <w:r>
+        <w:t>activate</w:t>
+      </w:r>
+      <w:proofErr w:type="spellEnd"/>
     </w:p>
     <w:p>
       <w:pPr>
@@ -1201,17 +1702,53 @@
       </w:r>
     </w:p>
     <w:p>
-      <w:r>
-        <w:t>python -m venv .venv</w:t>
-      </w:r>
-    </w:p>
-    <w:p>
-      <w:r>
-        <w:t>.venv\Scripts\activate</w:t>
-      </w:r>
-    </w:p>
-    <w:p>
-      <w:r>
+      <w:proofErr w:type="spellStart"/>
+      <w:r>
+        <w:t>python</w:t>
+      </w:r>
+      <w:proofErr w:type="spellEnd"/>
+      <w:r>
+        <w:t xml:space="preserve"> -m </w:t>
+      </w:r>
+      <w:proofErr w:type="spellStart"/>
+      <w:proofErr w:type="gramStart"/>
+      <w:r>
+        <w:t>venv</w:t>
+      </w:r>
+      <w:proofErr w:type="spellEnd"/>
+      <w:r>
+        <w:t xml:space="preserve"> .</w:t>
+      </w:r>
+      <w:proofErr w:type="spellStart"/>
+      <w:r>
+        <w:t>venv</w:t>
+      </w:r>
+      <w:proofErr w:type="spellEnd"/>
+      <w:proofErr w:type="gramEnd"/>
+    </w:p>
+    <w:p>
+      <w:proofErr w:type="gramStart"/>
+      <w:r>
+        <w:t>.</w:t>
+      </w:r>
+      <w:proofErr w:type="spellStart"/>
+      <w:r>
+        <w:t>venv</w:t>
+      </w:r>
+      <w:proofErr w:type="spellEnd"/>
+      <w:proofErr w:type="gramEnd"/>
+      <w:r>
+        <w:t>\Scripts\</w:t>
+      </w:r>
+      <w:proofErr w:type="spellStart"/>
+      <w:r>
+        <w:t>activate</w:t>
+      </w:r>
+      <w:proofErr w:type="spellEnd"/>
+    </w:p>
+    <w:p>
+      <w:r>
+        <w:lastRenderedPageBreak/>
         <w:t>Instale as dependências:</w:t>
       </w:r>
     </w:p>
@@ -1227,8 +1764,17 @@
           <w:b/>
           <w:bCs/>
         </w:rPr>
-        <w:t>Linux / macOS</w:t>
-      </w:r>
+        <w:t xml:space="preserve">Linux / </w:t>
+      </w:r>
+      <w:proofErr w:type="spellStart"/>
+      <w:r>
+        <w:rPr>
+          <w:b/>
+          <w:bCs/>
+        </w:rPr>
+        <w:t>macOS</w:t>
+      </w:r>
+      <w:proofErr w:type="spellEnd"/>
     </w:p>
     <w:p>
       <w:hyperlink r:id="rId12" w:tooltip="https://github.com/ajndantas/I2A2-Grupo_01/blob/master/Insurminds/Desafio%202/agente_chatbotseguro/Scripts/requirements.txt" w:history="1">
@@ -1241,8 +1787,21 @@
       </w:hyperlink>
     </w:p>
     <w:p>
-      <w:r>
-        <w:t>pip install -r requirements.txt</w:t>
+      <w:proofErr w:type="spellStart"/>
+      <w:r>
+        <w:t>pip</w:t>
+      </w:r>
+      <w:proofErr w:type="spellEnd"/>
+      <w:r>
+        <w:t xml:space="preserve"> </w:t>
+      </w:r>
+      <w:proofErr w:type="spellStart"/>
+      <w:r>
+        <w:t>install</w:t>
+      </w:r>
+      <w:proofErr w:type="spellEnd"/>
+      <w:r>
+        <w:t xml:space="preserve"> -r requirements.txt</w:t>
       </w:r>
     </w:p>
     <w:p>
@@ -1272,7 +1831,23 @@
     </w:p>
     <w:p>
       <w:r>
-        <w:t>1     pip install -r requirements_windows.txt</w:t>
+        <w:t xml:space="preserve">1     </w:t>
+      </w:r>
+      <w:proofErr w:type="spellStart"/>
+      <w:r>
+        <w:t>pip</w:t>
+      </w:r>
+      <w:proofErr w:type="spellEnd"/>
+      <w:r>
+        <w:t xml:space="preserve"> </w:t>
+      </w:r>
+      <w:proofErr w:type="spellStart"/>
+      <w:r>
+        <w:t>install</w:t>
+      </w:r>
+      <w:proofErr w:type="spellEnd"/>
+      <w:r>
+        <w:t xml:space="preserve"> -r requirements_windows.txt</w:t>
       </w:r>
     </w:p>
     <w:p>
@@ -1307,12 +1882,40 @@
     </w:p>
     <w:p>
       <w:r>
-        <w:t>Crie um arquivo .env dentro do diretório Scripts do ambiente virtual, contendo as variáveis necessárias:</w:t>
-      </w:r>
-    </w:p>
-    <w:p>
-      <w:r>
-        <w:t>cd .venv\Scripts</w:t>
+        <w:t xml:space="preserve">Crie um </w:t>
+      </w:r>
+      <w:proofErr w:type="gramStart"/>
+      <w:r>
+        <w:t>arquivo .</w:t>
+      </w:r>
+      <w:proofErr w:type="spellStart"/>
+      <w:r>
+        <w:t>env</w:t>
+      </w:r>
+      <w:proofErr w:type="spellEnd"/>
+      <w:proofErr w:type="gramEnd"/>
+      <w:r>
+        <w:t> dentro do diretório Scripts do ambiente virtual, contendo as variáveis necessárias:</w:t>
+      </w:r>
+    </w:p>
+    <w:p>
+      <w:proofErr w:type="spellStart"/>
+      <w:proofErr w:type="gramStart"/>
+      <w:r>
+        <w:t>cd</w:t>
+      </w:r>
+      <w:proofErr w:type="spellEnd"/>
+      <w:r>
+        <w:t xml:space="preserve"> .</w:t>
+      </w:r>
+      <w:proofErr w:type="spellStart"/>
+      <w:r>
+        <w:t>venv</w:t>
+      </w:r>
+      <w:proofErr w:type="spellEnd"/>
+      <w:proofErr w:type="gramEnd"/>
+      <w:r>
+        <w:t>\Scripts</w:t>
       </w:r>
     </w:p>
     <w:p>
@@ -1349,8 +1952,23 @@
       </w:r>
     </w:p>
     <w:p>
-      <w:r>
-        <w:t>cd .venv\Scripts</w:t>
+      <w:proofErr w:type="spellStart"/>
+      <w:proofErr w:type="gramStart"/>
+      <w:r>
+        <w:t>cd</w:t>
+      </w:r>
+      <w:proofErr w:type="spellEnd"/>
+      <w:r>
+        <w:t xml:space="preserve"> .</w:t>
+      </w:r>
+      <w:proofErr w:type="spellStart"/>
+      <w:r>
+        <w:t>venv</w:t>
+      </w:r>
+      <w:proofErr w:type="spellEnd"/>
+      <w:proofErr w:type="gramEnd"/>
+      <w:r>
+        <w:t>\Scripts</w:t>
       </w:r>
     </w:p>
     <w:p>
@@ -1422,8 +2040,17 @@
           <w:b/>
           <w:bCs/>
         </w:rPr>
-        <w:t xml:space="preserve"> 4 - Download do Modelo de Embedding</w:t>
-      </w:r>
+        <w:t xml:space="preserve"> 4 - Download do Modelo de </w:t>
+      </w:r>
+      <w:proofErr w:type="spellStart"/>
+      <w:r>
+        <w:rPr>
+          <w:b/>
+          <w:bCs/>
+        </w:rPr>
+        <w:t>Embedding</w:t>
+      </w:r>
+      <w:proofErr w:type="spellEnd"/>
     </w:p>
     <w:p>
       <w:r>
@@ -1438,7 +2065,23 @@
         </w:r>
       </w:hyperlink>
       <w:r>
-        <w:t>) do Hugging Face para embeddings.</w:t>
+        <w:t xml:space="preserve">) do </w:t>
+      </w:r>
+      <w:proofErr w:type="spellStart"/>
+      <w:r>
+        <w:t>Hugging</w:t>
+      </w:r>
+      <w:proofErr w:type="spellEnd"/>
+      <w:r>
+        <w:t xml:space="preserve"> Face para </w:t>
+      </w:r>
+      <w:proofErr w:type="spellStart"/>
+      <w:r>
+        <w:t>embeddings</w:t>
+      </w:r>
+      <w:proofErr w:type="spellEnd"/>
+      <w:r>
+        <w:t>.</w:t>
       </w:r>
     </w:p>
     <w:p>
@@ -1475,13 +2118,33 @@
       </w:r>
     </w:p>
     <w:p>
-      <w:r>
-        <w:t>cd .venv\Scripts</w:t>
-      </w:r>
-    </w:p>
-    <w:p>
-      <w:r>
-        <w:t>python huggingface_models_download.py</w:t>
+      <w:proofErr w:type="spellStart"/>
+      <w:proofErr w:type="gramStart"/>
+      <w:r>
+        <w:t>cd</w:t>
+      </w:r>
+      <w:proofErr w:type="spellEnd"/>
+      <w:r>
+        <w:t xml:space="preserve"> .</w:t>
+      </w:r>
+      <w:proofErr w:type="spellStart"/>
+      <w:r>
+        <w:t>venv</w:t>
+      </w:r>
+      <w:proofErr w:type="spellEnd"/>
+      <w:proofErr w:type="gramEnd"/>
+      <w:r>
+        <w:t>\Scripts</w:t>
+      </w:r>
+    </w:p>
+    <w:p>
+      <w:proofErr w:type="spellStart"/>
+      <w:r>
+        <w:t>python</w:t>
+      </w:r>
+      <w:proofErr w:type="spellEnd"/>
+      <w:r>
+        <w:t xml:space="preserve"> huggingface_models_download.py</w:t>
       </w:r>
     </w:p>
     <w:p>
@@ -1528,8 +2191,16 @@
           <w:rPr>
             <w:rStyle w:val="Hyperlink"/>
           </w:rPr>
-          <w:t>/rag_docs</w:t>
+          <w:t>/</w:t>
         </w:r>
+        <w:proofErr w:type="spellStart"/>
+        <w:r>
+          <w:rPr>
+            <w:rStyle w:val="Hyperlink"/>
+          </w:rPr>
+          <w:t>rag_docs</w:t>
+        </w:r>
+        <w:proofErr w:type="spellEnd"/>
       </w:hyperlink>
       <w:r>
         <w:t>, dentro de Scripts, deve conter os documentos utilizados pelo mecanismo RAG, como:</w:t>
@@ -1543,6 +2214,7 @@
         </w:numPr>
       </w:pPr>
       <w:r>
+        <w:lastRenderedPageBreak/>
         <w:t>Apólices</w:t>
       </w:r>
     </w:p>
@@ -1553,9 +2225,11 @@
           <w:numId w:val="13"/>
         </w:numPr>
       </w:pPr>
+      <w:proofErr w:type="spellStart"/>
       <w:r>
         <w:t>FAQs</w:t>
       </w:r>
+      <w:proofErr w:type="spellEnd"/>
     </w:p>
     <w:p>
       <w:pPr>
@@ -1611,17 +2285,47 @@
           <w:b/>
           <w:bCs/>
         </w:rPr>
-        <w:t>️ 6 - Execução Local com Streamlit</w:t>
-      </w:r>
-    </w:p>
-    <w:p>
-      <w:r>
-        <w:t>Após instalar as dependências, configurar as variáveis e baixar o modelo de embedding, execute o comando a seguir:</w:t>
-      </w:r>
-    </w:p>
-    <w:p>
-      <w:r>
-        <w:t>streamlit run app.py</w:t>
+        <w:t xml:space="preserve">️ 6 - Execução Local com </w:t>
+      </w:r>
+      <w:proofErr w:type="spellStart"/>
+      <w:r>
+        <w:rPr>
+          <w:b/>
+          <w:bCs/>
+        </w:rPr>
+        <w:t>Streamlit</w:t>
+      </w:r>
+      <w:proofErr w:type="spellEnd"/>
+    </w:p>
+    <w:p>
+      <w:r>
+        <w:t xml:space="preserve">Após instalar as dependências, configurar as variáveis e baixar o modelo de </w:t>
+      </w:r>
+      <w:proofErr w:type="spellStart"/>
+      <w:r>
+        <w:t>embedding</w:t>
+      </w:r>
+      <w:proofErr w:type="spellEnd"/>
+      <w:r>
+        <w:t>, execute o comando a seguir:</w:t>
+      </w:r>
+    </w:p>
+    <w:p>
+      <w:proofErr w:type="spellStart"/>
+      <w:r>
+        <w:t>streamlit</w:t>
+      </w:r>
+      <w:proofErr w:type="spellEnd"/>
+      <w:r>
+        <w:t xml:space="preserve"> </w:t>
+      </w:r>
+      <w:proofErr w:type="spellStart"/>
+      <w:r>
+        <w:t>run</w:t>
+      </w:r>
+      <w:proofErr w:type="spellEnd"/>
+      <w:r>
+        <w:t xml:space="preserve"> app.py</w:t>
       </w:r>
     </w:p>
     <w:p>
@@ -1660,6 +2364,7 @@
       <w:r>
         <w:t xml:space="preserve">O grupo </w:t>
       </w:r>
+      <w:proofErr w:type="spellStart"/>
       <w:r>
         <w:rPr>
           <w:b/>
@@ -1667,6 +2372,7 @@
         </w:rPr>
         <w:t>Sintoni-IA</w:t>
       </w:r>
+      <w:proofErr w:type="spellEnd"/>
       <w:r>
         <w:t xml:space="preserve"> é o responsável pela arquitetura, desenvolvimento e entrega desta solução de inteligência artificial generativa.</w:t>
       </w:r>
@@ -1905,8 +2611,13 @@
             <w:hideMark/>
           </w:tcPr>
           <w:p>
+            <w:proofErr w:type="spellStart"/>
             <w:r>
-              <w:t>Letivan Gonçalves de Mendonça Filho</w:t>
+              <w:t>Letivan</w:t>
+            </w:r>
+            <w:proofErr w:type="spellEnd"/>
+            <w:r>
+              <w:t xml:space="preserve"> Gonçalves de Mendonça Filho</w:t>
             </w:r>
           </w:p>
         </w:tc>
@@ -1933,7 +2644,15 @@
     <w:p/>
     <w:p>
       <w:r>
-        <w:t>Este projeto reafirma o compromisso do grupo Sintoni-IA com a inovação ética</w:t>
+        <w:t xml:space="preserve">Este projeto reafirma o compromisso do grupo </w:t>
+      </w:r>
+      <w:proofErr w:type="spellStart"/>
+      <w:r>
+        <w:t>Sintoni-IA</w:t>
+      </w:r>
+      <w:proofErr w:type="spellEnd"/>
+      <w:r>
+        <w:t xml:space="preserve"> com a inovação ética</w:t>
       </w:r>
       <w:r>
         <w:t xml:space="preserve"> </w:t>
@@ -1986,12 +2705,14 @@
         <w:t xml:space="preserve">Utilizar o script </w:t>
       </w:r>
       <w:hyperlink r:id="rId1" w:history="1">
+        <w:proofErr w:type="spellStart"/>
         <w:r>
           <w:rPr>
             <w:rStyle w:val="Hyperlink"/>
           </w:rPr>
           <w:t>docker-image-agente_chatbotseguro.yml</w:t>
         </w:r>
+        <w:proofErr w:type="spellEnd"/>
       </w:hyperlink>
       <w:r>
         <w:t xml:space="preserve"> como contexto para a IA criar esse diagrama e fornecer uma breve descrição sobre ele.</w:t>
@@ -2208,7 +2929,7 @@
 <w:numbering xmlns:wpc="http://schemas.microsoft.com/office/word/2010/wordprocessingCanvas" xmlns:cx="http://schemas.microsoft.com/office/drawing/2014/chartex" xmlns:cx1="http://schemas.microsoft.com/office/drawing/2015/9/8/chartex" xmlns:cx2="http://schemas.microsoft.com/office/drawing/2015/10/21/chartex" xmlns:cx3="http://schemas.microsoft.com/office/drawing/2016/5/9/chartex" xmlns:cx4="http://schemas.microsoft.com/office/drawing/2016/5/10/chartex" xmlns:cx5="http://schemas.microsoft.com/office/drawing/2016/5/11/chartex" xmlns:cx6="http://schemas.microsoft.com/office/drawing/2016/5/12/chartex" xmlns:cx7="http://schemas.microsoft.com/office/drawing/2016/5/13/chartex" xmlns:cx8="http://schemas.microsoft.com/office/drawing/2016/5/14/chartex" xmlns:mc="http://schemas.openxmlformats.org/markup-compatibility/2006" xmlns:aink="http://schemas.microsoft.com/office/drawing/2016/ink" xmlns:am3d="http://schemas.microsoft.com/office/drawing/2017/model3d" xmlns:o="urn:schemas-microsoft-com:office:office" xmlns:oel="http://schemas.microsoft.com/office/2019/extlst" xmlns:r="http://schemas.openxmlformats.org/officeDocument/2006/relationships" xmlns:m="http://schemas.openxmlformats.org/officeDocument/2006/math" xmlns:v="urn:schemas-microsoft-com:vml" xmlns:wp14="http://schemas.microsoft.com/office/word/2010/wordprocessingDrawing" xmlns:wp="http://schemas.openxmlformats.org/drawingml/2006/wordprocessingDrawing" xmlns:w10="urn:schemas-microsoft-com:office:word" xmlns:w="http://schemas.openxmlformats.org/wordprocessingml/2006/main" xmlns:w14="http://schemas.microsoft.com/office/word/2010/wordml" xmlns:w15="http://schemas.microsoft.com/office/word/2012/wordml" xmlns:w16cex="http://schemas.microsoft.com/office/word/2018/wordml/cex" xmlns:w16cid="http://schemas.microsoft.com/office/word/2016/wordml/cid" xmlns:w16="http://schemas.microsoft.com/office/word/2018/wordml" xmlns:w16sdtdh="http://schemas.microsoft.com/office/word/2020/wordml/sdtdatahash" xmlns:w16se="http://schemas.microsoft.com/office/word/2015/wordml/symex" xmlns:wpg="http://schemas.microsoft.com/office/word/2010/wordprocessingGroup" xmlns:wpi="http://schemas.microsoft.com/office/word/2010/wordprocessingInk" xmlns:wne="http://schemas.microsoft.com/office/word/2006/wordml" xmlns:wps="http://schemas.microsoft.com/office/word/2010/wordprocessingShape" mc:Ignorable="w14 w15 w16se w16cid w16 w16cex w16sdtdh wp14">
   <w:numPicBullet w:numPicBulletId="0">
     <w:pict>
-      <v:rect id="_x0000_i1034" style="width:0;height:3pt" o:hralign="center" o:bullet="t" o:hrstd="t" o:hr="t" fillcolor="#a0a0a0" stroked="f"/>
+      <v:rect id="_x0000_i1036" style="width:0;height:3pt" o:hralign="center" o:bullet="t" o:hrstd="t" o:hr="t" fillcolor="#a0a0a0" stroked="f"/>
     </w:pict>
   </w:numPicBullet>
   <w:abstractNum w:abstractNumId="0" w15:restartNumberingAfterBreak="0">
